--- a/paRsynth_methods_draft.docx
+++ b/paRsynth_methods_draft.docx
@@ -11,6 +11,18 @@
     <w:p>
       <w:r>
         <w:t>TKTKTKTK</w:t>
+      </w:r>
+    </w:p>
+    <w:p/>
+    <w:p>
+      <w:r>
+        <w:t>Anoth</w:t>
+      </w:r>
+      <w:r>
+        <w:t>e</w:t>
+      </w:r>
+      <w:r>
+        <w:t>r change</w:t>
       </w:r>
     </w:p>
     <w:sectPr>

--- a/paRsynth_methods_draft.docx
+++ b/paRsynth_methods_draft.docx
@@ -3,27 +3,598 @@
 <w:document xmlns:wpc="http://schemas.microsoft.com/office/word/2010/wordprocessingCanvas" xmlns:cx="http://schemas.microsoft.com/office/drawing/2014/chartex" xmlns:cx1="http://schemas.microsoft.com/office/drawing/2015/9/8/chartex" xmlns:cx2="http://schemas.microsoft.com/office/drawing/2015/10/21/chartex" xmlns:cx3="http://schemas.microsoft.com/office/drawing/2016/5/9/chartex" xmlns:cx4="http://schemas.microsoft.com/office/drawing/2016/5/10/chartex" xmlns:cx5="http://schemas.microsoft.com/office/drawing/2016/5/11/chartex" xmlns:cx6="http://schemas.microsoft.com/office/drawing/2016/5/12/chartex" xmlns:cx7="http://schemas.microsoft.com/office/drawing/2016/5/13/chartex" xmlns:cx8="http://schemas.microsoft.com/office/drawing/2016/5/14/chartex" xmlns:mc="http://schemas.openxmlformats.org/markup-compatibility/2006" xmlns:aink="http://schemas.microsoft.com/office/drawing/2016/ink" xmlns:am3d="http://schemas.microsoft.com/office/drawing/2017/model3d" xmlns:o="urn:schemas-microsoft-com:office:office" xmlns:oel="http://schemas.microsoft.com/office/2019/extlst" xmlns:r="http://schemas.openxmlformats.org/officeDocument/2006/relationships" xmlns:m="http://schemas.openxmlformats.org/officeDocument/2006/math" xmlns:v="urn:schemas-microsoft-com:vml" xmlns:wp14="http://schemas.microsoft.com/office/word/2010/wordprocessingDrawing" xmlns:wp="http://schemas.openxmlformats.org/drawingml/2006/wordprocessingDrawing" xmlns:w10="urn:schemas-microsoft-com:office:word" xmlns:w="http://schemas.openxmlformats.org/wordprocessingml/2006/main" xmlns:w14="http://schemas.microsoft.com/office/word/2010/wordml" xmlns:w15="http://schemas.microsoft.com/office/word/2012/wordml" xmlns:w16cex="http://schemas.microsoft.com/office/word/2018/wordml/cex" xmlns:w16cid="http://schemas.microsoft.com/office/word/2016/wordml/cid" xmlns:w16="http://schemas.microsoft.com/office/word/2018/wordml" xmlns:w16du="http://schemas.microsoft.com/office/word/2023/wordml/word16du" xmlns:w16sdtdh="http://schemas.microsoft.com/office/word/2020/wordml/sdtdatahash" xmlns:w16se="http://schemas.microsoft.com/office/word/2015/wordml/symex" xmlns:wpg="http://schemas.microsoft.com/office/word/2010/wordprocessingGroup" xmlns:wpi="http://schemas.microsoft.com/office/word/2010/wordprocessingInk" xmlns:wne="http://schemas.microsoft.com/office/word/2006/wordml" xmlns:wps="http://schemas.microsoft.com/office/word/2010/wordprocessingShape" mc:Ignorable="w14 w15 w16se w16cid w16 w16cex w16sdtdh w16du wp14">
   <w:body>
     <w:p>
-      <w:r>
-        <w:t>TKTKTKTKTK</w:t>
-      </w:r>
-    </w:p>
-    <w:p/>
-    <w:p>
-      <w:r>
-        <w:t>TKTKTKTK</w:t>
-      </w:r>
-    </w:p>
-    <w:p/>
-    <w:p>
-      <w:r>
-        <w:t>Anoth</w:t>
-      </w:r>
-      <w:r>
-        <w:t>e</w:t>
-      </w:r>
-      <w:r>
-        <w:t>r change</w:t>
-      </w:r>
+      <w:pPr>
+        <w:rPr>
+          <w:rFonts w:ascii="Arial" w:hAnsi="Arial" w:cs="Arial"/>
+        </w:rPr>
+      </w:pPr>
+      <w:r>
+        <w:rPr>
+          <w:rFonts w:ascii="Arial" w:hAnsi="Arial" w:cs="Arial"/>
+          <w:b/>
+          <w:bCs/>
+        </w:rPr>
+        <w:t>Title</w:t>
+      </w:r>
+      <w:r>
+        <w:rPr>
+          <w:rFonts w:ascii="Arial" w:hAnsi="Arial" w:cs="Arial"/>
+        </w:rPr>
+        <w:t>:</w:t>
+      </w:r>
+      <w:r>
+        <w:rPr>
+          <w:rFonts w:ascii="Arial" w:hAnsi="Arial" w:cs="Arial"/>
+        </w:rPr>
+        <w:t xml:space="preserve"> TKTK</w:t>
+      </w:r>
+    </w:p>
+    <w:p>
+      <w:pPr>
+        <w:rPr>
+          <w:rFonts w:ascii="Arial" w:hAnsi="Arial" w:cs="Arial"/>
+        </w:rPr>
+      </w:pPr>
+    </w:p>
+    <w:p>
+      <w:pPr>
+        <w:rPr>
+          <w:rFonts w:ascii="Arial" w:hAnsi="Arial" w:cs="Arial"/>
+        </w:rPr>
+      </w:pPr>
+      <w:r>
+        <w:rPr>
+          <w:rFonts w:ascii="Arial" w:hAnsi="Arial" w:cs="Arial"/>
+          <w:b/>
+          <w:bCs/>
+        </w:rPr>
+        <w:t>Running Title</w:t>
+      </w:r>
+      <w:r>
+        <w:rPr>
+          <w:rFonts w:ascii="Arial" w:hAnsi="Arial" w:cs="Arial"/>
+        </w:rPr>
+        <w:t>:</w:t>
+      </w:r>
+      <w:r>
+        <w:rPr>
+          <w:rFonts w:ascii="Arial" w:hAnsi="Arial" w:cs="Arial"/>
+        </w:rPr>
+        <w:t xml:space="preserve"> </w:t>
+      </w:r>
+      <w:r>
+        <w:rPr>
+          <w:rFonts w:ascii="Arial" w:hAnsi="Arial" w:cs="Arial"/>
+        </w:rPr>
+        <w:t>TKTK</w:t>
+      </w:r>
+      <w:r>
+        <w:rPr>
+          <w:rFonts w:ascii="Arial" w:hAnsi="Arial" w:cs="Arial"/>
+        </w:rPr>
+        <w:t xml:space="preserve"> </w:t>
+      </w:r>
+      <w:proofErr w:type="spellStart"/>
+      <w:r>
+        <w:rPr>
+          <w:rFonts w:ascii="Arial" w:hAnsi="Arial" w:cs="Arial"/>
+        </w:rPr>
+        <w:t>paRsynth</w:t>
+      </w:r>
+      <w:proofErr w:type="spellEnd"/>
+      <w:r>
+        <w:rPr>
+          <w:rFonts w:ascii="Arial" w:hAnsi="Arial" w:cs="Arial"/>
+        </w:rPr>
+        <w:t xml:space="preserve"> methods</w:t>
+      </w:r>
+    </w:p>
+    <w:p>
+      <w:pPr>
+        <w:rPr>
+          <w:rFonts w:ascii="Arial" w:hAnsi="Arial" w:cs="Arial"/>
+        </w:rPr>
+      </w:pPr>
+    </w:p>
+    <w:p>
+      <w:pPr>
+        <w:rPr>
+          <w:rFonts w:ascii="Arial" w:hAnsi="Arial" w:cs="Arial"/>
+        </w:rPr>
+      </w:pPr>
+      <w:r>
+        <w:rPr>
+          <w:rFonts w:ascii="Arial" w:hAnsi="Arial" w:cs="Arial"/>
+          <w:b/>
+          <w:bCs/>
+        </w:rPr>
+        <w:t>Authors</w:t>
+      </w:r>
+      <w:r>
+        <w:rPr>
+          <w:rFonts w:ascii="Arial" w:hAnsi="Arial" w:cs="Arial"/>
+        </w:rPr>
+        <w:t>:</w:t>
+      </w:r>
+      <w:r>
+        <w:rPr>
+          <w:rFonts w:ascii="Arial" w:hAnsi="Arial" w:cs="Arial"/>
+        </w:rPr>
+        <w:t xml:space="preserve"> Coppinger, B.A.</w:t>
+      </w:r>
+      <w:r>
+        <w:rPr>
+          <w:rFonts w:ascii="Arial" w:hAnsi="Arial" w:cs="Arial"/>
+        </w:rPr>
+        <w:t xml:space="preserve">, </w:t>
+      </w:r>
+      <w:r>
+        <w:rPr>
+          <w:rFonts w:ascii="Arial" w:hAnsi="Arial" w:cs="Arial"/>
+        </w:rPr>
+        <w:t>*Cross, A., *</w:t>
+      </w:r>
+      <w:r>
+        <w:rPr>
+          <w:rFonts w:ascii="Arial" w:hAnsi="Arial" w:cs="Arial"/>
+        </w:rPr>
+        <w:t xml:space="preserve">Samman, R., </w:t>
+      </w:r>
+      <w:r>
+        <w:rPr>
+          <w:rFonts w:ascii="Arial" w:hAnsi="Arial" w:cs="Arial"/>
+        </w:rPr>
+        <w:t>*</w:t>
+      </w:r>
+      <w:r>
+        <w:rPr>
+          <w:rFonts w:ascii="Arial" w:hAnsi="Arial" w:cs="Arial"/>
+        </w:rPr>
+        <w:t>Ju</w:t>
+      </w:r>
+      <w:r>
+        <w:rPr>
+          <w:rFonts w:ascii="Arial" w:hAnsi="Arial" w:cs="Arial"/>
+        </w:rPr>
+        <w:t>á</w:t>
+      </w:r>
+      <w:r>
+        <w:rPr>
+          <w:rFonts w:ascii="Arial" w:hAnsi="Arial" w:cs="Arial"/>
+        </w:rPr>
+        <w:t xml:space="preserve">rez, </w:t>
+      </w:r>
+      <w:r>
+        <w:rPr>
+          <w:rFonts w:ascii="Arial" w:hAnsi="Arial" w:cs="Arial"/>
+        </w:rPr>
+        <w:t xml:space="preserve">A., </w:t>
+      </w:r>
+      <w:r>
+        <w:rPr>
+          <w:rFonts w:ascii="Arial" w:hAnsi="Arial" w:cs="Arial"/>
+        </w:rPr>
+        <w:t xml:space="preserve">*Eckhardt, S.G., </w:t>
+      </w:r>
+      <w:r>
+        <w:rPr>
+          <w:rFonts w:ascii="Arial" w:hAnsi="Arial" w:cs="Arial"/>
+        </w:rPr>
+        <w:t>*</w:t>
+      </w:r>
+      <w:r>
+        <w:rPr>
+          <w:rFonts w:ascii="Arial" w:hAnsi="Arial" w:cs="Arial"/>
+        </w:rPr>
+        <w:t xml:space="preserve">Ferdinand, V., </w:t>
+      </w:r>
+      <w:r>
+        <w:rPr>
+          <w:rFonts w:ascii="Arial" w:hAnsi="Arial" w:cs="Arial"/>
+        </w:rPr>
+        <w:t>Smith-Vidaurre, G.</w:t>
+      </w:r>
+    </w:p>
+    <w:p>
+      <w:pPr>
+        <w:rPr>
+          <w:rFonts w:ascii="Arial" w:hAnsi="Arial" w:cs="Arial"/>
+        </w:rPr>
+      </w:pPr>
+    </w:p>
+    <w:p>
+      <w:pPr>
+        <w:rPr>
+          <w:rFonts w:ascii="Arial" w:hAnsi="Arial" w:cs="Arial"/>
+        </w:rPr>
+      </w:pPr>
+      <w:r>
+        <w:rPr>
+          <w:rFonts w:ascii="Arial" w:hAnsi="Arial" w:cs="Arial"/>
+          <w:b/>
+          <w:bCs/>
+        </w:rPr>
+        <w:t>Affiliations</w:t>
+      </w:r>
+      <w:r>
+        <w:rPr>
+          <w:rFonts w:ascii="Arial" w:hAnsi="Arial" w:cs="Arial"/>
+        </w:rPr>
+        <w:t>:</w:t>
+      </w:r>
+      <w:r>
+        <w:rPr>
+          <w:rFonts w:ascii="Arial" w:hAnsi="Arial" w:cs="Arial"/>
+        </w:rPr>
+        <w:t xml:space="preserve"> TKTK update</w:t>
+      </w:r>
+    </w:p>
+    <w:p>
+      <w:pPr>
+        <w:rPr>
+          <w:rFonts w:ascii="Arial" w:hAnsi="Arial" w:cs="Arial"/>
+        </w:rPr>
+      </w:pPr>
+    </w:p>
+    <w:p>
+      <w:pPr>
+        <w:pStyle w:val="BodyA"/>
+        <w:rPr>
+          <w:rFonts w:ascii="Arial" w:eastAsia="Arial" w:hAnsi="Arial" w:cs="Arial"/>
+          <w:sz w:val="24"/>
+          <w:szCs w:val="24"/>
+        </w:rPr>
+      </w:pPr>
+      <w:r>
+        <w:rPr>
+          <w:rFonts w:ascii="Arial" w:hAnsi="Arial" w:cs="Arial"/>
+          <w:sz w:val="24"/>
+          <w:szCs w:val="24"/>
+          <w:vertAlign w:val="superscript"/>
+        </w:rPr>
+        <w:t>1</w:t>
+      </w:r>
+      <w:r>
+        <w:rPr>
+          <w:rFonts w:ascii="Arial" w:hAnsi="Arial" w:cs="Arial"/>
+          <w:sz w:val="24"/>
+          <w:szCs w:val="24"/>
+        </w:rPr>
+        <w:t>Department of Integrative Biology</w:t>
+      </w:r>
+      <w:r>
+        <w:rPr>
+          <w:rFonts w:ascii="Arial" w:hAnsi="Arial" w:cs="Arial"/>
+          <w:sz w:val="24"/>
+          <w:szCs w:val="24"/>
+        </w:rPr>
+        <w:t xml:space="preserve">, </w:t>
+      </w:r>
+      <w:r>
+        <w:rPr>
+          <w:rFonts w:ascii="Arial" w:hAnsi="Arial" w:cs="Arial"/>
+          <w:sz w:val="24"/>
+          <w:szCs w:val="24"/>
+        </w:rPr>
+        <w:t>Michigan State University, East Lansing, MI USA</w:t>
+      </w:r>
+    </w:p>
+    <w:p>
+      <w:pPr>
+        <w:pStyle w:val="BodyA"/>
+        <w:rPr>
+          <w:rFonts w:ascii="Arial" w:eastAsia="Arial" w:hAnsi="Arial" w:cs="Arial"/>
+          <w:sz w:val="24"/>
+          <w:szCs w:val="24"/>
+        </w:rPr>
+      </w:pPr>
+      <w:r>
+        <w:rPr>
+          <w:rFonts w:ascii="Arial" w:hAnsi="Arial" w:cs="Arial"/>
+          <w:sz w:val="24"/>
+          <w:szCs w:val="24"/>
+          <w:vertAlign w:val="superscript"/>
+        </w:rPr>
+        <w:t>2</w:t>
+      </w:r>
+      <w:r>
+        <w:rPr>
+          <w:rFonts w:ascii="Arial" w:hAnsi="Arial" w:cs="Arial"/>
+          <w:sz w:val="24"/>
+          <w:szCs w:val="24"/>
+        </w:rPr>
+        <w:t>Department of Computational Mathematics, Science, and Engineering</w:t>
+      </w:r>
+      <w:r>
+        <w:rPr>
+          <w:rFonts w:ascii="Arial" w:hAnsi="Arial" w:cs="Arial"/>
+          <w:sz w:val="24"/>
+          <w:szCs w:val="24"/>
+        </w:rPr>
+        <w:t xml:space="preserve">, </w:t>
+      </w:r>
+      <w:r>
+        <w:rPr>
+          <w:rFonts w:ascii="Arial" w:hAnsi="Arial" w:cs="Arial"/>
+          <w:sz w:val="24"/>
+          <w:szCs w:val="24"/>
+        </w:rPr>
+        <w:t>Michigan State University, East Lansing, MI USA</w:t>
+      </w:r>
+    </w:p>
+    <w:p>
+      <w:pPr>
+        <w:pStyle w:val="BodyA"/>
+        <w:rPr>
+          <w:rFonts w:ascii="Arial" w:eastAsia="Arial" w:hAnsi="Arial" w:cs="Arial"/>
+          <w:sz w:val="24"/>
+          <w:szCs w:val="24"/>
+        </w:rPr>
+      </w:pPr>
+      <w:r>
+        <w:rPr>
+          <w:rFonts w:ascii="Arial" w:hAnsi="Arial" w:cs="Arial"/>
+          <w:sz w:val="24"/>
+          <w:szCs w:val="24"/>
+          <w:vertAlign w:val="superscript"/>
+        </w:rPr>
+        <w:t>3</w:t>
+      </w:r>
+      <w:r>
+        <w:rPr>
+          <w:rFonts w:ascii="Arial" w:hAnsi="Arial" w:cs="Arial"/>
+          <w:sz w:val="24"/>
+          <w:szCs w:val="24"/>
+        </w:rPr>
+        <w:t>Ecology, Evolution, and Behavior Program</w:t>
+      </w:r>
+      <w:r>
+        <w:rPr>
+          <w:rFonts w:ascii="Arial" w:eastAsia="Arial" w:hAnsi="Arial" w:cs="Arial"/>
+          <w:sz w:val="24"/>
+          <w:szCs w:val="24"/>
+        </w:rPr>
+        <w:t xml:space="preserve">, </w:t>
+      </w:r>
+      <w:r>
+        <w:rPr>
+          <w:rFonts w:ascii="Arial" w:hAnsi="Arial" w:cs="Arial"/>
+          <w:sz w:val="24"/>
+          <w:szCs w:val="24"/>
+        </w:rPr>
+        <w:t>Michigan State University, East Lansing, MI USA</w:t>
+      </w:r>
+    </w:p>
+    <w:p>
+      <w:pPr>
+        <w:rPr>
+          <w:rFonts w:ascii="Arial" w:hAnsi="Arial" w:cs="Arial"/>
+        </w:rPr>
+      </w:pPr>
+    </w:p>
+    <w:p>
+      <w:pPr>
+        <w:rPr>
+          <w:rFonts w:ascii="Arial" w:hAnsi="Arial" w:cs="Arial"/>
+        </w:rPr>
+      </w:pPr>
+      <w:r>
+        <w:rPr>
+          <w:rFonts w:ascii="Arial" w:hAnsi="Arial" w:cs="Arial"/>
+          <w:b/>
+          <w:bCs/>
+        </w:rPr>
+        <w:t>Target Journal</w:t>
+      </w:r>
+      <w:r>
+        <w:rPr>
+          <w:rFonts w:ascii="Arial" w:hAnsi="Arial" w:cs="Arial"/>
+        </w:rPr>
+        <w:t>:</w:t>
+      </w:r>
+      <w:r>
+        <w:rPr>
+          <w:rFonts w:ascii="Arial" w:hAnsi="Arial" w:cs="Arial"/>
+        </w:rPr>
+        <w:t xml:space="preserve"> </w:t>
+      </w:r>
+      <w:hyperlink r:id="rId4" w:history="1">
+        <w:r>
+          <w:rPr>
+            <w:rStyle w:val="Hyperlink"/>
+            <w:rFonts w:ascii="Arial" w:hAnsi="Arial" w:cs="Arial"/>
+          </w:rPr>
+          <w:t>Methods in Ecology and Evolution</w:t>
+        </w:r>
+      </w:hyperlink>
+    </w:p>
+    <w:p>
+      <w:pPr>
+        <w:rPr>
+          <w:rFonts w:ascii="Arial" w:hAnsi="Arial" w:cs="Arial"/>
+        </w:rPr>
+      </w:pPr>
+    </w:p>
+    <w:p>
+      <w:pPr>
+        <w:rPr>
+          <w:rFonts w:ascii="Arial" w:hAnsi="Arial" w:cs="Arial"/>
+        </w:rPr>
+      </w:pPr>
+      <w:r>
+        <w:rPr>
+          <w:rFonts w:ascii="Arial" w:hAnsi="Arial" w:cs="Arial"/>
+          <w:b/>
+          <w:bCs/>
+        </w:rPr>
+        <w:t>Article Type</w:t>
+      </w:r>
+      <w:r>
+        <w:rPr>
+          <w:rFonts w:ascii="Arial" w:hAnsi="Arial" w:cs="Arial"/>
+        </w:rPr>
+        <w:t>: Research Article</w:t>
+      </w:r>
+    </w:p>
+    <w:p>
+      <w:pPr>
+        <w:rPr>
+          <w:rFonts w:ascii="Arial" w:hAnsi="Arial" w:cs="Arial"/>
+        </w:rPr>
+      </w:pPr>
+    </w:p>
+    <w:p>
+      <w:pPr>
+        <w:rPr>
+          <w:rFonts w:ascii="Arial" w:hAnsi="Arial" w:cs="Arial"/>
+        </w:rPr>
+      </w:pPr>
+      <w:r>
+        <w:rPr>
+          <w:rFonts w:ascii="Arial" w:hAnsi="Arial" w:cs="Arial"/>
+          <w:b/>
+          <w:bCs/>
+        </w:rPr>
+        <w:t>Word Count</w:t>
+      </w:r>
+      <w:r>
+        <w:rPr>
+          <w:rFonts w:ascii="Arial" w:hAnsi="Arial" w:cs="Arial"/>
+        </w:rPr>
+        <w:t xml:space="preserve">: </w:t>
+      </w:r>
+      <w:r>
+        <w:rPr>
+          <w:rFonts w:ascii="Arial" w:hAnsi="Arial" w:cs="Arial"/>
+        </w:rPr>
+        <w:t>8</w:t>
+      </w:r>
+      <w:r>
+        <w:rPr>
+          <w:rFonts w:ascii="Arial" w:hAnsi="Arial" w:cs="Arial"/>
+        </w:rPr>
+        <w:t xml:space="preserve">000 </w:t>
+      </w:r>
+      <w:r>
+        <w:rPr>
+          <w:rFonts w:ascii="Arial" w:hAnsi="Arial" w:cs="Arial"/>
+        </w:rPr>
+        <w:t xml:space="preserve">word </w:t>
+      </w:r>
+      <w:r>
+        <w:rPr>
+          <w:rFonts w:ascii="Arial" w:hAnsi="Arial" w:cs="Arial"/>
+        </w:rPr>
+        <w:t>limit</w:t>
+      </w:r>
+      <w:r>
+        <w:rPr>
+          <w:rFonts w:ascii="Arial" w:hAnsi="Arial" w:cs="Arial"/>
+        </w:rPr>
+        <w:t xml:space="preserve"> (</w:t>
+      </w:r>
+      <w:r>
+        <w:rPr>
+          <w:rFonts w:ascii="Arial" w:hAnsi="Arial" w:cs="Arial"/>
+        </w:rPr>
+        <w:t>includes references</w:t>
+      </w:r>
+      <w:r>
+        <w:rPr>
+          <w:rFonts w:ascii="Arial" w:hAnsi="Arial" w:cs="Arial"/>
+        </w:rPr>
+        <w:t xml:space="preserve">, </w:t>
+      </w:r>
+      <w:r>
+        <w:rPr>
+          <w:rFonts w:ascii="Arial" w:hAnsi="Arial" w:cs="Arial"/>
+        </w:rPr>
+        <w:t>fi</w:t>
+      </w:r>
+      <w:r>
+        <w:rPr>
+          <w:rFonts w:ascii="Arial" w:hAnsi="Arial" w:cs="Arial"/>
+        </w:rPr>
+        <w:t>g</w:t>
+      </w:r>
+      <w:r>
+        <w:rPr>
+          <w:rFonts w:ascii="Arial" w:hAnsi="Arial" w:cs="Arial"/>
+        </w:rPr>
+        <w:t xml:space="preserve">ure captions, </w:t>
+      </w:r>
+      <w:r>
+        <w:rPr>
+          <w:rFonts w:ascii="Arial" w:hAnsi="Arial" w:cs="Arial"/>
+        </w:rPr>
+        <w:t>tables)</w:t>
+      </w:r>
+    </w:p>
+    <w:p>
+      <w:pPr>
+        <w:rPr>
+          <w:rFonts w:ascii="Arial" w:hAnsi="Arial" w:cs="Arial"/>
+        </w:rPr>
+      </w:pPr>
+    </w:p>
+    <w:p>
+      <w:pPr>
+        <w:rPr>
+          <w:rFonts w:ascii="Arial" w:hAnsi="Arial" w:cs="Arial"/>
+        </w:rPr>
+      </w:pPr>
+      <w:r>
+        <w:rPr>
+          <w:rFonts w:ascii="Arial" w:hAnsi="Arial" w:cs="Arial"/>
+          <w:b/>
+          <w:bCs/>
+        </w:rPr>
+        <w:t>M</w:t>
+      </w:r>
+      <w:r>
+        <w:rPr>
+          <w:rFonts w:ascii="Arial" w:hAnsi="Arial" w:cs="Arial"/>
+          <w:b/>
+          <w:bCs/>
+        </w:rPr>
+        <w:t xml:space="preserve">anuscript </w:t>
+      </w:r>
+      <w:r>
+        <w:rPr>
+          <w:rFonts w:ascii="Arial" w:hAnsi="Arial" w:cs="Arial"/>
+          <w:b/>
+          <w:bCs/>
+        </w:rPr>
+        <w:t>O</w:t>
+      </w:r>
+      <w:r>
+        <w:rPr>
+          <w:rFonts w:ascii="Arial" w:hAnsi="Arial" w:cs="Arial"/>
+          <w:b/>
+          <w:bCs/>
+        </w:rPr>
+        <w:t>utline</w:t>
+      </w:r>
+      <w:r>
+        <w:rPr>
+          <w:rFonts w:ascii="Arial" w:hAnsi="Arial" w:cs="Arial"/>
+        </w:rPr>
+        <w:t>: TKTK</w:t>
+      </w:r>
+    </w:p>
+    <w:p>
+      <w:pPr>
+        <w:rPr>
+          <w:rFonts w:ascii="Arial" w:hAnsi="Arial" w:cs="Arial"/>
+        </w:rPr>
+      </w:pPr>
+    </w:p>
+    <w:p>
+      <w:pPr>
+        <w:rPr>
+          <w:rFonts w:ascii="Arial" w:hAnsi="Arial" w:cs="Arial"/>
+        </w:rPr>
+      </w:pPr>
     </w:p>
     <w:sectPr>
       <w:pgSz w:w="12240" w:h="15840"/>
@@ -947,6 +1518,48 @@
       <w:spacing w:val="5"/>
     </w:rPr>
   </w:style>
+  <w:style w:type="paragraph" w:customStyle="1" w:styleId="BodyA">
+    <w:name w:val="Body A"/>
+    <w:qFormat/>
+    <w:rsid w:val="00BC03A3"/>
+    <w:rPr>
+      <w:rFonts w:ascii="Helvetica Neue" w:eastAsia="Arial Unicode MS" w:hAnsi="Helvetica Neue" w:cs="Arial Unicode MS"/>
+      <w:color w:val="000000"/>
+      <w:kern w:val="0"/>
+      <w:sz w:val="22"/>
+      <w:szCs w:val="22"/>
+      <w:u w:color="000000"/>
+      <w14:textOutline w14:w="12700" w14:cap="flat" w14:cmpd="sng" w14:algn="ctr">
+        <w14:noFill/>
+        <w14:prstDash w14:val="solid"/>
+        <w14:miter w14:lim="400000"/>
+      </w14:textOutline>
+      <w14:ligatures w14:val="none"/>
+    </w:rPr>
+  </w:style>
+  <w:style w:type="character" w:styleId="Hyperlink">
+    <w:name w:val="Hyperlink"/>
+    <w:basedOn w:val="DefaultParagraphFont"/>
+    <w:uiPriority w:val="99"/>
+    <w:unhideWhenUsed/>
+    <w:rsid w:val="00760E29"/>
+    <w:rPr>
+      <w:color w:val="467886" w:themeColor="hyperlink"/>
+      <w:u w:val="single"/>
+    </w:rPr>
+  </w:style>
+  <w:style w:type="character" w:styleId="UnresolvedMention">
+    <w:name w:val="Unresolved Mention"/>
+    <w:basedOn w:val="DefaultParagraphFont"/>
+    <w:uiPriority w:val="99"/>
+    <w:semiHidden/>
+    <w:unhideWhenUsed/>
+    <w:rsid w:val="00760E29"/>
+    <w:rPr>
+      <w:color w:val="605E5C"/>
+      <w:shd w:val="clear" w:color="auto" w:fill="E1DFDD"/>
+    </w:rPr>
+  </w:style>
 </w:styles>
 </file>
 

--- a/paRsynth_methods_draft.docx
+++ b/paRsynth_methods_draft.docx
@@ -23,6 +23,34 @@
       </w:r>
       <w:r>
         <w:t>r change</w:t>
+      </w:r>
+    </w:p>
+    <w:p/>
+    <w:p>
+      <w:r>
+        <w:t>Abstract</w:t>
+      </w:r>
+    </w:p>
+    <w:p>
+      <w:r>
+        <w:t>Keywords</w:t>
+      </w:r>
+    </w:p>
+    <w:p/>
+    <w:p>
+      <w:r>
+        <w:t>Introduction</w:t>
+      </w:r>
+    </w:p>
+    <w:p/>
+    <w:p>
+      <w:r>
+        <w:t xml:space="preserve">Thesis statement: Here, we present </w:t>
+      </w:r>
+    </w:p>
+    <w:p>
+      <w:r>
+        <w:t xml:space="preserve">Goals of manuscript: In this manuscript, first we </w:t>
       </w:r>
     </w:p>
     <w:sectPr>

--- a/paRsynth_methods_draft.docx
+++ b/paRsynth_methods_draft.docx
@@ -60,13 +60,7 @@
         <w:rPr>
           <w:rFonts w:ascii="Arial" w:hAnsi="Arial" w:cs="Arial"/>
         </w:rPr>
-        <w:t xml:space="preserve"> </w:t>
-      </w:r>
-      <w:r>
-        <w:rPr>
-          <w:rFonts w:ascii="Arial" w:hAnsi="Arial" w:cs="Arial"/>
-        </w:rPr>
-        <w:t>TKTK</w:t>
+        <w:t xml:space="preserve"> TKTK</w:t>
       </w:r>
       <w:r>
         <w:rPr>
@@ -538,56 +532,49 @@
       </w:pPr>
     </w:p>
     <w:p>
-      <w:pPr>
-        <w:rPr>
-          <w:rFonts w:ascii="Arial" w:hAnsi="Arial" w:cs="Arial"/>
-        </w:rPr>
-      </w:pPr>
-      <w:r>
-        <w:rPr>
-          <w:rFonts w:ascii="Arial" w:hAnsi="Arial" w:cs="Arial"/>
-          <w:b/>
-          <w:bCs/>
-        </w:rPr>
-        <w:t>M</w:t>
-      </w:r>
-      <w:r>
-        <w:rPr>
-          <w:rFonts w:ascii="Arial" w:hAnsi="Arial" w:cs="Arial"/>
-          <w:b/>
-          <w:bCs/>
-        </w:rPr>
-        <w:t xml:space="preserve">anuscript </w:t>
-      </w:r>
-      <w:r>
-        <w:rPr>
-          <w:rFonts w:ascii="Arial" w:hAnsi="Arial" w:cs="Arial"/>
-          <w:b/>
-          <w:bCs/>
-        </w:rPr>
-        <w:t>O</w:t>
-      </w:r>
-      <w:r>
-        <w:rPr>
-          <w:rFonts w:ascii="Arial" w:hAnsi="Arial" w:cs="Arial"/>
-          <w:b/>
-          <w:bCs/>
-        </w:rPr>
-        <w:t>utline</w:t>
-      </w:r>
-      <w:r>
-        <w:rPr>
-          <w:rFonts w:ascii="Arial" w:hAnsi="Arial" w:cs="Arial"/>
-        </w:rPr>
-        <w:t>: TKTK</w:t>
-      </w:r>
-    </w:p>
-    <w:p>
-      <w:pPr>
-        <w:rPr>
-          <w:rFonts w:ascii="Arial" w:hAnsi="Arial" w:cs="Arial"/>
-        </w:rPr>
-      </w:pPr>
+      <w:r>
+        <w:br w:type="page"/>
+      </w:r>
+    </w:p>
+    <w:p>
+      <w:r>
+        <w:lastRenderedPageBreak/>
+        <w:t>Abstract: TKTK unknown if needed TKTK</w:t>
+      </w:r>
+    </w:p>
+    <w:p>
+      <w:r>
+        <w:t>Keywords:</w:t>
+      </w:r>
+      <w:r>
+        <w:t xml:space="preserve"> </w:t>
+      </w:r>
+      <w:r>
+        <w:t>TKTK unknown if needed TKTK</w:t>
+      </w:r>
+    </w:p>
+    <w:p/>
+    <w:p>
+      <w:r>
+        <w:br w:type="page"/>
+      </w:r>
+    </w:p>
+    <w:p>
+      <w:r>
+        <w:lastRenderedPageBreak/>
+        <w:t>Introduction</w:t>
+      </w:r>
+    </w:p>
+    <w:p/>
+    <w:p>
+      <w:r>
+        <w:t xml:space="preserve">Thesis statement: Here, we present </w:t>
+      </w:r>
+    </w:p>
+    <w:p>
+      <w:r>
+        <w:t xml:space="preserve">Goals of manuscript: In this manuscript, first we </w:t>
+      </w:r>
     </w:p>
     <w:p>
       <w:pPr>

--- a/paRsynth_methods_draft.docx
+++ b/paRsynth_methods_draft.docx
@@ -262,15 +262,7 @@
           <w:sz w:val="24"/>
           <w:szCs w:val="24"/>
         </w:rPr>
-        <w:t xml:space="preserve">, </w:t>
-      </w:r>
-      <w:r>
-        <w:rPr>
-          <w:rFonts w:ascii="Arial" w:hAnsi="Arial" w:cs="Arial"/>
-          <w:sz w:val="24"/>
-          <w:szCs w:val="24"/>
-        </w:rPr>
-        <w:t>Michigan State University, East Lansing, MI USA</w:t>
+        <w:t>, Michigan State University, East Lansing, MI USA</w:t>
       </w:r>
     </w:p>
     <w:p>
@@ -305,15 +297,7 @@
           <w:sz w:val="24"/>
           <w:szCs w:val="24"/>
         </w:rPr>
-        <w:t xml:space="preserve">, </w:t>
-      </w:r>
-      <w:r>
-        <w:rPr>
-          <w:rFonts w:ascii="Arial" w:hAnsi="Arial" w:cs="Arial"/>
-          <w:sz w:val="24"/>
-          <w:szCs w:val="24"/>
-        </w:rPr>
-        <w:t>Michigan State University, East Lansing, MI USA</w:t>
+        <w:t>, Michigan State University, East Lansing, MI USA</w:t>
       </w:r>
     </w:p>
     <w:p>
@@ -392,7 +376,7 @@
         </w:rPr>
         <w:t xml:space="preserve"> </w:t>
       </w:r>
-      <w:hyperlink r:id="rId4" w:history="1">
+      <w:hyperlink r:id="rId5" w:history="1">
         <w:r>
           <w:rPr>
             <w:rStyle w:val="Hyperlink"/>
@@ -457,6 +441,7 @@
         </w:rPr>
         <w:t xml:space="preserve">: </w:t>
       </w:r>
+      <w:proofErr w:type="gramStart"/>
       <w:r>
         <w:rPr>
           <w:rFonts w:ascii="Arial" w:hAnsi="Arial" w:cs="Arial"/>
@@ -473,7 +458,14 @@
         <w:rPr>
           <w:rFonts w:ascii="Arial" w:hAnsi="Arial" w:cs="Arial"/>
         </w:rPr>
-        <w:t xml:space="preserve">word </w:t>
+        <w:t>word</w:t>
+      </w:r>
+      <w:proofErr w:type="gramEnd"/>
+      <w:r>
+        <w:rPr>
+          <w:rFonts w:ascii="Arial" w:hAnsi="Arial" w:cs="Arial"/>
+        </w:rPr>
+        <w:t xml:space="preserve"> </w:t>
       </w:r>
       <w:r>
         <w:rPr>
@@ -532,47 +524,256 @@
       </w:pPr>
     </w:p>
     <w:p>
-      <w:r>
+      <w:pPr>
+        <w:rPr>
+          <w:rFonts w:ascii="Arial" w:hAnsi="Arial" w:cs="Arial"/>
+        </w:rPr>
+      </w:pPr>
+      <w:r>
+        <w:rPr>
+          <w:rFonts w:ascii="Arial" w:hAnsi="Arial" w:cs="Arial"/>
+        </w:rPr>
         <w:br w:type="page"/>
       </w:r>
     </w:p>
     <w:p>
-      <w:r>
+      <w:pPr>
+        <w:rPr>
+          <w:rFonts w:ascii="Arial" w:hAnsi="Arial" w:cs="Arial"/>
+        </w:rPr>
+      </w:pPr>
+      <w:r>
+        <w:rPr>
+          <w:rFonts w:ascii="Arial" w:hAnsi="Arial" w:cs="Arial"/>
+        </w:rPr>
         <w:lastRenderedPageBreak/>
         <w:t>Abstract: TKTK unknown if needed TKTK</w:t>
       </w:r>
     </w:p>
     <w:p>
-      <w:r>
-        <w:t>Keywords:</w:t>
-      </w:r>
-      <w:r>
-        <w:t xml:space="preserve"> </w:t>
-      </w:r>
-      <w:r>
-        <w:t>TKTK unknown if needed TKTK</w:t>
-      </w:r>
-    </w:p>
-    <w:p/>
-    <w:p>
-      <w:r>
+      <w:pPr>
+        <w:rPr>
+          <w:rFonts w:ascii="Arial" w:hAnsi="Arial" w:cs="Arial"/>
+        </w:rPr>
+      </w:pPr>
+      <w:r>
+        <w:rPr>
+          <w:rFonts w:ascii="Arial" w:hAnsi="Arial" w:cs="Arial"/>
+        </w:rPr>
+        <w:t>Keywords: TKTK unknown if needed TKTK</w:t>
+      </w:r>
+    </w:p>
+    <w:p>
+      <w:pPr>
+        <w:rPr>
+          <w:rFonts w:ascii="Arial" w:hAnsi="Arial" w:cs="Arial"/>
+        </w:rPr>
+      </w:pPr>
+    </w:p>
+    <w:p>
+      <w:pPr>
+        <w:rPr>
+          <w:rFonts w:ascii="Arial" w:hAnsi="Arial" w:cs="Arial"/>
+        </w:rPr>
+      </w:pPr>
+      <w:r>
+        <w:rPr>
+          <w:rFonts w:ascii="Arial" w:hAnsi="Arial" w:cs="Arial"/>
+        </w:rPr>
         <w:br w:type="page"/>
       </w:r>
     </w:p>
     <w:p>
-      <w:r>
+      <w:pPr>
+        <w:rPr>
+          <w:rFonts w:ascii="Arial" w:hAnsi="Arial" w:cs="Arial"/>
+        </w:rPr>
+      </w:pPr>
+      <w:r>
+        <w:rPr>
+          <w:rFonts w:ascii="Arial" w:hAnsi="Arial" w:cs="Arial"/>
+          <w:b/>
+        </w:rPr>
         <w:lastRenderedPageBreak/>
         <w:t>Introduction</w:t>
       </w:r>
-    </w:p>
-    <w:p/>
-    <w:p>
-      <w:r>
+      <w:r>
+        <w:rPr>
+          <w:rFonts w:ascii="Arial" w:hAnsi="Arial" w:cs="Arial"/>
+        </w:rPr>
+        <w:t>:</w:t>
+      </w:r>
+    </w:p>
+    <w:p>
+      <w:pPr>
+        <w:rPr>
+          <w:rFonts w:ascii="Arial" w:hAnsi="Arial" w:cs="Arial"/>
+        </w:rPr>
+      </w:pPr>
+    </w:p>
+    <w:p>
+      <w:pPr>
+        <w:rPr>
+          <w:rFonts w:ascii="Arial" w:hAnsi="Arial" w:cs="Arial"/>
+        </w:rPr>
+      </w:pPr>
+    </w:p>
+    <w:p>
+      <w:pPr>
+        <w:pStyle w:val="ListParagraph"/>
+        <w:numPr>
+          <w:ilvl w:val="0"/>
+          <w:numId w:val="2"/>
+        </w:numPr>
+        <w:rPr>
+          <w:rFonts w:ascii="Arial" w:hAnsi="Arial" w:cs="Arial"/>
+        </w:rPr>
+      </w:pPr>
+      <w:r>
+        <w:rPr>
+          <w:rFonts w:ascii="Arial" w:hAnsi="Arial" w:cs="Arial"/>
+        </w:rPr>
+        <w:t>Information encoding in vocal signals</w:t>
+      </w:r>
+    </w:p>
+    <w:p>
+      <w:pPr>
+        <w:pStyle w:val="ListParagraph"/>
+        <w:numPr>
+          <w:ilvl w:val="0"/>
+          <w:numId w:val="2"/>
+        </w:numPr>
+        <w:rPr>
+          <w:rFonts w:ascii="Arial" w:hAnsi="Arial" w:cs="Arial"/>
+        </w:rPr>
+      </w:pPr>
+      <w:r>
+        <w:rPr>
+          <w:rFonts w:ascii="Arial" w:hAnsi="Arial" w:cs="Arial"/>
+        </w:rPr>
+        <w:t xml:space="preserve">Information theory perspective and </w:t>
+      </w:r>
+      <w:proofErr w:type="gramStart"/>
+      <w:r>
+        <w:rPr>
+          <w:rFonts w:ascii="Arial" w:hAnsi="Arial" w:cs="Arial"/>
+        </w:rPr>
+        <w:t>Parsons</w:t>
+      </w:r>
+      <w:proofErr w:type="gramEnd"/>
+      <w:r>
+        <w:rPr>
+          <w:rFonts w:ascii="Arial" w:hAnsi="Arial" w:cs="Arial"/>
+        </w:rPr>
+        <w:t xml:space="preserve"> code</w:t>
+      </w:r>
+      <w:r>
+        <w:rPr>
+          <w:rFonts w:ascii="Arial" w:hAnsi="Arial" w:cs="Arial"/>
+        </w:rPr>
+        <w:t xml:space="preserve"> for encoding, not just decoding (</w:t>
+      </w:r>
+      <w:proofErr w:type="spellStart"/>
+      <w:r>
+        <w:rPr>
+          <w:rFonts w:ascii="Arial" w:hAnsi="Arial" w:cs="Arial"/>
+        </w:rPr>
+        <w:t>Kershenbaum</w:t>
+      </w:r>
+      <w:proofErr w:type="spellEnd"/>
+      <w:r>
+        <w:rPr>
+          <w:rFonts w:ascii="Arial" w:hAnsi="Arial" w:cs="Arial"/>
+        </w:rPr>
+        <w:t>)</w:t>
+      </w:r>
+    </w:p>
+    <w:p>
+      <w:pPr>
+        <w:pStyle w:val="ListParagraph"/>
+        <w:numPr>
+          <w:ilvl w:val="0"/>
+          <w:numId w:val="2"/>
+        </w:numPr>
+        <w:rPr>
+          <w:rFonts w:ascii="Arial" w:hAnsi="Arial" w:cs="Arial"/>
+        </w:rPr>
+      </w:pPr>
+      <w:r>
+        <w:rPr>
+          <w:rFonts w:ascii="Arial" w:hAnsi="Arial" w:cs="Arial"/>
+        </w:rPr>
+        <w:t xml:space="preserve">We need tools to both encode information and accurately </w:t>
+      </w:r>
+      <w:r>
+        <w:rPr>
+          <w:rFonts w:ascii="Arial" w:hAnsi="Arial" w:cs="Arial"/>
+        </w:rPr>
+        <w:t>recover that information in vocal signals</w:t>
+      </w:r>
+    </w:p>
+    <w:p>
+      <w:pPr>
+        <w:pStyle w:val="ListParagraph"/>
+        <w:numPr>
+          <w:ilvl w:val="1"/>
+          <w:numId w:val="2"/>
+        </w:numPr>
+        <w:rPr>
+          <w:rFonts w:ascii="Arial" w:hAnsi="Arial" w:cs="Arial"/>
+        </w:rPr>
+      </w:pPr>
+      <w:r>
+        <w:rPr>
+          <w:rFonts w:ascii="Arial" w:hAnsi="Arial" w:cs="Arial"/>
+        </w:rPr>
+        <w:t>Explain the goals of the paper</w:t>
+      </w:r>
+    </w:p>
+    <w:p>
+      <w:pPr>
+        <w:rPr>
+          <w:rFonts w:ascii="Arial" w:hAnsi="Arial" w:cs="Arial"/>
+        </w:rPr>
+      </w:pPr>
+    </w:p>
+    <w:p>
+      <w:pPr>
+        <w:rPr>
+          <w:rFonts w:ascii="Arial" w:hAnsi="Arial" w:cs="Arial"/>
+        </w:rPr>
+      </w:pPr>
+    </w:p>
+    <w:p>
+      <w:pPr>
+        <w:rPr>
+          <w:rFonts w:ascii="Arial" w:hAnsi="Arial" w:cs="Arial"/>
+        </w:rPr>
+      </w:pPr>
+    </w:p>
+    <w:p>
+      <w:pPr>
+        <w:rPr>
+          <w:rFonts w:ascii="Arial" w:hAnsi="Arial" w:cs="Arial"/>
+        </w:rPr>
+      </w:pPr>
+      <w:r>
+        <w:rPr>
+          <w:rFonts w:ascii="Arial" w:hAnsi="Arial" w:cs="Arial"/>
+        </w:rPr>
         <w:t xml:space="preserve">Thesis statement: Here, we present </w:t>
       </w:r>
     </w:p>
     <w:p>
-      <w:r>
+      <w:pPr>
+        <w:rPr>
+          <w:rFonts w:ascii="Arial" w:hAnsi="Arial" w:cs="Arial"/>
+        </w:rPr>
+      </w:pPr>
+      <w:r>
+        <w:rPr>
+          <w:rFonts w:ascii="Arial" w:hAnsi="Arial" w:cs="Arial"/>
+        </w:rPr>
         <w:t xml:space="preserve">Goals of manuscript: In this manuscript, first we </w:t>
       </w:r>
     </w:p>
@@ -582,6 +783,549 @@
           <w:rFonts w:ascii="Arial" w:hAnsi="Arial" w:cs="Arial"/>
         </w:rPr>
       </w:pPr>
+    </w:p>
+    <w:p>
+      <w:pPr>
+        <w:pStyle w:val="ListParagraph"/>
+        <w:numPr>
+          <w:ilvl w:val="0"/>
+          <w:numId w:val="1"/>
+        </w:numPr>
+        <w:rPr>
+          <w:rFonts w:ascii="Arial" w:hAnsi="Arial" w:cs="Arial"/>
+        </w:rPr>
+      </w:pPr>
+      <w:r>
+        <w:rPr>
+          <w:rFonts w:ascii="Arial" w:hAnsi="Arial" w:cs="Arial"/>
+        </w:rPr>
+        <w:t>Linking an information theory perspective to creating synthetic signals and controlling types and amounts of information encoded in these signals (</w:t>
+      </w:r>
+      <w:proofErr w:type="spellStart"/>
+      <w:r>
+        <w:rPr>
+          <w:rFonts w:ascii="Arial" w:hAnsi="Arial" w:cs="Arial"/>
+        </w:rPr>
+        <w:t>paRsynth</w:t>
+      </w:r>
+      <w:proofErr w:type="spellEnd"/>
+      <w:r>
+        <w:rPr>
+          <w:rFonts w:ascii="Arial" w:hAnsi="Arial" w:cs="Arial"/>
+        </w:rPr>
+        <w:t xml:space="preserve"> package)</w:t>
+      </w:r>
+    </w:p>
+    <w:p>
+      <w:pPr>
+        <w:pStyle w:val="ListParagraph"/>
+        <w:numPr>
+          <w:ilvl w:val="1"/>
+          <w:numId w:val="1"/>
+        </w:numPr>
+        <w:rPr>
+          <w:rFonts w:ascii="Arial" w:hAnsi="Arial" w:cs="Arial"/>
+        </w:rPr>
+      </w:pPr>
+      <w:r>
+        <w:rPr>
+          <w:rFonts w:ascii="Arial" w:hAnsi="Arial" w:cs="Arial"/>
+        </w:rPr>
+        <w:t xml:space="preserve">Be careful about pitching </w:t>
+      </w:r>
+      <w:proofErr w:type="spellStart"/>
+      <w:r>
+        <w:rPr>
+          <w:rFonts w:ascii="Arial" w:hAnsi="Arial" w:cs="Arial"/>
+        </w:rPr>
+        <w:t>paRsynth</w:t>
+      </w:r>
+      <w:proofErr w:type="spellEnd"/>
+      <w:r>
+        <w:rPr>
+          <w:rFonts w:ascii="Arial" w:hAnsi="Arial" w:cs="Arial"/>
+        </w:rPr>
+        <w:t xml:space="preserve"> too broadly, right now this is an in-house tool/set of functions</w:t>
+      </w:r>
+    </w:p>
+    <w:p>
+      <w:pPr>
+        <w:pStyle w:val="ListParagraph"/>
+        <w:numPr>
+          <w:ilvl w:val="1"/>
+          <w:numId w:val="1"/>
+        </w:numPr>
+        <w:rPr>
+          <w:rFonts w:ascii="Arial" w:hAnsi="Arial" w:cs="Arial"/>
+        </w:rPr>
+      </w:pPr>
+      <w:r>
+        <w:rPr>
+          <w:rFonts w:ascii="Arial" w:hAnsi="Arial" w:cs="Arial"/>
+        </w:rPr>
+        <w:t>Short statements about unit testing to show rigor</w:t>
+      </w:r>
+      <w:r>
+        <w:rPr>
+          <w:rFonts w:ascii="Arial" w:hAnsi="Arial" w:cs="Arial"/>
+        </w:rPr>
+        <w:t xml:space="preserve">, add details to the supplement </w:t>
+      </w:r>
+      <w:r>
+        <w:rPr>
+          <w:rFonts w:ascii="Arial" w:hAnsi="Arial" w:cs="Arial"/>
+        </w:rPr>
+        <w:t>(</w:t>
+      </w:r>
+      <w:r>
+        <w:rPr>
+          <w:rFonts w:ascii="Arial" w:hAnsi="Arial" w:cs="Arial"/>
+        </w:rPr>
+        <w:t>tested functionality and error handling</w:t>
+      </w:r>
+      <w:r>
+        <w:rPr>
+          <w:rFonts w:ascii="Arial" w:hAnsi="Arial" w:cs="Arial"/>
+        </w:rPr>
+        <w:t>)</w:t>
+      </w:r>
+    </w:p>
+    <w:p>
+      <w:pPr>
+        <w:pStyle w:val="ListParagraph"/>
+        <w:rPr>
+          <w:rFonts w:ascii="Arial" w:hAnsi="Arial" w:cs="Arial"/>
+        </w:rPr>
+      </w:pPr>
+    </w:p>
+    <w:p>
+      <w:pPr>
+        <w:pStyle w:val="ListParagraph"/>
+        <w:numPr>
+          <w:ilvl w:val="0"/>
+          <w:numId w:val="1"/>
+        </w:numPr>
+        <w:rPr>
+          <w:rFonts w:ascii="Arial" w:hAnsi="Arial" w:cs="Arial"/>
+        </w:rPr>
+      </w:pPr>
+      <w:r>
+        <w:rPr>
+          <w:rFonts w:ascii="Arial" w:hAnsi="Arial" w:cs="Arial"/>
+        </w:rPr>
+        <w:t>Using traditional bioacoustics analyses as “information recovery pipeline”, in other words, do traditional tools recover the information that was originally encoded in these signals?</w:t>
+      </w:r>
+      <w:r>
+        <w:rPr>
+          <w:rFonts w:ascii="Arial" w:hAnsi="Arial" w:cs="Arial"/>
+        </w:rPr>
+        <w:t xml:space="preserve"> </w:t>
+      </w:r>
+      <w:r>
+        <w:rPr>
+          <w:rFonts w:ascii="Arial" w:hAnsi="Arial" w:cs="Arial"/>
+        </w:rPr>
+        <w:t>An internal validation</w:t>
+      </w:r>
+      <w:r>
+        <w:rPr>
+          <w:rFonts w:ascii="Arial" w:hAnsi="Arial" w:cs="Arial"/>
+        </w:rPr>
+        <w:t>, also a way of validating tools that are commonly used in the bioacoustics community</w:t>
+      </w:r>
+      <w:r>
+        <w:rPr>
+          <w:rFonts w:ascii="Arial" w:hAnsi="Arial" w:cs="Arial"/>
+        </w:rPr>
+        <w:t>. The reason we can do this is that we’re using synthetic signals</w:t>
+      </w:r>
+    </w:p>
+    <w:p>
+      <w:pPr>
+        <w:rPr>
+          <w:rFonts w:ascii="Arial" w:hAnsi="Arial" w:cs="Arial"/>
+        </w:rPr>
+      </w:pPr>
+    </w:p>
+    <w:p>
+      <w:pPr>
+        <w:rPr>
+          <w:rFonts w:ascii="Arial" w:hAnsi="Arial" w:cs="Arial"/>
+        </w:rPr>
+      </w:pPr>
+    </w:p>
+    <w:p>
+      <w:pPr>
+        <w:rPr>
+          <w:rFonts w:ascii="Arial" w:hAnsi="Arial" w:cs="Arial"/>
+        </w:rPr>
+      </w:pPr>
+      <w:r>
+        <w:rPr>
+          <w:rFonts w:ascii="Arial" w:hAnsi="Arial" w:cs="Arial"/>
+          <w:b/>
+          <w:bCs/>
+        </w:rPr>
+        <w:t>Methods</w:t>
+      </w:r>
+      <w:r>
+        <w:rPr>
+          <w:rFonts w:ascii="Arial" w:hAnsi="Arial" w:cs="Arial"/>
+        </w:rPr>
+        <w:t>:</w:t>
+      </w:r>
+    </w:p>
+    <w:p>
+      <w:pPr>
+        <w:rPr>
+          <w:rFonts w:ascii="Arial" w:hAnsi="Arial" w:cs="Arial"/>
+        </w:rPr>
+      </w:pPr>
+    </w:p>
+    <w:p>
+      <w:pPr>
+        <w:pStyle w:val="ListParagraph"/>
+        <w:numPr>
+          <w:ilvl w:val="0"/>
+          <w:numId w:val="3"/>
+        </w:numPr>
+        <w:rPr>
+          <w:rFonts w:ascii="Arial" w:hAnsi="Arial" w:cs="Arial"/>
+        </w:rPr>
+      </w:pPr>
+      <w:proofErr w:type="spellStart"/>
+      <w:r>
+        <w:rPr>
+          <w:rFonts w:ascii="Arial" w:hAnsi="Arial" w:cs="Arial"/>
+        </w:rPr>
+        <w:t>paRsynth</w:t>
+      </w:r>
+      <w:proofErr w:type="spellEnd"/>
+      <w:r>
+        <w:rPr>
+          <w:rFonts w:ascii="Arial" w:hAnsi="Arial" w:cs="Arial"/>
+        </w:rPr>
+        <w:t xml:space="preserve"> functions</w:t>
+      </w:r>
+    </w:p>
+    <w:p>
+      <w:pPr>
+        <w:pStyle w:val="ListParagraph"/>
+        <w:numPr>
+          <w:ilvl w:val="0"/>
+          <w:numId w:val="3"/>
+        </w:numPr>
+        <w:rPr>
+          <w:rFonts w:ascii="Arial" w:hAnsi="Arial" w:cs="Arial"/>
+        </w:rPr>
+      </w:pPr>
+      <w:r>
+        <w:rPr>
+          <w:rFonts w:ascii="Arial" w:hAnsi="Arial" w:cs="Arial"/>
+        </w:rPr>
+        <w:t>I</w:t>
+      </w:r>
+      <w:r>
+        <w:rPr>
+          <w:rFonts w:ascii="Arial" w:hAnsi="Arial" w:cs="Arial"/>
+        </w:rPr>
+        <w:t>nformation “</w:t>
+      </w:r>
+      <w:proofErr w:type="spellStart"/>
+      <w:r>
+        <w:rPr>
+          <w:rFonts w:ascii="Arial" w:hAnsi="Arial" w:cs="Arial"/>
+        </w:rPr>
+        <w:t>trits</w:t>
+      </w:r>
+      <w:proofErr w:type="spellEnd"/>
+      <w:r>
+        <w:rPr>
+          <w:rFonts w:ascii="Arial" w:hAnsi="Arial" w:cs="Arial"/>
+        </w:rPr>
+        <w:t>”</w:t>
+      </w:r>
+      <w:r>
+        <w:rPr>
+          <w:rFonts w:ascii="Arial" w:hAnsi="Arial" w:cs="Arial"/>
+        </w:rPr>
+        <w:t xml:space="preserve"> and base-3 </w:t>
+      </w:r>
+      <w:proofErr w:type="gramStart"/>
+      <w:r>
+        <w:rPr>
+          <w:rFonts w:ascii="Arial" w:hAnsi="Arial" w:cs="Arial"/>
+        </w:rPr>
+        <w:t>Parsons</w:t>
+      </w:r>
+      <w:proofErr w:type="gramEnd"/>
+      <w:r>
+        <w:rPr>
+          <w:rFonts w:ascii="Arial" w:hAnsi="Arial" w:cs="Arial"/>
+        </w:rPr>
+        <w:t xml:space="preserve"> </w:t>
+      </w:r>
+      <w:r>
+        <w:rPr>
+          <w:rFonts w:ascii="Arial" w:hAnsi="Arial" w:cs="Arial"/>
+        </w:rPr>
+        <w:t>code</w:t>
+      </w:r>
+    </w:p>
+    <w:p>
+      <w:pPr>
+        <w:pStyle w:val="ListParagraph"/>
+        <w:numPr>
+          <w:ilvl w:val="0"/>
+          <w:numId w:val="3"/>
+        </w:numPr>
+        <w:rPr>
+          <w:rFonts w:ascii="Arial" w:hAnsi="Arial" w:cs="Arial"/>
+        </w:rPr>
+      </w:pPr>
+      <w:r>
+        <w:rPr>
+          <w:rFonts w:ascii="Arial" w:hAnsi="Arial" w:cs="Arial"/>
+        </w:rPr>
+        <w:t>“Information recovery pipeline”</w:t>
+      </w:r>
+    </w:p>
+    <w:p>
+      <w:pPr>
+        <w:pStyle w:val="ListParagraph"/>
+        <w:numPr>
+          <w:ilvl w:val="1"/>
+          <w:numId w:val="3"/>
+        </w:numPr>
+        <w:rPr>
+          <w:rFonts w:ascii="Arial" w:hAnsi="Arial" w:cs="Arial"/>
+        </w:rPr>
+      </w:pPr>
+      <w:r>
+        <w:rPr>
+          <w:rFonts w:ascii="Arial" w:hAnsi="Arial" w:cs="Arial"/>
+        </w:rPr>
+        <w:t xml:space="preserve">We have code to do the majority of all of this, and will need to </w:t>
+      </w:r>
+      <w:r>
+        <w:rPr>
+          <w:rFonts w:ascii="Arial" w:hAnsi="Arial" w:cs="Arial"/>
+        </w:rPr>
+        <w:t>put the pieces together</w:t>
+      </w:r>
+    </w:p>
+    <w:p>
+      <w:pPr>
+        <w:pStyle w:val="ListParagraph"/>
+        <w:numPr>
+          <w:ilvl w:val="1"/>
+          <w:numId w:val="3"/>
+        </w:numPr>
+        <w:rPr>
+          <w:rFonts w:ascii="Arial" w:hAnsi="Arial" w:cs="Arial"/>
+        </w:rPr>
+      </w:pPr>
+      <w:r>
+        <w:rPr>
+          <w:rFonts w:ascii="Arial" w:hAnsi="Arial" w:cs="Arial"/>
+        </w:rPr>
+        <w:t>SPCC</w:t>
+      </w:r>
+      <w:r>
+        <w:rPr>
+          <w:rFonts w:ascii="Arial" w:hAnsi="Arial" w:cs="Arial"/>
+        </w:rPr>
+        <w:t>-based:</w:t>
+      </w:r>
+    </w:p>
+    <w:p>
+      <w:pPr>
+        <w:pStyle w:val="ListParagraph"/>
+        <w:numPr>
+          <w:ilvl w:val="2"/>
+          <w:numId w:val="3"/>
+        </w:numPr>
+        <w:rPr>
+          <w:rFonts w:ascii="Arial" w:hAnsi="Arial" w:cs="Arial"/>
+        </w:rPr>
+      </w:pPr>
+      <w:r>
+        <w:rPr>
+          <w:rFonts w:ascii="Arial" w:hAnsi="Arial" w:cs="Arial"/>
+        </w:rPr>
+        <w:t>Multi-</w:t>
+      </w:r>
+      <w:proofErr w:type="spellStart"/>
+      <w:r>
+        <w:rPr>
+          <w:rFonts w:ascii="Arial" w:hAnsi="Arial" w:cs="Arial"/>
+        </w:rPr>
+        <w:t>dimensional scalin</w:t>
+      </w:r>
+      <w:proofErr w:type="spellEnd"/>
+      <w:r>
+        <w:rPr>
+          <w:rFonts w:ascii="Arial" w:hAnsi="Arial" w:cs="Arial"/>
+        </w:rPr>
+        <w:t xml:space="preserve">g </w:t>
+      </w:r>
+      <w:r>
+        <w:rPr>
+          <w:rFonts w:ascii="Arial" w:hAnsi="Arial" w:cs="Arial"/>
+        </w:rPr>
+        <w:t>acoustic space</w:t>
+      </w:r>
+      <w:r>
+        <w:rPr>
+          <w:rFonts w:ascii="Arial" w:hAnsi="Arial" w:cs="Arial"/>
+        </w:rPr>
+        <w:t>, clustering and Normalized Mutual</w:t>
+      </w:r>
+      <w:r>
+        <w:rPr>
+          <w:rFonts w:ascii="Arial" w:hAnsi="Arial" w:cs="Arial"/>
+        </w:rPr>
+        <w:t xml:space="preserve"> Information (a mix of traditional bioacoustics tools and information theory perspective)</w:t>
+      </w:r>
+      <w:r>
+        <w:rPr>
+          <w:rFonts w:ascii="Arial" w:hAnsi="Arial" w:cs="Arial"/>
+        </w:rPr>
+        <w:t>,</w:t>
+      </w:r>
+      <w:r>
+        <w:rPr>
+          <w:rFonts w:ascii="Arial" w:hAnsi="Arial" w:cs="Arial"/>
+        </w:rPr>
+        <w:t xml:space="preserve"> Bayesian hierarchical models (mix of traditional tools plus newer tools for inferential statistics)</w:t>
+      </w:r>
+    </w:p>
+    <w:p>
+      <w:pPr>
+        <w:pStyle w:val="ListParagraph"/>
+        <w:numPr>
+          <w:ilvl w:val="1"/>
+          <w:numId w:val="3"/>
+        </w:numPr>
+        <w:rPr>
+          <w:rFonts w:ascii="Arial" w:hAnsi="Arial" w:cs="Arial"/>
+        </w:rPr>
+      </w:pPr>
+      <w:r>
+        <w:rPr>
+          <w:rFonts w:ascii="Arial" w:hAnsi="Arial" w:cs="Arial"/>
+        </w:rPr>
+        <w:t>Frequency contour tracing</w:t>
+      </w:r>
+      <w:r>
+        <w:rPr>
+          <w:rFonts w:ascii="Arial" w:hAnsi="Arial" w:cs="Arial"/>
+        </w:rPr>
+        <w:t xml:space="preserve"> based</w:t>
+      </w:r>
+      <w:r>
+        <w:rPr>
+          <w:rFonts w:ascii="Arial" w:hAnsi="Arial" w:cs="Arial"/>
+        </w:rPr>
+        <w:t xml:space="preserve"> (</w:t>
+      </w:r>
+      <w:r>
+        <w:rPr>
+          <w:rFonts w:ascii="Arial" w:hAnsi="Arial" w:cs="Arial"/>
+        </w:rPr>
+        <w:t>b</w:t>
+      </w:r>
+      <w:r>
+        <w:rPr>
+          <w:rFonts w:ascii="Arial" w:hAnsi="Arial" w:cs="Arial"/>
+        </w:rPr>
+        <w:t>ecause we are encoding information in frequency modulation patterns</w:t>
+      </w:r>
+      <w:r>
+        <w:rPr>
+          <w:rFonts w:ascii="Arial" w:hAnsi="Arial" w:cs="Arial"/>
+        </w:rPr>
+        <w:t>)</w:t>
+      </w:r>
+    </w:p>
+    <w:p>
+      <w:pPr>
+        <w:pStyle w:val="ListParagraph"/>
+        <w:numPr>
+          <w:ilvl w:val="2"/>
+          <w:numId w:val="3"/>
+        </w:numPr>
+        <w:rPr>
+          <w:rFonts w:ascii="Arial" w:hAnsi="Arial" w:cs="Arial"/>
+        </w:rPr>
+      </w:pPr>
+      <w:r>
+        <w:rPr>
+          <w:rFonts w:ascii="Arial" w:hAnsi="Arial" w:cs="Arial"/>
+        </w:rPr>
+        <w:t>Frequency contour extraction</w:t>
+      </w:r>
+      <w:r>
+        <w:rPr>
+          <w:rFonts w:ascii="Arial" w:hAnsi="Arial" w:cs="Arial"/>
+        </w:rPr>
+        <w:t xml:space="preserve"> with semi-automated approaches</w:t>
+      </w:r>
+    </w:p>
+    <w:p>
+      <w:pPr>
+        <w:pStyle w:val="ListParagraph"/>
+        <w:numPr>
+          <w:ilvl w:val="2"/>
+          <w:numId w:val="3"/>
+        </w:numPr>
+        <w:rPr>
+          <w:rFonts w:ascii="Arial" w:hAnsi="Arial" w:cs="Arial"/>
+        </w:rPr>
+      </w:pPr>
+      <w:r>
+        <w:rPr>
+          <w:rFonts w:ascii="Arial" w:hAnsi="Arial" w:cs="Arial"/>
+        </w:rPr>
+        <w:lastRenderedPageBreak/>
+        <w:t>Dynamic time warping to compare the time series of the frequency contours</w:t>
+      </w:r>
+    </w:p>
+    <w:p>
+      <w:pPr>
+        <w:pStyle w:val="ListParagraph"/>
+        <w:numPr>
+          <w:ilvl w:val="2"/>
+          <w:numId w:val="3"/>
+        </w:numPr>
+        <w:rPr>
+          <w:rFonts w:ascii="Arial" w:hAnsi="Arial" w:cs="Arial"/>
+        </w:rPr>
+      </w:pPr>
+      <w:r>
+        <w:rPr>
+          <w:rFonts w:ascii="Arial" w:hAnsi="Arial" w:cs="Arial"/>
+        </w:rPr>
+        <w:t>Multi-dimensional scaling acoustic space, clustering and Normalized Mutual Information</w:t>
+      </w:r>
+      <w:r>
+        <w:rPr>
+          <w:rFonts w:ascii="Arial" w:hAnsi="Arial" w:cs="Arial"/>
+        </w:rPr>
+        <w:t xml:space="preserve">, </w:t>
+      </w:r>
+      <w:r>
+        <w:rPr>
+          <w:rFonts w:ascii="Arial" w:hAnsi="Arial" w:cs="Arial"/>
+        </w:rPr>
+        <w:t xml:space="preserve">Bayesian hierarchical </w:t>
+      </w:r>
+      <w:r>
+        <w:rPr>
+          <w:rFonts w:ascii="Arial" w:hAnsi="Arial" w:cs="Arial"/>
+        </w:rPr>
+        <w:t>models</w:t>
+      </w:r>
     </w:p>
     <w:sectPr>
       <w:pgSz w:w="12240" w:h="15840"/>
@@ -591,6 +1335,287 @@
     </w:sectPr>
   </w:body>
 </w:document>
+</file>
+
+<file path=word/numbering.xml><?xml version="1.0" encoding="utf-8"?>
+<w:numbering xmlns:wpc="http://schemas.microsoft.com/office/word/2010/wordprocessingCanvas" xmlns:cx="http://schemas.microsoft.com/office/drawing/2014/chartex" xmlns:cx1="http://schemas.microsoft.com/office/drawing/2015/9/8/chartex" xmlns:cx2="http://schemas.microsoft.com/office/drawing/2015/10/21/chartex" xmlns:cx3="http://schemas.microsoft.com/office/drawing/2016/5/9/chartex" xmlns:cx4="http://schemas.microsoft.com/office/drawing/2016/5/10/chartex" xmlns:cx5="http://schemas.microsoft.com/office/drawing/2016/5/11/chartex" xmlns:cx6="http://schemas.microsoft.com/office/drawing/2016/5/12/chartex" xmlns:cx7="http://schemas.microsoft.com/office/drawing/2016/5/13/chartex" xmlns:cx8="http://schemas.microsoft.com/office/drawing/2016/5/14/chartex" xmlns:mc="http://schemas.openxmlformats.org/markup-compatibility/2006" xmlns:aink="http://schemas.microsoft.com/office/drawing/2016/ink" xmlns:am3d="http://schemas.microsoft.com/office/drawing/2017/model3d" xmlns:o="urn:schemas-microsoft-com:office:office" xmlns:oel="http://schemas.microsoft.com/office/2019/extlst" xmlns:r="http://schemas.openxmlformats.org/officeDocument/2006/relationships" xmlns:m="http://schemas.openxmlformats.org/officeDocument/2006/math" xmlns:v="urn:schemas-microsoft-com:vml" xmlns:wp14="http://schemas.microsoft.com/office/word/2010/wordprocessingDrawing" xmlns:wp="http://schemas.openxmlformats.org/drawingml/2006/wordprocessingDrawing" xmlns:w10="urn:schemas-microsoft-com:office:word" xmlns:w="http://schemas.openxmlformats.org/wordprocessingml/2006/main" xmlns:w14="http://schemas.microsoft.com/office/word/2010/wordml" xmlns:w15="http://schemas.microsoft.com/office/word/2012/wordml" xmlns:w16cex="http://schemas.microsoft.com/office/word/2018/wordml/cex" xmlns:w16cid="http://schemas.microsoft.com/office/word/2016/wordml/cid" xmlns:w16="http://schemas.microsoft.com/office/word/2018/wordml" xmlns:w16du="http://schemas.microsoft.com/office/word/2023/wordml/word16du" xmlns:w16sdtdh="http://schemas.microsoft.com/office/word/2020/wordml/sdtdatahash" xmlns:w16se="http://schemas.microsoft.com/office/word/2015/wordml/symex" xmlns:wpg="http://schemas.microsoft.com/office/word/2010/wordprocessingGroup" xmlns:wpi="http://schemas.microsoft.com/office/word/2010/wordprocessingInk" xmlns:wne="http://schemas.microsoft.com/office/word/2006/wordml" xmlns:wps="http://schemas.microsoft.com/office/word/2010/wordprocessingShape" mc:Ignorable="w14 w15 w16se w16cid w16 w16cex w16sdtdh w16du wp14">
+  <w:abstractNum w:abstractNumId="0" w15:restartNumberingAfterBreak="0">
+    <w:nsid w:val="2F5D2CA7"/>
+    <w:multiLevelType w:val="hybridMultilevel"/>
+    <w:tmpl w:val="35BAADC0"/>
+    <w:lvl w:ilvl="0" w:tplc="0409000F">
+      <w:start w:val="1"/>
+      <w:numFmt w:val="decimal"/>
+      <w:lvlText w:val="%1."/>
+      <w:lvlJc w:val="left"/>
+      <w:pPr>
+        <w:ind w:left="720" w:hanging="360"/>
+      </w:pPr>
+      <w:rPr>
+        <w:rFonts w:hint="default"/>
+      </w:rPr>
+    </w:lvl>
+    <w:lvl w:ilvl="1" w:tplc="04090019">
+      <w:start w:val="1"/>
+      <w:numFmt w:val="lowerLetter"/>
+      <w:lvlText w:val="%2."/>
+      <w:lvlJc w:val="left"/>
+      <w:pPr>
+        <w:ind w:left="1440" w:hanging="360"/>
+      </w:pPr>
+    </w:lvl>
+    <w:lvl w:ilvl="2" w:tplc="0409001B" w:tentative="1">
+      <w:start w:val="1"/>
+      <w:numFmt w:val="lowerRoman"/>
+      <w:lvlText w:val="%3."/>
+      <w:lvlJc w:val="right"/>
+      <w:pPr>
+        <w:ind w:left="2160" w:hanging="180"/>
+      </w:pPr>
+    </w:lvl>
+    <w:lvl w:ilvl="3" w:tplc="0409000F" w:tentative="1">
+      <w:start w:val="1"/>
+      <w:numFmt w:val="decimal"/>
+      <w:lvlText w:val="%4."/>
+      <w:lvlJc w:val="left"/>
+      <w:pPr>
+        <w:ind w:left="2880" w:hanging="360"/>
+      </w:pPr>
+    </w:lvl>
+    <w:lvl w:ilvl="4" w:tplc="04090019" w:tentative="1">
+      <w:start w:val="1"/>
+      <w:numFmt w:val="lowerLetter"/>
+      <w:lvlText w:val="%5."/>
+      <w:lvlJc w:val="left"/>
+      <w:pPr>
+        <w:ind w:left="3600" w:hanging="360"/>
+      </w:pPr>
+    </w:lvl>
+    <w:lvl w:ilvl="5" w:tplc="0409001B" w:tentative="1">
+      <w:start w:val="1"/>
+      <w:numFmt w:val="lowerRoman"/>
+      <w:lvlText w:val="%6."/>
+      <w:lvlJc w:val="right"/>
+      <w:pPr>
+        <w:ind w:left="4320" w:hanging="180"/>
+      </w:pPr>
+    </w:lvl>
+    <w:lvl w:ilvl="6" w:tplc="0409000F" w:tentative="1">
+      <w:start w:val="1"/>
+      <w:numFmt w:val="decimal"/>
+      <w:lvlText w:val="%7."/>
+      <w:lvlJc w:val="left"/>
+      <w:pPr>
+        <w:ind w:left="5040" w:hanging="360"/>
+      </w:pPr>
+    </w:lvl>
+    <w:lvl w:ilvl="7" w:tplc="04090019" w:tentative="1">
+      <w:start w:val="1"/>
+      <w:numFmt w:val="lowerLetter"/>
+      <w:lvlText w:val="%8."/>
+      <w:lvlJc w:val="left"/>
+      <w:pPr>
+        <w:ind w:left="5760" w:hanging="360"/>
+      </w:pPr>
+    </w:lvl>
+    <w:lvl w:ilvl="8" w:tplc="0409001B" w:tentative="1">
+      <w:start w:val="1"/>
+      <w:numFmt w:val="lowerRoman"/>
+      <w:lvlText w:val="%9."/>
+      <w:lvlJc w:val="right"/>
+      <w:pPr>
+        <w:ind w:left="6480" w:hanging="180"/>
+      </w:pPr>
+    </w:lvl>
+  </w:abstractNum>
+  <w:abstractNum w:abstractNumId="1" w15:restartNumberingAfterBreak="0">
+    <w:nsid w:val="369A006E"/>
+    <w:multiLevelType w:val="hybridMultilevel"/>
+    <w:tmpl w:val="C15807F0"/>
+    <w:lvl w:ilvl="0" w:tplc="0409000F">
+      <w:start w:val="1"/>
+      <w:numFmt w:val="decimal"/>
+      <w:lvlText w:val="%1."/>
+      <w:lvlJc w:val="left"/>
+      <w:pPr>
+        <w:ind w:left="720" w:hanging="360"/>
+      </w:pPr>
+      <w:rPr>
+        <w:rFonts w:hint="default"/>
+      </w:rPr>
+    </w:lvl>
+    <w:lvl w:ilvl="1" w:tplc="04090019">
+      <w:start w:val="1"/>
+      <w:numFmt w:val="lowerLetter"/>
+      <w:lvlText w:val="%2."/>
+      <w:lvlJc w:val="left"/>
+      <w:pPr>
+        <w:ind w:left="1440" w:hanging="360"/>
+      </w:pPr>
+    </w:lvl>
+    <w:lvl w:ilvl="2" w:tplc="0409001B" w:tentative="1">
+      <w:start w:val="1"/>
+      <w:numFmt w:val="lowerRoman"/>
+      <w:lvlText w:val="%3."/>
+      <w:lvlJc w:val="right"/>
+      <w:pPr>
+        <w:ind w:left="2160" w:hanging="180"/>
+      </w:pPr>
+    </w:lvl>
+    <w:lvl w:ilvl="3" w:tplc="0409000F" w:tentative="1">
+      <w:start w:val="1"/>
+      <w:numFmt w:val="decimal"/>
+      <w:lvlText w:val="%4."/>
+      <w:lvlJc w:val="left"/>
+      <w:pPr>
+        <w:ind w:left="2880" w:hanging="360"/>
+      </w:pPr>
+    </w:lvl>
+    <w:lvl w:ilvl="4" w:tplc="04090019" w:tentative="1">
+      <w:start w:val="1"/>
+      <w:numFmt w:val="lowerLetter"/>
+      <w:lvlText w:val="%5."/>
+      <w:lvlJc w:val="left"/>
+      <w:pPr>
+        <w:ind w:left="3600" w:hanging="360"/>
+      </w:pPr>
+    </w:lvl>
+    <w:lvl w:ilvl="5" w:tplc="0409001B" w:tentative="1">
+      <w:start w:val="1"/>
+      <w:numFmt w:val="lowerRoman"/>
+      <w:lvlText w:val="%6."/>
+      <w:lvlJc w:val="right"/>
+      <w:pPr>
+        <w:ind w:left="4320" w:hanging="180"/>
+      </w:pPr>
+    </w:lvl>
+    <w:lvl w:ilvl="6" w:tplc="0409000F" w:tentative="1">
+      <w:start w:val="1"/>
+      <w:numFmt w:val="decimal"/>
+      <w:lvlText w:val="%7."/>
+      <w:lvlJc w:val="left"/>
+      <w:pPr>
+        <w:ind w:left="5040" w:hanging="360"/>
+      </w:pPr>
+    </w:lvl>
+    <w:lvl w:ilvl="7" w:tplc="04090019" w:tentative="1">
+      <w:start w:val="1"/>
+      <w:numFmt w:val="lowerLetter"/>
+      <w:lvlText w:val="%8."/>
+      <w:lvlJc w:val="left"/>
+      <w:pPr>
+        <w:ind w:left="5760" w:hanging="360"/>
+      </w:pPr>
+    </w:lvl>
+    <w:lvl w:ilvl="8" w:tplc="0409001B" w:tentative="1">
+      <w:start w:val="1"/>
+      <w:numFmt w:val="lowerRoman"/>
+      <w:lvlText w:val="%9."/>
+      <w:lvlJc w:val="right"/>
+      <w:pPr>
+        <w:ind w:left="6480" w:hanging="180"/>
+      </w:pPr>
+    </w:lvl>
+  </w:abstractNum>
+  <w:abstractNum w:abstractNumId="2" w15:restartNumberingAfterBreak="0">
+    <w:nsid w:val="394B33D4"/>
+    <w:multiLevelType w:val="hybridMultilevel"/>
+    <w:tmpl w:val="15B886D8"/>
+    <w:lvl w:ilvl="0" w:tplc="0409000F">
+      <w:start w:val="1"/>
+      <w:numFmt w:val="decimal"/>
+      <w:lvlText w:val="%1."/>
+      <w:lvlJc w:val="left"/>
+      <w:pPr>
+        <w:ind w:left="720" w:hanging="360"/>
+      </w:pPr>
+      <w:rPr>
+        <w:rFonts w:hint="default"/>
+      </w:rPr>
+    </w:lvl>
+    <w:lvl w:ilvl="1" w:tplc="04090019">
+      <w:start w:val="1"/>
+      <w:numFmt w:val="lowerLetter"/>
+      <w:lvlText w:val="%2."/>
+      <w:lvlJc w:val="left"/>
+      <w:pPr>
+        <w:ind w:left="1440" w:hanging="360"/>
+      </w:pPr>
+    </w:lvl>
+    <w:lvl w:ilvl="2" w:tplc="0409001B">
+      <w:start w:val="1"/>
+      <w:numFmt w:val="lowerRoman"/>
+      <w:lvlText w:val="%3."/>
+      <w:lvlJc w:val="right"/>
+      <w:pPr>
+        <w:ind w:left="2160" w:hanging="180"/>
+      </w:pPr>
+    </w:lvl>
+    <w:lvl w:ilvl="3" w:tplc="0409000F" w:tentative="1">
+      <w:start w:val="1"/>
+      <w:numFmt w:val="decimal"/>
+      <w:lvlText w:val="%4."/>
+      <w:lvlJc w:val="left"/>
+      <w:pPr>
+        <w:ind w:left="2880" w:hanging="360"/>
+      </w:pPr>
+    </w:lvl>
+    <w:lvl w:ilvl="4" w:tplc="04090019" w:tentative="1">
+      <w:start w:val="1"/>
+      <w:numFmt w:val="lowerLetter"/>
+      <w:lvlText w:val="%5."/>
+      <w:lvlJc w:val="left"/>
+      <w:pPr>
+        <w:ind w:left="3600" w:hanging="360"/>
+      </w:pPr>
+    </w:lvl>
+    <w:lvl w:ilvl="5" w:tplc="0409001B" w:tentative="1">
+      <w:start w:val="1"/>
+      <w:numFmt w:val="lowerRoman"/>
+      <w:lvlText w:val="%6."/>
+      <w:lvlJc w:val="right"/>
+      <w:pPr>
+        <w:ind w:left="4320" w:hanging="180"/>
+      </w:pPr>
+    </w:lvl>
+    <w:lvl w:ilvl="6" w:tplc="0409000F" w:tentative="1">
+      <w:start w:val="1"/>
+      <w:numFmt w:val="decimal"/>
+      <w:lvlText w:val="%7."/>
+      <w:lvlJc w:val="left"/>
+      <w:pPr>
+        <w:ind w:left="5040" w:hanging="360"/>
+      </w:pPr>
+    </w:lvl>
+    <w:lvl w:ilvl="7" w:tplc="04090019" w:tentative="1">
+      <w:start w:val="1"/>
+      <w:numFmt w:val="lowerLetter"/>
+      <w:lvlText w:val="%8."/>
+      <w:lvlJc w:val="left"/>
+      <w:pPr>
+        <w:ind w:left="5760" w:hanging="360"/>
+      </w:pPr>
+    </w:lvl>
+    <w:lvl w:ilvl="8" w:tplc="0409001B" w:tentative="1">
+      <w:start w:val="1"/>
+      <w:numFmt w:val="lowerRoman"/>
+      <w:lvlText w:val="%9."/>
+      <w:lvlJc w:val="right"/>
+      <w:pPr>
+        <w:ind w:left="6480" w:hanging="180"/>
+      </w:pPr>
+    </w:lvl>
+  </w:abstractNum>
+  <w:num w:numId="1" w16cid:durableId="1660646443">
+    <w:abstractNumId w:val="1"/>
+  </w:num>
+  <w:num w:numId="2" w16cid:durableId="650646282">
+    <w:abstractNumId w:val="0"/>
+  </w:num>
+  <w:num w:numId="3" w16cid:durableId="1029796945">
+    <w:abstractNumId w:val="2"/>
+  </w:num>
+</w:numbering>
 </file>
 
 <file path=word/styles.xml><?xml version="1.0" encoding="utf-8"?>

--- a/paRsynth_methods_draft.docx
+++ b/paRsynth_methods_draft.docx
@@ -66,21 +66,7 @@
         <w:rPr>
           <w:rFonts w:ascii="Arial" w:hAnsi="Arial" w:cs="Arial"/>
         </w:rPr>
-        <w:t xml:space="preserve"> </w:t>
-      </w:r>
-      <w:proofErr w:type="spellStart"/>
-      <w:r>
-        <w:rPr>
-          <w:rFonts w:ascii="Arial" w:hAnsi="Arial" w:cs="Arial"/>
-        </w:rPr>
-        <w:t>paRsynth</w:t>
-      </w:r>
-      <w:proofErr w:type="spellEnd"/>
-      <w:r>
-        <w:rPr>
-          <w:rFonts w:ascii="Arial" w:hAnsi="Arial" w:cs="Arial"/>
-        </w:rPr>
-        <w:t xml:space="preserve"> methods</w:t>
+        <w:t xml:space="preserve"> paRsynth methods</w:t>
       </w:r>
     </w:p>
     <w:p>
@@ -441,7 +427,6 @@
         </w:rPr>
         <w:t xml:space="preserve">: </w:t>
       </w:r>
-      <w:proofErr w:type="gramStart"/>
       <w:r>
         <w:rPr>
           <w:rFonts w:ascii="Arial" w:hAnsi="Arial" w:cs="Arial"/>
@@ -458,14 +443,7 @@
         <w:rPr>
           <w:rFonts w:ascii="Arial" w:hAnsi="Arial" w:cs="Arial"/>
         </w:rPr>
-        <w:t>word</w:t>
-      </w:r>
-      <w:proofErr w:type="gramEnd"/>
-      <w:r>
-        <w:rPr>
-          <w:rFonts w:ascii="Arial" w:hAnsi="Arial" w:cs="Arial"/>
-        </w:rPr>
-        <w:t xml:space="preserve"> </w:t>
+        <w:t xml:space="preserve">word </w:t>
       </w:r>
       <w:r>
         <w:rPr>
@@ -651,41 +629,13 @@
         <w:rPr>
           <w:rFonts w:ascii="Arial" w:hAnsi="Arial" w:cs="Arial"/>
         </w:rPr>
-        <w:t xml:space="preserve">Information theory perspective and </w:t>
-      </w:r>
-      <w:proofErr w:type="gramStart"/>
-      <w:r>
-        <w:rPr>
-          <w:rFonts w:ascii="Arial" w:hAnsi="Arial" w:cs="Arial"/>
-        </w:rPr>
-        <w:t>Parsons</w:t>
-      </w:r>
-      <w:proofErr w:type="gramEnd"/>
-      <w:r>
-        <w:rPr>
-          <w:rFonts w:ascii="Arial" w:hAnsi="Arial" w:cs="Arial"/>
-        </w:rPr>
-        <w:t xml:space="preserve"> code</w:t>
-      </w:r>
-      <w:r>
-        <w:rPr>
-          <w:rFonts w:ascii="Arial" w:hAnsi="Arial" w:cs="Arial"/>
-        </w:rPr>
-        <w:t xml:space="preserve"> for encoding, not just decoding (</w:t>
-      </w:r>
-      <w:proofErr w:type="spellStart"/>
-      <w:r>
-        <w:rPr>
-          <w:rFonts w:ascii="Arial" w:hAnsi="Arial" w:cs="Arial"/>
-        </w:rPr>
-        <w:t>Kershenbaum</w:t>
-      </w:r>
-      <w:proofErr w:type="spellEnd"/>
-      <w:r>
-        <w:rPr>
-          <w:rFonts w:ascii="Arial" w:hAnsi="Arial" w:cs="Arial"/>
-        </w:rPr>
-        <w:t>)</w:t>
+        <w:t>Information theory perspective and Parsons code</w:t>
+      </w:r>
+      <w:r>
+        <w:rPr>
+          <w:rFonts w:ascii="Arial" w:hAnsi="Arial" w:cs="Arial"/>
+        </w:rPr>
+        <w:t xml:space="preserve"> for encoding, not just decoding (Kershenbaum)</w:t>
       </w:r>
     </w:p>
     <w:p>
@@ -799,21 +749,7 @@
         <w:rPr>
           <w:rFonts w:ascii="Arial" w:hAnsi="Arial" w:cs="Arial"/>
         </w:rPr>
-        <w:t>Linking an information theory perspective to creating synthetic signals and controlling types and amounts of information encoded in these signals (</w:t>
-      </w:r>
-      <w:proofErr w:type="spellStart"/>
-      <w:r>
-        <w:rPr>
-          <w:rFonts w:ascii="Arial" w:hAnsi="Arial" w:cs="Arial"/>
-        </w:rPr>
-        <w:t>paRsynth</w:t>
-      </w:r>
-      <w:proofErr w:type="spellEnd"/>
-      <w:r>
-        <w:rPr>
-          <w:rFonts w:ascii="Arial" w:hAnsi="Arial" w:cs="Arial"/>
-        </w:rPr>
-        <w:t xml:space="preserve"> package)</w:t>
+        <w:t>Linking an information theory perspective to creating synthetic signals and controlling types and amounts of information encoded in these signals (paRsynth package)</w:t>
       </w:r>
     </w:p>
     <w:p>
@@ -831,21 +767,7 @@
         <w:rPr>
           <w:rFonts w:ascii="Arial" w:hAnsi="Arial" w:cs="Arial"/>
         </w:rPr>
-        <w:t xml:space="preserve">Be careful about pitching </w:t>
-      </w:r>
-      <w:proofErr w:type="spellStart"/>
-      <w:r>
-        <w:rPr>
-          <w:rFonts w:ascii="Arial" w:hAnsi="Arial" w:cs="Arial"/>
-        </w:rPr>
-        <w:t>paRsynth</w:t>
-      </w:r>
-      <w:proofErr w:type="spellEnd"/>
-      <w:r>
-        <w:rPr>
-          <w:rFonts w:ascii="Arial" w:hAnsi="Arial" w:cs="Arial"/>
-        </w:rPr>
-        <w:t xml:space="preserve"> too broadly, right now this is an in-house tool/set of functions</w:t>
+        <w:t>Be careful about pitching paRsynth too broadly, right now this is an in-house tool/set of functions</w:t>
       </w:r>
     </w:p>
     <w:p>
@@ -993,19 +915,11 @@
           <w:rFonts w:ascii="Arial" w:hAnsi="Arial" w:cs="Arial"/>
         </w:rPr>
       </w:pPr>
-      <w:proofErr w:type="spellStart"/>
-      <w:r>
-        <w:rPr>
-          <w:rFonts w:ascii="Arial" w:hAnsi="Arial" w:cs="Arial"/>
-        </w:rPr>
-        <w:t>paRsynth</w:t>
-      </w:r>
-      <w:proofErr w:type="spellEnd"/>
-      <w:r>
-        <w:rPr>
-          <w:rFonts w:ascii="Arial" w:hAnsi="Arial" w:cs="Arial"/>
-        </w:rPr>
-        <w:t xml:space="preserve"> functions</w:t>
+      <w:r>
+        <w:rPr>
+          <w:rFonts w:ascii="Arial" w:hAnsi="Arial" w:cs="Arial"/>
+        </w:rPr>
+        <w:t>paRsynth functions</w:t>
       </w:r>
     </w:p>
     <w:p>
@@ -1029,41 +943,13 @@
         <w:rPr>
           <w:rFonts w:ascii="Arial" w:hAnsi="Arial" w:cs="Arial"/>
         </w:rPr>
-        <w:t>nformation “</w:t>
-      </w:r>
-      <w:proofErr w:type="spellStart"/>
-      <w:r>
-        <w:rPr>
-          <w:rFonts w:ascii="Arial" w:hAnsi="Arial" w:cs="Arial"/>
-        </w:rPr>
-        <w:t>trits</w:t>
-      </w:r>
-      <w:proofErr w:type="spellEnd"/>
-      <w:r>
-        <w:rPr>
-          <w:rFonts w:ascii="Arial" w:hAnsi="Arial" w:cs="Arial"/>
-        </w:rPr>
-        <w:t>”</w:t>
-      </w:r>
-      <w:r>
-        <w:rPr>
-          <w:rFonts w:ascii="Arial" w:hAnsi="Arial" w:cs="Arial"/>
-        </w:rPr>
-        <w:t xml:space="preserve"> and base-3 </w:t>
-      </w:r>
-      <w:proofErr w:type="gramStart"/>
-      <w:r>
-        <w:rPr>
-          <w:rFonts w:ascii="Arial" w:hAnsi="Arial" w:cs="Arial"/>
-        </w:rPr>
-        <w:t>Parsons</w:t>
-      </w:r>
-      <w:proofErr w:type="gramEnd"/>
-      <w:r>
-        <w:rPr>
-          <w:rFonts w:ascii="Arial" w:hAnsi="Arial" w:cs="Arial"/>
-        </w:rPr>
-        <w:t xml:space="preserve"> </w:t>
+        <w:t>nformation “trits”</w:t>
+      </w:r>
+      <w:r>
+        <w:rPr>
+          <w:rFonts w:ascii="Arial" w:hAnsi="Arial" w:cs="Arial"/>
+        </w:rPr>
+        <w:t xml:space="preserve"> and base-3 Parsons </w:t>
       </w:r>
       <w:r>
         <w:rPr>
@@ -1087,6 +973,12 @@
         <w:rPr>
           <w:rFonts w:ascii="Arial" w:hAnsi="Arial" w:cs="Arial"/>
         </w:rPr>
+        <w:t xml:space="preserve">Pseudocode for our </w:t>
+      </w:r>
+      <w:r>
+        <w:rPr>
+          <w:rFonts w:ascii="Arial" w:hAnsi="Arial" w:cs="Arial"/>
+        </w:rPr>
         <w:t>“Information recovery pipeline”</w:t>
       </w:r>
     </w:p>
@@ -1129,6 +1021,30 @@
         <w:rPr>
           <w:rFonts w:ascii="Arial" w:hAnsi="Arial" w:cs="Arial"/>
         </w:rPr>
+        <w:t>Create the synthetic call datasets</w:t>
+      </w:r>
+      <w:r>
+        <w:rPr>
+          <w:rFonts w:ascii="Arial" w:hAnsi="Arial" w:cs="Arial"/>
+        </w:rPr>
+        <w:t xml:space="preserve"> and the treatments for experiments of information recovery</w:t>
+      </w:r>
+    </w:p>
+    <w:p>
+      <w:pPr>
+        <w:pStyle w:val="ListParagraph"/>
+        <w:numPr>
+          <w:ilvl w:val="1"/>
+          <w:numId w:val="3"/>
+        </w:numPr>
+        <w:rPr>
+          <w:rFonts w:ascii="Arial" w:hAnsi="Arial" w:cs="Arial"/>
+        </w:rPr>
+      </w:pPr>
+      <w:r>
+        <w:rPr>
+          <w:rFonts w:ascii="Arial" w:hAnsi="Arial" w:cs="Arial"/>
+        </w:rPr>
         <w:t>SPCC</w:t>
       </w:r>
       <w:r>
@@ -1153,21 +1069,7 @@
         <w:rPr>
           <w:rFonts w:ascii="Arial" w:hAnsi="Arial" w:cs="Arial"/>
         </w:rPr>
-        <w:t>Multi-</w:t>
-      </w:r>
-      <w:proofErr w:type="spellStart"/>
-      <w:r>
-        <w:rPr>
-          <w:rFonts w:ascii="Arial" w:hAnsi="Arial" w:cs="Arial"/>
-        </w:rPr>
-        <w:t>dimensional scalin</w:t>
-      </w:r>
-      <w:proofErr w:type="spellEnd"/>
-      <w:r>
-        <w:rPr>
-          <w:rFonts w:ascii="Arial" w:hAnsi="Arial" w:cs="Arial"/>
-        </w:rPr>
-        <w:t xml:space="preserve">g </w:t>
+        <w:t xml:space="preserve">Multi-dimensional scaling </w:t>
       </w:r>
       <w:r>
         <w:rPr>
@@ -1215,6 +1117,7 @@
         <w:rPr>
           <w:rFonts w:ascii="Arial" w:hAnsi="Arial" w:cs="Arial"/>
         </w:rPr>
+        <w:lastRenderedPageBreak/>
         <w:t>Frequency contour tracing</w:t>
       </w:r>
       <w:r>
@@ -1287,7 +1190,6 @@
         <w:rPr>
           <w:rFonts w:ascii="Arial" w:hAnsi="Arial" w:cs="Arial"/>
         </w:rPr>
-        <w:lastRenderedPageBreak/>
         <w:t>Dynamic time warping to compare the time series of the frequency contours</w:t>
       </w:r>
     </w:p>

--- a/paRsynth_methods_draft.docx
+++ b/paRsynth_methods_draft.docx
@@ -66,7 +66,21 @@
         <w:rPr>
           <w:rFonts w:ascii="Arial" w:hAnsi="Arial" w:cs="Arial"/>
         </w:rPr>
-        <w:t xml:space="preserve"> paRsynth methods</w:t>
+        <w:t xml:space="preserve"> </w:t>
+      </w:r>
+      <w:proofErr w:type="spellStart"/>
+      <w:r>
+        <w:rPr>
+          <w:rFonts w:ascii="Arial" w:hAnsi="Arial" w:cs="Arial"/>
+        </w:rPr>
+        <w:t>paRsynth</w:t>
+      </w:r>
+      <w:proofErr w:type="spellEnd"/>
+      <w:r>
+        <w:rPr>
+          <w:rFonts w:ascii="Arial" w:hAnsi="Arial" w:cs="Arial"/>
+        </w:rPr>
+        <w:t xml:space="preserve"> methods</w:t>
       </w:r>
     </w:p>
     <w:p>
@@ -427,6 +441,7 @@
         </w:rPr>
         <w:t xml:space="preserve">: </w:t>
       </w:r>
+      <w:proofErr w:type="gramStart"/>
       <w:r>
         <w:rPr>
           <w:rFonts w:ascii="Arial" w:hAnsi="Arial" w:cs="Arial"/>
@@ -443,7 +458,14 @@
         <w:rPr>
           <w:rFonts w:ascii="Arial" w:hAnsi="Arial" w:cs="Arial"/>
         </w:rPr>
-        <w:t xml:space="preserve">word </w:t>
+        <w:t>word</w:t>
+      </w:r>
+      <w:proofErr w:type="gramEnd"/>
+      <w:r>
+        <w:rPr>
+          <w:rFonts w:ascii="Arial" w:hAnsi="Arial" w:cs="Arial"/>
+        </w:rPr>
+        <w:t xml:space="preserve"> </w:t>
       </w:r>
       <w:r>
         <w:rPr>
@@ -629,13 +651,41 @@
         <w:rPr>
           <w:rFonts w:ascii="Arial" w:hAnsi="Arial" w:cs="Arial"/>
         </w:rPr>
-        <w:t>Information theory perspective and Parsons code</w:t>
-      </w:r>
-      <w:r>
-        <w:rPr>
-          <w:rFonts w:ascii="Arial" w:hAnsi="Arial" w:cs="Arial"/>
-        </w:rPr>
-        <w:t xml:space="preserve"> for encoding, not just decoding (Kershenbaum)</w:t>
+        <w:t xml:space="preserve">Information theory perspective and </w:t>
+      </w:r>
+      <w:proofErr w:type="gramStart"/>
+      <w:r>
+        <w:rPr>
+          <w:rFonts w:ascii="Arial" w:hAnsi="Arial" w:cs="Arial"/>
+        </w:rPr>
+        <w:t>Parsons</w:t>
+      </w:r>
+      <w:proofErr w:type="gramEnd"/>
+      <w:r>
+        <w:rPr>
+          <w:rFonts w:ascii="Arial" w:hAnsi="Arial" w:cs="Arial"/>
+        </w:rPr>
+        <w:t xml:space="preserve"> code</w:t>
+      </w:r>
+      <w:r>
+        <w:rPr>
+          <w:rFonts w:ascii="Arial" w:hAnsi="Arial" w:cs="Arial"/>
+        </w:rPr>
+        <w:t xml:space="preserve"> for encoding, not just decoding (</w:t>
+      </w:r>
+      <w:proofErr w:type="spellStart"/>
+      <w:r>
+        <w:rPr>
+          <w:rFonts w:ascii="Arial" w:hAnsi="Arial" w:cs="Arial"/>
+        </w:rPr>
+        <w:t>Kershenbaum</w:t>
+      </w:r>
+      <w:proofErr w:type="spellEnd"/>
+      <w:r>
+        <w:rPr>
+          <w:rFonts w:ascii="Arial" w:hAnsi="Arial" w:cs="Arial"/>
+        </w:rPr>
+        <w:t>)</w:t>
       </w:r>
     </w:p>
     <w:p>
@@ -749,7 +799,21 @@
         <w:rPr>
           <w:rFonts w:ascii="Arial" w:hAnsi="Arial" w:cs="Arial"/>
         </w:rPr>
-        <w:t>Linking an information theory perspective to creating synthetic signals and controlling types and amounts of information encoded in these signals (paRsynth package)</w:t>
+        <w:t>Linking an information theory perspective to creating synthetic signals and controlling types and amounts of information encoded in these signals (</w:t>
+      </w:r>
+      <w:proofErr w:type="spellStart"/>
+      <w:r>
+        <w:rPr>
+          <w:rFonts w:ascii="Arial" w:hAnsi="Arial" w:cs="Arial"/>
+        </w:rPr>
+        <w:t>paRsynth</w:t>
+      </w:r>
+      <w:proofErr w:type="spellEnd"/>
+      <w:r>
+        <w:rPr>
+          <w:rFonts w:ascii="Arial" w:hAnsi="Arial" w:cs="Arial"/>
+        </w:rPr>
+        <w:t xml:space="preserve"> package)</w:t>
       </w:r>
     </w:p>
     <w:p>
@@ -767,7 +831,21 @@
         <w:rPr>
           <w:rFonts w:ascii="Arial" w:hAnsi="Arial" w:cs="Arial"/>
         </w:rPr>
-        <w:t>Be careful about pitching paRsynth too broadly, right now this is an in-house tool/set of functions</w:t>
+        <w:t xml:space="preserve">Be careful about pitching </w:t>
+      </w:r>
+      <w:proofErr w:type="spellStart"/>
+      <w:r>
+        <w:rPr>
+          <w:rFonts w:ascii="Arial" w:hAnsi="Arial" w:cs="Arial"/>
+        </w:rPr>
+        <w:t>paRsynth</w:t>
+      </w:r>
+      <w:proofErr w:type="spellEnd"/>
+      <w:r>
+        <w:rPr>
+          <w:rFonts w:ascii="Arial" w:hAnsi="Arial" w:cs="Arial"/>
+        </w:rPr>
+        <w:t xml:space="preserve"> too broadly, right now this is an in-house tool/set of functions</w:t>
       </w:r>
     </w:p>
     <w:p>
@@ -911,15 +989,25 @@
           <w:ilvl w:val="0"/>
           <w:numId w:val="3"/>
         </w:numPr>
-        <w:rPr>
-          <w:rFonts w:ascii="Arial" w:hAnsi="Arial" w:cs="Arial"/>
-        </w:rPr>
-      </w:pPr>
-      <w:r>
-        <w:rPr>
-          <w:rFonts w:ascii="Arial" w:hAnsi="Arial" w:cs="Arial"/>
-        </w:rPr>
-        <w:t>paRsynth functions</w:t>
+        <w:spacing w:after="240"/>
+        <w:contextualSpacing w:val="0"/>
+        <w:rPr>
+          <w:rFonts w:ascii="Arial" w:hAnsi="Arial" w:cs="Arial"/>
+        </w:rPr>
+      </w:pPr>
+      <w:proofErr w:type="spellStart"/>
+      <w:r>
+        <w:rPr>
+          <w:rFonts w:ascii="Arial" w:hAnsi="Arial" w:cs="Arial"/>
+        </w:rPr>
+        <w:t>paRsynth</w:t>
+      </w:r>
+      <w:proofErr w:type="spellEnd"/>
+      <w:r>
+        <w:rPr>
+          <w:rFonts w:ascii="Arial" w:hAnsi="Arial" w:cs="Arial"/>
+        </w:rPr>
+        <w:t xml:space="preserve"> functions</w:t>
       </w:r>
     </w:p>
     <w:p>
@@ -929,6 +1017,8 @@
           <w:ilvl w:val="0"/>
           <w:numId w:val="3"/>
         </w:numPr>
+        <w:spacing w:after="240"/>
+        <w:contextualSpacing w:val="0"/>
         <w:rPr>
           <w:rFonts w:ascii="Arial" w:hAnsi="Arial" w:cs="Arial"/>
         </w:rPr>
@@ -943,13 +1033,41 @@
         <w:rPr>
           <w:rFonts w:ascii="Arial" w:hAnsi="Arial" w:cs="Arial"/>
         </w:rPr>
-        <w:t>nformation “trits”</w:t>
-      </w:r>
-      <w:r>
-        <w:rPr>
-          <w:rFonts w:ascii="Arial" w:hAnsi="Arial" w:cs="Arial"/>
-        </w:rPr>
-        <w:t xml:space="preserve"> and base-3 Parsons </w:t>
+        <w:t>nformation “</w:t>
+      </w:r>
+      <w:proofErr w:type="spellStart"/>
+      <w:r>
+        <w:rPr>
+          <w:rFonts w:ascii="Arial" w:hAnsi="Arial" w:cs="Arial"/>
+        </w:rPr>
+        <w:t>trits</w:t>
+      </w:r>
+      <w:proofErr w:type="spellEnd"/>
+      <w:r>
+        <w:rPr>
+          <w:rFonts w:ascii="Arial" w:hAnsi="Arial" w:cs="Arial"/>
+        </w:rPr>
+        <w:t>”</w:t>
+      </w:r>
+      <w:r>
+        <w:rPr>
+          <w:rFonts w:ascii="Arial" w:hAnsi="Arial" w:cs="Arial"/>
+        </w:rPr>
+        <w:t xml:space="preserve"> and base-3 </w:t>
+      </w:r>
+      <w:proofErr w:type="gramStart"/>
+      <w:r>
+        <w:rPr>
+          <w:rFonts w:ascii="Arial" w:hAnsi="Arial" w:cs="Arial"/>
+        </w:rPr>
+        <w:t>Parsons</w:t>
+      </w:r>
+      <w:proofErr w:type="gramEnd"/>
+      <w:r>
+        <w:rPr>
+          <w:rFonts w:ascii="Arial" w:hAnsi="Arial" w:cs="Arial"/>
+        </w:rPr>
+        <w:t xml:space="preserve"> </w:t>
       </w:r>
       <w:r>
         <w:rPr>
@@ -965,6 +1083,8 @@
           <w:ilvl w:val="0"/>
           <w:numId w:val="3"/>
         </w:numPr>
+        <w:spacing w:after="240"/>
+        <w:contextualSpacing w:val="0"/>
         <w:rPr>
           <w:rFonts w:ascii="Arial" w:hAnsi="Arial" w:cs="Arial"/>
         </w:rPr>
@@ -980,6 +1100,30 @@
           <w:rFonts w:ascii="Arial" w:hAnsi="Arial" w:cs="Arial"/>
         </w:rPr>
         <w:t>“Information recovery pipeline”</w:t>
+      </w:r>
+      <w:r>
+        <w:rPr>
+          <w:rFonts w:ascii="Arial" w:hAnsi="Arial" w:cs="Arial"/>
+        </w:rPr>
+        <w:t>.</w:t>
+      </w:r>
+      <w:r>
+        <w:rPr>
+          <w:rFonts w:ascii="Arial" w:hAnsi="Arial" w:cs="Arial"/>
+        </w:rPr>
+        <w:t xml:space="preserve"> </w:t>
+      </w:r>
+      <w:r>
+        <w:rPr>
+          <w:rFonts w:ascii="Arial" w:hAnsi="Arial" w:cs="Arial"/>
+        </w:rPr>
+        <w:t xml:space="preserve">We have code to do the majority of all of this, and will need to </w:t>
+      </w:r>
+      <w:r>
+        <w:rPr>
+          <w:rFonts w:ascii="Arial" w:hAnsi="Arial" w:cs="Arial"/>
+        </w:rPr>
+        <w:t>put the pieces together</w:t>
       </w:r>
     </w:p>
     <w:p>
@@ -989,21 +1133,98 @@
           <w:ilvl w:val="1"/>
           <w:numId w:val="3"/>
         </w:numPr>
-        <w:rPr>
-          <w:rFonts w:ascii="Arial" w:hAnsi="Arial" w:cs="Arial"/>
-        </w:rPr>
-      </w:pPr>
-      <w:r>
-        <w:rPr>
-          <w:rFonts w:ascii="Arial" w:hAnsi="Arial" w:cs="Arial"/>
-        </w:rPr>
-        <w:t xml:space="preserve">We have code to do the majority of all of this, and will need to </w:t>
-      </w:r>
-      <w:r>
-        <w:rPr>
-          <w:rFonts w:ascii="Arial" w:hAnsi="Arial" w:cs="Arial"/>
-        </w:rPr>
-        <w:t>put the pieces together</w:t>
+        <w:spacing w:after="240"/>
+        <w:contextualSpacing w:val="0"/>
+        <w:rPr>
+          <w:rFonts w:ascii="Arial" w:hAnsi="Arial" w:cs="Arial"/>
+        </w:rPr>
+      </w:pPr>
+      <w:r>
+        <w:rPr>
+          <w:rFonts w:ascii="Arial" w:hAnsi="Arial" w:cs="Arial"/>
+        </w:rPr>
+        <w:t xml:space="preserve">Decide on </w:t>
+      </w:r>
+      <w:r>
+        <w:rPr>
+          <w:rFonts w:ascii="Arial" w:hAnsi="Arial" w:cs="Arial"/>
+        </w:rPr>
+        <w:t>treatments for experiments of information recovery</w:t>
+      </w:r>
+    </w:p>
+    <w:p>
+      <w:pPr>
+        <w:pStyle w:val="ListParagraph"/>
+        <w:numPr>
+          <w:ilvl w:val="2"/>
+          <w:numId w:val="3"/>
+        </w:numPr>
+        <w:spacing w:after="240"/>
+        <w:contextualSpacing w:val="0"/>
+        <w:rPr>
+          <w:rFonts w:ascii="Arial" w:hAnsi="Arial" w:cs="Arial"/>
+        </w:rPr>
+      </w:pPr>
+      <w:r>
+        <w:rPr>
+          <w:rFonts w:ascii="Arial" w:hAnsi="Arial" w:cs="Arial"/>
+        </w:rPr>
+        <w:t xml:space="preserve">Social environment variation (number of groups and individuals), information encoding at two social levels </w:t>
+      </w:r>
+    </w:p>
+    <w:p>
+      <w:pPr>
+        <w:pStyle w:val="ListParagraph"/>
+        <w:numPr>
+          <w:ilvl w:val="2"/>
+          <w:numId w:val="3"/>
+        </w:numPr>
+        <w:spacing w:after="240"/>
+        <w:contextualSpacing w:val="0"/>
+        <w:rPr>
+          <w:rFonts w:ascii="Arial" w:hAnsi="Arial" w:cs="Arial"/>
+        </w:rPr>
+      </w:pPr>
+      <w:r>
+        <w:rPr>
+          <w:rFonts w:ascii="Arial" w:hAnsi="Arial" w:cs="Arial"/>
+        </w:rPr>
+        <w:t>Set some upper maximum for total number of SPCC comparisons, think about this. For some social environment treatments, subsample a single call per individual</w:t>
+      </w:r>
+    </w:p>
+    <w:p>
+      <w:pPr>
+        <w:pStyle w:val="ListParagraph"/>
+        <w:numPr>
+          <w:ilvl w:val="2"/>
+          <w:numId w:val="3"/>
+        </w:numPr>
+        <w:spacing w:after="240"/>
+        <w:contextualSpacing w:val="0"/>
+        <w:rPr>
+          <w:rFonts w:ascii="Arial" w:hAnsi="Arial" w:cs="Arial"/>
+        </w:rPr>
+      </w:pPr>
+      <w:r>
+        <w:rPr>
+          <w:rFonts w:ascii="Arial" w:hAnsi="Arial" w:cs="Arial"/>
+        </w:rPr>
+        <w:lastRenderedPageBreak/>
+        <w:t xml:space="preserve">Or add a subsampling approach to this paper? Keep thinking about this, because Bayesian modeling of group and individual level variation is </w:t>
+      </w:r>
+      <w:proofErr w:type="gramStart"/>
+      <w:r>
+        <w:rPr>
+          <w:rFonts w:ascii="Arial" w:hAnsi="Arial" w:cs="Arial"/>
+        </w:rPr>
+        <w:t>really useful</w:t>
+      </w:r>
+      <w:proofErr w:type="gramEnd"/>
+      <w:r>
+        <w:rPr>
+          <w:rFonts w:ascii="Arial" w:hAnsi="Arial" w:cs="Arial"/>
+        </w:rPr>
+        <w:t xml:space="preserve"> and use fewer numbers of groups and individuals in the social environment</w:t>
       </w:r>
     </w:p>
     <w:p>
@@ -1013,6 +1234,8 @@
           <w:ilvl w:val="1"/>
           <w:numId w:val="3"/>
         </w:numPr>
+        <w:spacing w:after="240"/>
+        <w:contextualSpacing w:val="0"/>
         <w:rPr>
           <w:rFonts w:ascii="Arial" w:hAnsi="Arial" w:cs="Arial"/>
         </w:rPr>
@@ -1027,7 +1250,27 @@
         <w:rPr>
           <w:rFonts w:ascii="Arial" w:hAnsi="Arial" w:cs="Arial"/>
         </w:rPr>
-        <w:t xml:space="preserve"> and the treatments for experiments of information recovery</w:t>
+        <w:t xml:space="preserve"> </w:t>
+      </w:r>
+      <w:r>
+        <w:rPr>
+          <w:rFonts w:ascii="Arial" w:hAnsi="Arial" w:cs="Arial"/>
+        </w:rPr>
+        <w:t xml:space="preserve">with </w:t>
+      </w:r>
+      <w:proofErr w:type="spellStart"/>
+      <w:r>
+        <w:rPr>
+          <w:rFonts w:ascii="Arial" w:hAnsi="Arial" w:cs="Arial"/>
+        </w:rPr>
+        <w:t>paRsynth</w:t>
+      </w:r>
+      <w:proofErr w:type="spellEnd"/>
+      <w:r>
+        <w:rPr>
+          <w:rFonts w:ascii="Arial" w:hAnsi="Arial" w:cs="Arial"/>
+        </w:rPr>
+        <w:t xml:space="preserve"> (character strings and metadata to audio files)</w:t>
       </w:r>
     </w:p>
     <w:p>
@@ -1037,6 +1280,8 @@
           <w:ilvl w:val="1"/>
           <w:numId w:val="3"/>
         </w:numPr>
+        <w:spacing w:after="240"/>
+        <w:contextualSpacing w:val="0"/>
         <w:rPr>
           <w:rFonts w:ascii="Arial" w:hAnsi="Arial" w:cs="Arial"/>
         </w:rPr>
@@ -1051,7 +1296,43 @@
         <w:rPr>
           <w:rFonts w:ascii="Arial" w:hAnsi="Arial" w:cs="Arial"/>
         </w:rPr>
-        <w:t>-based:</w:t>
+        <w:t>-based</w:t>
+      </w:r>
+      <w:r>
+        <w:rPr>
+          <w:rFonts w:ascii="Arial" w:hAnsi="Arial" w:cs="Arial"/>
+        </w:rPr>
+        <w:t xml:space="preserve"> </w:t>
+      </w:r>
+      <w:r>
+        <w:rPr>
+          <w:rFonts w:ascii="Arial" w:hAnsi="Arial" w:cs="Arial"/>
+        </w:rPr>
+        <w:t>(a mix of traditional bioacoustics tools and information theory perspective</w:t>
+      </w:r>
+      <w:r>
+        <w:rPr>
+          <w:rFonts w:ascii="Arial" w:hAnsi="Arial" w:cs="Arial"/>
+        </w:rPr>
+        <w:t xml:space="preserve">, </w:t>
+      </w:r>
+      <w:r>
+        <w:rPr>
+          <w:rFonts w:ascii="Arial" w:hAnsi="Arial" w:cs="Arial"/>
+        </w:rPr>
+        <w:t>plus newer tools for inferential statistics</w:t>
+      </w:r>
+      <w:r>
+        <w:rPr>
+          <w:rFonts w:ascii="Arial" w:hAnsi="Arial" w:cs="Arial"/>
+        </w:rPr>
+        <w:t>)</w:t>
+      </w:r>
+      <w:r>
+        <w:rPr>
+          <w:rFonts w:ascii="Arial" w:hAnsi="Arial" w:cs="Arial"/>
+        </w:rPr>
+        <w:t>:</w:t>
       </w:r>
     </w:p>
     <w:p>
@@ -1061,15 +1342,61 @@
           <w:ilvl w:val="2"/>
           <w:numId w:val="3"/>
         </w:numPr>
-        <w:rPr>
-          <w:rFonts w:ascii="Arial" w:hAnsi="Arial" w:cs="Arial"/>
-        </w:rPr>
-      </w:pPr>
-      <w:r>
-        <w:rPr>
-          <w:rFonts w:ascii="Arial" w:hAnsi="Arial" w:cs="Arial"/>
-        </w:rPr>
-        <w:t xml:space="preserve">Multi-dimensional scaling </w:t>
+        <w:spacing w:after="240"/>
+        <w:contextualSpacing w:val="0"/>
+        <w:rPr>
+          <w:rFonts w:ascii="Arial" w:hAnsi="Arial" w:cs="Arial"/>
+        </w:rPr>
+      </w:pPr>
+      <w:r>
+        <w:rPr>
+          <w:rFonts w:ascii="Arial" w:hAnsi="Arial" w:cs="Arial"/>
+        </w:rPr>
+        <w:t>Run SPCC</w:t>
+      </w:r>
+      <w:r>
+        <w:rPr>
+          <w:rFonts w:ascii="Arial" w:hAnsi="Arial" w:cs="Arial"/>
+        </w:rPr>
+        <w:t xml:space="preserve"> to measure acoustic similarity of all calls in the dataset generated for a given set of experimental treatments</w:t>
+      </w:r>
+    </w:p>
+    <w:p>
+      <w:pPr>
+        <w:pStyle w:val="ListParagraph"/>
+        <w:numPr>
+          <w:ilvl w:val="2"/>
+          <w:numId w:val="3"/>
+        </w:numPr>
+        <w:spacing w:after="240"/>
+        <w:contextualSpacing w:val="0"/>
+        <w:rPr>
+          <w:rFonts w:ascii="Arial" w:hAnsi="Arial" w:cs="Arial"/>
+        </w:rPr>
+      </w:pPr>
+      <w:r>
+        <w:rPr>
+          <w:rFonts w:ascii="Arial" w:hAnsi="Arial" w:cs="Arial"/>
+        </w:rPr>
+        <w:t>Reduce</w:t>
+      </w:r>
+      <w:r>
+        <w:rPr>
+          <w:rFonts w:ascii="Arial" w:hAnsi="Arial" w:cs="Arial"/>
+        </w:rPr>
+        <w:t xml:space="preserve"> dimensionality of the SPCC matrix with </w:t>
+      </w:r>
+      <w:r>
+        <w:rPr>
+          <w:rFonts w:ascii="Arial" w:hAnsi="Arial" w:cs="Arial"/>
+        </w:rPr>
+        <w:t>m</w:t>
+      </w:r>
+      <w:r>
+        <w:rPr>
+          <w:rFonts w:ascii="Arial" w:hAnsi="Arial" w:cs="Arial"/>
+        </w:rPr>
+        <w:t xml:space="preserve">ulti-dimensional scaling </w:t>
       </w:r>
       <w:r>
         <w:rPr>
@@ -1077,29 +1404,438 @@
         </w:rPr>
         <w:t>acoustic space</w:t>
       </w:r>
-      <w:r>
-        <w:rPr>
-          <w:rFonts w:ascii="Arial" w:hAnsi="Arial" w:cs="Arial"/>
-        </w:rPr>
-        <w:t>, clustering and Normalized Mutual</w:t>
-      </w:r>
-      <w:r>
-        <w:rPr>
-          <w:rFonts w:ascii="Arial" w:hAnsi="Arial" w:cs="Arial"/>
-        </w:rPr>
-        <w:t xml:space="preserve"> Information (a mix of traditional bioacoustics tools and information theory perspective)</w:t>
-      </w:r>
-      <w:r>
-        <w:rPr>
-          <w:rFonts w:ascii="Arial" w:hAnsi="Arial" w:cs="Arial"/>
-        </w:rPr>
-        <w:t>,</w:t>
-      </w:r>
-      <w:r>
-        <w:rPr>
-          <w:rFonts w:ascii="Arial" w:hAnsi="Arial" w:cs="Arial"/>
-        </w:rPr>
-        <w:t xml:space="preserve"> Bayesian hierarchical models (mix of traditional tools plus newer tools for inferential statistics)</w:t>
+    </w:p>
+    <w:p>
+      <w:pPr>
+        <w:pStyle w:val="ListParagraph"/>
+        <w:numPr>
+          <w:ilvl w:val="3"/>
+          <w:numId w:val="3"/>
+        </w:numPr>
+        <w:spacing w:after="240"/>
+        <w:contextualSpacing w:val="0"/>
+        <w:rPr>
+          <w:rFonts w:ascii="Arial" w:hAnsi="Arial" w:cs="Arial"/>
+        </w:rPr>
+      </w:pPr>
+      <w:r>
+        <w:rPr>
+          <w:rFonts w:ascii="Arial" w:hAnsi="Arial" w:cs="Arial"/>
+        </w:rPr>
+        <w:t>Use a high number of dimensions for the MDS solution that reduces stress to &lt;= 5%</w:t>
+      </w:r>
+    </w:p>
+    <w:p>
+      <w:pPr>
+        <w:pStyle w:val="ListParagraph"/>
+        <w:numPr>
+          <w:ilvl w:val="2"/>
+          <w:numId w:val="3"/>
+        </w:numPr>
+        <w:spacing w:after="240"/>
+        <w:contextualSpacing w:val="0"/>
+        <w:rPr>
+          <w:rFonts w:ascii="Arial" w:hAnsi="Arial" w:cs="Arial"/>
+        </w:rPr>
+      </w:pPr>
+      <w:r>
+        <w:rPr>
+          <w:rFonts w:ascii="Arial" w:hAnsi="Arial" w:cs="Arial"/>
+        </w:rPr>
+        <w:t>Run k-means or other unsupervised c</w:t>
+      </w:r>
+      <w:r>
+        <w:rPr>
+          <w:rFonts w:ascii="Arial" w:hAnsi="Arial" w:cs="Arial"/>
+        </w:rPr>
+        <w:t xml:space="preserve">lustering </w:t>
+      </w:r>
+      <w:r>
+        <w:rPr>
+          <w:rFonts w:ascii="Arial" w:hAnsi="Arial" w:cs="Arial"/>
+        </w:rPr>
+        <w:t xml:space="preserve">on the first </w:t>
+      </w:r>
+      <w:r>
+        <w:rPr>
+          <w:rFonts w:ascii="Arial" w:hAnsi="Arial" w:cs="Arial"/>
+        </w:rPr>
+        <w:t>2 MDS dimensions</w:t>
+      </w:r>
+    </w:p>
+    <w:p>
+      <w:pPr>
+        <w:pStyle w:val="ListParagraph"/>
+        <w:numPr>
+          <w:ilvl w:val="2"/>
+          <w:numId w:val="3"/>
+        </w:numPr>
+        <w:spacing w:after="240"/>
+        <w:contextualSpacing w:val="0"/>
+        <w:rPr>
+          <w:rFonts w:ascii="Arial" w:hAnsi="Arial" w:cs="Arial"/>
+        </w:rPr>
+      </w:pPr>
+      <w:r>
+        <w:rPr>
+          <w:rFonts w:ascii="Arial" w:hAnsi="Arial" w:cs="Arial"/>
+        </w:rPr>
+        <w:t xml:space="preserve">Compute </w:t>
+      </w:r>
+      <w:r>
+        <w:rPr>
+          <w:rFonts w:ascii="Arial" w:hAnsi="Arial" w:cs="Arial"/>
+        </w:rPr>
+        <w:t>Normalized Mutual</w:t>
+      </w:r>
+      <w:r>
+        <w:rPr>
+          <w:rFonts w:ascii="Arial" w:hAnsi="Arial" w:cs="Arial"/>
+        </w:rPr>
+        <w:t xml:space="preserve"> Information </w:t>
+      </w:r>
+      <w:r>
+        <w:rPr>
+          <w:rFonts w:ascii="Arial" w:hAnsi="Arial" w:cs="Arial"/>
+        </w:rPr>
+        <w:t>between the cluster labels</w:t>
+      </w:r>
+      <w:r>
+        <w:rPr>
+          <w:rFonts w:ascii="Arial" w:hAnsi="Arial" w:cs="Arial"/>
+        </w:rPr>
+        <w:t xml:space="preserve"> and the original labels at each social level</w:t>
+      </w:r>
+    </w:p>
+    <w:p>
+      <w:pPr>
+        <w:pStyle w:val="ListParagraph"/>
+        <w:numPr>
+          <w:ilvl w:val="3"/>
+          <w:numId w:val="3"/>
+        </w:numPr>
+        <w:spacing w:after="240"/>
+        <w:contextualSpacing w:val="0"/>
+        <w:rPr>
+          <w:rFonts w:ascii="Arial" w:hAnsi="Arial" w:cs="Arial"/>
+        </w:rPr>
+      </w:pPr>
+      <w:r>
+        <w:rPr>
+          <w:rFonts w:ascii="Arial" w:hAnsi="Arial" w:cs="Arial"/>
+        </w:rPr>
+        <w:t xml:space="preserve">NMI should be calculated </w:t>
+      </w:r>
+      <w:r>
+        <w:rPr>
+          <w:rFonts w:ascii="Arial" w:hAnsi="Arial" w:cs="Arial"/>
+        </w:rPr>
+        <w:t>in 3 ways: group-level (original group IDs)</w:t>
+      </w:r>
+      <w:r>
+        <w:rPr>
+          <w:rFonts w:ascii="Arial" w:hAnsi="Arial" w:cs="Arial"/>
+        </w:rPr>
+        <w:t xml:space="preserve">, individuals within groups </w:t>
+      </w:r>
+      <w:r>
+        <w:rPr>
+          <w:rFonts w:ascii="Arial" w:hAnsi="Arial" w:cs="Arial"/>
+        </w:rPr>
+        <w:t>(</w:t>
+      </w:r>
+      <w:r>
+        <w:rPr>
+          <w:rFonts w:ascii="Arial" w:hAnsi="Arial" w:cs="Arial"/>
+        </w:rPr>
+        <w:t>NMI at the individual level within groups</w:t>
+      </w:r>
+      <w:r>
+        <w:rPr>
+          <w:rFonts w:ascii="Arial" w:hAnsi="Arial" w:cs="Arial"/>
+        </w:rPr>
+        <w:t>)</w:t>
+      </w:r>
+      <w:r>
+        <w:rPr>
+          <w:rFonts w:ascii="Arial" w:hAnsi="Arial" w:cs="Arial"/>
+        </w:rPr>
+        <w:t>, all individuals (group plus individual ID as a unique identifier)</w:t>
+      </w:r>
+      <w:r>
+        <w:rPr>
+          <w:rFonts w:ascii="Arial" w:hAnsi="Arial" w:cs="Arial"/>
+        </w:rPr>
+        <w:t>. Keep thinking about the last calculation, since it doesn’t follow the original information encoding logic in which individuals are unique within groups</w:t>
+      </w:r>
+    </w:p>
+    <w:p>
+      <w:pPr>
+        <w:pStyle w:val="ListParagraph"/>
+        <w:numPr>
+          <w:ilvl w:val="2"/>
+          <w:numId w:val="3"/>
+        </w:numPr>
+        <w:spacing w:after="240"/>
+        <w:contextualSpacing w:val="0"/>
+        <w:rPr>
+          <w:rFonts w:ascii="Arial" w:hAnsi="Arial" w:cs="Arial"/>
+        </w:rPr>
+      </w:pPr>
+      <w:r>
+        <w:rPr>
+          <w:rFonts w:ascii="Arial" w:hAnsi="Arial" w:cs="Arial"/>
+        </w:rPr>
+        <w:t>Bayesian hierarchical models</w:t>
+      </w:r>
+      <w:r>
+        <w:rPr>
+          <w:rFonts w:ascii="Arial" w:hAnsi="Arial" w:cs="Arial"/>
+        </w:rPr>
+        <w:t xml:space="preserve"> for inferential statistics</w:t>
+      </w:r>
+      <w:r>
+        <w:rPr>
+          <w:rFonts w:ascii="Arial" w:hAnsi="Arial" w:cs="Arial"/>
+        </w:rPr>
+        <w:t xml:space="preserve"> (TODO)</w:t>
+      </w:r>
+    </w:p>
+    <w:p>
+      <w:pPr>
+        <w:pStyle w:val="ListParagraph"/>
+        <w:numPr>
+          <w:ilvl w:val="3"/>
+          <w:numId w:val="3"/>
+        </w:numPr>
+        <w:spacing w:after="240"/>
+        <w:contextualSpacing w:val="0"/>
+        <w:rPr>
+          <w:rFonts w:ascii="Arial" w:hAnsi="Arial" w:cs="Arial"/>
+        </w:rPr>
+      </w:pPr>
+      <w:r>
+        <w:rPr>
+          <w:rFonts w:ascii="Arial" w:hAnsi="Arial" w:cs="Arial"/>
+        </w:rPr>
+        <w:t xml:space="preserve">Ask whether acoustic convergence is statistically significant at each social level </w:t>
+      </w:r>
+      <w:r>
+        <w:rPr>
+          <w:rFonts w:ascii="Arial" w:hAnsi="Arial" w:cs="Arial"/>
+        </w:rPr>
+        <w:t>across experimental treatments</w:t>
+      </w:r>
+    </w:p>
+    <w:p>
+      <w:pPr>
+        <w:pStyle w:val="ListParagraph"/>
+        <w:numPr>
+          <w:ilvl w:val="4"/>
+          <w:numId w:val="3"/>
+        </w:numPr>
+        <w:spacing w:after="240"/>
+        <w:contextualSpacing w:val="0"/>
+        <w:rPr>
+          <w:rFonts w:ascii="Arial" w:hAnsi="Arial" w:cs="Arial"/>
+        </w:rPr>
+      </w:pPr>
+      <w:r>
+        <w:rPr>
+          <w:rFonts w:ascii="Arial" w:hAnsi="Arial" w:cs="Arial"/>
+        </w:rPr>
+        <w:t>Bayesian models should use the SPCC matrix values as input data</w:t>
+      </w:r>
+      <w:r>
+        <w:rPr>
+          <w:rFonts w:ascii="Arial" w:hAnsi="Arial" w:cs="Arial"/>
+        </w:rPr>
+        <w:t>, very similar to Mantel test</w:t>
+      </w:r>
+    </w:p>
+    <w:p>
+      <w:pPr>
+        <w:pStyle w:val="ListParagraph"/>
+        <w:numPr>
+          <w:ilvl w:val="5"/>
+          <w:numId w:val="3"/>
+        </w:numPr>
+        <w:spacing w:after="240"/>
+        <w:contextualSpacing w:val="0"/>
+        <w:rPr>
+          <w:rFonts w:ascii="Arial" w:hAnsi="Arial" w:cs="Arial"/>
+        </w:rPr>
+      </w:pPr>
+      <w:r>
+        <w:rPr>
+          <w:rFonts w:ascii="Arial" w:hAnsi="Arial" w:cs="Arial"/>
+        </w:rPr>
+        <w:t xml:space="preserve">Analysis questions: How similar are an individual’s calls to its own calls, compared to calls of other individuals? And the same </w:t>
+      </w:r>
+      <w:proofErr w:type="spellStart"/>
+      <w:r>
+        <w:rPr>
+          <w:rFonts w:ascii="Arial" w:hAnsi="Arial" w:cs="Arial"/>
+        </w:rPr>
+        <w:t>for</w:t>
+      </w:r>
+      <w:proofErr w:type="spellEnd"/>
+      <w:r>
+        <w:rPr>
+          <w:rFonts w:ascii="Arial" w:hAnsi="Arial" w:cs="Arial"/>
+        </w:rPr>
+        <w:t xml:space="preserve"> groups</w:t>
+      </w:r>
+    </w:p>
+    <w:p>
+      <w:pPr>
+        <w:pStyle w:val="ListParagraph"/>
+        <w:numPr>
+          <w:ilvl w:val="4"/>
+          <w:numId w:val="3"/>
+        </w:numPr>
+        <w:spacing w:after="240"/>
+        <w:contextualSpacing w:val="0"/>
+        <w:rPr>
+          <w:rFonts w:ascii="Arial" w:hAnsi="Arial" w:cs="Arial"/>
+        </w:rPr>
+      </w:pPr>
+      <w:r>
+        <w:rPr>
+          <w:rFonts w:ascii="Arial" w:hAnsi="Arial" w:cs="Arial"/>
+        </w:rPr>
+        <w:t xml:space="preserve">These models allow us to address the statistical significance of the degree or magnitude of </w:t>
+      </w:r>
+      <w:r>
+        <w:rPr>
+          <w:rFonts w:ascii="Arial" w:hAnsi="Arial" w:cs="Arial"/>
+        </w:rPr>
+        <w:lastRenderedPageBreak/>
+        <w:t>convergence</w:t>
+      </w:r>
+      <w:r>
+        <w:rPr>
+          <w:rFonts w:ascii="Arial" w:hAnsi="Arial" w:cs="Arial"/>
+        </w:rPr>
+        <w:t xml:space="preserve"> (which we originally encoded using </w:t>
+      </w:r>
+      <w:proofErr w:type="spellStart"/>
+      <w:r>
+        <w:rPr>
+          <w:rFonts w:ascii="Arial" w:hAnsi="Arial" w:cs="Arial"/>
+        </w:rPr>
+        <w:t>paRsynth</w:t>
+      </w:r>
+      <w:proofErr w:type="spellEnd"/>
+      <w:r>
+        <w:rPr>
+          <w:rFonts w:ascii="Arial" w:hAnsi="Arial" w:cs="Arial"/>
+        </w:rPr>
+        <w:t>)</w:t>
+      </w:r>
+      <w:r>
+        <w:rPr>
+          <w:rFonts w:ascii="Arial" w:hAnsi="Arial" w:cs="Arial"/>
+        </w:rPr>
+        <w:t>. The inferential statistics layer to validate that the information we originally encoded can be recov</w:t>
+      </w:r>
+      <w:r>
+        <w:rPr>
+          <w:rFonts w:ascii="Arial" w:hAnsi="Arial" w:cs="Arial"/>
+        </w:rPr>
+        <w:t>er</w:t>
+      </w:r>
+      <w:r>
+        <w:rPr>
+          <w:rFonts w:ascii="Arial" w:hAnsi="Arial" w:cs="Arial"/>
+        </w:rPr>
+        <w:t>ed</w:t>
+      </w:r>
+    </w:p>
+    <w:p>
+      <w:pPr>
+        <w:pStyle w:val="ListParagraph"/>
+        <w:numPr>
+          <w:ilvl w:val="4"/>
+          <w:numId w:val="3"/>
+        </w:numPr>
+        <w:spacing w:after="240"/>
+        <w:contextualSpacing w:val="0"/>
+        <w:rPr>
+          <w:rFonts w:ascii="Arial" w:hAnsi="Arial" w:cs="Arial"/>
+        </w:rPr>
+      </w:pPr>
+      <w:r>
+        <w:rPr>
+          <w:rFonts w:ascii="Arial" w:hAnsi="Arial" w:cs="Arial"/>
+        </w:rPr>
+        <w:t>A receiver standpoint on information recovery, in which we simulated signaler information encoding</w:t>
+      </w:r>
+      <w:r>
+        <w:rPr>
+          <w:rFonts w:ascii="Arial" w:hAnsi="Arial" w:cs="Arial"/>
+        </w:rPr>
+        <w:t xml:space="preserve">. Does the variation that we encoded </w:t>
+      </w:r>
+      <w:proofErr w:type="gramStart"/>
+      <w:r>
+        <w:rPr>
+          <w:rFonts w:ascii="Arial" w:hAnsi="Arial" w:cs="Arial"/>
+        </w:rPr>
+        <w:t>actually matter</w:t>
+      </w:r>
+      <w:proofErr w:type="gramEnd"/>
+      <w:r>
+        <w:rPr>
+          <w:rFonts w:ascii="Arial" w:hAnsi="Arial" w:cs="Arial"/>
+        </w:rPr>
+        <w:t>???</w:t>
+      </w:r>
+    </w:p>
+    <w:p>
+      <w:pPr>
+        <w:pStyle w:val="ListParagraph"/>
+        <w:numPr>
+          <w:ilvl w:val="3"/>
+          <w:numId w:val="3"/>
+        </w:numPr>
+        <w:spacing w:after="240"/>
+        <w:contextualSpacing w:val="0"/>
+        <w:rPr>
+          <w:rFonts w:ascii="Arial" w:hAnsi="Arial" w:cs="Arial"/>
+        </w:rPr>
+      </w:pPr>
+      <w:r>
+        <w:rPr>
+          <w:rFonts w:ascii="Arial" w:hAnsi="Arial" w:cs="Arial"/>
+        </w:rPr>
+        <w:t xml:space="preserve">Because we have repeated sampling at both social levels with known </w:t>
+      </w:r>
+      <w:r>
+        <w:rPr>
+          <w:rFonts w:ascii="Arial" w:hAnsi="Arial" w:cs="Arial"/>
+        </w:rPr>
+        <w:t xml:space="preserve">individuals, we can </w:t>
+      </w:r>
+      <w:proofErr w:type="gramStart"/>
+      <w:r>
+        <w:rPr>
+          <w:rFonts w:ascii="Arial" w:hAnsi="Arial" w:cs="Arial"/>
+        </w:rPr>
+        <w:t>actually model</w:t>
+      </w:r>
+      <w:proofErr w:type="gramEnd"/>
+      <w:r>
+        <w:rPr>
+          <w:rFonts w:ascii="Arial" w:hAnsi="Arial" w:cs="Arial"/>
+        </w:rPr>
+        <w:t xml:space="preserve"> variation in convergence within and between categories (individuals, groups) </w:t>
+      </w:r>
+      <w:r>
+        <w:rPr>
+          <w:rFonts w:ascii="Arial" w:hAnsi="Arial" w:cs="Arial"/>
+        </w:rPr>
+        <w:t>at each social level</w:t>
       </w:r>
     </w:p>
     <w:p>
@@ -1109,15 +1845,16 @@
           <w:ilvl w:val="1"/>
           <w:numId w:val="3"/>
         </w:numPr>
-        <w:rPr>
-          <w:rFonts w:ascii="Arial" w:hAnsi="Arial" w:cs="Arial"/>
-        </w:rPr>
-      </w:pPr>
-      <w:r>
-        <w:rPr>
-          <w:rFonts w:ascii="Arial" w:hAnsi="Arial" w:cs="Arial"/>
-        </w:rPr>
-        <w:lastRenderedPageBreak/>
+        <w:spacing w:after="240"/>
+        <w:contextualSpacing w:val="0"/>
+        <w:rPr>
+          <w:rFonts w:ascii="Arial" w:hAnsi="Arial" w:cs="Arial"/>
+        </w:rPr>
+      </w:pPr>
+      <w:r>
+        <w:rPr>
+          <w:rFonts w:ascii="Arial" w:hAnsi="Arial" w:cs="Arial"/>
+        </w:rPr>
         <w:t>Frequency contour tracing</w:t>
       </w:r>
       <w:r>
@@ -1158,6 +1895,8 @@
           <w:ilvl w:val="2"/>
           <w:numId w:val="3"/>
         </w:numPr>
+        <w:spacing w:after="240"/>
+        <w:contextualSpacing w:val="0"/>
         <w:rPr>
           <w:rFonts w:ascii="Arial" w:hAnsi="Arial" w:cs="Arial"/>
         </w:rPr>
@@ -1173,6 +1912,230 @@
           <w:rFonts w:ascii="Arial" w:hAnsi="Arial" w:cs="Arial"/>
         </w:rPr>
         <w:t xml:space="preserve"> with semi-automated approaches</w:t>
+      </w:r>
+      <w:r>
+        <w:rPr>
+          <w:rFonts w:ascii="Arial" w:hAnsi="Arial" w:cs="Arial"/>
+        </w:rPr>
+        <w:t>: easily the hardest part of this pipeline because it can be very time-consuming and subjective</w:t>
+      </w:r>
+    </w:p>
+    <w:p>
+      <w:pPr>
+        <w:pStyle w:val="ListParagraph"/>
+        <w:numPr>
+          <w:ilvl w:val="3"/>
+          <w:numId w:val="3"/>
+        </w:numPr>
+        <w:spacing w:after="240"/>
+        <w:contextualSpacing w:val="0"/>
+        <w:rPr>
+          <w:rFonts w:ascii="Arial" w:hAnsi="Arial" w:cs="Arial"/>
+        </w:rPr>
+      </w:pPr>
+      <w:r>
+        <w:rPr>
+          <w:rFonts w:ascii="Arial" w:hAnsi="Arial" w:cs="Arial"/>
+        </w:rPr>
+        <w:t>We would only run this analysis with a subsample of the audio files and experimental treatments</w:t>
+      </w:r>
+    </w:p>
+    <w:p>
+      <w:pPr>
+        <w:pStyle w:val="ListParagraph"/>
+        <w:numPr>
+          <w:ilvl w:val="3"/>
+          <w:numId w:val="3"/>
+        </w:numPr>
+        <w:spacing w:after="240"/>
+        <w:contextualSpacing w:val="0"/>
+        <w:rPr>
+          <w:rFonts w:ascii="Arial" w:hAnsi="Arial" w:cs="Arial"/>
+        </w:rPr>
+      </w:pPr>
+      <w:r>
+        <w:rPr>
+          <w:rFonts w:ascii="Arial" w:hAnsi="Arial" w:cs="Arial"/>
+        </w:rPr>
+        <w:t xml:space="preserve">Pilot </w:t>
+      </w:r>
+      <w:r>
+        <w:rPr>
+          <w:rFonts w:ascii="Arial" w:hAnsi="Arial" w:cs="Arial"/>
+        </w:rPr>
+        <w:t>frequency contour tracing:</w:t>
+      </w:r>
+    </w:p>
+    <w:p>
+      <w:pPr>
+        <w:pStyle w:val="ListParagraph"/>
+        <w:numPr>
+          <w:ilvl w:val="4"/>
+          <w:numId w:val="3"/>
+        </w:numPr>
+        <w:spacing w:after="240"/>
+        <w:contextualSpacing w:val="0"/>
+        <w:rPr>
+          <w:rFonts w:ascii="Arial" w:hAnsi="Arial" w:cs="Arial"/>
+        </w:rPr>
+      </w:pPr>
+      <w:proofErr w:type="spellStart"/>
+      <w:proofErr w:type="gramStart"/>
+      <w:r>
+        <w:rPr>
+          <w:rFonts w:ascii="Arial" w:hAnsi="Arial" w:cs="Arial"/>
+        </w:rPr>
+        <w:t>soundgen</w:t>
+      </w:r>
+      <w:proofErr w:type="spellEnd"/>
+      <w:r>
+        <w:rPr>
+          <w:rFonts w:ascii="Arial" w:hAnsi="Arial" w:cs="Arial"/>
+        </w:rPr>
+        <w:t>::</w:t>
+      </w:r>
+      <w:proofErr w:type="spellStart"/>
+      <w:proofErr w:type="gramEnd"/>
+      <w:r>
+        <w:rPr>
+          <w:rFonts w:ascii="Arial" w:hAnsi="Arial" w:cs="Arial"/>
+        </w:rPr>
+        <w:t>soundgen</w:t>
+      </w:r>
+      <w:proofErr w:type="spellEnd"/>
+      <w:r>
+        <w:rPr>
+          <w:rFonts w:ascii="Arial" w:hAnsi="Arial" w:cs="Arial"/>
+        </w:rPr>
+        <w:t>()</w:t>
+      </w:r>
+      <w:r>
+        <w:rPr>
+          <w:rFonts w:ascii="Arial" w:hAnsi="Arial" w:cs="Arial"/>
+        </w:rPr>
+        <w:t>, test whether frequency contours are accurate</w:t>
+      </w:r>
+    </w:p>
+    <w:p>
+      <w:pPr>
+        <w:pStyle w:val="ListParagraph"/>
+        <w:numPr>
+          <w:ilvl w:val="4"/>
+          <w:numId w:val="3"/>
+        </w:numPr>
+        <w:spacing w:after="240"/>
+        <w:contextualSpacing w:val="0"/>
+        <w:rPr>
+          <w:rFonts w:ascii="Arial" w:hAnsi="Arial" w:cs="Arial"/>
+        </w:rPr>
+      </w:pPr>
+      <w:r>
+        <w:rPr>
+          <w:rFonts w:ascii="Arial" w:hAnsi="Arial" w:cs="Arial"/>
+        </w:rPr>
+        <w:t xml:space="preserve">Create spectrograms for 50 audio files, feed them to </w:t>
+      </w:r>
+      <w:proofErr w:type="spellStart"/>
+      <w:r>
+        <w:rPr>
+          <w:rFonts w:ascii="Arial" w:hAnsi="Arial" w:cs="Arial"/>
+        </w:rPr>
+        <w:t>soundgen</w:t>
+      </w:r>
+      <w:proofErr w:type="spellEnd"/>
+      <w:r>
+        <w:rPr>
+          <w:rFonts w:ascii="Arial" w:hAnsi="Arial" w:cs="Arial"/>
+        </w:rPr>
+        <w:t xml:space="preserve"> using code that Grace has already to pull out the estimated fundamental frequency contour, create spectrograms again with the frequency contour overlaid to check the accuracy of the tracing</w:t>
+      </w:r>
+    </w:p>
+    <w:p>
+      <w:pPr>
+        <w:pStyle w:val="ListParagraph"/>
+        <w:numPr>
+          <w:ilvl w:val="5"/>
+          <w:numId w:val="3"/>
+        </w:numPr>
+        <w:spacing w:after="240"/>
+        <w:contextualSpacing w:val="0"/>
+        <w:rPr>
+          <w:rFonts w:ascii="Arial" w:hAnsi="Arial" w:cs="Arial"/>
+        </w:rPr>
+      </w:pPr>
+      <w:r>
+        <w:rPr>
+          <w:rFonts w:ascii="Arial" w:hAnsi="Arial" w:cs="Arial"/>
+        </w:rPr>
+        <w:t>When I’ve done the latter in warbler the frequency contours are always off</w:t>
+      </w:r>
+    </w:p>
+    <w:p>
+      <w:pPr>
+        <w:pStyle w:val="ListParagraph"/>
+        <w:numPr>
+          <w:ilvl w:val="5"/>
+          <w:numId w:val="3"/>
+        </w:numPr>
+        <w:spacing w:after="240"/>
+        <w:contextualSpacing w:val="0"/>
+        <w:rPr>
+          <w:rFonts w:ascii="Arial" w:hAnsi="Arial" w:cs="Arial"/>
+        </w:rPr>
+      </w:pPr>
+      <w:r>
+        <w:rPr>
+          <w:rFonts w:ascii="Arial" w:hAnsi="Arial" w:cs="Arial"/>
+        </w:rPr>
+        <w:t xml:space="preserve">But when I create spectrograms in </w:t>
+      </w:r>
+      <w:proofErr w:type="spellStart"/>
+      <w:r>
+        <w:rPr>
+          <w:rFonts w:ascii="Arial" w:hAnsi="Arial" w:cs="Arial"/>
+        </w:rPr>
+        <w:t>soundgen</w:t>
+      </w:r>
+      <w:proofErr w:type="spellEnd"/>
+      <w:r>
+        <w:rPr>
+          <w:rFonts w:ascii="Arial" w:hAnsi="Arial" w:cs="Arial"/>
+        </w:rPr>
+        <w:t>, the contours look great</w:t>
+      </w:r>
+    </w:p>
+    <w:p>
+      <w:pPr>
+        <w:pStyle w:val="ListParagraph"/>
+        <w:numPr>
+          <w:ilvl w:val="4"/>
+          <w:numId w:val="3"/>
+        </w:numPr>
+        <w:spacing w:after="240"/>
+        <w:contextualSpacing w:val="0"/>
+        <w:rPr>
+          <w:rFonts w:ascii="Arial" w:hAnsi="Arial" w:cs="Arial"/>
+        </w:rPr>
+      </w:pPr>
+      <w:proofErr w:type="spellStart"/>
+      <w:r>
+        <w:rPr>
+          <w:rFonts w:ascii="Arial" w:hAnsi="Arial" w:cs="Arial"/>
+        </w:rPr>
+        <w:t>Soundgen</w:t>
+      </w:r>
+      <w:proofErr w:type="spellEnd"/>
+      <w:r>
+        <w:rPr>
+          <w:rFonts w:ascii="Arial" w:hAnsi="Arial" w:cs="Arial"/>
+        </w:rPr>
+        <w:t xml:space="preserve"> has a Shiny app in which you can upload audio files and do manual correction of the frequency contour online</w:t>
+      </w:r>
+      <w:r>
+        <w:rPr>
+          <w:rFonts w:ascii="Arial" w:hAnsi="Arial" w:cs="Arial"/>
+        </w:rPr>
+        <w:t xml:space="preserve"> (semi-automated)</w:t>
       </w:r>
     </w:p>
     <w:p>
@@ -1182,15 +2145,114 @@
           <w:ilvl w:val="2"/>
           <w:numId w:val="3"/>
         </w:numPr>
-        <w:rPr>
-          <w:rFonts w:ascii="Arial" w:hAnsi="Arial" w:cs="Arial"/>
-        </w:rPr>
-      </w:pPr>
-      <w:r>
-        <w:rPr>
-          <w:rFonts w:ascii="Arial" w:hAnsi="Arial" w:cs="Arial"/>
-        </w:rPr>
-        <w:t>Dynamic time warping to compare the time series of the frequency contours</w:t>
+        <w:spacing w:after="240"/>
+        <w:contextualSpacing w:val="0"/>
+        <w:rPr>
+          <w:rFonts w:ascii="Arial" w:hAnsi="Arial" w:cs="Arial"/>
+        </w:rPr>
+      </w:pPr>
+      <w:r>
+        <w:rPr>
+          <w:rFonts w:ascii="Arial" w:hAnsi="Arial" w:cs="Arial"/>
+        </w:rPr>
+        <w:t>Dynamic time warping</w:t>
+      </w:r>
+      <w:r>
+        <w:rPr>
+          <w:rFonts w:ascii="Arial" w:hAnsi="Arial" w:cs="Arial"/>
+        </w:rPr>
+        <w:t xml:space="preserve"> (DTW)</w:t>
+      </w:r>
+      <w:r>
+        <w:rPr>
+          <w:rFonts w:ascii="Arial" w:hAnsi="Arial" w:cs="Arial"/>
+        </w:rPr>
+        <w:t xml:space="preserve"> to compare the time series of the frequency contours</w:t>
+      </w:r>
+    </w:p>
+    <w:p>
+      <w:pPr>
+        <w:pStyle w:val="ListParagraph"/>
+        <w:numPr>
+          <w:ilvl w:val="3"/>
+          <w:numId w:val="3"/>
+        </w:numPr>
+        <w:spacing w:after="240"/>
+        <w:contextualSpacing w:val="0"/>
+        <w:rPr>
+          <w:rFonts w:ascii="Arial" w:hAnsi="Arial" w:cs="Arial"/>
+        </w:rPr>
+      </w:pPr>
+      <w:r>
+        <w:rPr>
+          <w:rFonts w:ascii="Arial" w:hAnsi="Arial" w:cs="Arial"/>
+        </w:rPr>
+        <w:lastRenderedPageBreak/>
+        <w:t xml:space="preserve">Run </w:t>
+      </w:r>
+      <w:r>
+        <w:rPr>
+          <w:rFonts w:ascii="Arial" w:hAnsi="Arial" w:cs="Arial"/>
+        </w:rPr>
+        <w:t xml:space="preserve">univariate </w:t>
+      </w:r>
+      <w:r>
+        <w:rPr>
+          <w:rFonts w:ascii="Arial" w:hAnsi="Arial" w:cs="Arial"/>
+        </w:rPr>
+        <w:t>DTW</w:t>
+      </w:r>
+      <w:r>
+        <w:rPr>
+          <w:rFonts w:ascii="Arial" w:hAnsi="Arial" w:cs="Arial"/>
+        </w:rPr>
+        <w:t xml:space="preserve"> on the fundamental frequency contours</w:t>
+      </w:r>
+      <w:r>
+        <w:rPr>
+          <w:rFonts w:ascii="Arial" w:hAnsi="Arial" w:cs="Arial"/>
+        </w:rPr>
+        <w:t xml:space="preserve"> using code that Grace has </w:t>
+      </w:r>
+      <w:r>
+        <w:rPr>
+          <w:rFonts w:ascii="Arial" w:hAnsi="Arial" w:cs="Arial"/>
+        </w:rPr>
+        <w:t xml:space="preserve">used with the </w:t>
+      </w:r>
+      <w:proofErr w:type="spellStart"/>
+      <w:r>
+        <w:rPr>
+          <w:rFonts w:ascii="Arial" w:hAnsi="Arial" w:cs="Arial"/>
+        </w:rPr>
+        <w:t>dtw</w:t>
+      </w:r>
+      <w:proofErr w:type="spellEnd"/>
+      <w:r>
+        <w:rPr>
+          <w:rFonts w:ascii="Arial" w:hAnsi="Arial" w:cs="Arial"/>
+        </w:rPr>
+        <w:t xml:space="preserve"> package in R</w:t>
+      </w:r>
+    </w:p>
+    <w:p>
+      <w:pPr>
+        <w:pStyle w:val="ListParagraph"/>
+        <w:numPr>
+          <w:ilvl w:val="3"/>
+          <w:numId w:val="3"/>
+        </w:numPr>
+        <w:spacing w:after="240"/>
+        <w:contextualSpacing w:val="0"/>
+        <w:rPr>
+          <w:rFonts w:ascii="Arial" w:hAnsi="Arial" w:cs="Arial"/>
+        </w:rPr>
+      </w:pPr>
+      <w:r>
+        <w:rPr>
+          <w:rFonts w:ascii="Arial" w:hAnsi="Arial" w:cs="Arial"/>
+        </w:rPr>
+        <w:t>Returns a distance matrix that can be used in downstream analysis</w:t>
       </w:r>
     </w:p>
     <w:p>
@@ -1200,6 +2262,8 @@
           <w:ilvl w:val="2"/>
           <w:numId w:val="3"/>
         </w:numPr>
+        <w:spacing w:after="240"/>
+        <w:contextualSpacing w:val="0"/>
         <w:rPr>
           <w:rFonts w:ascii="Arial" w:hAnsi="Arial" w:cs="Arial"/>
         </w:rPr>
@@ -1227,6 +2291,68 @@
           <w:rFonts w:ascii="Arial" w:hAnsi="Arial" w:cs="Arial"/>
         </w:rPr>
         <w:t>models</w:t>
+      </w:r>
+    </w:p>
+    <w:p>
+      <w:pPr>
+        <w:pStyle w:val="ListParagraph"/>
+        <w:numPr>
+          <w:ilvl w:val="3"/>
+          <w:numId w:val="3"/>
+        </w:numPr>
+        <w:spacing w:after="240"/>
+        <w:contextualSpacing w:val="0"/>
+        <w:rPr>
+          <w:rFonts w:ascii="Arial" w:hAnsi="Arial" w:cs="Arial"/>
+        </w:rPr>
+      </w:pPr>
+      <w:r>
+        <w:rPr>
+          <w:rFonts w:ascii="Arial" w:hAnsi="Arial" w:cs="Arial"/>
+        </w:rPr>
+        <w:t>This part of the pipeline will be really similar to the SPCC pipeline above</w:t>
+      </w:r>
+    </w:p>
+    <w:p>
+      <w:pPr>
+        <w:pStyle w:val="ListParagraph"/>
+        <w:numPr>
+          <w:ilvl w:val="0"/>
+          <w:numId w:val="3"/>
+        </w:numPr>
+        <w:rPr>
+          <w:rFonts w:ascii="Arial" w:hAnsi="Arial" w:cs="Arial"/>
+        </w:rPr>
+      </w:pPr>
+      <w:r>
+        <w:rPr>
+          <w:rFonts w:ascii="Arial" w:hAnsi="Arial" w:cs="Arial"/>
+        </w:rPr>
+        <w:t>Figures:</w:t>
+      </w:r>
+    </w:p>
+    <w:p>
+      <w:pPr>
+        <w:pStyle w:val="ListParagraph"/>
+        <w:numPr>
+          <w:ilvl w:val="1"/>
+          <w:numId w:val="3"/>
+        </w:numPr>
+        <w:rPr>
+          <w:rFonts w:ascii="Arial" w:hAnsi="Arial" w:cs="Arial"/>
+        </w:rPr>
+      </w:pPr>
+      <w:r>
+        <w:rPr>
+          <w:rFonts w:ascii="Arial" w:hAnsi="Arial" w:cs="Arial"/>
+        </w:rPr>
+        <w:t>One plot for each experiment in different “social environments” and NMI at both social levels in the same plot, where does the “switching point” between NMI accuracy at the group and individual level</w:t>
+      </w:r>
+      <w:r>
+        <w:rPr>
+          <w:rFonts w:ascii="Arial" w:hAnsi="Arial" w:cs="Arial"/>
+        </w:rPr>
+        <w:t xml:space="preserve"> occur?</w:t>
       </w:r>
     </w:p>
     <w:sectPr>
@@ -1453,7 +2579,7 @@
         <w:ind w:left="2160" w:hanging="180"/>
       </w:pPr>
     </w:lvl>
-    <w:lvl w:ilvl="3" w:tplc="0409000F" w:tentative="1">
+    <w:lvl w:ilvl="3" w:tplc="0409000F">
       <w:start w:val="1"/>
       <w:numFmt w:val="decimal"/>
       <w:lvlText w:val="%4."/>
@@ -1462,7 +2588,7 @@
         <w:ind w:left="2880" w:hanging="360"/>
       </w:pPr>
     </w:lvl>
-    <w:lvl w:ilvl="4" w:tplc="04090019" w:tentative="1">
+    <w:lvl w:ilvl="4" w:tplc="04090019">
       <w:start w:val="1"/>
       <w:numFmt w:val="lowerLetter"/>
       <w:lvlText w:val="%5."/>
@@ -1471,7 +2597,7 @@
         <w:ind w:left="3600" w:hanging="360"/>
       </w:pPr>
     </w:lvl>
-    <w:lvl w:ilvl="5" w:tplc="0409001B" w:tentative="1">
+    <w:lvl w:ilvl="5" w:tplc="0409001B">
       <w:start w:val="1"/>
       <w:numFmt w:val="lowerRoman"/>
       <w:lvlText w:val="%6."/>

--- a/paRsynth_methods_draft.docx
+++ b/paRsynth_methods_draft.docx
@@ -26,7 +26,89 @@
         <w:rPr>
           <w:rFonts w:ascii="Arial" w:hAnsi="Arial" w:cs="Arial"/>
         </w:rPr>
-        <w:t xml:space="preserve"> TKTK</w:t>
+        <w:t xml:space="preserve"> </w:t>
+      </w:r>
+    </w:p>
+    <w:p>
+      <w:pPr>
+        <w:rPr>
+          <w:rFonts w:ascii="Arial" w:hAnsi="Arial" w:cs="Arial"/>
+        </w:rPr>
+      </w:pPr>
+    </w:p>
+    <w:p>
+      <w:pPr>
+        <w:rPr>
+          <w:rFonts w:ascii="Arial" w:hAnsi="Arial" w:cs="Arial"/>
+        </w:rPr>
+      </w:pPr>
+      <w:r>
+        <w:rPr>
+          <w:rFonts w:ascii="Arial" w:hAnsi="Arial" w:cs="Arial"/>
+        </w:rPr>
+        <w:t xml:space="preserve">An information theoretic approach </w:t>
+      </w:r>
+      <w:r>
+        <w:rPr>
+          <w:rFonts w:ascii="Arial" w:hAnsi="Arial" w:cs="Arial"/>
+        </w:rPr>
+        <w:t>to generate synthetic vocalizations</w:t>
+      </w:r>
+    </w:p>
+    <w:p>
+      <w:pPr>
+        <w:rPr>
+          <w:rFonts w:ascii="Arial" w:hAnsi="Arial" w:cs="Arial"/>
+        </w:rPr>
+      </w:pPr>
+      <w:r>
+        <w:rPr>
+          <w:rFonts w:ascii="Arial" w:hAnsi="Arial" w:cs="Arial"/>
+        </w:rPr>
+        <w:t>Simulat</w:t>
+      </w:r>
+      <w:r>
+        <w:rPr>
+          <w:rFonts w:ascii="Arial" w:hAnsi="Arial" w:cs="Arial"/>
+        </w:rPr>
+        <w:t>ing complex</w:t>
+      </w:r>
+      <w:r>
+        <w:rPr>
+          <w:rFonts w:ascii="Arial" w:hAnsi="Arial" w:cs="Arial"/>
+        </w:rPr>
+        <w:t xml:space="preserve"> information encoding</w:t>
+      </w:r>
+      <w:r>
+        <w:rPr>
+          <w:rFonts w:ascii="Arial" w:hAnsi="Arial" w:cs="Arial"/>
+        </w:rPr>
+        <w:t xml:space="preserve"> in synthetic vocalizations</w:t>
+      </w:r>
+    </w:p>
+    <w:p>
+      <w:pPr>
+        <w:rPr>
+          <w:rFonts w:ascii="Arial" w:hAnsi="Arial" w:cs="Arial"/>
+        </w:rPr>
+      </w:pPr>
+      <w:r>
+        <w:rPr>
+          <w:rFonts w:ascii="Arial" w:hAnsi="Arial" w:cs="Arial"/>
+        </w:rPr>
+        <w:t xml:space="preserve">Simulations of </w:t>
+      </w:r>
+      <w:r>
+        <w:rPr>
+          <w:rFonts w:ascii="Arial" w:hAnsi="Arial" w:cs="Arial"/>
+        </w:rPr>
+        <w:t>social information encoding in synthetic vocalizations</w:t>
+      </w:r>
+      <w:r>
+        <w:rPr>
+          <w:rFonts w:ascii="Arial" w:hAnsi="Arial" w:cs="Arial"/>
+        </w:rPr>
+        <w:t xml:space="preserve"> </w:t>
       </w:r>
     </w:p>
     <w:p>
@@ -60,27 +142,19 @@
         <w:rPr>
           <w:rFonts w:ascii="Arial" w:hAnsi="Arial" w:cs="Arial"/>
         </w:rPr>
-        <w:t xml:space="preserve"> TKTK</w:t>
-      </w:r>
-      <w:r>
-        <w:rPr>
-          <w:rFonts w:ascii="Arial" w:hAnsi="Arial" w:cs="Arial"/>
-        </w:rPr>
-        <w:t xml:space="preserve"> </w:t>
-      </w:r>
-      <w:proofErr w:type="spellStart"/>
-      <w:r>
-        <w:rPr>
-          <w:rFonts w:ascii="Arial" w:hAnsi="Arial" w:cs="Arial"/>
-        </w:rPr>
-        <w:t>paRsynth</w:t>
-      </w:r>
-      <w:proofErr w:type="spellEnd"/>
-      <w:r>
-        <w:rPr>
-          <w:rFonts w:ascii="Arial" w:hAnsi="Arial" w:cs="Arial"/>
-        </w:rPr>
-        <w:t xml:space="preserve"> methods</w:t>
+        <w:t xml:space="preserve"> T</w:t>
+      </w:r>
+      <w:r>
+        <w:rPr>
+          <w:rFonts w:ascii="Arial" w:hAnsi="Arial" w:cs="Arial"/>
+        </w:rPr>
+        <w:t xml:space="preserve">KTK </w:t>
+      </w:r>
+      <w:r>
+        <w:rPr>
+          <w:rFonts w:ascii="Arial" w:hAnsi="Arial" w:cs="Arial"/>
+        </w:rPr>
+        <w:t>paRsynth methods</w:t>
       </w:r>
     </w:p>
     <w:p>
@@ -433,6 +507,40 @@
           <w:b/>
           <w:bCs/>
         </w:rPr>
+        <w:t>Submission Plan B</w:t>
+      </w:r>
+      <w:r>
+        <w:rPr>
+          <w:rFonts w:ascii="Arial" w:hAnsi="Arial" w:cs="Arial"/>
+        </w:rPr>
+        <w:t>: PLOS Computational Biology?</w:t>
+      </w:r>
+      <w:r>
+        <w:rPr>
+          <w:rFonts w:ascii="Arial" w:hAnsi="Arial" w:cs="Arial"/>
+        </w:rPr>
+        <w:t xml:space="preserve"> Maybe NPJ Complexity?</w:t>
+      </w:r>
+    </w:p>
+    <w:p>
+      <w:pPr>
+        <w:rPr>
+          <w:rFonts w:ascii="Arial" w:hAnsi="Arial" w:cs="Arial"/>
+        </w:rPr>
+      </w:pPr>
+    </w:p>
+    <w:p>
+      <w:pPr>
+        <w:rPr>
+          <w:rFonts w:ascii="Arial" w:hAnsi="Arial" w:cs="Arial"/>
+        </w:rPr>
+      </w:pPr>
+      <w:r>
+        <w:rPr>
+          <w:rFonts w:ascii="Arial" w:hAnsi="Arial" w:cs="Arial"/>
+          <w:b/>
+          <w:bCs/>
+        </w:rPr>
         <w:t>Word Count</w:t>
       </w:r>
       <w:r>
@@ -441,7 +549,6 @@
         </w:rPr>
         <w:t xml:space="preserve">: </w:t>
       </w:r>
-      <w:proofErr w:type="gramStart"/>
       <w:r>
         <w:rPr>
           <w:rFonts w:ascii="Arial" w:hAnsi="Arial" w:cs="Arial"/>
@@ -458,14 +565,7 @@
         <w:rPr>
           <w:rFonts w:ascii="Arial" w:hAnsi="Arial" w:cs="Arial"/>
         </w:rPr>
-        <w:t>word</w:t>
-      </w:r>
-      <w:proofErr w:type="gramEnd"/>
-      <w:r>
-        <w:rPr>
-          <w:rFonts w:ascii="Arial" w:hAnsi="Arial" w:cs="Arial"/>
-        </w:rPr>
-        <w:t xml:space="preserve"> </w:t>
+        <w:t xml:space="preserve">word </w:t>
       </w:r>
       <w:r>
         <w:rPr>
@@ -651,41 +751,13 @@
         <w:rPr>
           <w:rFonts w:ascii="Arial" w:hAnsi="Arial" w:cs="Arial"/>
         </w:rPr>
-        <w:t xml:space="preserve">Information theory perspective and </w:t>
-      </w:r>
-      <w:proofErr w:type="gramStart"/>
-      <w:r>
-        <w:rPr>
-          <w:rFonts w:ascii="Arial" w:hAnsi="Arial" w:cs="Arial"/>
-        </w:rPr>
-        <w:t>Parsons</w:t>
-      </w:r>
-      <w:proofErr w:type="gramEnd"/>
-      <w:r>
-        <w:rPr>
-          <w:rFonts w:ascii="Arial" w:hAnsi="Arial" w:cs="Arial"/>
-        </w:rPr>
-        <w:t xml:space="preserve"> code</w:t>
-      </w:r>
-      <w:r>
-        <w:rPr>
-          <w:rFonts w:ascii="Arial" w:hAnsi="Arial" w:cs="Arial"/>
-        </w:rPr>
-        <w:t xml:space="preserve"> for encoding, not just decoding (</w:t>
-      </w:r>
-      <w:proofErr w:type="spellStart"/>
-      <w:r>
-        <w:rPr>
-          <w:rFonts w:ascii="Arial" w:hAnsi="Arial" w:cs="Arial"/>
-        </w:rPr>
-        <w:t>Kershenbaum</w:t>
-      </w:r>
-      <w:proofErr w:type="spellEnd"/>
-      <w:r>
-        <w:rPr>
-          <w:rFonts w:ascii="Arial" w:hAnsi="Arial" w:cs="Arial"/>
-        </w:rPr>
-        <w:t>)</w:t>
+        <w:t>Information theory perspective and Parsons code</w:t>
+      </w:r>
+      <w:r>
+        <w:rPr>
+          <w:rFonts w:ascii="Arial" w:hAnsi="Arial" w:cs="Arial"/>
+        </w:rPr>
+        <w:t xml:space="preserve"> for encoding, not just decoding (Kershenbaum)</w:t>
       </w:r>
     </w:p>
     <w:p>
@@ -799,21 +871,7 @@
         <w:rPr>
           <w:rFonts w:ascii="Arial" w:hAnsi="Arial" w:cs="Arial"/>
         </w:rPr>
-        <w:t>Linking an information theory perspective to creating synthetic signals and controlling types and amounts of information encoded in these signals (</w:t>
-      </w:r>
-      <w:proofErr w:type="spellStart"/>
-      <w:r>
-        <w:rPr>
-          <w:rFonts w:ascii="Arial" w:hAnsi="Arial" w:cs="Arial"/>
-        </w:rPr>
-        <w:t>paRsynth</w:t>
-      </w:r>
-      <w:proofErr w:type="spellEnd"/>
-      <w:r>
-        <w:rPr>
-          <w:rFonts w:ascii="Arial" w:hAnsi="Arial" w:cs="Arial"/>
-        </w:rPr>
-        <w:t xml:space="preserve"> package)</w:t>
+        <w:t>Linking an information theory perspective to creating synthetic signals and controlling types and amounts of information encoded in these signals (paRsynth package)</w:t>
       </w:r>
     </w:p>
     <w:p>
@@ -831,21 +889,7 @@
         <w:rPr>
           <w:rFonts w:ascii="Arial" w:hAnsi="Arial" w:cs="Arial"/>
         </w:rPr>
-        <w:t xml:space="preserve">Be careful about pitching </w:t>
-      </w:r>
-      <w:proofErr w:type="spellStart"/>
-      <w:r>
-        <w:rPr>
-          <w:rFonts w:ascii="Arial" w:hAnsi="Arial" w:cs="Arial"/>
-        </w:rPr>
-        <w:t>paRsynth</w:t>
-      </w:r>
-      <w:proofErr w:type="spellEnd"/>
-      <w:r>
-        <w:rPr>
-          <w:rFonts w:ascii="Arial" w:hAnsi="Arial" w:cs="Arial"/>
-        </w:rPr>
-        <w:t xml:space="preserve"> too broadly, right now this is an in-house tool/set of functions</w:t>
+        <w:t>Be careful about pitching paRsynth too broadly, right now this is an in-house tool/set of functions</w:t>
       </w:r>
     </w:p>
     <w:p>
@@ -995,19 +1039,11 @@
           <w:rFonts w:ascii="Arial" w:hAnsi="Arial" w:cs="Arial"/>
         </w:rPr>
       </w:pPr>
-      <w:proofErr w:type="spellStart"/>
-      <w:r>
-        <w:rPr>
-          <w:rFonts w:ascii="Arial" w:hAnsi="Arial" w:cs="Arial"/>
-        </w:rPr>
-        <w:t>paRsynth</w:t>
-      </w:r>
-      <w:proofErr w:type="spellEnd"/>
-      <w:r>
-        <w:rPr>
-          <w:rFonts w:ascii="Arial" w:hAnsi="Arial" w:cs="Arial"/>
-        </w:rPr>
-        <w:t xml:space="preserve"> functions</w:t>
+      <w:r>
+        <w:rPr>
+          <w:rFonts w:ascii="Arial" w:hAnsi="Arial" w:cs="Arial"/>
+        </w:rPr>
+        <w:t>paRsynth functions</w:t>
       </w:r>
     </w:p>
     <w:p>
@@ -1033,41 +1069,13 @@
         <w:rPr>
           <w:rFonts w:ascii="Arial" w:hAnsi="Arial" w:cs="Arial"/>
         </w:rPr>
-        <w:t>nformation “</w:t>
-      </w:r>
-      <w:proofErr w:type="spellStart"/>
-      <w:r>
-        <w:rPr>
-          <w:rFonts w:ascii="Arial" w:hAnsi="Arial" w:cs="Arial"/>
-        </w:rPr>
-        <w:t>trits</w:t>
-      </w:r>
-      <w:proofErr w:type="spellEnd"/>
-      <w:r>
-        <w:rPr>
-          <w:rFonts w:ascii="Arial" w:hAnsi="Arial" w:cs="Arial"/>
-        </w:rPr>
-        <w:t>”</w:t>
-      </w:r>
-      <w:r>
-        <w:rPr>
-          <w:rFonts w:ascii="Arial" w:hAnsi="Arial" w:cs="Arial"/>
-        </w:rPr>
-        <w:t xml:space="preserve"> and base-3 </w:t>
-      </w:r>
-      <w:proofErr w:type="gramStart"/>
-      <w:r>
-        <w:rPr>
-          <w:rFonts w:ascii="Arial" w:hAnsi="Arial" w:cs="Arial"/>
-        </w:rPr>
-        <w:t>Parsons</w:t>
-      </w:r>
-      <w:proofErr w:type="gramEnd"/>
-      <w:r>
-        <w:rPr>
-          <w:rFonts w:ascii="Arial" w:hAnsi="Arial" w:cs="Arial"/>
-        </w:rPr>
-        <w:t xml:space="preserve"> </w:t>
+        <w:t>nformation “trits”</w:t>
+      </w:r>
+      <w:r>
+        <w:rPr>
+          <w:rFonts w:ascii="Arial" w:hAnsi="Arial" w:cs="Arial"/>
+        </w:rPr>
+        <w:t xml:space="preserve"> and base-3 Parsons </w:t>
       </w:r>
       <w:r>
         <w:rPr>
@@ -1210,21 +1218,7 @@
           <w:rFonts w:ascii="Arial" w:hAnsi="Arial" w:cs="Arial"/>
         </w:rPr>
         <w:lastRenderedPageBreak/>
-        <w:t xml:space="preserve">Or add a subsampling approach to this paper? Keep thinking about this, because Bayesian modeling of group and individual level variation is </w:t>
-      </w:r>
-      <w:proofErr w:type="gramStart"/>
-      <w:r>
-        <w:rPr>
-          <w:rFonts w:ascii="Arial" w:hAnsi="Arial" w:cs="Arial"/>
-        </w:rPr>
-        <w:t>really useful</w:t>
-      </w:r>
-      <w:proofErr w:type="gramEnd"/>
-      <w:r>
-        <w:rPr>
-          <w:rFonts w:ascii="Arial" w:hAnsi="Arial" w:cs="Arial"/>
-        </w:rPr>
-        <w:t xml:space="preserve"> and use fewer numbers of groups and individuals in the social environment</w:t>
+        <w:t>Or add a subsampling approach to this paper? Keep thinking about this, because Bayesian modeling of group and individual level variation is really useful and use fewer numbers of groups and individuals in the social environment</w:t>
       </w:r>
     </w:p>
     <w:p>
@@ -1256,16 +1250,8 @@
         <w:rPr>
           <w:rFonts w:ascii="Arial" w:hAnsi="Arial" w:cs="Arial"/>
         </w:rPr>
-        <w:t xml:space="preserve">with </w:t>
-      </w:r>
-      <w:proofErr w:type="spellStart"/>
-      <w:r>
-        <w:rPr>
-          <w:rFonts w:ascii="Arial" w:hAnsi="Arial" w:cs="Arial"/>
-        </w:rPr>
-        <w:t>paRsynth</w:t>
-      </w:r>
-      <w:proofErr w:type="spellEnd"/>
+        <w:t>with paRsynth</w:t>
+      </w:r>
       <w:r>
         <w:rPr>
           <w:rFonts w:ascii="Arial" w:hAnsi="Arial" w:cs="Arial"/>
@@ -1670,21 +1656,7 @@
         <w:rPr>
           <w:rFonts w:ascii="Arial" w:hAnsi="Arial" w:cs="Arial"/>
         </w:rPr>
-        <w:t xml:space="preserve">Analysis questions: How similar are an individual’s calls to its own calls, compared to calls of other individuals? And the same </w:t>
-      </w:r>
-      <w:proofErr w:type="spellStart"/>
-      <w:r>
-        <w:rPr>
-          <w:rFonts w:ascii="Arial" w:hAnsi="Arial" w:cs="Arial"/>
-        </w:rPr>
-        <w:t>for</w:t>
-      </w:r>
-      <w:proofErr w:type="spellEnd"/>
-      <w:r>
-        <w:rPr>
-          <w:rFonts w:ascii="Arial" w:hAnsi="Arial" w:cs="Arial"/>
-        </w:rPr>
-        <w:t xml:space="preserve"> groups</w:t>
+        <w:t>Analysis questions: How similar are an individual’s calls to its own calls, compared to calls of other individuals? And the same for groups</w:t>
       </w:r>
     </w:p>
     <w:p>
@@ -1717,21 +1689,7 @@
         <w:rPr>
           <w:rFonts w:ascii="Arial" w:hAnsi="Arial" w:cs="Arial"/>
         </w:rPr>
-        <w:t xml:space="preserve"> (which we originally encoded using </w:t>
-      </w:r>
-      <w:proofErr w:type="spellStart"/>
-      <w:r>
-        <w:rPr>
-          <w:rFonts w:ascii="Arial" w:hAnsi="Arial" w:cs="Arial"/>
-        </w:rPr>
-        <w:t>paRsynth</w:t>
-      </w:r>
-      <w:proofErr w:type="spellEnd"/>
-      <w:r>
-        <w:rPr>
-          <w:rFonts w:ascii="Arial" w:hAnsi="Arial" w:cs="Arial"/>
-        </w:rPr>
-        <w:t>)</w:t>
+        <w:t xml:space="preserve"> (which we originally encoded using paRsynth)</w:t>
       </w:r>
       <w:r>
         <w:rPr>
@@ -1775,21 +1733,7 @@
         <w:rPr>
           <w:rFonts w:ascii="Arial" w:hAnsi="Arial" w:cs="Arial"/>
         </w:rPr>
-        <w:t xml:space="preserve">. Does the variation that we encoded </w:t>
-      </w:r>
-      <w:proofErr w:type="gramStart"/>
-      <w:r>
-        <w:rPr>
-          <w:rFonts w:ascii="Arial" w:hAnsi="Arial" w:cs="Arial"/>
-        </w:rPr>
-        <w:t>actually matter</w:t>
-      </w:r>
-      <w:proofErr w:type="gramEnd"/>
-      <w:r>
-        <w:rPr>
-          <w:rFonts w:ascii="Arial" w:hAnsi="Arial" w:cs="Arial"/>
-        </w:rPr>
-        <w:t>???</w:t>
+        <w:t>. Does the variation that we encoded actually matter???</w:t>
       </w:r>
     </w:p>
     <w:p>
@@ -1815,21 +1759,7 @@
         <w:rPr>
           <w:rFonts w:ascii="Arial" w:hAnsi="Arial" w:cs="Arial"/>
         </w:rPr>
-        <w:t xml:space="preserve">individuals, we can </w:t>
-      </w:r>
-      <w:proofErr w:type="gramStart"/>
-      <w:r>
-        <w:rPr>
-          <w:rFonts w:ascii="Arial" w:hAnsi="Arial" w:cs="Arial"/>
-        </w:rPr>
-        <w:t>actually model</w:t>
-      </w:r>
-      <w:proofErr w:type="gramEnd"/>
-      <w:r>
-        <w:rPr>
-          <w:rFonts w:ascii="Arial" w:hAnsi="Arial" w:cs="Arial"/>
-        </w:rPr>
-        <w:t xml:space="preserve"> variation in convergence within and between categories (individuals, groups) </w:t>
+        <w:t xml:space="preserve">individuals, we can actually model variation in convergence within and between categories (individuals, groups) </w:t>
       </w:r>
       <w:r>
         <w:rPr>
@@ -1979,35 +1909,11 @@
           <w:rFonts w:ascii="Arial" w:hAnsi="Arial" w:cs="Arial"/>
         </w:rPr>
       </w:pPr>
-      <w:proofErr w:type="spellStart"/>
-      <w:proofErr w:type="gramStart"/>
-      <w:r>
-        <w:rPr>
-          <w:rFonts w:ascii="Arial" w:hAnsi="Arial" w:cs="Arial"/>
-        </w:rPr>
-        <w:t>soundgen</w:t>
-      </w:r>
-      <w:proofErr w:type="spellEnd"/>
-      <w:r>
-        <w:rPr>
-          <w:rFonts w:ascii="Arial" w:hAnsi="Arial" w:cs="Arial"/>
-        </w:rPr>
-        <w:t>::</w:t>
-      </w:r>
-      <w:proofErr w:type="spellStart"/>
-      <w:proofErr w:type="gramEnd"/>
-      <w:r>
-        <w:rPr>
-          <w:rFonts w:ascii="Arial" w:hAnsi="Arial" w:cs="Arial"/>
-        </w:rPr>
-        <w:t>soundgen</w:t>
-      </w:r>
-      <w:proofErr w:type="spellEnd"/>
-      <w:r>
-        <w:rPr>
-          <w:rFonts w:ascii="Arial" w:hAnsi="Arial" w:cs="Arial"/>
-        </w:rPr>
-        <w:t>()</w:t>
+      <w:r>
+        <w:rPr>
+          <w:rFonts w:ascii="Arial" w:hAnsi="Arial" w:cs="Arial"/>
+        </w:rPr>
+        <w:t>soundgen::soundgen()</w:t>
       </w:r>
       <w:r>
         <w:rPr>
@@ -2033,21 +1939,7 @@
         <w:rPr>
           <w:rFonts w:ascii="Arial" w:hAnsi="Arial" w:cs="Arial"/>
         </w:rPr>
-        <w:t xml:space="preserve">Create spectrograms for 50 audio files, feed them to </w:t>
-      </w:r>
-      <w:proofErr w:type="spellStart"/>
-      <w:r>
-        <w:rPr>
-          <w:rFonts w:ascii="Arial" w:hAnsi="Arial" w:cs="Arial"/>
-        </w:rPr>
-        <w:t>soundgen</w:t>
-      </w:r>
-      <w:proofErr w:type="spellEnd"/>
-      <w:r>
-        <w:rPr>
-          <w:rFonts w:ascii="Arial" w:hAnsi="Arial" w:cs="Arial"/>
-        </w:rPr>
-        <w:t xml:space="preserve"> using code that Grace has already to pull out the estimated fundamental frequency contour, create spectrograms again with the frequency contour overlaid to check the accuracy of the tracing</w:t>
+        <w:t>Create spectrograms for 50 audio files, feed them to soundgen using code that Grace has already to pull out the estimated fundamental frequency contour, create spectrograms again with the frequency contour overlaid to check the accuracy of the tracing</w:t>
       </w:r>
     </w:p>
     <w:p>
@@ -2087,21 +1979,7 @@
         <w:rPr>
           <w:rFonts w:ascii="Arial" w:hAnsi="Arial" w:cs="Arial"/>
         </w:rPr>
-        <w:t xml:space="preserve">But when I create spectrograms in </w:t>
-      </w:r>
-      <w:proofErr w:type="spellStart"/>
-      <w:r>
-        <w:rPr>
-          <w:rFonts w:ascii="Arial" w:hAnsi="Arial" w:cs="Arial"/>
-        </w:rPr>
-        <w:t>soundgen</w:t>
-      </w:r>
-      <w:proofErr w:type="spellEnd"/>
-      <w:r>
-        <w:rPr>
-          <w:rFonts w:ascii="Arial" w:hAnsi="Arial" w:cs="Arial"/>
-        </w:rPr>
-        <w:t>, the contours look great</w:t>
+        <w:t>But when I create spectrograms in soundgen, the contours look great</w:t>
       </w:r>
     </w:p>
     <w:p>
@@ -2117,19 +1995,11 @@
           <w:rFonts w:ascii="Arial" w:hAnsi="Arial" w:cs="Arial"/>
         </w:rPr>
       </w:pPr>
-      <w:proofErr w:type="spellStart"/>
-      <w:r>
-        <w:rPr>
-          <w:rFonts w:ascii="Arial" w:hAnsi="Arial" w:cs="Arial"/>
-        </w:rPr>
-        <w:t>Soundgen</w:t>
-      </w:r>
-      <w:proofErr w:type="spellEnd"/>
-      <w:r>
-        <w:rPr>
-          <w:rFonts w:ascii="Arial" w:hAnsi="Arial" w:cs="Arial"/>
-        </w:rPr>
-        <w:t xml:space="preserve"> has a Shiny app in which you can upload audio files and do manual correction of the frequency contour online</w:t>
+      <w:r>
+        <w:rPr>
+          <w:rFonts w:ascii="Arial" w:hAnsi="Arial" w:cs="Arial"/>
+        </w:rPr>
+        <w:t>Soundgen has a Shiny app in which you can upload audio files and do manual correction of the frequency contour online</w:t>
       </w:r>
       <w:r>
         <w:rPr>
@@ -2218,21 +2088,7 @@
         <w:rPr>
           <w:rFonts w:ascii="Arial" w:hAnsi="Arial" w:cs="Arial"/>
         </w:rPr>
-        <w:t xml:space="preserve">used with the </w:t>
-      </w:r>
-      <w:proofErr w:type="spellStart"/>
-      <w:r>
-        <w:rPr>
-          <w:rFonts w:ascii="Arial" w:hAnsi="Arial" w:cs="Arial"/>
-        </w:rPr>
-        <w:t>dtw</w:t>
-      </w:r>
-      <w:proofErr w:type="spellEnd"/>
-      <w:r>
-        <w:rPr>
-          <w:rFonts w:ascii="Arial" w:hAnsi="Arial" w:cs="Arial"/>
-        </w:rPr>
-        <w:t xml:space="preserve"> package in R</w:t>
+        <w:t>used with the dtw package in R</w:t>
       </w:r>
     </w:p>
     <w:p>

--- a/paRsynth_methods_draft.docx
+++ b/paRsynth_methods_draft.docx
@@ -1151,13 +1151,7 @@
         <w:rPr>
           <w:rFonts w:ascii="Arial" w:hAnsi="Arial" w:cs="Arial"/>
         </w:rPr>
-        <w:t xml:space="preserve">Decide on </w:t>
-      </w:r>
-      <w:r>
-        <w:rPr>
-          <w:rFonts w:ascii="Arial" w:hAnsi="Arial" w:cs="Arial"/>
-        </w:rPr>
-        <w:t>treatments for experiments of information recovery</w:t>
+        <w:t>Decide on treatments for experiments of information recovery</w:t>
       </w:r>
     </w:p>
     <w:p>
@@ -1663,7 +1657,7 @@
       <w:pPr>
         <w:pStyle w:val="ListParagraph"/>
         <w:numPr>
-          <w:ilvl w:val="4"/>
+          <w:ilvl w:val="5"/>
           <w:numId w:val="3"/>
         </w:numPr>
         <w:spacing w:after="240"/>
@@ -1676,38 +1670,26 @@
         <w:rPr>
           <w:rFonts w:ascii="Arial" w:hAnsi="Arial" w:cs="Arial"/>
         </w:rPr>
-        <w:t xml:space="preserve">These models allow us to address the statistical significance of the degree or magnitude of </w:t>
+        <w:t xml:space="preserve">Consider using a Bayesian approach to model based clustering, since the analysis question </w:t>
       </w:r>
       <w:r>
         <w:rPr>
           <w:rFonts w:ascii="Arial" w:hAnsi="Arial" w:cs="Arial"/>
         </w:rPr>
         <w:lastRenderedPageBreak/>
-        <w:t>convergence</w:t>
-      </w:r>
-      <w:r>
-        <w:rPr>
-          <w:rFonts w:ascii="Arial" w:hAnsi="Arial" w:cs="Arial"/>
-        </w:rPr>
-        <w:t xml:space="preserve"> (which we originally encoded using paRsynth)</w:t>
-      </w:r>
-      <w:r>
-        <w:rPr>
-          <w:rFonts w:ascii="Arial" w:hAnsi="Arial" w:cs="Arial"/>
-        </w:rPr>
-        <w:t>. The inferential statistics layer to validate that the information we originally encoded can be recov</w:t>
-      </w:r>
-      <w:r>
-        <w:rPr>
-          <w:rFonts w:ascii="Arial" w:hAnsi="Arial" w:cs="Arial"/>
-        </w:rPr>
-        <w:t>er</w:t>
-      </w:r>
-      <w:r>
-        <w:rPr>
-          <w:rFonts w:ascii="Arial" w:hAnsi="Arial" w:cs="Arial"/>
-        </w:rPr>
-        <w:t>ed</w:t>
+        <w:t>above is directly related to clustering. Use an approach that allows us to measure the posterior (read Ch. 13 in McElreath book) as the magnitude of acoustic convergence at each social level</w:t>
+      </w:r>
+      <w:r>
+        <w:rPr>
+          <w:rFonts w:ascii="Arial" w:hAnsi="Arial" w:cs="Arial"/>
+        </w:rPr>
+        <w:t xml:space="preserve"> (possibly the Ch. 14 and 15 as well)</w:t>
+      </w:r>
+      <w:r>
+        <w:rPr>
+          <w:rFonts w:ascii="Arial" w:hAnsi="Arial" w:cs="Arial"/>
+        </w:rPr>
+        <w:t xml:space="preserve"> </w:t>
       </w:r>
     </w:p>
     <w:p>
@@ -1727,20 +1709,38 @@
         <w:rPr>
           <w:rFonts w:ascii="Arial" w:hAnsi="Arial" w:cs="Arial"/>
         </w:rPr>
-        <w:t>A receiver standpoint on information recovery, in which we simulated signaler information encoding</w:t>
-      </w:r>
-      <w:r>
-        <w:rPr>
-          <w:rFonts w:ascii="Arial" w:hAnsi="Arial" w:cs="Arial"/>
-        </w:rPr>
-        <w:t>. Does the variation that we encoded actually matter???</w:t>
-      </w:r>
-    </w:p>
-    <w:p>
-      <w:pPr>
-        <w:pStyle w:val="ListParagraph"/>
-        <w:numPr>
-          <w:ilvl w:val="3"/>
+        <w:t>These models allow us to address the statistical significance of the degree or magnitude of convergence</w:t>
+      </w:r>
+      <w:r>
+        <w:rPr>
+          <w:rFonts w:ascii="Arial" w:hAnsi="Arial" w:cs="Arial"/>
+        </w:rPr>
+        <w:t xml:space="preserve"> (which we originally encoded using paRsynth)</w:t>
+      </w:r>
+      <w:r>
+        <w:rPr>
+          <w:rFonts w:ascii="Arial" w:hAnsi="Arial" w:cs="Arial"/>
+        </w:rPr>
+        <w:t>. The inferential statistics layer to validate that the information we originally encoded can be recov</w:t>
+      </w:r>
+      <w:r>
+        <w:rPr>
+          <w:rFonts w:ascii="Arial" w:hAnsi="Arial" w:cs="Arial"/>
+        </w:rPr>
+        <w:t>er</w:t>
+      </w:r>
+      <w:r>
+        <w:rPr>
+          <w:rFonts w:ascii="Arial" w:hAnsi="Arial" w:cs="Arial"/>
+        </w:rPr>
+        <w:t>ed</w:t>
+      </w:r>
+    </w:p>
+    <w:p>
+      <w:pPr>
+        <w:pStyle w:val="ListParagraph"/>
+        <w:numPr>
+          <w:ilvl w:val="4"/>
           <w:numId w:val="3"/>
         </w:numPr>
         <w:spacing w:after="240"/>
@@ -1753,26 +1753,20 @@
         <w:rPr>
           <w:rFonts w:ascii="Arial" w:hAnsi="Arial" w:cs="Arial"/>
         </w:rPr>
-        <w:t xml:space="preserve">Because we have repeated sampling at both social levels with known </w:t>
-      </w:r>
-      <w:r>
-        <w:rPr>
-          <w:rFonts w:ascii="Arial" w:hAnsi="Arial" w:cs="Arial"/>
-        </w:rPr>
-        <w:t xml:space="preserve">individuals, we can actually model variation in convergence within and between categories (individuals, groups) </w:t>
-      </w:r>
-      <w:r>
-        <w:rPr>
-          <w:rFonts w:ascii="Arial" w:hAnsi="Arial" w:cs="Arial"/>
-        </w:rPr>
-        <w:t>at each social level</w:t>
-      </w:r>
-    </w:p>
-    <w:p>
-      <w:pPr>
-        <w:pStyle w:val="ListParagraph"/>
-        <w:numPr>
-          <w:ilvl w:val="1"/>
+        <w:t>A receiver standpoint on information recovery, in which we simulated signaler information encoding</w:t>
+      </w:r>
+      <w:r>
+        <w:rPr>
+          <w:rFonts w:ascii="Arial" w:hAnsi="Arial" w:cs="Arial"/>
+        </w:rPr>
+        <w:t>. Does the variation that we encoded actually matter???</w:t>
+      </w:r>
+    </w:p>
+    <w:p>
+      <w:pPr>
+        <w:pStyle w:val="ListParagraph"/>
+        <w:numPr>
+          <w:ilvl w:val="3"/>
           <w:numId w:val="3"/>
         </w:numPr>
         <w:spacing w:after="240"/>
@@ -1785,44 +1779,26 @@
         <w:rPr>
           <w:rFonts w:ascii="Arial" w:hAnsi="Arial" w:cs="Arial"/>
         </w:rPr>
-        <w:t>Frequency contour tracing</w:t>
-      </w:r>
-      <w:r>
-        <w:rPr>
-          <w:rFonts w:ascii="Arial" w:hAnsi="Arial" w:cs="Arial"/>
-        </w:rPr>
-        <w:t xml:space="preserve"> based</w:t>
-      </w:r>
-      <w:r>
-        <w:rPr>
-          <w:rFonts w:ascii="Arial" w:hAnsi="Arial" w:cs="Arial"/>
-        </w:rPr>
-        <w:t xml:space="preserve"> (</w:t>
-      </w:r>
-      <w:r>
-        <w:rPr>
-          <w:rFonts w:ascii="Arial" w:hAnsi="Arial" w:cs="Arial"/>
-        </w:rPr>
-        <w:t>b</w:t>
-      </w:r>
-      <w:r>
-        <w:rPr>
-          <w:rFonts w:ascii="Arial" w:hAnsi="Arial" w:cs="Arial"/>
-        </w:rPr>
-        <w:t>ecause we are encoding information in frequency modulation patterns</w:t>
-      </w:r>
-      <w:r>
-        <w:rPr>
-          <w:rFonts w:ascii="Arial" w:hAnsi="Arial" w:cs="Arial"/>
-        </w:rPr>
-        <w:t>)</w:t>
-      </w:r>
-    </w:p>
-    <w:p>
-      <w:pPr>
-        <w:pStyle w:val="ListParagraph"/>
-        <w:numPr>
-          <w:ilvl w:val="2"/>
+        <w:t xml:space="preserve">Because we have repeated sampling at both social levels with known </w:t>
+      </w:r>
+      <w:r>
+        <w:rPr>
+          <w:rFonts w:ascii="Arial" w:hAnsi="Arial" w:cs="Arial"/>
+        </w:rPr>
+        <w:t xml:space="preserve">individuals, we can actually model variation in convergence within and between categories (individuals, groups) </w:t>
+      </w:r>
+      <w:r>
+        <w:rPr>
+          <w:rFonts w:ascii="Arial" w:hAnsi="Arial" w:cs="Arial"/>
+        </w:rPr>
+        <w:t>at each social level</w:t>
+      </w:r>
+    </w:p>
+    <w:p>
+      <w:pPr>
+        <w:pStyle w:val="ListParagraph"/>
+        <w:numPr>
+          <w:ilvl w:val="1"/>
           <w:numId w:val="3"/>
         </w:numPr>
         <w:spacing w:after="240"/>
@@ -1835,26 +1811,44 @@
         <w:rPr>
           <w:rFonts w:ascii="Arial" w:hAnsi="Arial" w:cs="Arial"/>
         </w:rPr>
-        <w:t>Frequency contour extraction</w:t>
-      </w:r>
-      <w:r>
-        <w:rPr>
-          <w:rFonts w:ascii="Arial" w:hAnsi="Arial" w:cs="Arial"/>
-        </w:rPr>
-        <w:t xml:space="preserve"> with semi-automated approaches</w:t>
-      </w:r>
-      <w:r>
-        <w:rPr>
-          <w:rFonts w:ascii="Arial" w:hAnsi="Arial" w:cs="Arial"/>
-        </w:rPr>
-        <w:t>: easily the hardest part of this pipeline because it can be very time-consuming and subjective</w:t>
-      </w:r>
-    </w:p>
-    <w:p>
-      <w:pPr>
-        <w:pStyle w:val="ListParagraph"/>
-        <w:numPr>
-          <w:ilvl w:val="3"/>
+        <w:t>Frequency contour tracing</w:t>
+      </w:r>
+      <w:r>
+        <w:rPr>
+          <w:rFonts w:ascii="Arial" w:hAnsi="Arial" w:cs="Arial"/>
+        </w:rPr>
+        <w:t xml:space="preserve"> based</w:t>
+      </w:r>
+      <w:r>
+        <w:rPr>
+          <w:rFonts w:ascii="Arial" w:hAnsi="Arial" w:cs="Arial"/>
+        </w:rPr>
+        <w:t xml:space="preserve"> (</w:t>
+      </w:r>
+      <w:r>
+        <w:rPr>
+          <w:rFonts w:ascii="Arial" w:hAnsi="Arial" w:cs="Arial"/>
+        </w:rPr>
+        <w:t>b</w:t>
+      </w:r>
+      <w:r>
+        <w:rPr>
+          <w:rFonts w:ascii="Arial" w:hAnsi="Arial" w:cs="Arial"/>
+        </w:rPr>
+        <w:t>ecause we are encoding information in frequency modulation patterns</w:t>
+      </w:r>
+      <w:r>
+        <w:rPr>
+          <w:rFonts w:ascii="Arial" w:hAnsi="Arial" w:cs="Arial"/>
+        </w:rPr>
+        <w:t>)</w:t>
+      </w:r>
+    </w:p>
+    <w:p>
+      <w:pPr>
+        <w:pStyle w:val="ListParagraph"/>
+        <w:numPr>
+          <w:ilvl w:val="2"/>
           <w:numId w:val="3"/>
         </w:numPr>
         <w:spacing w:after="240"/>
@@ -1867,7 +1861,19 @@
         <w:rPr>
           <w:rFonts w:ascii="Arial" w:hAnsi="Arial" w:cs="Arial"/>
         </w:rPr>
-        <w:t>We would only run this analysis with a subsample of the audio files and experimental treatments</w:t>
+        <w:t>Frequency contour extraction</w:t>
+      </w:r>
+      <w:r>
+        <w:rPr>
+          <w:rFonts w:ascii="Arial" w:hAnsi="Arial" w:cs="Arial"/>
+        </w:rPr>
+        <w:t xml:space="preserve"> with semi-automated approaches</w:t>
+      </w:r>
+      <w:r>
+        <w:rPr>
+          <w:rFonts w:ascii="Arial" w:hAnsi="Arial" w:cs="Arial"/>
+        </w:rPr>
+        <w:t>: easily the hardest part of this pipeline because it can be very time-consuming and subjective</w:t>
       </w:r>
     </w:p>
     <w:p>
@@ -1887,20 +1893,14 @@
         <w:rPr>
           <w:rFonts w:ascii="Arial" w:hAnsi="Arial" w:cs="Arial"/>
         </w:rPr>
-        <w:t xml:space="preserve">Pilot </w:t>
-      </w:r>
-      <w:r>
-        <w:rPr>
-          <w:rFonts w:ascii="Arial" w:hAnsi="Arial" w:cs="Arial"/>
-        </w:rPr>
-        <w:t>frequency contour tracing:</w:t>
-      </w:r>
-    </w:p>
-    <w:p>
-      <w:pPr>
-        <w:pStyle w:val="ListParagraph"/>
-        <w:numPr>
-          <w:ilvl w:val="4"/>
+        <w:t>We would only run this analysis with a subsample of the audio files and experimental treatments</w:t>
+      </w:r>
+    </w:p>
+    <w:p>
+      <w:pPr>
+        <w:pStyle w:val="ListParagraph"/>
+        <w:numPr>
+          <w:ilvl w:val="3"/>
           <w:numId w:val="3"/>
         </w:numPr>
         <w:spacing w:after="240"/>
@@ -1913,13 +1913,7 @@
         <w:rPr>
           <w:rFonts w:ascii="Arial" w:hAnsi="Arial" w:cs="Arial"/>
         </w:rPr>
-        <w:t>soundgen::soundgen()</w:t>
-      </w:r>
-      <w:r>
-        <w:rPr>
-          <w:rFonts w:ascii="Arial" w:hAnsi="Arial" w:cs="Arial"/>
-        </w:rPr>
-        <w:t>, test whether frequency contours are accurate</w:t>
+        <w:t>Pilot frequency contour tracing:</w:t>
       </w:r>
     </w:p>
     <w:p>
@@ -1939,14 +1933,20 @@
         <w:rPr>
           <w:rFonts w:ascii="Arial" w:hAnsi="Arial" w:cs="Arial"/>
         </w:rPr>
-        <w:t>Create spectrograms for 50 audio files, feed them to soundgen using code that Grace has already to pull out the estimated fundamental frequency contour, create spectrograms again with the frequency contour overlaid to check the accuracy of the tracing</w:t>
-      </w:r>
-    </w:p>
-    <w:p>
-      <w:pPr>
-        <w:pStyle w:val="ListParagraph"/>
-        <w:numPr>
-          <w:ilvl w:val="5"/>
+        <w:t>soundgen::soundgen()</w:t>
+      </w:r>
+      <w:r>
+        <w:rPr>
+          <w:rFonts w:ascii="Arial" w:hAnsi="Arial" w:cs="Arial"/>
+        </w:rPr>
+        <w:t>, test whether frequency contours are accurate</w:t>
+      </w:r>
+    </w:p>
+    <w:p>
+      <w:pPr>
+        <w:pStyle w:val="ListParagraph"/>
+        <w:numPr>
+          <w:ilvl w:val="4"/>
           <w:numId w:val="3"/>
         </w:numPr>
         <w:spacing w:after="240"/>
@@ -1959,7 +1959,7 @@
         <w:rPr>
           <w:rFonts w:ascii="Arial" w:hAnsi="Arial" w:cs="Arial"/>
         </w:rPr>
-        <w:t>When I’ve done the latter in warbler the frequency contours are always off</w:t>
+        <w:t>Create spectrograms for 50 audio files, feed them to soundgen using code that Grace has already to pull out the estimated fundamental frequency contour, create spectrograms again with the frequency contour overlaid to check the accuracy of the tracing</w:t>
       </w:r>
     </w:p>
     <w:p>
@@ -1979,14 +1979,14 @@
         <w:rPr>
           <w:rFonts w:ascii="Arial" w:hAnsi="Arial" w:cs="Arial"/>
         </w:rPr>
-        <w:t>But when I create spectrograms in soundgen, the contours look great</w:t>
-      </w:r>
-    </w:p>
-    <w:p>
-      <w:pPr>
-        <w:pStyle w:val="ListParagraph"/>
-        <w:numPr>
-          <w:ilvl w:val="4"/>
+        <w:t>When I’ve done the latter in warbler the frequency contours are always off</w:t>
+      </w:r>
+    </w:p>
+    <w:p>
+      <w:pPr>
+        <w:pStyle w:val="ListParagraph"/>
+        <w:numPr>
+          <w:ilvl w:val="5"/>
           <w:numId w:val="3"/>
         </w:numPr>
         <w:spacing w:after="240"/>
@@ -1999,20 +1999,15 @@
         <w:rPr>
           <w:rFonts w:ascii="Arial" w:hAnsi="Arial" w:cs="Arial"/>
         </w:rPr>
-        <w:t>Soundgen has a Shiny app in which you can upload audio files and do manual correction of the frequency contour online</w:t>
-      </w:r>
-      <w:r>
-        <w:rPr>
-          <w:rFonts w:ascii="Arial" w:hAnsi="Arial" w:cs="Arial"/>
-        </w:rPr>
-        <w:t xml:space="preserve"> (semi-automated)</w:t>
-      </w:r>
-    </w:p>
-    <w:p>
-      <w:pPr>
-        <w:pStyle w:val="ListParagraph"/>
-        <w:numPr>
-          <w:ilvl w:val="2"/>
+        <w:lastRenderedPageBreak/>
+        <w:t>But when I create spectrograms in soundgen, the contours look great</w:t>
+      </w:r>
+    </w:p>
+    <w:p>
+      <w:pPr>
+        <w:pStyle w:val="ListParagraph"/>
+        <w:numPr>
+          <w:ilvl w:val="4"/>
           <w:numId w:val="3"/>
         </w:numPr>
         <w:spacing w:after="240"/>
@@ -2025,26 +2020,20 @@
         <w:rPr>
           <w:rFonts w:ascii="Arial" w:hAnsi="Arial" w:cs="Arial"/>
         </w:rPr>
-        <w:t>Dynamic time warping</w:t>
-      </w:r>
-      <w:r>
-        <w:rPr>
-          <w:rFonts w:ascii="Arial" w:hAnsi="Arial" w:cs="Arial"/>
-        </w:rPr>
-        <w:t xml:space="preserve"> (DTW)</w:t>
-      </w:r>
-      <w:r>
-        <w:rPr>
-          <w:rFonts w:ascii="Arial" w:hAnsi="Arial" w:cs="Arial"/>
-        </w:rPr>
-        <w:t xml:space="preserve"> to compare the time series of the frequency contours</w:t>
-      </w:r>
-    </w:p>
-    <w:p>
-      <w:pPr>
-        <w:pStyle w:val="ListParagraph"/>
-        <w:numPr>
-          <w:ilvl w:val="3"/>
+        <w:t>Soundgen has a Shiny app in which you can upload audio files and do manual correction of the frequency contour online</w:t>
+      </w:r>
+      <w:r>
+        <w:rPr>
+          <w:rFonts w:ascii="Arial" w:hAnsi="Arial" w:cs="Arial"/>
+        </w:rPr>
+        <w:t xml:space="preserve"> (semi-automated)</w:t>
+      </w:r>
+    </w:p>
+    <w:p>
+      <w:pPr>
+        <w:pStyle w:val="ListParagraph"/>
+        <w:numPr>
+          <w:ilvl w:val="2"/>
           <w:numId w:val="3"/>
         </w:numPr>
         <w:spacing w:after="240"/>
@@ -2057,7 +2046,38 @@
         <w:rPr>
           <w:rFonts w:ascii="Arial" w:hAnsi="Arial" w:cs="Arial"/>
         </w:rPr>
-        <w:lastRenderedPageBreak/>
+        <w:t>Dynamic time warping</w:t>
+      </w:r>
+      <w:r>
+        <w:rPr>
+          <w:rFonts w:ascii="Arial" w:hAnsi="Arial" w:cs="Arial"/>
+        </w:rPr>
+        <w:t xml:space="preserve"> (DTW)</w:t>
+      </w:r>
+      <w:r>
+        <w:rPr>
+          <w:rFonts w:ascii="Arial" w:hAnsi="Arial" w:cs="Arial"/>
+        </w:rPr>
+        <w:t xml:space="preserve"> to compare the time series of the frequency contours</w:t>
+      </w:r>
+    </w:p>
+    <w:p>
+      <w:pPr>
+        <w:pStyle w:val="ListParagraph"/>
+        <w:numPr>
+          <w:ilvl w:val="3"/>
+          <w:numId w:val="3"/>
+        </w:numPr>
+        <w:spacing w:after="240"/>
+        <w:contextualSpacing w:val="0"/>
+        <w:rPr>
+          <w:rFonts w:ascii="Arial" w:hAnsi="Arial" w:cs="Arial"/>
+        </w:rPr>
+      </w:pPr>
+      <w:r>
+        <w:rPr>
+          <w:rFonts w:ascii="Arial" w:hAnsi="Arial" w:cs="Arial"/>
+        </w:rPr>
         <w:t xml:space="preserve">Run </w:t>
       </w:r>
       <w:r>

--- a/paRsynth_methods_draft.docx
+++ b/paRsynth_methods_draft.docx
@@ -150,11 +150,19 @@
         </w:rPr>
         <w:t xml:space="preserve">KTK </w:t>
       </w:r>
-      <w:r>
-        <w:rPr>
-          <w:rFonts w:ascii="Arial" w:hAnsi="Arial" w:cs="Arial"/>
-        </w:rPr>
-        <w:t>paRsynth methods</w:t>
+      <w:proofErr w:type="spellStart"/>
+      <w:r>
+        <w:rPr>
+          <w:rFonts w:ascii="Arial" w:hAnsi="Arial" w:cs="Arial"/>
+        </w:rPr>
+        <w:t>paRsynth</w:t>
+      </w:r>
+      <w:proofErr w:type="spellEnd"/>
+      <w:r>
+        <w:rPr>
+          <w:rFonts w:ascii="Arial" w:hAnsi="Arial" w:cs="Arial"/>
+        </w:rPr>
+        <w:t xml:space="preserve"> methods</w:t>
       </w:r>
     </w:p>
     <w:p>
@@ -549,6 +557,7 @@
         </w:rPr>
         <w:t xml:space="preserve">: </w:t>
       </w:r>
+      <w:proofErr w:type="gramStart"/>
       <w:r>
         <w:rPr>
           <w:rFonts w:ascii="Arial" w:hAnsi="Arial" w:cs="Arial"/>
@@ -565,7 +574,14 @@
         <w:rPr>
           <w:rFonts w:ascii="Arial" w:hAnsi="Arial" w:cs="Arial"/>
         </w:rPr>
-        <w:t xml:space="preserve">word </w:t>
+        <w:t>word</w:t>
+      </w:r>
+      <w:proofErr w:type="gramEnd"/>
+      <w:r>
+        <w:rPr>
+          <w:rFonts w:ascii="Arial" w:hAnsi="Arial" w:cs="Arial"/>
+        </w:rPr>
+        <w:t xml:space="preserve"> </w:t>
       </w:r>
       <w:r>
         <w:rPr>
@@ -751,13 +767,41 @@
         <w:rPr>
           <w:rFonts w:ascii="Arial" w:hAnsi="Arial" w:cs="Arial"/>
         </w:rPr>
-        <w:t>Information theory perspective and Parsons code</w:t>
-      </w:r>
-      <w:r>
-        <w:rPr>
-          <w:rFonts w:ascii="Arial" w:hAnsi="Arial" w:cs="Arial"/>
-        </w:rPr>
-        <w:t xml:space="preserve"> for encoding, not just decoding (Kershenbaum)</w:t>
+        <w:t xml:space="preserve">Information theory perspective and </w:t>
+      </w:r>
+      <w:proofErr w:type="gramStart"/>
+      <w:r>
+        <w:rPr>
+          <w:rFonts w:ascii="Arial" w:hAnsi="Arial" w:cs="Arial"/>
+        </w:rPr>
+        <w:t>Parsons</w:t>
+      </w:r>
+      <w:proofErr w:type="gramEnd"/>
+      <w:r>
+        <w:rPr>
+          <w:rFonts w:ascii="Arial" w:hAnsi="Arial" w:cs="Arial"/>
+        </w:rPr>
+        <w:t xml:space="preserve"> code</w:t>
+      </w:r>
+      <w:r>
+        <w:rPr>
+          <w:rFonts w:ascii="Arial" w:hAnsi="Arial" w:cs="Arial"/>
+        </w:rPr>
+        <w:t xml:space="preserve"> for encoding, not just decoding (</w:t>
+      </w:r>
+      <w:proofErr w:type="spellStart"/>
+      <w:r>
+        <w:rPr>
+          <w:rFonts w:ascii="Arial" w:hAnsi="Arial" w:cs="Arial"/>
+        </w:rPr>
+        <w:t>Kershenbaum</w:t>
+      </w:r>
+      <w:proofErr w:type="spellEnd"/>
+      <w:r>
+        <w:rPr>
+          <w:rFonts w:ascii="Arial" w:hAnsi="Arial" w:cs="Arial"/>
+        </w:rPr>
+        <w:t>)</w:t>
       </w:r>
     </w:p>
     <w:p>
@@ -871,7 +915,21 @@
         <w:rPr>
           <w:rFonts w:ascii="Arial" w:hAnsi="Arial" w:cs="Arial"/>
         </w:rPr>
-        <w:t>Linking an information theory perspective to creating synthetic signals and controlling types and amounts of information encoded in these signals (paRsynth package)</w:t>
+        <w:t>Linking an information theory perspective to creating synthetic signals and controlling types and amounts of information encoded in these signals (</w:t>
+      </w:r>
+      <w:proofErr w:type="spellStart"/>
+      <w:r>
+        <w:rPr>
+          <w:rFonts w:ascii="Arial" w:hAnsi="Arial" w:cs="Arial"/>
+        </w:rPr>
+        <w:t>paRsynth</w:t>
+      </w:r>
+      <w:proofErr w:type="spellEnd"/>
+      <w:r>
+        <w:rPr>
+          <w:rFonts w:ascii="Arial" w:hAnsi="Arial" w:cs="Arial"/>
+        </w:rPr>
+        <w:t xml:space="preserve"> package)</w:t>
       </w:r>
     </w:p>
     <w:p>
@@ -889,7 +947,21 @@
         <w:rPr>
           <w:rFonts w:ascii="Arial" w:hAnsi="Arial" w:cs="Arial"/>
         </w:rPr>
-        <w:t>Be careful about pitching paRsynth too broadly, right now this is an in-house tool/set of functions</w:t>
+        <w:t xml:space="preserve">Be careful about pitching </w:t>
+      </w:r>
+      <w:proofErr w:type="spellStart"/>
+      <w:r>
+        <w:rPr>
+          <w:rFonts w:ascii="Arial" w:hAnsi="Arial" w:cs="Arial"/>
+        </w:rPr>
+        <w:t>paRsynth</w:t>
+      </w:r>
+      <w:proofErr w:type="spellEnd"/>
+      <w:r>
+        <w:rPr>
+          <w:rFonts w:ascii="Arial" w:hAnsi="Arial" w:cs="Arial"/>
+        </w:rPr>
+        <w:t xml:space="preserve"> too broadly, right now this is an in-house tool/set of functions</w:t>
       </w:r>
     </w:p>
     <w:p>
@@ -1039,11 +1111,19 @@
           <w:rFonts w:ascii="Arial" w:hAnsi="Arial" w:cs="Arial"/>
         </w:rPr>
       </w:pPr>
-      <w:r>
-        <w:rPr>
-          <w:rFonts w:ascii="Arial" w:hAnsi="Arial" w:cs="Arial"/>
-        </w:rPr>
-        <w:t>paRsynth functions</w:t>
+      <w:proofErr w:type="spellStart"/>
+      <w:r>
+        <w:rPr>
+          <w:rFonts w:ascii="Arial" w:hAnsi="Arial" w:cs="Arial"/>
+        </w:rPr>
+        <w:t>paRsynth</w:t>
+      </w:r>
+      <w:proofErr w:type="spellEnd"/>
+      <w:r>
+        <w:rPr>
+          <w:rFonts w:ascii="Arial" w:hAnsi="Arial" w:cs="Arial"/>
+        </w:rPr>
+        <w:t xml:space="preserve"> functions</w:t>
       </w:r>
     </w:p>
     <w:p>
@@ -1069,13 +1149,41 @@
         <w:rPr>
           <w:rFonts w:ascii="Arial" w:hAnsi="Arial" w:cs="Arial"/>
         </w:rPr>
-        <w:t>nformation “trits”</w:t>
-      </w:r>
-      <w:r>
-        <w:rPr>
-          <w:rFonts w:ascii="Arial" w:hAnsi="Arial" w:cs="Arial"/>
-        </w:rPr>
-        <w:t xml:space="preserve"> and base-3 Parsons </w:t>
+        <w:t>nformation “</w:t>
+      </w:r>
+      <w:proofErr w:type="spellStart"/>
+      <w:r>
+        <w:rPr>
+          <w:rFonts w:ascii="Arial" w:hAnsi="Arial" w:cs="Arial"/>
+        </w:rPr>
+        <w:t>trits</w:t>
+      </w:r>
+      <w:proofErr w:type="spellEnd"/>
+      <w:r>
+        <w:rPr>
+          <w:rFonts w:ascii="Arial" w:hAnsi="Arial" w:cs="Arial"/>
+        </w:rPr>
+        <w:t>”</w:t>
+      </w:r>
+      <w:r>
+        <w:rPr>
+          <w:rFonts w:ascii="Arial" w:hAnsi="Arial" w:cs="Arial"/>
+        </w:rPr>
+        <w:t xml:space="preserve"> and base-3 </w:t>
+      </w:r>
+      <w:proofErr w:type="gramStart"/>
+      <w:r>
+        <w:rPr>
+          <w:rFonts w:ascii="Arial" w:hAnsi="Arial" w:cs="Arial"/>
+        </w:rPr>
+        <w:t>Parsons</w:t>
+      </w:r>
+      <w:proofErr w:type="gramEnd"/>
+      <w:r>
+        <w:rPr>
+          <w:rFonts w:ascii="Arial" w:hAnsi="Arial" w:cs="Arial"/>
+        </w:rPr>
+        <w:t xml:space="preserve"> </w:t>
       </w:r>
       <w:r>
         <w:rPr>
@@ -1212,7 +1320,21 @@
           <w:rFonts w:ascii="Arial" w:hAnsi="Arial" w:cs="Arial"/>
         </w:rPr>
         <w:lastRenderedPageBreak/>
-        <w:t>Or add a subsampling approach to this paper? Keep thinking about this, because Bayesian modeling of group and individual level variation is really useful and use fewer numbers of groups and individuals in the social environment</w:t>
+        <w:t xml:space="preserve">Or add a subsampling approach to this paper? Keep thinking about this, because Bayesian modeling of group and individual level variation is </w:t>
+      </w:r>
+      <w:proofErr w:type="gramStart"/>
+      <w:r>
+        <w:rPr>
+          <w:rFonts w:ascii="Arial" w:hAnsi="Arial" w:cs="Arial"/>
+        </w:rPr>
+        <w:t>really useful</w:t>
+      </w:r>
+      <w:proofErr w:type="gramEnd"/>
+      <w:r>
+        <w:rPr>
+          <w:rFonts w:ascii="Arial" w:hAnsi="Arial" w:cs="Arial"/>
+        </w:rPr>
+        <w:t xml:space="preserve"> and use fewer numbers of groups and individuals in the social environment</w:t>
       </w:r>
     </w:p>
     <w:p>
@@ -1244,8 +1366,16 @@
         <w:rPr>
           <w:rFonts w:ascii="Arial" w:hAnsi="Arial" w:cs="Arial"/>
         </w:rPr>
-        <w:t>with paRsynth</w:t>
-      </w:r>
+        <w:t xml:space="preserve">with </w:t>
+      </w:r>
+      <w:proofErr w:type="spellStart"/>
+      <w:r>
+        <w:rPr>
+          <w:rFonts w:ascii="Arial" w:hAnsi="Arial" w:cs="Arial"/>
+        </w:rPr>
+        <w:t>paRsynth</w:t>
+      </w:r>
+      <w:proofErr w:type="spellEnd"/>
       <w:r>
         <w:rPr>
           <w:rFonts w:ascii="Arial" w:hAnsi="Arial" w:cs="Arial"/>
@@ -1670,14 +1800,42 @@
         <w:rPr>
           <w:rFonts w:ascii="Arial" w:hAnsi="Arial" w:cs="Arial"/>
         </w:rPr>
-        <w:t xml:space="preserve">Consider using a Bayesian approach to model based clustering, since the analysis question </w:t>
+        <w:t xml:space="preserve">Consider using a Bayesian approach to </w:t>
+      </w:r>
+      <w:proofErr w:type="gramStart"/>
+      <w:r>
+        <w:rPr>
+          <w:rFonts w:ascii="Arial" w:hAnsi="Arial" w:cs="Arial"/>
+        </w:rPr>
+        <w:t>model based</w:t>
+      </w:r>
+      <w:proofErr w:type="gramEnd"/>
+      <w:r>
+        <w:rPr>
+          <w:rFonts w:ascii="Arial" w:hAnsi="Arial" w:cs="Arial"/>
+        </w:rPr>
+        <w:t xml:space="preserve"> clustering, since the analysis question </w:t>
       </w:r>
       <w:r>
         <w:rPr>
           <w:rFonts w:ascii="Arial" w:hAnsi="Arial" w:cs="Arial"/>
         </w:rPr>
         <w:lastRenderedPageBreak/>
-        <w:t>above is directly related to clustering. Use an approach that allows us to measure the posterior (read Ch. 13 in McElreath book) as the magnitude of acoustic convergence at each social level</w:t>
+        <w:t xml:space="preserve">above is directly related to clustering. Use an approach that allows us to measure the posterior (read Ch. 13 in </w:t>
+      </w:r>
+      <w:proofErr w:type="spellStart"/>
+      <w:r>
+        <w:rPr>
+          <w:rFonts w:ascii="Arial" w:hAnsi="Arial" w:cs="Arial"/>
+        </w:rPr>
+        <w:t>McElreath</w:t>
+      </w:r>
+      <w:proofErr w:type="spellEnd"/>
+      <w:r>
+        <w:rPr>
+          <w:rFonts w:ascii="Arial" w:hAnsi="Arial" w:cs="Arial"/>
+        </w:rPr>
+        <w:t xml:space="preserve"> book) as the magnitude of acoustic convergence at each social level</w:t>
       </w:r>
       <w:r>
         <w:rPr>
@@ -1685,11 +1843,25 @@
         </w:rPr>
         <w:t xml:space="preserve"> (possibly the Ch. 14 and 15 as well)</w:t>
       </w:r>
-      <w:r>
-        <w:rPr>
-          <w:rFonts w:ascii="Arial" w:hAnsi="Arial" w:cs="Arial"/>
-        </w:rPr>
-        <w:t xml:space="preserve"> </w:t>
+    </w:p>
+    <w:p>
+      <w:pPr>
+        <w:pStyle w:val="ListParagraph"/>
+        <w:numPr>
+          <w:ilvl w:val="5"/>
+          <w:numId w:val="3"/>
+        </w:numPr>
+        <w:spacing w:after="240"/>
+        <w:contextualSpacing w:val="0"/>
+        <w:rPr>
+          <w:rFonts w:ascii="Arial" w:hAnsi="Arial" w:cs="Arial"/>
+        </w:rPr>
+      </w:pPr>
+      <w:r>
+        <w:rPr>
+          <w:rFonts w:ascii="Arial" w:hAnsi="Arial" w:cs="Arial"/>
+        </w:rPr>
+        <w:t>How to get SPCC values into non-independent format for multilevel models? Is MDS appropriate? Rather than standard handpicked acoustic ,measurements and then PCA</w:t>
       </w:r>
     </w:p>
     <w:p>
@@ -1715,7 +1887,21 @@
         <w:rPr>
           <w:rFonts w:ascii="Arial" w:hAnsi="Arial" w:cs="Arial"/>
         </w:rPr>
-        <w:t xml:space="preserve"> (which we originally encoded using paRsynth)</w:t>
+        <w:t xml:space="preserve"> (which we originally encoded using </w:t>
+      </w:r>
+      <w:proofErr w:type="spellStart"/>
+      <w:r>
+        <w:rPr>
+          <w:rFonts w:ascii="Arial" w:hAnsi="Arial" w:cs="Arial"/>
+        </w:rPr>
+        <w:t>paRsynth</w:t>
+      </w:r>
+      <w:proofErr w:type="spellEnd"/>
+      <w:r>
+        <w:rPr>
+          <w:rFonts w:ascii="Arial" w:hAnsi="Arial" w:cs="Arial"/>
+        </w:rPr>
+        <w:t>)</w:t>
       </w:r>
       <w:r>
         <w:rPr>
@@ -1759,7 +1945,21 @@
         <w:rPr>
           <w:rFonts w:ascii="Arial" w:hAnsi="Arial" w:cs="Arial"/>
         </w:rPr>
-        <w:t>. Does the variation that we encoded actually matter???</w:t>
+        <w:t xml:space="preserve">. Does the variation that we encoded </w:t>
+      </w:r>
+      <w:proofErr w:type="gramStart"/>
+      <w:r>
+        <w:rPr>
+          <w:rFonts w:ascii="Arial" w:hAnsi="Arial" w:cs="Arial"/>
+        </w:rPr>
+        <w:t>actually matter</w:t>
+      </w:r>
+      <w:proofErr w:type="gramEnd"/>
+      <w:r>
+        <w:rPr>
+          <w:rFonts w:ascii="Arial" w:hAnsi="Arial" w:cs="Arial"/>
+        </w:rPr>
+        <w:t>???</w:t>
       </w:r>
     </w:p>
     <w:p>
@@ -1785,7 +1985,21 @@
         <w:rPr>
           <w:rFonts w:ascii="Arial" w:hAnsi="Arial" w:cs="Arial"/>
         </w:rPr>
-        <w:t xml:space="preserve">individuals, we can actually model variation in convergence within and between categories (individuals, groups) </w:t>
+        <w:t xml:space="preserve">individuals, we can </w:t>
+      </w:r>
+      <w:proofErr w:type="gramStart"/>
+      <w:r>
+        <w:rPr>
+          <w:rFonts w:ascii="Arial" w:hAnsi="Arial" w:cs="Arial"/>
+        </w:rPr>
+        <w:t>actually model</w:t>
+      </w:r>
+      <w:proofErr w:type="gramEnd"/>
+      <w:r>
+        <w:rPr>
+          <w:rFonts w:ascii="Arial" w:hAnsi="Arial" w:cs="Arial"/>
+        </w:rPr>
+        <w:t xml:space="preserve"> variation in convergence within and between categories (individuals, groups) </w:t>
       </w:r>
       <w:r>
         <w:rPr>
@@ -1929,11 +2143,35 @@
           <w:rFonts w:ascii="Arial" w:hAnsi="Arial" w:cs="Arial"/>
         </w:rPr>
       </w:pPr>
-      <w:r>
-        <w:rPr>
-          <w:rFonts w:ascii="Arial" w:hAnsi="Arial" w:cs="Arial"/>
-        </w:rPr>
-        <w:t>soundgen::soundgen()</w:t>
+      <w:proofErr w:type="spellStart"/>
+      <w:proofErr w:type="gramStart"/>
+      <w:r>
+        <w:rPr>
+          <w:rFonts w:ascii="Arial" w:hAnsi="Arial" w:cs="Arial"/>
+        </w:rPr>
+        <w:t>soundgen</w:t>
+      </w:r>
+      <w:proofErr w:type="spellEnd"/>
+      <w:r>
+        <w:rPr>
+          <w:rFonts w:ascii="Arial" w:hAnsi="Arial" w:cs="Arial"/>
+        </w:rPr>
+        <w:t>::</w:t>
+      </w:r>
+      <w:proofErr w:type="spellStart"/>
+      <w:proofErr w:type="gramEnd"/>
+      <w:r>
+        <w:rPr>
+          <w:rFonts w:ascii="Arial" w:hAnsi="Arial" w:cs="Arial"/>
+        </w:rPr>
+        <w:t>soundgen</w:t>
+      </w:r>
+      <w:proofErr w:type="spellEnd"/>
+      <w:r>
+        <w:rPr>
+          <w:rFonts w:ascii="Arial" w:hAnsi="Arial" w:cs="Arial"/>
+        </w:rPr>
+        <w:t>()</w:t>
       </w:r>
       <w:r>
         <w:rPr>
@@ -1959,7 +2197,28 @@
         <w:rPr>
           <w:rFonts w:ascii="Arial" w:hAnsi="Arial" w:cs="Arial"/>
         </w:rPr>
-        <w:t>Create spectrograms for 50 audio files, feed them to soundgen using code that Grace has already to pull out the estimated fundamental frequency contour, create spectrograms again with the frequency contour overlaid to check the accuracy of the tracing</w:t>
+        <w:t xml:space="preserve">Create spectrograms for 50 audio files, feed them to </w:t>
+      </w:r>
+      <w:proofErr w:type="spellStart"/>
+      <w:r>
+        <w:rPr>
+          <w:rFonts w:ascii="Arial" w:hAnsi="Arial" w:cs="Arial"/>
+        </w:rPr>
+        <w:t>soundgen</w:t>
+      </w:r>
+      <w:proofErr w:type="spellEnd"/>
+      <w:r>
+        <w:rPr>
+          <w:rFonts w:ascii="Arial" w:hAnsi="Arial" w:cs="Arial"/>
+        </w:rPr>
+        <w:t xml:space="preserve"> using code that Grace has already to pull out the estimated fundamental frequency contour, </w:t>
+      </w:r>
+      <w:r>
+        <w:rPr>
+          <w:rFonts w:ascii="Arial" w:hAnsi="Arial" w:cs="Arial"/>
+        </w:rPr>
+        <w:lastRenderedPageBreak/>
+        <w:t>create spectrograms again with the frequency contour overlaid to check the accuracy of the tracing</w:t>
       </w:r>
     </w:p>
     <w:p>
@@ -1999,8 +2258,21 @@
         <w:rPr>
           <w:rFonts w:ascii="Arial" w:hAnsi="Arial" w:cs="Arial"/>
         </w:rPr>
-        <w:lastRenderedPageBreak/>
-        <w:t>But when I create spectrograms in soundgen, the contours look great</w:t>
+        <w:t xml:space="preserve">But when I create spectrograms in </w:t>
+      </w:r>
+      <w:proofErr w:type="spellStart"/>
+      <w:r>
+        <w:rPr>
+          <w:rFonts w:ascii="Arial" w:hAnsi="Arial" w:cs="Arial"/>
+        </w:rPr>
+        <w:t>soundgen</w:t>
+      </w:r>
+      <w:proofErr w:type="spellEnd"/>
+      <w:r>
+        <w:rPr>
+          <w:rFonts w:ascii="Arial" w:hAnsi="Arial" w:cs="Arial"/>
+        </w:rPr>
+        <w:t>, the contours look great</w:t>
       </w:r>
     </w:p>
     <w:p>
@@ -2016,11 +2288,19 @@
           <w:rFonts w:ascii="Arial" w:hAnsi="Arial" w:cs="Arial"/>
         </w:rPr>
       </w:pPr>
-      <w:r>
-        <w:rPr>
-          <w:rFonts w:ascii="Arial" w:hAnsi="Arial" w:cs="Arial"/>
-        </w:rPr>
-        <w:t>Soundgen has a Shiny app in which you can upload audio files and do manual correction of the frequency contour online</w:t>
+      <w:proofErr w:type="spellStart"/>
+      <w:r>
+        <w:rPr>
+          <w:rFonts w:ascii="Arial" w:hAnsi="Arial" w:cs="Arial"/>
+        </w:rPr>
+        <w:t>Soundgen</w:t>
+      </w:r>
+      <w:proofErr w:type="spellEnd"/>
+      <w:r>
+        <w:rPr>
+          <w:rFonts w:ascii="Arial" w:hAnsi="Arial" w:cs="Arial"/>
+        </w:rPr>
+        <w:t xml:space="preserve"> has a Shiny app in which you can upload audio files and do manual correction of the frequency contour online</w:t>
       </w:r>
       <w:r>
         <w:rPr>
@@ -2108,7 +2388,21 @@
         <w:rPr>
           <w:rFonts w:ascii="Arial" w:hAnsi="Arial" w:cs="Arial"/>
         </w:rPr>
-        <w:t>used with the dtw package in R</w:t>
+        <w:t xml:space="preserve">used with the </w:t>
+      </w:r>
+      <w:proofErr w:type="spellStart"/>
+      <w:r>
+        <w:rPr>
+          <w:rFonts w:ascii="Arial" w:hAnsi="Arial" w:cs="Arial"/>
+        </w:rPr>
+        <w:t>dtw</w:t>
+      </w:r>
+      <w:proofErr w:type="spellEnd"/>
+      <w:r>
+        <w:rPr>
+          <w:rFonts w:ascii="Arial" w:hAnsi="Arial" w:cs="Arial"/>
+        </w:rPr>
+        <w:t xml:space="preserve"> package in R</w:t>
       </w:r>
     </w:p>
     <w:p>
@@ -2186,7 +2480,21 @@
         <w:rPr>
           <w:rFonts w:ascii="Arial" w:hAnsi="Arial" w:cs="Arial"/>
         </w:rPr>
-        <w:t>This part of the pipeline will be really similar to the SPCC pipeline above</w:t>
+        <w:t xml:space="preserve">This part of the pipeline will be really </w:t>
+      </w:r>
+      <w:proofErr w:type="gramStart"/>
+      <w:r>
+        <w:rPr>
+          <w:rFonts w:ascii="Arial" w:hAnsi="Arial" w:cs="Arial"/>
+        </w:rPr>
+        <w:t>similar to</w:t>
+      </w:r>
+      <w:proofErr w:type="gramEnd"/>
+      <w:r>
+        <w:rPr>
+          <w:rFonts w:ascii="Arial" w:hAnsi="Arial" w:cs="Arial"/>
+        </w:rPr>
+        <w:t xml:space="preserve"> the SPCC pipeline above</w:t>
       </w:r>
     </w:p>
     <w:p>

--- a/paRsynth_methods_draft.docx
+++ b/paRsynth_methods_draft.docx
@@ -617,6 +617,178 @@
           <w:rFonts w:ascii="Arial" w:hAnsi="Arial" w:cs="Arial"/>
         </w:rPr>
       </w:pPr>
+      <w:r>
+        <w:rPr>
+          <w:rFonts w:ascii="Arial" w:hAnsi="Arial" w:cs="Arial"/>
+        </w:rPr>
+        <w:t>First Paragraph</w:t>
+      </w:r>
+    </w:p>
+    <w:p>
+      <w:pPr>
+        <w:pStyle w:val="ListParagraph"/>
+        <w:numPr>
+          <w:ilvl w:val="0"/>
+          <w:numId w:val="6"/>
+        </w:numPr>
+        <w:rPr>
+          <w:rFonts w:ascii="Arial" w:hAnsi="Arial" w:cs="Arial"/>
+        </w:rPr>
+      </w:pPr>
+      <w:r>
+        <w:rPr>
+          <w:rFonts w:ascii="Arial" w:hAnsi="Arial" w:cs="Arial"/>
+        </w:rPr>
+        <w:t>Information encoding is a solution to navigated complex social environments because it _______</w:t>
+      </w:r>
+    </w:p>
+    <w:p>
+      <w:pPr>
+        <w:pStyle w:val="ListParagraph"/>
+        <w:numPr>
+          <w:ilvl w:val="0"/>
+          <w:numId w:val="6"/>
+        </w:numPr>
+        <w:rPr>
+          <w:rFonts w:ascii="Arial" w:hAnsi="Arial" w:cs="Arial"/>
+        </w:rPr>
+      </w:pPr>
+      <w:r>
+        <w:rPr>
+          <w:rFonts w:ascii="Arial" w:hAnsi="Arial" w:cs="Arial"/>
+        </w:rPr>
+        <w:t xml:space="preserve">New perspectives/tools arise to assess degree or types of information encoding in signals </w:t>
+      </w:r>
+    </w:p>
+    <w:p>
+      <w:pPr>
+        <w:pStyle w:val="ListParagraph"/>
+        <w:numPr>
+          <w:ilvl w:val="0"/>
+          <w:numId w:val="6"/>
+        </w:numPr>
+        <w:rPr>
+          <w:rFonts w:ascii="Arial" w:hAnsi="Arial" w:cs="Arial"/>
+        </w:rPr>
+      </w:pPr>
+      <w:proofErr w:type="gramStart"/>
+      <w:r>
+        <w:rPr>
+          <w:rFonts w:ascii="Arial" w:hAnsi="Arial" w:cs="Arial"/>
+        </w:rPr>
+        <w:t>BUT,</w:t>
+      </w:r>
+      <w:proofErr w:type="gramEnd"/>
+      <w:r>
+        <w:rPr>
+          <w:rFonts w:ascii="Arial" w:hAnsi="Arial" w:cs="Arial"/>
+        </w:rPr>
+        <w:t xml:space="preserve"> PROBLEM </w:t>
+      </w:r>
+      <w:proofErr w:type="spellStart"/>
+      <w:r>
+        <w:rPr>
+          <w:rFonts w:ascii="Arial" w:hAnsi="Arial" w:cs="Arial"/>
+        </w:rPr>
+        <w:t>PROBLEM</w:t>
+      </w:r>
+      <w:proofErr w:type="spellEnd"/>
+      <w:r>
+        <w:rPr>
+          <w:rFonts w:ascii="Arial" w:hAnsi="Arial" w:cs="Arial"/>
+        </w:rPr>
+        <w:t xml:space="preserve"> </w:t>
+      </w:r>
+      <w:proofErr w:type="spellStart"/>
+      <w:r>
+        <w:rPr>
+          <w:rFonts w:ascii="Arial" w:hAnsi="Arial" w:cs="Arial"/>
+        </w:rPr>
+        <w:t>PROBLEM</w:t>
+      </w:r>
+      <w:proofErr w:type="spellEnd"/>
+      <w:r>
+        <w:rPr>
+          <w:rFonts w:ascii="Arial" w:hAnsi="Arial" w:cs="Arial"/>
+        </w:rPr>
+        <w:t xml:space="preserve"> </w:t>
+      </w:r>
+    </w:p>
+    <w:p>
+      <w:pPr>
+        <w:pStyle w:val="ListParagraph"/>
+        <w:numPr>
+          <w:ilvl w:val="1"/>
+          <w:numId w:val="6"/>
+        </w:numPr>
+        <w:rPr>
+          <w:rFonts w:ascii="Arial" w:hAnsi="Arial" w:cs="Arial"/>
+        </w:rPr>
+      </w:pPr>
+      <w:r>
+        <w:rPr>
+          <w:rFonts w:ascii="Arial" w:hAnsi="Arial" w:cs="Arial"/>
+        </w:rPr>
+        <w:t xml:space="preserve">Something about </w:t>
+      </w:r>
+      <w:r>
+        <w:rPr>
+          <w:rFonts w:ascii="Arial" w:hAnsi="Arial" w:cs="Arial"/>
+        </w:rPr>
+        <w:t xml:space="preserve">uncheck/unverified assumption about encoding/decoding? </w:t>
+      </w:r>
+    </w:p>
+    <w:p>
+      <w:pPr>
+        <w:pStyle w:val="ListParagraph"/>
+        <w:numPr>
+          <w:ilvl w:val="0"/>
+          <w:numId w:val="6"/>
+        </w:numPr>
+        <w:rPr>
+          <w:rFonts w:ascii="Arial" w:hAnsi="Arial" w:cs="Arial"/>
+        </w:rPr>
+      </w:pPr>
+      <w:r>
+        <w:rPr>
+          <w:rFonts w:ascii="Arial" w:hAnsi="Arial" w:cs="Arial"/>
+        </w:rPr>
+        <w:t>We can solve this problem using synthetic tools (</w:t>
+      </w:r>
+      <w:proofErr w:type="spellStart"/>
+      <w:r>
+        <w:rPr>
+          <w:rFonts w:ascii="Arial" w:hAnsi="Arial" w:cs="Arial"/>
+        </w:rPr>
+        <w:t>paRsynth</w:t>
+      </w:r>
+      <w:proofErr w:type="spellEnd"/>
+      <w:r>
+        <w:rPr>
+          <w:rFonts w:ascii="Arial" w:hAnsi="Arial" w:cs="Arial"/>
+        </w:rPr>
+        <w:t>)</w:t>
+      </w:r>
+    </w:p>
+    <w:p>
+      <w:pPr>
+        <w:rPr>
+          <w:rFonts w:ascii="Arial" w:hAnsi="Arial" w:cs="Arial"/>
+        </w:rPr>
+      </w:pPr>
+    </w:p>
+    <w:p>
+      <w:pPr>
+        <w:rPr>
+          <w:rFonts w:ascii="Arial" w:hAnsi="Arial" w:cs="Arial"/>
+        </w:rPr>
+      </w:pPr>
+      <w:r>
+        <w:rPr>
+          <w:rFonts w:ascii="Arial" w:hAnsi="Arial" w:cs="Arial"/>
+        </w:rPr>
+        <w:t>Layout of introduction</w:t>
+      </w:r>
     </w:p>
     <w:p>
       <w:pPr>
@@ -640,6 +812,42 @@
       <w:pPr>
         <w:pStyle w:val="ListParagraph"/>
         <w:numPr>
+          <w:ilvl w:val="1"/>
+          <w:numId w:val="2"/>
+        </w:numPr>
+        <w:rPr>
+          <w:rFonts w:ascii="Arial" w:hAnsi="Arial" w:cs="Arial"/>
+        </w:rPr>
+      </w:pPr>
+      <w:r>
+        <w:rPr>
+          <w:rFonts w:ascii="Arial" w:hAnsi="Arial" w:cs="Arial"/>
+        </w:rPr>
+        <w:t xml:space="preserve">Potential functions of information encoding </w:t>
+      </w:r>
+    </w:p>
+    <w:p>
+      <w:pPr>
+        <w:pStyle w:val="ListParagraph"/>
+        <w:numPr>
+          <w:ilvl w:val="1"/>
+          <w:numId w:val="2"/>
+        </w:numPr>
+        <w:rPr>
+          <w:rFonts w:ascii="Arial" w:hAnsi="Arial" w:cs="Arial"/>
+        </w:rPr>
+      </w:pPr>
+      <w:r>
+        <w:rPr>
+          <w:rFonts w:ascii="Arial" w:hAnsi="Arial" w:cs="Arial"/>
+        </w:rPr>
+        <w:t>Group v individual information</w:t>
+      </w:r>
+    </w:p>
+    <w:p>
+      <w:pPr>
+        <w:pStyle w:val="ListParagraph"/>
+        <w:numPr>
           <w:ilvl w:val="0"/>
           <w:numId w:val="2"/>
         </w:numPr>
@@ -651,8 +859,38 @@
         <w:rPr>
           <w:rFonts w:ascii="Arial" w:hAnsi="Arial" w:cs="Arial"/>
         </w:rPr>
-        <w:t xml:space="preserve">Information theory perspective and </w:t>
-      </w:r>
+        <w:t>Tools we currently use</w:t>
+      </w:r>
+    </w:p>
+    <w:p>
+      <w:pPr>
+        <w:pStyle w:val="ListParagraph"/>
+        <w:numPr>
+          <w:ilvl w:val="1"/>
+          <w:numId w:val="2"/>
+        </w:numPr>
+        <w:rPr>
+          <w:rFonts w:ascii="Arial" w:hAnsi="Arial" w:cs="Arial"/>
+        </w:rPr>
+      </w:pPr>
+      <w:r>
+        <w:rPr>
+          <w:rFonts w:ascii="Arial" w:hAnsi="Arial" w:cs="Arial"/>
+        </w:rPr>
+        <w:t>Information theory</w:t>
+      </w:r>
+    </w:p>
+    <w:p>
+      <w:pPr>
+        <w:pStyle w:val="ListParagraph"/>
+        <w:numPr>
+          <w:ilvl w:val="1"/>
+          <w:numId w:val="2"/>
+        </w:numPr>
+        <w:rPr>
+          <w:rFonts w:ascii="Arial" w:hAnsi="Arial" w:cs="Arial"/>
+        </w:rPr>
+      </w:pPr>
       <w:proofErr w:type="gramStart"/>
       <w:r>
         <w:rPr>
@@ -665,13 +903,7 @@
         <w:rPr>
           <w:rFonts w:ascii="Arial" w:hAnsi="Arial" w:cs="Arial"/>
         </w:rPr>
-        <w:t xml:space="preserve"> code</w:t>
-      </w:r>
-      <w:r>
-        <w:rPr>
-          <w:rFonts w:ascii="Arial" w:hAnsi="Arial" w:cs="Arial"/>
-        </w:rPr>
-        <w:t xml:space="preserve"> for encoding, not just decoding (</w:t>
+        <w:t xml:space="preserve"> code (</w:t>
       </w:r>
       <w:proofErr w:type="spellStart"/>
       <w:r>
@@ -686,6 +918,38 @@
           <w:rFonts w:ascii="Arial" w:hAnsi="Arial" w:cs="Arial"/>
         </w:rPr>
         <w:t>)</w:t>
+      </w:r>
+    </w:p>
+    <w:p>
+      <w:pPr>
+        <w:pStyle w:val="ListParagraph"/>
+        <w:numPr>
+          <w:ilvl w:val="2"/>
+          <w:numId w:val="2"/>
+        </w:numPr>
+        <w:rPr>
+          <w:rFonts w:ascii="Arial" w:hAnsi="Arial" w:cs="Arial"/>
+        </w:rPr>
+      </w:pPr>
+      <w:r>
+        <w:rPr>
+          <w:rFonts w:ascii="Arial" w:hAnsi="Arial" w:cs="Arial"/>
+        </w:rPr>
+        <w:t xml:space="preserve">A lot of focus </w:t>
+      </w:r>
+      <w:proofErr w:type="gramStart"/>
+      <w:r>
+        <w:rPr>
+          <w:rFonts w:ascii="Arial" w:hAnsi="Arial" w:cs="Arial"/>
+        </w:rPr>
+        <w:t>on</w:t>
+      </w:r>
+      <w:proofErr w:type="gramEnd"/>
+      <w:r>
+        <w:rPr>
+          <w:rFonts w:ascii="Arial" w:hAnsi="Arial" w:cs="Arial"/>
+        </w:rPr>
+        <w:t xml:space="preserve"> how information is decoded, but this allows us to study encoding as well?</w:t>
       </w:r>
     </w:p>
     <w:p>
@@ -699,6 +963,7 @@
           <w:rFonts w:ascii="Arial" w:hAnsi="Arial" w:cs="Arial"/>
         </w:rPr>
       </w:pPr>
+      <w:commentRangeStart w:id="0"/>
       <w:r>
         <w:rPr>
           <w:rFonts w:ascii="Arial" w:hAnsi="Arial" w:cs="Arial"/>
@@ -710,6 +975,13 @@
           <w:rFonts w:ascii="Arial" w:hAnsi="Arial" w:cs="Arial"/>
         </w:rPr>
         <w:t>recover that information in vocal signals</w:t>
+      </w:r>
+      <w:commentRangeEnd w:id="0"/>
+      <w:r>
+        <w:rPr>
+          <w:rStyle w:val="CommentReference"/>
+        </w:rPr>
+        <w:commentReference w:id="0"/>
       </w:r>
     </w:p>
     <w:p>
@@ -750,39 +1022,12 @@
           <w:rFonts w:ascii="Arial" w:hAnsi="Arial" w:cs="Arial"/>
         </w:rPr>
       </w:pPr>
-    </w:p>
-    <w:p>
-      <w:pPr>
-        <w:rPr>
-          <w:rFonts w:ascii="Arial" w:hAnsi="Arial" w:cs="Arial"/>
-        </w:rPr>
-      </w:pPr>
-      <w:r>
-        <w:rPr>
-          <w:rFonts w:ascii="Arial" w:hAnsi="Arial" w:cs="Arial"/>
-        </w:rPr>
-        <w:t xml:space="preserve">Thesis statement: Here, we present </w:t>
-      </w:r>
-    </w:p>
-    <w:p>
-      <w:pPr>
-        <w:rPr>
-          <w:rFonts w:ascii="Arial" w:hAnsi="Arial" w:cs="Arial"/>
-        </w:rPr>
-      </w:pPr>
-      <w:r>
-        <w:rPr>
-          <w:rFonts w:ascii="Arial" w:hAnsi="Arial" w:cs="Arial"/>
-        </w:rPr>
-        <w:t xml:space="preserve">Goals of manuscript: In this manuscript, first we </w:t>
-      </w:r>
-    </w:p>
-    <w:p>
-      <w:pPr>
-        <w:rPr>
-          <w:rFonts w:ascii="Arial" w:hAnsi="Arial" w:cs="Arial"/>
-        </w:rPr>
-      </w:pPr>
+      <w:r>
+        <w:rPr>
+          <w:rFonts w:ascii="Arial" w:hAnsi="Arial" w:cs="Arial"/>
+        </w:rPr>
+        <w:t>Goals of this paper:</w:t>
+      </w:r>
     </w:p>
     <w:p>
       <w:pPr>
@@ -1027,6 +1272,7 @@
         <w:rPr>
           <w:rFonts w:ascii="Arial" w:hAnsi="Arial" w:cs="Arial"/>
         </w:rPr>
+        <w:lastRenderedPageBreak/>
         <w:t>I</w:t>
       </w:r>
       <w:r>
@@ -1143,13 +1389,7 @@
         <w:rPr>
           <w:rFonts w:ascii="Arial" w:hAnsi="Arial" w:cs="Arial"/>
         </w:rPr>
-        <w:t xml:space="preserve">Decide on </w:t>
-      </w:r>
-      <w:r>
-        <w:rPr>
-          <w:rFonts w:ascii="Arial" w:hAnsi="Arial" w:cs="Arial"/>
-        </w:rPr>
-        <w:t>treatments for experiments of information recovery</w:t>
+        <w:t>Decide on treatments for experiments of information recovery</w:t>
       </w:r>
     </w:p>
     <w:p>
@@ -1209,7 +1449,6 @@
         <w:rPr>
           <w:rFonts w:ascii="Arial" w:hAnsi="Arial" w:cs="Arial"/>
         </w:rPr>
-        <w:lastRenderedPageBreak/>
         <w:t xml:space="preserve">Or add a subsampling approach to this paper? Keep thinking about this, because Bayesian modeling of group and individual level variation is </w:t>
       </w:r>
       <w:proofErr w:type="gramStart"/>
@@ -1573,6 +1812,57 @@
       <w:pPr>
         <w:pStyle w:val="ListParagraph"/>
         <w:numPr>
+          <w:ilvl w:val="1"/>
+          <w:numId w:val="3"/>
+        </w:numPr>
+        <w:spacing w:after="240"/>
+        <w:contextualSpacing w:val="0"/>
+        <w:rPr>
+          <w:rFonts w:ascii="Arial" w:hAnsi="Arial" w:cs="Arial"/>
+        </w:rPr>
+      </w:pPr>
+      <w:r>
+        <w:rPr>
+          <w:rFonts w:ascii="Arial" w:hAnsi="Arial" w:cs="Arial"/>
+        </w:rPr>
+        <w:lastRenderedPageBreak/>
+        <w:t>Frequency contour tracing</w:t>
+      </w:r>
+      <w:r>
+        <w:rPr>
+          <w:rFonts w:ascii="Arial" w:hAnsi="Arial" w:cs="Arial"/>
+        </w:rPr>
+        <w:t xml:space="preserve"> based</w:t>
+      </w:r>
+      <w:r>
+        <w:rPr>
+          <w:rFonts w:ascii="Arial" w:hAnsi="Arial" w:cs="Arial"/>
+        </w:rPr>
+        <w:t xml:space="preserve"> (</w:t>
+      </w:r>
+      <w:r>
+        <w:rPr>
+          <w:rFonts w:ascii="Arial" w:hAnsi="Arial" w:cs="Arial"/>
+        </w:rPr>
+        <w:t>b</w:t>
+      </w:r>
+      <w:r>
+        <w:rPr>
+          <w:rFonts w:ascii="Arial" w:hAnsi="Arial" w:cs="Arial"/>
+        </w:rPr>
+        <w:t>ecause we are encoding information in frequency modulation patterns</w:t>
+      </w:r>
+      <w:r>
+        <w:rPr>
+          <w:rFonts w:ascii="Arial" w:hAnsi="Arial" w:cs="Arial"/>
+        </w:rPr>
+        <w:t>)</w:t>
+      </w:r>
+    </w:p>
+    <w:p>
+      <w:pPr>
+        <w:pStyle w:val="ListParagraph"/>
+        <w:numPr>
           <w:ilvl w:val="2"/>
           <w:numId w:val="3"/>
         </w:numPr>
@@ -1586,19 +1876,19 @@
         <w:rPr>
           <w:rFonts w:ascii="Arial" w:hAnsi="Arial" w:cs="Arial"/>
         </w:rPr>
-        <w:t>Bayesian hierarchical models</w:t>
-      </w:r>
-      <w:r>
-        <w:rPr>
-          <w:rFonts w:ascii="Arial" w:hAnsi="Arial" w:cs="Arial"/>
-        </w:rPr>
-        <w:t xml:space="preserve"> for inferential statistics</w:t>
-      </w:r>
-      <w:r>
-        <w:rPr>
-          <w:rFonts w:ascii="Arial" w:hAnsi="Arial" w:cs="Arial"/>
-        </w:rPr>
-        <w:t xml:space="preserve"> (TODO)</w:t>
+        <w:t>Frequency contour extraction</w:t>
+      </w:r>
+      <w:r>
+        <w:rPr>
+          <w:rFonts w:ascii="Arial" w:hAnsi="Arial" w:cs="Arial"/>
+        </w:rPr>
+        <w:t xml:space="preserve"> with semi-automated approaches</w:t>
+      </w:r>
+      <w:r>
+        <w:rPr>
+          <w:rFonts w:ascii="Arial" w:hAnsi="Arial" w:cs="Arial"/>
+        </w:rPr>
+        <w:t>: easily the hardest part of this pipeline because it can be very time-consuming and subjective</w:t>
       </w:r>
     </w:p>
     <w:p>
@@ -1618,13 +1908,27 @@
         <w:rPr>
           <w:rFonts w:ascii="Arial" w:hAnsi="Arial" w:cs="Arial"/>
         </w:rPr>
-        <w:t xml:space="preserve">Ask whether acoustic convergence is statistically significant at each social level </w:t>
-      </w:r>
-      <w:r>
-        <w:rPr>
-          <w:rFonts w:ascii="Arial" w:hAnsi="Arial" w:cs="Arial"/>
-        </w:rPr>
-        <w:t>across experimental treatments</w:t>
+        <w:t>We would only run this analysis with a subsample of the audio files and experimental treatments</w:t>
+      </w:r>
+    </w:p>
+    <w:p>
+      <w:pPr>
+        <w:pStyle w:val="ListParagraph"/>
+        <w:numPr>
+          <w:ilvl w:val="3"/>
+          <w:numId w:val="3"/>
+        </w:numPr>
+        <w:spacing w:after="240"/>
+        <w:contextualSpacing w:val="0"/>
+        <w:rPr>
+          <w:rFonts w:ascii="Arial" w:hAnsi="Arial" w:cs="Arial"/>
+        </w:rPr>
+      </w:pPr>
+      <w:r>
+        <w:rPr>
+          <w:rFonts w:ascii="Arial" w:hAnsi="Arial" w:cs="Arial"/>
+        </w:rPr>
+        <w:t>Pilot frequency contour tracing:</w:t>
       </w:r>
     </w:p>
     <w:p>
@@ -1640,17 +1944,75 @@
           <w:rFonts w:ascii="Arial" w:hAnsi="Arial" w:cs="Arial"/>
         </w:rPr>
       </w:pPr>
-      <w:r>
-        <w:rPr>
-          <w:rFonts w:ascii="Arial" w:hAnsi="Arial" w:cs="Arial"/>
-        </w:rPr>
-        <w:t>Bayesian models should use the SPCC matrix values as input data</w:t>
-      </w:r>
-      <w:r>
-        <w:rPr>
-          <w:rFonts w:ascii="Arial" w:hAnsi="Arial" w:cs="Arial"/>
-        </w:rPr>
-        <w:t>, very similar to Mantel test</w:t>
+      <w:proofErr w:type="spellStart"/>
+      <w:proofErr w:type="gramStart"/>
+      <w:r>
+        <w:rPr>
+          <w:rFonts w:ascii="Arial" w:hAnsi="Arial" w:cs="Arial"/>
+        </w:rPr>
+        <w:t>soundgen</w:t>
+      </w:r>
+      <w:proofErr w:type="spellEnd"/>
+      <w:r>
+        <w:rPr>
+          <w:rFonts w:ascii="Arial" w:hAnsi="Arial" w:cs="Arial"/>
+        </w:rPr>
+        <w:t>::</w:t>
+      </w:r>
+      <w:proofErr w:type="spellStart"/>
+      <w:proofErr w:type="gramEnd"/>
+      <w:r>
+        <w:rPr>
+          <w:rFonts w:ascii="Arial" w:hAnsi="Arial" w:cs="Arial"/>
+        </w:rPr>
+        <w:t>soundgen</w:t>
+      </w:r>
+      <w:proofErr w:type="spellEnd"/>
+      <w:r>
+        <w:rPr>
+          <w:rFonts w:ascii="Arial" w:hAnsi="Arial" w:cs="Arial"/>
+        </w:rPr>
+        <w:t>()</w:t>
+      </w:r>
+      <w:r>
+        <w:rPr>
+          <w:rFonts w:ascii="Arial" w:hAnsi="Arial" w:cs="Arial"/>
+        </w:rPr>
+        <w:t>, test whether frequency contours are accurate</w:t>
+      </w:r>
+    </w:p>
+    <w:p>
+      <w:pPr>
+        <w:pStyle w:val="ListParagraph"/>
+        <w:numPr>
+          <w:ilvl w:val="4"/>
+          <w:numId w:val="3"/>
+        </w:numPr>
+        <w:spacing w:after="240"/>
+        <w:contextualSpacing w:val="0"/>
+        <w:rPr>
+          <w:rFonts w:ascii="Arial" w:hAnsi="Arial" w:cs="Arial"/>
+        </w:rPr>
+      </w:pPr>
+      <w:r>
+        <w:rPr>
+          <w:rFonts w:ascii="Arial" w:hAnsi="Arial" w:cs="Arial"/>
+        </w:rPr>
+        <w:t xml:space="preserve">Create spectrograms for 50 audio files, feed them to </w:t>
+      </w:r>
+      <w:proofErr w:type="spellStart"/>
+      <w:r>
+        <w:rPr>
+          <w:rFonts w:ascii="Arial" w:hAnsi="Arial" w:cs="Arial"/>
+        </w:rPr>
+        <w:t>soundgen</w:t>
+      </w:r>
+      <w:proofErr w:type="spellEnd"/>
+      <w:r>
+        <w:rPr>
+          <w:rFonts w:ascii="Arial" w:hAnsi="Arial" w:cs="Arial"/>
+        </w:rPr>
+        <w:t xml:space="preserve"> using code that Grace has already to pull out the estimated fundamental frequency contour, create spectrograms again with the frequency contour overlaid to check the accuracy of the tracing</w:t>
       </w:r>
     </w:p>
     <w:p>
@@ -1670,21 +2032,41 @@
         <w:rPr>
           <w:rFonts w:ascii="Arial" w:hAnsi="Arial" w:cs="Arial"/>
         </w:rPr>
-        <w:t xml:space="preserve">Analysis questions: How similar are an individual’s calls to its own calls, compared to calls of other individuals? And the same </w:t>
+        <w:t>When I’ve done the latter in warbler the frequency contours are always off</w:t>
+      </w:r>
+    </w:p>
+    <w:p>
+      <w:pPr>
+        <w:pStyle w:val="ListParagraph"/>
+        <w:numPr>
+          <w:ilvl w:val="5"/>
+          <w:numId w:val="3"/>
+        </w:numPr>
+        <w:spacing w:after="240"/>
+        <w:contextualSpacing w:val="0"/>
+        <w:rPr>
+          <w:rFonts w:ascii="Arial" w:hAnsi="Arial" w:cs="Arial"/>
+        </w:rPr>
+      </w:pPr>
+      <w:r>
+        <w:rPr>
+          <w:rFonts w:ascii="Arial" w:hAnsi="Arial" w:cs="Arial"/>
+        </w:rPr>
+        <w:t xml:space="preserve">But when I create spectrograms in </w:t>
       </w:r>
       <w:proofErr w:type="spellStart"/>
       <w:r>
         <w:rPr>
           <w:rFonts w:ascii="Arial" w:hAnsi="Arial" w:cs="Arial"/>
         </w:rPr>
-        <w:t>for</w:t>
+        <w:t>soundgen</w:t>
       </w:r>
       <w:proofErr w:type="spellEnd"/>
       <w:r>
         <w:rPr>
           <w:rFonts w:ascii="Arial" w:hAnsi="Arial" w:cs="Arial"/>
         </w:rPr>
-        <w:t xml:space="preserve"> groups</w:t>
+        <w:t>, the contours look great</w:t>
       </w:r>
     </w:p>
     <w:p>
@@ -1700,25 +2082,320 @@
           <w:rFonts w:ascii="Arial" w:hAnsi="Arial" w:cs="Arial"/>
         </w:rPr>
       </w:pPr>
-      <w:r>
-        <w:rPr>
-          <w:rFonts w:ascii="Arial" w:hAnsi="Arial" w:cs="Arial"/>
-        </w:rPr>
-        <w:t xml:space="preserve">These models allow us to address the statistical significance of the degree or magnitude of </w:t>
-      </w:r>
+      <w:proofErr w:type="spellStart"/>
+      <w:r>
+        <w:rPr>
+          <w:rFonts w:ascii="Arial" w:hAnsi="Arial" w:cs="Arial"/>
+        </w:rPr>
+        <w:t>Soundgen</w:t>
+      </w:r>
+      <w:proofErr w:type="spellEnd"/>
+      <w:r>
+        <w:rPr>
+          <w:rFonts w:ascii="Arial" w:hAnsi="Arial" w:cs="Arial"/>
+        </w:rPr>
+        <w:t xml:space="preserve"> has a Shiny app in which you can upload audio files and do manual correction of the frequency contour online</w:t>
+      </w:r>
+      <w:r>
+        <w:rPr>
+          <w:rFonts w:ascii="Arial" w:hAnsi="Arial" w:cs="Arial"/>
+        </w:rPr>
+        <w:t xml:space="preserve"> (semi-automated)</w:t>
+      </w:r>
+    </w:p>
+    <w:p>
+      <w:pPr>
+        <w:pStyle w:val="ListParagraph"/>
+        <w:numPr>
+          <w:ilvl w:val="2"/>
+          <w:numId w:val="3"/>
+        </w:numPr>
+        <w:spacing w:after="240"/>
+        <w:contextualSpacing w:val="0"/>
+        <w:rPr>
+          <w:rFonts w:ascii="Arial" w:hAnsi="Arial" w:cs="Arial"/>
+        </w:rPr>
+      </w:pPr>
+      <w:r>
+        <w:rPr>
+          <w:rFonts w:ascii="Arial" w:hAnsi="Arial" w:cs="Arial"/>
+        </w:rPr>
+        <w:t>Dynamic time warping</w:t>
+      </w:r>
+      <w:r>
+        <w:rPr>
+          <w:rFonts w:ascii="Arial" w:hAnsi="Arial" w:cs="Arial"/>
+        </w:rPr>
+        <w:t xml:space="preserve"> (DTW)</w:t>
+      </w:r>
+      <w:r>
+        <w:rPr>
+          <w:rFonts w:ascii="Arial" w:hAnsi="Arial" w:cs="Arial"/>
+        </w:rPr>
+        <w:t xml:space="preserve"> to compare the time series of the frequency contours</w:t>
+      </w:r>
+    </w:p>
+    <w:p>
+      <w:pPr>
+        <w:pStyle w:val="ListParagraph"/>
+        <w:numPr>
+          <w:ilvl w:val="3"/>
+          <w:numId w:val="3"/>
+        </w:numPr>
+        <w:spacing w:after="240"/>
+        <w:contextualSpacing w:val="0"/>
+        <w:rPr>
+          <w:rFonts w:ascii="Arial" w:hAnsi="Arial" w:cs="Arial"/>
+        </w:rPr>
+      </w:pPr>
+      <w:r>
+        <w:rPr>
+          <w:rFonts w:ascii="Arial" w:hAnsi="Arial" w:cs="Arial"/>
+        </w:rPr>
+        <w:t xml:space="preserve">Run </w:t>
+      </w:r>
+      <w:r>
+        <w:rPr>
+          <w:rFonts w:ascii="Arial" w:hAnsi="Arial" w:cs="Arial"/>
+        </w:rPr>
+        <w:t xml:space="preserve">univariate </w:t>
+      </w:r>
+      <w:r>
+        <w:rPr>
+          <w:rFonts w:ascii="Arial" w:hAnsi="Arial" w:cs="Arial"/>
+        </w:rPr>
+        <w:t>DTW</w:t>
+      </w:r>
+      <w:r>
+        <w:rPr>
+          <w:rFonts w:ascii="Arial" w:hAnsi="Arial" w:cs="Arial"/>
+        </w:rPr>
+        <w:t xml:space="preserve"> on the fundamental frequency contours</w:t>
+      </w:r>
+      <w:r>
+        <w:rPr>
+          <w:rFonts w:ascii="Arial" w:hAnsi="Arial" w:cs="Arial"/>
+        </w:rPr>
+        <w:t xml:space="preserve"> using code that Grace has </w:t>
+      </w:r>
+      <w:r>
+        <w:rPr>
+          <w:rFonts w:ascii="Arial" w:hAnsi="Arial" w:cs="Arial"/>
+        </w:rPr>
+        <w:t xml:space="preserve">used with the </w:t>
+      </w:r>
+      <w:proofErr w:type="spellStart"/>
+      <w:r>
+        <w:rPr>
+          <w:rFonts w:ascii="Arial" w:hAnsi="Arial" w:cs="Arial"/>
+        </w:rPr>
+        <w:t>dtw</w:t>
+      </w:r>
+      <w:proofErr w:type="spellEnd"/>
+      <w:r>
+        <w:rPr>
+          <w:rFonts w:ascii="Arial" w:hAnsi="Arial" w:cs="Arial"/>
+        </w:rPr>
+        <w:t xml:space="preserve"> package in R</w:t>
+      </w:r>
+    </w:p>
+    <w:p>
+      <w:pPr>
+        <w:pStyle w:val="ListParagraph"/>
+        <w:numPr>
+          <w:ilvl w:val="3"/>
+          <w:numId w:val="3"/>
+        </w:numPr>
+        <w:spacing w:after="240"/>
+        <w:contextualSpacing w:val="0"/>
+        <w:rPr>
+          <w:rFonts w:ascii="Arial" w:hAnsi="Arial" w:cs="Arial"/>
+        </w:rPr>
+      </w:pPr>
+      <w:r>
+        <w:rPr>
+          <w:rFonts w:ascii="Arial" w:hAnsi="Arial" w:cs="Arial"/>
+        </w:rPr>
+        <w:t>Returns a distance matrix that can be used in downstream analysis</w:t>
+      </w:r>
+    </w:p>
+    <w:p>
+      <w:pPr>
+        <w:pStyle w:val="ListParagraph"/>
+        <w:numPr>
+          <w:ilvl w:val="2"/>
+          <w:numId w:val="3"/>
+        </w:numPr>
+        <w:spacing w:after="240"/>
+        <w:contextualSpacing w:val="0"/>
+        <w:rPr>
+          <w:rFonts w:ascii="Arial" w:hAnsi="Arial" w:cs="Arial"/>
+        </w:rPr>
+      </w:pPr>
+      <w:commentRangeStart w:id="1"/>
+      <w:r>
+        <w:rPr>
+          <w:rFonts w:ascii="Arial" w:hAnsi="Arial" w:cs="Arial"/>
+        </w:rPr>
+        <w:t>Multi-dimensional scaling acoustic space, clustering and Normalized Mutual Information</w:t>
+      </w:r>
+      <w:r>
+        <w:rPr>
+          <w:rFonts w:ascii="Arial" w:hAnsi="Arial" w:cs="Arial"/>
+        </w:rPr>
+        <w:t xml:space="preserve">, </w:t>
+      </w:r>
+      <w:r>
+        <w:rPr>
+          <w:rFonts w:ascii="Arial" w:hAnsi="Arial" w:cs="Arial"/>
+        </w:rPr>
+        <w:t xml:space="preserve">Bayesian hierarchical </w:t>
+      </w:r>
+      <w:r>
+        <w:rPr>
+          <w:rFonts w:ascii="Arial" w:hAnsi="Arial" w:cs="Arial"/>
+        </w:rPr>
+        <w:t>models</w:t>
+      </w:r>
+    </w:p>
+    <w:p>
+      <w:pPr>
+        <w:pStyle w:val="ListParagraph"/>
+        <w:numPr>
+          <w:ilvl w:val="3"/>
+          <w:numId w:val="3"/>
+        </w:numPr>
+        <w:spacing w:after="240"/>
+        <w:contextualSpacing w:val="0"/>
+        <w:rPr>
+          <w:rFonts w:ascii="Arial" w:hAnsi="Arial" w:cs="Arial"/>
+        </w:rPr>
+      </w:pPr>
+      <w:r>
+        <w:rPr>
+          <w:rFonts w:ascii="Arial" w:hAnsi="Arial" w:cs="Arial"/>
+        </w:rPr>
+        <w:t xml:space="preserve">This part of the pipeline will be really </w:t>
+      </w:r>
+      <w:proofErr w:type="gramStart"/>
+      <w:r>
+        <w:rPr>
+          <w:rFonts w:ascii="Arial" w:hAnsi="Arial" w:cs="Arial"/>
+        </w:rPr>
+        <w:t>similar to</w:t>
+      </w:r>
+      <w:proofErr w:type="gramEnd"/>
+      <w:r>
+        <w:rPr>
+          <w:rFonts w:ascii="Arial" w:hAnsi="Arial" w:cs="Arial"/>
+        </w:rPr>
+        <w:t xml:space="preserve"> the SPCC pipeline above</w:t>
+      </w:r>
+      <w:commentRangeEnd w:id="1"/>
+      <w:r>
+        <w:rPr>
+          <w:rStyle w:val="CommentReference"/>
+        </w:rPr>
+        <w:commentReference w:id="1"/>
+      </w:r>
+    </w:p>
+    <w:p>
+      <w:pPr>
+        <w:pStyle w:val="ListParagraph"/>
+        <w:numPr>
+          <w:ilvl w:val="0"/>
+          <w:numId w:val="3"/>
+        </w:numPr>
+        <w:rPr>
+          <w:rFonts w:ascii="Arial" w:hAnsi="Arial" w:cs="Arial"/>
+        </w:rPr>
+      </w:pPr>
+      <w:r>
+        <w:rPr>
+          <w:rFonts w:ascii="Arial" w:hAnsi="Arial" w:cs="Arial"/>
+        </w:rPr>
+        <w:t>Figures:</w:t>
+      </w:r>
+    </w:p>
+    <w:p>
+      <w:pPr>
+        <w:pStyle w:val="ListParagraph"/>
+        <w:numPr>
+          <w:ilvl w:val="1"/>
+          <w:numId w:val="3"/>
+        </w:numPr>
+        <w:rPr>
+          <w:rFonts w:ascii="Arial" w:hAnsi="Arial" w:cs="Arial"/>
+        </w:rPr>
+      </w:pPr>
       <w:r>
         <w:rPr>
           <w:rFonts w:ascii="Arial" w:hAnsi="Arial" w:cs="Arial"/>
         </w:rPr>
         <w:lastRenderedPageBreak/>
-        <w:t>convergence</w:t>
-      </w:r>
-      <w:r>
-        <w:rPr>
-          <w:rFonts w:ascii="Arial" w:hAnsi="Arial" w:cs="Arial"/>
-        </w:rPr>
-        <w:t xml:space="preserve"> (which we originally encoded using </w:t>
-      </w:r>
+        <w:t>One plot for each experiment in different “social environments” and NMI at both social levels in the same plot, where does the “switching point” between NMI accuracy at the group and individual level</w:t>
+      </w:r>
+      <w:r>
+        <w:rPr>
+          <w:rFonts w:ascii="Arial" w:hAnsi="Arial" w:cs="Arial"/>
+        </w:rPr>
+        <w:t xml:space="preserve"> occur?</w:t>
+      </w:r>
+    </w:p>
+    <w:p>
+      <w:pPr>
+        <w:rPr>
+          <w:rFonts w:ascii="Arial" w:hAnsi="Arial" w:cs="Arial"/>
+        </w:rPr>
+      </w:pPr>
+    </w:p>
+    <w:p>
+      <w:pPr>
+        <w:rPr>
+          <w:rFonts w:ascii="Arial" w:hAnsi="Arial" w:cs="Arial"/>
+        </w:rPr>
+      </w:pPr>
+    </w:p>
+    <w:p>
+      <w:pPr>
+        <w:rPr>
+          <w:rFonts w:ascii="Arial" w:hAnsi="Arial" w:cs="Arial"/>
+        </w:rPr>
+      </w:pPr>
+    </w:p>
+    <w:p>
+      <w:pPr>
+        <w:rPr>
+          <w:rFonts w:ascii="Arial" w:hAnsi="Arial" w:cs="Arial"/>
+        </w:rPr>
+      </w:pPr>
+      <w:r>
+        <w:rPr>
+          <w:rFonts w:ascii="Arial" w:hAnsi="Arial" w:cs="Arial"/>
+        </w:rPr>
+        <w:br w:type="page"/>
+      </w:r>
+    </w:p>
+    <w:p>
+      <w:pPr>
+        <w:rPr>
+          <w:rFonts w:ascii="Arial" w:hAnsi="Arial" w:cs="Arial"/>
+        </w:rPr>
+      </w:pPr>
+      <w:r>
+        <w:rPr>
+          <w:rFonts w:ascii="Arial" w:hAnsi="Arial" w:cs="Arial"/>
+        </w:rPr>
+        <w:lastRenderedPageBreak/>
+        <w:t>Just because I don’t want to lose this information yet:</w:t>
+      </w:r>
+    </w:p>
+    <w:p>
+      <w:pPr>
+        <w:rPr>
+          <w:rFonts w:ascii="Arial" w:hAnsi="Arial" w:cs="Arial"/>
+        </w:rPr>
+      </w:pPr>
       <w:proofErr w:type="spellStart"/>
       <w:r>
         <w:rPr>
@@ -1731,25 +2408,55 @@
         <w:rPr>
           <w:rFonts w:ascii="Arial" w:hAnsi="Arial" w:cs="Arial"/>
         </w:rPr>
-        <w:t>)</w:t>
-      </w:r>
-      <w:r>
-        <w:rPr>
-          <w:rFonts w:ascii="Arial" w:hAnsi="Arial" w:cs="Arial"/>
-        </w:rPr>
-        <w:t>. The inferential statistics layer to validate that the information we originally encoded can be recov</w:t>
-      </w:r>
-      <w:r>
-        <w:rPr>
-          <w:rFonts w:ascii="Arial" w:hAnsi="Arial" w:cs="Arial"/>
-        </w:rPr>
-        <w:t>er</w:t>
-      </w:r>
-      <w:r>
-        <w:rPr>
-          <w:rFonts w:ascii="Arial" w:hAnsi="Arial" w:cs="Arial"/>
-        </w:rPr>
-        <w:t>ed</w:t>
+        <w:t xml:space="preserve"> Part 2: validating types of analysis </w:t>
+      </w:r>
+    </w:p>
+    <w:p>
+      <w:pPr>
+        <w:pStyle w:val="ListParagraph"/>
+        <w:numPr>
+          <w:ilvl w:val="2"/>
+          <w:numId w:val="3"/>
+        </w:numPr>
+        <w:spacing w:after="240"/>
+        <w:ind w:left="180"/>
+        <w:contextualSpacing w:val="0"/>
+        <w:rPr>
+          <w:rFonts w:ascii="Arial" w:hAnsi="Arial" w:cs="Arial"/>
+        </w:rPr>
+      </w:pPr>
+      <w:r>
+        <w:rPr>
+          <w:rFonts w:ascii="Arial" w:hAnsi="Arial" w:cs="Arial"/>
+        </w:rPr>
+        <w:t>Bayesian hierarchical models</w:t>
+      </w:r>
+      <w:r>
+        <w:rPr>
+          <w:rFonts w:ascii="Arial" w:hAnsi="Arial" w:cs="Arial"/>
+        </w:rPr>
+        <w:t xml:space="preserve"> for inferential statistics (TODO)</w:t>
+      </w:r>
+    </w:p>
+    <w:p>
+      <w:pPr>
+        <w:pStyle w:val="ListParagraph"/>
+        <w:numPr>
+          <w:ilvl w:val="3"/>
+          <w:numId w:val="3"/>
+        </w:numPr>
+        <w:spacing w:after="240"/>
+        <w:ind w:left="720"/>
+        <w:contextualSpacing w:val="0"/>
+        <w:rPr>
+          <w:rFonts w:ascii="Arial" w:hAnsi="Arial" w:cs="Arial"/>
+        </w:rPr>
+      </w:pPr>
+      <w:r>
+        <w:rPr>
+          <w:rFonts w:ascii="Arial" w:hAnsi="Arial" w:cs="Arial"/>
+        </w:rPr>
+        <w:t>Ask whether acoustic convergence is statistically significant at each social level across experimental treatments</w:t>
       </w:r>
     </w:p>
     <w:p>
@@ -1760,6 +2467,7 @@
           <w:numId w:val="3"/>
         </w:numPr>
         <w:spacing w:after="240"/>
+        <w:ind w:left="1440"/>
         <w:contextualSpacing w:val="0"/>
         <w:rPr>
           <w:rFonts w:ascii="Arial" w:hAnsi="Arial" w:cs="Arial"/>
@@ -1769,13 +2477,98 @@
         <w:rPr>
           <w:rFonts w:ascii="Arial" w:hAnsi="Arial" w:cs="Arial"/>
         </w:rPr>
-        <w:t>A receiver standpoint on information recovery, in which we simulated signaler information encoding</w:t>
-      </w:r>
-      <w:r>
-        <w:rPr>
-          <w:rFonts w:ascii="Arial" w:hAnsi="Arial" w:cs="Arial"/>
-        </w:rPr>
-        <w:t xml:space="preserve">. Does the variation that we encoded </w:t>
+        <w:t>Bayesian models should use the SPCC matrix values as input data, very similar to Mantel test</w:t>
+      </w:r>
+    </w:p>
+    <w:p>
+      <w:pPr>
+        <w:pStyle w:val="ListParagraph"/>
+        <w:numPr>
+          <w:ilvl w:val="5"/>
+          <w:numId w:val="3"/>
+        </w:numPr>
+        <w:spacing w:after="240"/>
+        <w:ind w:left="1890"/>
+        <w:contextualSpacing w:val="0"/>
+        <w:rPr>
+          <w:rFonts w:ascii="Arial" w:hAnsi="Arial" w:cs="Arial"/>
+        </w:rPr>
+      </w:pPr>
+      <w:r>
+        <w:rPr>
+          <w:rFonts w:ascii="Arial" w:hAnsi="Arial" w:cs="Arial"/>
+        </w:rPr>
+        <w:t xml:space="preserve">Analysis questions: How similar are an individual’s calls to </w:t>
+      </w:r>
+      <w:proofErr w:type="gramStart"/>
+      <w:r>
+        <w:rPr>
+          <w:rFonts w:ascii="Arial" w:hAnsi="Arial" w:cs="Arial"/>
+        </w:rPr>
+        <w:t>its</w:t>
+      </w:r>
+      <w:proofErr w:type="gramEnd"/>
+      <w:r>
+        <w:rPr>
+          <w:rFonts w:ascii="Arial" w:hAnsi="Arial" w:cs="Arial"/>
+        </w:rPr>
+        <w:t xml:space="preserve"> own calls, compared to calls of other individuals? And the same for groups</w:t>
+      </w:r>
+    </w:p>
+    <w:p>
+      <w:pPr>
+        <w:pStyle w:val="ListParagraph"/>
+        <w:numPr>
+          <w:ilvl w:val="4"/>
+          <w:numId w:val="3"/>
+        </w:numPr>
+        <w:spacing w:after="240"/>
+        <w:ind w:left="1440"/>
+        <w:contextualSpacing w:val="0"/>
+        <w:rPr>
+          <w:rFonts w:ascii="Arial" w:hAnsi="Arial" w:cs="Arial"/>
+        </w:rPr>
+      </w:pPr>
+      <w:r>
+        <w:rPr>
+          <w:rFonts w:ascii="Arial" w:hAnsi="Arial" w:cs="Arial"/>
+        </w:rPr>
+        <w:t xml:space="preserve">These models allow us to address the statistical significance of the degree or magnitude of convergence (which we originally encoded using </w:t>
+      </w:r>
+      <w:proofErr w:type="spellStart"/>
+      <w:r>
+        <w:rPr>
+          <w:rFonts w:ascii="Arial" w:hAnsi="Arial" w:cs="Arial"/>
+        </w:rPr>
+        <w:t>paRsynth</w:t>
+      </w:r>
+      <w:proofErr w:type="spellEnd"/>
+      <w:r>
+        <w:rPr>
+          <w:rFonts w:ascii="Arial" w:hAnsi="Arial" w:cs="Arial"/>
+        </w:rPr>
+        <w:t>). The inferential statistics layer to validate that the information we originally encoded can be recovered</w:t>
+      </w:r>
+    </w:p>
+    <w:p>
+      <w:pPr>
+        <w:pStyle w:val="ListParagraph"/>
+        <w:numPr>
+          <w:ilvl w:val="4"/>
+          <w:numId w:val="3"/>
+        </w:numPr>
+        <w:spacing w:after="240"/>
+        <w:ind w:left="1440"/>
+        <w:contextualSpacing w:val="0"/>
+        <w:rPr>
+          <w:rFonts w:ascii="Arial" w:hAnsi="Arial" w:cs="Arial"/>
+        </w:rPr>
+      </w:pPr>
+      <w:r>
+        <w:rPr>
+          <w:rFonts w:ascii="Arial" w:hAnsi="Arial" w:cs="Arial"/>
+        </w:rPr>
+        <w:t xml:space="preserve">A receiver standpoint on information recovery, in which we simulated signaler information encoding. Does the variation that we encoded </w:t>
       </w:r>
       <w:proofErr w:type="gramStart"/>
       <w:r>
@@ -1800,6 +2593,7 @@
           <w:numId w:val="3"/>
         </w:numPr>
         <w:spacing w:after="240"/>
+        <w:ind w:left="720"/>
         <w:contextualSpacing w:val="0"/>
         <w:rPr>
           <w:rFonts w:ascii="Arial" w:hAnsi="Arial" w:cs="Arial"/>
@@ -1809,13 +2603,7 @@
         <w:rPr>
           <w:rFonts w:ascii="Arial" w:hAnsi="Arial" w:cs="Arial"/>
         </w:rPr>
-        <w:t xml:space="preserve">Because we have repeated sampling at both social levels with known </w:t>
-      </w:r>
-      <w:r>
-        <w:rPr>
-          <w:rFonts w:ascii="Arial" w:hAnsi="Arial" w:cs="Arial"/>
-        </w:rPr>
-        <w:t xml:space="preserve">individuals, we can </w:t>
+        <w:t xml:space="preserve">Because we have repeated sampling at both social levels with known individuals, we can </w:t>
       </w:r>
       <w:proofErr w:type="gramStart"/>
       <w:r>
@@ -1829,531 +2617,15 @@
         <w:rPr>
           <w:rFonts w:ascii="Arial" w:hAnsi="Arial" w:cs="Arial"/>
         </w:rPr>
-        <w:t xml:space="preserve"> variation in convergence within and between categories (individuals, groups) </w:t>
-      </w:r>
-      <w:r>
-        <w:rPr>
-          <w:rFonts w:ascii="Arial" w:hAnsi="Arial" w:cs="Arial"/>
-        </w:rPr>
-        <w:t>at each social level</w:t>
-      </w:r>
-    </w:p>
-    <w:p>
-      <w:pPr>
-        <w:pStyle w:val="ListParagraph"/>
-        <w:numPr>
-          <w:ilvl w:val="1"/>
-          <w:numId w:val="3"/>
-        </w:numPr>
-        <w:spacing w:after="240"/>
-        <w:contextualSpacing w:val="0"/>
-        <w:rPr>
-          <w:rFonts w:ascii="Arial" w:hAnsi="Arial" w:cs="Arial"/>
-        </w:rPr>
-      </w:pPr>
-      <w:r>
-        <w:rPr>
-          <w:rFonts w:ascii="Arial" w:hAnsi="Arial" w:cs="Arial"/>
-        </w:rPr>
-        <w:t>Frequency contour tracing</w:t>
-      </w:r>
-      <w:r>
-        <w:rPr>
-          <w:rFonts w:ascii="Arial" w:hAnsi="Arial" w:cs="Arial"/>
-        </w:rPr>
-        <w:t xml:space="preserve"> based</w:t>
-      </w:r>
-      <w:r>
-        <w:rPr>
-          <w:rFonts w:ascii="Arial" w:hAnsi="Arial" w:cs="Arial"/>
-        </w:rPr>
-        <w:t xml:space="preserve"> (</w:t>
-      </w:r>
-      <w:r>
-        <w:rPr>
-          <w:rFonts w:ascii="Arial" w:hAnsi="Arial" w:cs="Arial"/>
-        </w:rPr>
-        <w:t>b</w:t>
-      </w:r>
-      <w:r>
-        <w:rPr>
-          <w:rFonts w:ascii="Arial" w:hAnsi="Arial" w:cs="Arial"/>
-        </w:rPr>
-        <w:t>ecause we are encoding information in frequency modulation patterns</w:t>
-      </w:r>
-      <w:r>
-        <w:rPr>
-          <w:rFonts w:ascii="Arial" w:hAnsi="Arial" w:cs="Arial"/>
-        </w:rPr>
-        <w:t>)</w:t>
-      </w:r>
-    </w:p>
-    <w:p>
-      <w:pPr>
-        <w:pStyle w:val="ListParagraph"/>
-        <w:numPr>
-          <w:ilvl w:val="2"/>
-          <w:numId w:val="3"/>
-        </w:numPr>
-        <w:spacing w:after="240"/>
-        <w:contextualSpacing w:val="0"/>
-        <w:rPr>
-          <w:rFonts w:ascii="Arial" w:hAnsi="Arial" w:cs="Arial"/>
-        </w:rPr>
-      </w:pPr>
-      <w:r>
-        <w:rPr>
-          <w:rFonts w:ascii="Arial" w:hAnsi="Arial" w:cs="Arial"/>
-        </w:rPr>
-        <w:t>Frequency contour extraction</w:t>
-      </w:r>
-      <w:r>
-        <w:rPr>
-          <w:rFonts w:ascii="Arial" w:hAnsi="Arial" w:cs="Arial"/>
-        </w:rPr>
-        <w:t xml:space="preserve"> with semi-automated approaches</w:t>
-      </w:r>
-      <w:r>
-        <w:rPr>
-          <w:rFonts w:ascii="Arial" w:hAnsi="Arial" w:cs="Arial"/>
-        </w:rPr>
-        <w:t>: easily the hardest part of this pipeline because it can be very time-consuming and subjective</w:t>
-      </w:r>
-    </w:p>
-    <w:p>
-      <w:pPr>
-        <w:pStyle w:val="ListParagraph"/>
-        <w:numPr>
-          <w:ilvl w:val="3"/>
-          <w:numId w:val="3"/>
-        </w:numPr>
-        <w:spacing w:after="240"/>
-        <w:contextualSpacing w:val="0"/>
-        <w:rPr>
-          <w:rFonts w:ascii="Arial" w:hAnsi="Arial" w:cs="Arial"/>
-        </w:rPr>
-      </w:pPr>
-      <w:r>
-        <w:rPr>
-          <w:rFonts w:ascii="Arial" w:hAnsi="Arial" w:cs="Arial"/>
-        </w:rPr>
-        <w:t>We would only run this analysis with a subsample of the audio files and experimental treatments</w:t>
-      </w:r>
-    </w:p>
-    <w:p>
-      <w:pPr>
-        <w:pStyle w:val="ListParagraph"/>
-        <w:numPr>
-          <w:ilvl w:val="3"/>
-          <w:numId w:val="3"/>
-        </w:numPr>
-        <w:spacing w:after="240"/>
-        <w:contextualSpacing w:val="0"/>
-        <w:rPr>
-          <w:rFonts w:ascii="Arial" w:hAnsi="Arial" w:cs="Arial"/>
-        </w:rPr>
-      </w:pPr>
-      <w:r>
-        <w:rPr>
-          <w:rFonts w:ascii="Arial" w:hAnsi="Arial" w:cs="Arial"/>
-        </w:rPr>
-        <w:t xml:space="preserve">Pilot </w:t>
-      </w:r>
-      <w:r>
-        <w:rPr>
-          <w:rFonts w:ascii="Arial" w:hAnsi="Arial" w:cs="Arial"/>
-        </w:rPr>
-        <w:t>frequency contour tracing:</w:t>
-      </w:r>
-    </w:p>
-    <w:p>
-      <w:pPr>
-        <w:pStyle w:val="ListParagraph"/>
-        <w:numPr>
-          <w:ilvl w:val="4"/>
-          <w:numId w:val="3"/>
-        </w:numPr>
-        <w:spacing w:after="240"/>
-        <w:contextualSpacing w:val="0"/>
-        <w:rPr>
-          <w:rFonts w:ascii="Arial" w:hAnsi="Arial" w:cs="Arial"/>
-        </w:rPr>
-      </w:pPr>
-      <w:proofErr w:type="spellStart"/>
-      <w:proofErr w:type="gramStart"/>
-      <w:r>
-        <w:rPr>
-          <w:rFonts w:ascii="Arial" w:hAnsi="Arial" w:cs="Arial"/>
-        </w:rPr>
-        <w:t>soundgen</w:t>
-      </w:r>
-      <w:proofErr w:type="spellEnd"/>
-      <w:r>
-        <w:rPr>
-          <w:rFonts w:ascii="Arial" w:hAnsi="Arial" w:cs="Arial"/>
-        </w:rPr>
-        <w:t>::</w:t>
-      </w:r>
-      <w:proofErr w:type="spellStart"/>
-      <w:proofErr w:type="gramEnd"/>
-      <w:r>
-        <w:rPr>
-          <w:rFonts w:ascii="Arial" w:hAnsi="Arial" w:cs="Arial"/>
-        </w:rPr>
-        <w:t>soundgen</w:t>
-      </w:r>
-      <w:proofErr w:type="spellEnd"/>
-      <w:r>
-        <w:rPr>
-          <w:rFonts w:ascii="Arial" w:hAnsi="Arial" w:cs="Arial"/>
-        </w:rPr>
-        <w:t>()</w:t>
-      </w:r>
-      <w:r>
-        <w:rPr>
-          <w:rFonts w:ascii="Arial" w:hAnsi="Arial" w:cs="Arial"/>
-        </w:rPr>
-        <w:t>, test whether frequency contours are accurate</w:t>
-      </w:r>
-    </w:p>
-    <w:p>
-      <w:pPr>
-        <w:pStyle w:val="ListParagraph"/>
-        <w:numPr>
-          <w:ilvl w:val="4"/>
-          <w:numId w:val="3"/>
-        </w:numPr>
-        <w:spacing w:after="240"/>
-        <w:contextualSpacing w:val="0"/>
-        <w:rPr>
-          <w:rFonts w:ascii="Arial" w:hAnsi="Arial" w:cs="Arial"/>
-        </w:rPr>
-      </w:pPr>
-      <w:r>
-        <w:rPr>
-          <w:rFonts w:ascii="Arial" w:hAnsi="Arial" w:cs="Arial"/>
-        </w:rPr>
-        <w:t xml:space="preserve">Create spectrograms for 50 audio files, feed them to </w:t>
-      </w:r>
-      <w:proofErr w:type="spellStart"/>
-      <w:r>
-        <w:rPr>
-          <w:rFonts w:ascii="Arial" w:hAnsi="Arial" w:cs="Arial"/>
-        </w:rPr>
-        <w:t>soundgen</w:t>
-      </w:r>
-      <w:proofErr w:type="spellEnd"/>
-      <w:r>
-        <w:rPr>
-          <w:rFonts w:ascii="Arial" w:hAnsi="Arial" w:cs="Arial"/>
-        </w:rPr>
-        <w:t xml:space="preserve"> using code that Grace has already to pull out the estimated fundamental frequency contour, create spectrograms again with the frequency contour overlaid to check the accuracy of the tracing</w:t>
-      </w:r>
-    </w:p>
-    <w:p>
-      <w:pPr>
-        <w:pStyle w:val="ListParagraph"/>
-        <w:numPr>
-          <w:ilvl w:val="5"/>
-          <w:numId w:val="3"/>
-        </w:numPr>
-        <w:spacing w:after="240"/>
-        <w:contextualSpacing w:val="0"/>
-        <w:rPr>
-          <w:rFonts w:ascii="Arial" w:hAnsi="Arial" w:cs="Arial"/>
-        </w:rPr>
-      </w:pPr>
-      <w:r>
-        <w:rPr>
-          <w:rFonts w:ascii="Arial" w:hAnsi="Arial" w:cs="Arial"/>
-        </w:rPr>
-        <w:t>When I’ve done the latter in warbler the frequency contours are always off</w:t>
-      </w:r>
-    </w:p>
-    <w:p>
-      <w:pPr>
-        <w:pStyle w:val="ListParagraph"/>
-        <w:numPr>
-          <w:ilvl w:val="5"/>
-          <w:numId w:val="3"/>
-        </w:numPr>
-        <w:spacing w:after="240"/>
-        <w:contextualSpacing w:val="0"/>
-        <w:rPr>
-          <w:rFonts w:ascii="Arial" w:hAnsi="Arial" w:cs="Arial"/>
-        </w:rPr>
-      </w:pPr>
-      <w:r>
-        <w:rPr>
-          <w:rFonts w:ascii="Arial" w:hAnsi="Arial" w:cs="Arial"/>
-        </w:rPr>
-        <w:t xml:space="preserve">But when I create spectrograms in </w:t>
-      </w:r>
-      <w:proofErr w:type="spellStart"/>
-      <w:r>
-        <w:rPr>
-          <w:rFonts w:ascii="Arial" w:hAnsi="Arial" w:cs="Arial"/>
-        </w:rPr>
-        <w:t>soundgen</w:t>
-      </w:r>
-      <w:proofErr w:type="spellEnd"/>
-      <w:r>
-        <w:rPr>
-          <w:rFonts w:ascii="Arial" w:hAnsi="Arial" w:cs="Arial"/>
-        </w:rPr>
-        <w:t>, the contours look great</w:t>
-      </w:r>
-    </w:p>
-    <w:p>
-      <w:pPr>
-        <w:pStyle w:val="ListParagraph"/>
-        <w:numPr>
-          <w:ilvl w:val="4"/>
-          <w:numId w:val="3"/>
-        </w:numPr>
-        <w:spacing w:after="240"/>
-        <w:contextualSpacing w:val="0"/>
-        <w:rPr>
-          <w:rFonts w:ascii="Arial" w:hAnsi="Arial" w:cs="Arial"/>
-        </w:rPr>
-      </w:pPr>
-      <w:proofErr w:type="spellStart"/>
-      <w:r>
-        <w:rPr>
-          <w:rFonts w:ascii="Arial" w:hAnsi="Arial" w:cs="Arial"/>
-        </w:rPr>
-        <w:t>Soundgen</w:t>
-      </w:r>
-      <w:proofErr w:type="spellEnd"/>
-      <w:r>
-        <w:rPr>
-          <w:rFonts w:ascii="Arial" w:hAnsi="Arial" w:cs="Arial"/>
-        </w:rPr>
-        <w:t xml:space="preserve"> has a Shiny app in which you can upload audio files and do manual correction of the frequency contour online</w:t>
-      </w:r>
-      <w:r>
-        <w:rPr>
-          <w:rFonts w:ascii="Arial" w:hAnsi="Arial" w:cs="Arial"/>
-        </w:rPr>
-        <w:t xml:space="preserve"> (semi-automated)</w:t>
-      </w:r>
-    </w:p>
-    <w:p>
-      <w:pPr>
-        <w:pStyle w:val="ListParagraph"/>
-        <w:numPr>
-          <w:ilvl w:val="2"/>
-          <w:numId w:val="3"/>
-        </w:numPr>
-        <w:spacing w:after="240"/>
-        <w:contextualSpacing w:val="0"/>
-        <w:rPr>
-          <w:rFonts w:ascii="Arial" w:hAnsi="Arial" w:cs="Arial"/>
-        </w:rPr>
-      </w:pPr>
-      <w:r>
-        <w:rPr>
-          <w:rFonts w:ascii="Arial" w:hAnsi="Arial" w:cs="Arial"/>
-        </w:rPr>
-        <w:t>Dynamic time warping</w:t>
-      </w:r>
-      <w:r>
-        <w:rPr>
-          <w:rFonts w:ascii="Arial" w:hAnsi="Arial" w:cs="Arial"/>
-        </w:rPr>
-        <w:t xml:space="preserve"> (DTW)</w:t>
-      </w:r>
-      <w:r>
-        <w:rPr>
-          <w:rFonts w:ascii="Arial" w:hAnsi="Arial" w:cs="Arial"/>
-        </w:rPr>
-        <w:t xml:space="preserve"> to compare the time series of the frequency contours</w:t>
-      </w:r>
-    </w:p>
-    <w:p>
-      <w:pPr>
-        <w:pStyle w:val="ListParagraph"/>
-        <w:numPr>
-          <w:ilvl w:val="3"/>
-          <w:numId w:val="3"/>
-        </w:numPr>
-        <w:spacing w:after="240"/>
-        <w:contextualSpacing w:val="0"/>
-        <w:rPr>
-          <w:rFonts w:ascii="Arial" w:hAnsi="Arial" w:cs="Arial"/>
-        </w:rPr>
-      </w:pPr>
-      <w:r>
-        <w:rPr>
-          <w:rFonts w:ascii="Arial" w:hAnsi="Arial" w:cs="Arial"/>
-        </w:rPr>
-        <w:lastRenderedPageBreak/>
-        <w:t xml:space="preserve">Run </w:t>
-      </w:r>
-      <w:r>
-        <w:rPr>
-          <w:rFonts w:ascii="Arial" w:hAnsi="Arial" w:cs="Arial"/>
-        </w:rPr>
-        <w:t xml:space="preserve">univariate </w:t>
-      </w:r>
-      <w:r>
-        <w:rPr>
-          <w:rFonts w:ascii="Arial" w:hAnsi="Arial" w:cs="Arial"/>
-        </w:rPr>
-        <w:t>DTW</w:t>
-      </w:r>
-      <w:r>
-        <w:rPr>
-          <w:rFonts w:ascii="Arial" w:hAnsi="Arial" w:cs="Arial"/>
-        </w:rPr>
-        <w:t xml:space="preserve"> on the fundamental frequency contours</w:t>
-      </w:r>
-      <w:r>
-        <w:rPr>
-          <w:rFonts w:ascii="Arial" w:hAnsi="Arial" w:cs="Arial"/>
-        </w:rPr>
-        <w:t xml:space="preserve"> using code that Grace has </w:t>
-      </w:r>
-      <w:r>
-        <w:rPr>
-          <w:rFonts w:ascii="Arial" w:hAnsi="Arial" w:cs="Arial"/>
-        </w:rPr>
-        <w:t xml:space="preserve">used with the </w:t>
-      </w:r>
-      <w:proofErr w:type="spellStart"/>
-      <w:r>
-        <w:rPr>
-          <w:rFonts w:ascii="Arial" w:hAnsi="Arial" w:cs="Arial"/>
-        </w:rPr>
-        <w:t>dtw</w:t>
-      </w:r>
-      <w:proofErr w:type="spellEnd"/>
-      <w:r>
-        <w:rPr>
-          <w:rFonts w:ascii="Arial" w:hAnsi="Arial" w:cs="Arial"/>
-        </w:rPr>
-        <w:t xml:space="preserve"> package in R</w:t>
-      </w:r>
-    </w:p>
-    <w:p>
-      <w:pPr>
-        <w:pStyle w:val="ListParagraph"/>
-        <w:numPr>
-          <w:ilvl w:val="3"/>
-          <w:numId w:val="3"/>
-        </w:numPr>
-        <w:spacing w:after="240"/>
-        <w:contextualSpacing w:val="0"/>
-        <w:rPr>
-          <w:rFonts w:ascii="Arial" w:hAnsi="Arial" w:cs="Arial"/>
-        </w:rPr>
-      </w:pPr>
-      <w:r>
-        <w:rPr>
-          <w:rFonts w:ascii="Arial" w:hAnsi="Arial" w:cs="Arial"/>
-        </w:rPr>
-        <w:t>Returns a distance matrix that can be used in downstream analysis</w:t>
-      </w:r>
-    </w:p>
-    <w:p>
-      <w:pPr>
-        <w:pStyle w:val="ListParagraph"/>
-        <w:numPr>
-          <w:ilvl w:val="2"/>
-          <w:numId w:val="3"/>
-        </w:numPr>
-        <w:spacing w:after="240"/>
-        <w:contextualSpacing w:val="0"/>
-        <w:rPr>
-          <w:rFonts w:ascii="Arial" w:hAnsi="Arial" w:cs="Arial"/>
-        </w:rPr>
-      </w:pPr>
-      <w:r>
-        <w:rPr>
-          <w:rFonts w:ascii="Arial" w:hAnsi="Arial" w:cs="Arial"/>
-        </w:rPr>
-        <w:t>Multi-dimensional scaling acoustic space, clustering and Normalized Mutual Information</w:t>
-      </w:r>
-      <w:r>
-        <w:rPr>
-          <w:rFonts w:ascii="Arial" w:hAnsi="Arial" w:cs="Arial"/>
-        </w:rPr>
-        <w:t xml:space="preserve">, </w:t>
-      </w:r>
-      <w:r>
-        <w:rPr>
-          <w:rFonts w:ascii="Arial" w:hAnsi="Arial" w:cs="Arial"/>
-        </w:rPr>
-        <w:t xml:space="preserve">Bayesian hierarchical </w:t>
-      </w:r>
-      <w:r>
-        <w:rPr>
-          <w:rFonts w:ascii="Arial" w:hAnsi="Arial" w:cs="Arial"/>
-        </w:rPr>
-        <w:t>models</w:t>
-      </w:r>
-    </w:p>
-    <w:p>
-      <w:pPr>
-        <w:pStyle w:val="ListParagraph"/>
-        <w:numPr>
-          <w:ilvl w:val="3"/>
-          <w:numId w:val="3"/>
-        </w:numPr>
-        <w:spacing w:after="240"/>
-        <w:contextualSpacing w:val="0"/>
-        <w:rPr>
-          <w:rFonts w:ascii="Arial" w:hAnsi="Arial" w:cs="Arial"/>
-        </w:rPr>
-      </w:pPr>
-      <w:r>
-        <w:rPr>
-          <w:rFonts w:ascii="Arial" w:hAnsi="Arial" w:cs="Arial"/>
-        </w:rPr>
-        <w:t>This part of the pipeline will be really similar to the SPCC pipeline above</w:t>
-      </w:r>
-    </w:p>
-    <w:p>
-      <w:pPr>
-        <w:pStyle w:val="ListParagraph"/>
-        <w:numPr>
-          <w:ilvl w:val="0"/>
-          <w:numId w:val="3"/>
-        </w:numPr>
-        <w:rPr>
-          <w:rFonts w:ascii="Arial" w:hAnsi="Arial" w:cs="Arial"/>
-        </w:rPr>
-      </w:pPr>
-      <w:r>
-        <w:rPr>
-          <w:rFonts w:ascii="Arial" w:hAnsi="Arial" w:cs="Arial"/>
-        </w:rPr>
-        <w:t>Figures:</w:t>
-      </w:r>
-    </w:p>
-    <w:p>
-      <w:pPr>
-        <w:pStyle w:val="ListParagraph"/>
-        <w:numPr>
-          <w:ilvl w:val="1"/>
-          <w:numId w:val="3"/>
-        </w:numPr>
-        <w:rPr>
-          <w:rFonts w:ascii="Arial" w:hAnsi="Arial" w:cs="Arial"/>
-        </w:rPr>
-      </w:pPr>
-      <w:r>
-        <w:rPr>
-          <w:rFonts w:ascii="Arial" w:hAnsi="Arial" w:cs="Arial"/>
-        </w:rPr>
-        <w:t>One plot for each experiment in different “social environments” and NMI at both social levels in the same plot, where does the “switching point” between NMI accuracy at the group and individual level</w:t>
-      </w:r>
-      <w:r>
-        <w:rPr>
-          <w:rFonts w:ascii="Arial" w:hAnsi="Arial" w:cs="Arial"/>
-        </w:rPr>
-        <w:t xml:space="preserve"> occur?</w:t>
-      </w:r>
+        <w:t xml:space="preserve"> variation in convergence within and between categories (individuals, groups) at each social level</w:t>
+      </w:r>
+    </w:p>
+    <w:p>
+      <w:pPr>
+        <w:rPr>
+          <w:rFonts w:ascii="Arial" w:hAnsi="Arial" w:cs="Arial"/>
+        </w:rPr>
+      </w:pPr>
     </w:p>
     <w:sectPr>
       <w:pgSz w:w="12240" w:h="15840"/>
@@ -2365,12 +2637,183 @@
 </w:document>
 </file>
 
+<file path=word/comments.xml><?xml version="1.0" encoding="utf-8"?>
+<w:comments xmlns:wpc="http://schemas.microsoft.com/office/word/2010/wordprocessingCanvas" xmlns:cx="http://schemas.microsoft.com/office/drawing/2014/chartex" xmlns:cx1="http://schemas.microsoft.com/office/drawing/2015/9/8/chartex" xmlns:cx2="http://schemas.microsoft.com/office/drawing/2015/10/21/chartex" xmlns:cx3="http://schemas.microsoft.com/office/drawing/2016/5/9/chartex" xmlns:cx4="http://schemas.microsoft.com/office/drawing/2016/5/10/chartex" xmlns:cx5="http://schemas.microsoft.com/office/drawing/2016/5/11/chartex" xmlns:cx6="http://schemas.microsoft.com/office/drawing/2016/5/12/chartex" xmlns:cx7="http://schemas.microsoft.com/office/drawing/2016/5/13/chartex" xmlns:cx8="http://schemas.microsoft.com/office/drawing/2016/5/14/chartex" xmlns:mc="http://schemas.openxmlformats.org/markup-compatibility/2006" xmlns:aink="http://schemas.microsoft.com/office/drawing/2016/ink" xmlns:am3d="http://schemas.microsoft.com/office/drawing/2017/model3d" xmlns:o="urn:schemas-microsoft-com:office:office" xmlns:oel="http://schemas.microsoft.com/office/2019/extlst" xmlns:r="http://schemas.openxmlformats.org/officeDocument/2006/relationships" xmlns:m="http://schemas.openxmlformats.org/officeDocument/2006/math" xmlns:v="urn:schemas-microsoft-com:vml" xmlns:wp14="http://schemas.microsoft.com/office/word/2010/wordprocessingDrawing" xmlns:wp="http://schemas.openxmlformats.org/drawingml/2006/wordprocessingDrawing" xmlns:w10="urn:schemas-microsoft-com:office:word" xmlns:w="http://schemas.openxmlformats.org/wordprocessingml/2006/main" xmlns:w14="http://schemas.microsoft.com/office/word/2010/wordml" xmlns:w15="http://schemas.microsoft.com/office/word/2012/wordml" xmlns:w16cex="http://schemas.microsoft.com/office/word/2018/wordml/cex" xmlns:w16cid="http://schemas.microsoft.com/office/word/2016/wordml/cid" xmlns:w16="http://schemas.microsoft.com/office/word/2018/wordml" xmlns:w16du="http://schemas.microsoft.com/office/word/2023/wordml/word16du" xmlns:w16sdtdh="http://schemas.microsoft.com/office/word/2020/wordml/sdtdatahash" xmlns:w16se="http://schemas.microsoft.com/office/word/2015/wordml/symex" xmlns:wpg="http://schemas.microsoft.com/office/word/2010/wordprocessingGroup" xmlns:wpi="http://schemas.microsoft.com/office/word/2010/wordprocessingInk" xmlns:wne="http://schemas.microsoft.com/office/word/2006/wordml" xmlns:wps="http://schemas.microsoft.com/office/word/2010/wordprocessingShape" mc:Ignorable="w14 w15 w16se w16cid w16 w16cex w16sdtdh w16du wp14">
+  <w:comment w:id="0" w:author="Coppinger, Brittany" w:date="2024-12-04T11:25:00Z" w:initials="BC">
+    <w:p>
+      <w:pPr>
+        <w:pStyle w:val="CommentText"/>
+      </w:pPr>
+      <w:r>
+        <w:rPr>
+          <w:rStyle w:val="CommentReference"/>
+        </w:rPr>
+        <w:annotationRef/>
+      </w:r>
+      <w:r>
+        <w:t>Need to develop this why more</w:t>
+      </w:r>
+    </w:p>
+  </w:comment>
+  <w:comment w:id="1" w:author="Coppinger, Brittany" w:date="2024-12-04T11:30:00Z" w:initials="BC">
+    <w:p>
+      <w:pPr>
+        <w:pStyle w:val="CommentText"/>
+      </w:pPr>
+      <w:r>
+        <w:rPr>
+          <w:rStyle w:val="CommentReference"/>
+        </w:rPr>
+        <w:annotationRef/>
+      </w:r>
+      <w:r>
+        <w:t>No longer needed with new scope?</w:t>
+      </w:r>
+    </w:p>
+  </w:comment>
+</w:comments>
+</file>
+
+<file path=word/commentsExtended.xml><?xml version="1.0" encoding="utf-8"?>
+<w15:commentsEx xmlns:wpc="http://schemas.microsoft.com/office/word/2010/wordprocessingCanvas" xmlns:cx="http://schemas.microsoft.com/office/drawing/2014/chartex" xmlns:cx1="http://schemas.microsoft.com/office/drawing/2015/9/8/chartex" xmlns:cx2="http://schemas.microsoft.com/office/drawing/2015/10/21/chartex" xmlns:cx3="http://schemas.microsoft.com/office/drawing/2016/5/9/chartex" xmlns:cx4="http://schemas.microsoft.com/office/drawing/2016/5/10/chartex" xmlns:cx5="http://schemas.microsoft.com/office/drawing/2016/5/11/chartex" xmlns:cx6="http://schemas.microsoft.com/office/drawing/2016/5/12/chartex" xmlns:cx7="http://schemas.microsoft.com/office/drawing/2016/5/13/chartex" xmlns:cx8="http://schemas.microsoft.com/office/drawing/2016/5/14/chartex" xmlns:mc="http://schemas.openxmlformats.org/markup-compatibility/2006" xmlns:aink="http://schemas.microsoft.com/office/drawing/2016/ink" xmlns:am3d="http://schemas.microsoft.com/office/drawing/2017/model3d" xmlns:o="urn:schemas-microsoft-com:office:office" xmlns:oel="http://schemas.microsoft.com/office/2019/extlst" xmlns:r="http://schemas.openxmlformats.org/officeDocument/2006/relationships" xmlns:m="http://schemas.openxmlformats.org/officeDocument/2006/math" xmlns:v="urn:schemas-microsoft-com:vml" xmlns:wp14="http://schemas.microsoft.com/office/word/2010/wordprocessingDrawing" xmlns:wp="http://schemas.openxmlformats.org/drawingml/2006/wordprocessingDrawing" xmlns:w10="urn:schemas-microsoft-com:office:word" xmlns:w="http://schemas.openxmlformats.org/wordprocessingml/2006/main" xmlns:w14="http://schemas.microsoft.com/office/word/2010/wordml" xmlns:w15="http://schemas.microsoft.com/office/word/2012/wordml" xmlns:w16cex="http://schemas.microsoft.com/office/word/2018/wordml/cex" xmlns:w16cid="http://schemas.microsoft.com/office/word/2016/wordml/cid" xmlns:w16="http://schemas.microsoft.com/office/word/2018/wordml" xmlns:w16du="http://schemas.microsoft.com/office/word/2023/wordml/word16du" xmlns:w16sdtdh="http://schemas.microsoft.com/office/word/2020/wordml/sdtdatahash" xmlns:w16se="http://schemas.microsoft.com/office/word/2015/wordml/symex" xmlns:wpg="http://schemas.microsoft.com/office/word/2010/wordprocessingGroup" xmlns:wpi="http://schemas.microsoft.com/office/word/2010/wordprocessingInk" xmlns:wne="http://schemas.microsoft.com/office/word/2006/wordml" xmlns:wps="http://schemas.microsoft.com/office/word/2010/wordprocessingShape" mc:Ignorable="w14 w15 w16se w16cid w16 w16cex w16sdtdh w16du wp14">
+  <w15:commentEx w15:paraId="7A6FD0DC" w15:done="0"/>
+  <w15:commentEx w15:paraId="39AD4D06" w15:done="0"/>
+</w15:commentsEx>
+</file>
+
+<file path=word/commentsExtensible.xml><?xml version="1.0" encoding="utf-8"?>
+<w16cex:commentsExtensible xmlns:wpc="http://schemas.microsoft.com/office/word/2010/wordprocessingCanvas" xmlns:cx="http://schemas.microsoft.com/office/drawing/2014/chartex" xmlns:cx1="http://schemas.microsoft.com/office/drawing/2015/9/8/chartex" xmlns:cx2="http://schemas.microsoft.com/office/drawing/2015/10/21/chartex" xmlns:cx3="http://schemas.microsoft.com/office/drawing/2016/5/9/chartex" xmlns:cx4="http://schemas.microsoft.com/office/drawing/2016/5/10/chartex" xmlns:cx5="http://schemas.microsoft.com/office/drawing/2016/5/11/chartex" xmlns:cx6="http://schemas.microsoft.com/office/drawing/2016/5/12/chartex" xmlns:cx7="http://schemas.microsoft.com/office/drawing/2016/5/13/chartex" xmlns:cx8="http://schemas.microsoft.com/office/drawing/2016/5/14/chartex" xmlns:cr="http://schemas.microsoft.com/office/comments/2020/reactions" xmlns:mc="http://schemas.openxmlformats.org/markup-compatibility/2006" xmlns:aink="http://schemas.microsoft.com/office/drawing/2016/ink" xmlns:am3d="http://schemas.microsoft.com/office/drawing/2017/model3d" xmlns:o="urn:schemas-microsoft-com:office:office" xmlns:oel="http://schemas.microsoft.com/office/2019/extlst" xmlns:r="http://schemas.openxmlformats.org/officeDocument/2006/relationships" xmlns:m="http://schemas.openxmlformats.org/officeDocument/2006/math" xmlns:v="urn:schemas-microsoft-com:vml" xmlns:wp14="http://schemas.microsoft.com/office/word/2010/wordprocessingDrawing" xmlns:wp="http://schemas.openxmlformats.org/drawingml/2006/wordprocessingDrawing" xmlns:w10="urn:schemas-microsoft-com:office:word" xmlns:w="http://schemas.openxmlformats.org/wordprocessingml/2006/main" xmlns:w14="http://schemas.microsoft.com/office/word/2010/wordml" xmlns:w15="http://schemas.microsoft.com/office/word/2012/wordml" xmlns:w16cex="http://schemas.microsoft.com/office/word/2018/wordml/cex" xmlns:w16cid="http://schemas.microsoft.com/office/word/2016/wordml/cid" xmlns:w16="http://schemas.microsoft.com/office/word/2018/wordml" xmlns:w16du="http://schemas.microsoft.com/office/word/2023/wordml/word16du" xmlns:w16sdtdh="http://schemas.microsoft.com/office/word/2020/wordml/sdtdatahash" xmlns:w16se="http://schemas.microsoft.com/office/word/2015/wordml/symex" xmlns:wpg="http://schemas.microsoft.com/office/word/2010/wordprocessingGroup" xmlns:wpi="http://schemas.microsoft.com/office/word/2010/wordprocessingInk" xmlns:wne="http://schemas.microsoft.com/office/word/2006/wordml" xmlns:wps="http://schemas.microsoft.com/office/word/2010/wordprocessingShape" mc:Ignorable="w14 w15 w16se w16cid w16 w16cex w16sdtdh cr w16du wp14">
+  <w16cex:commentExtensible w16cex:durableId="0D098405" w16cex:dateUtc="2024-12-04T16:25:00Z"/>
+  <w16cex:commentExtensible w16cex:durableId="59C03562" w16cex:dateUtc="2024-12-04T16:30:00Z"/>
+</w16cex:commentsExtensible>
+</file>
+
+<file path=word/commentsIds.xml><?xml version="1.0" encoding="utf-8"?>
+<w16cid:commentsIds xmlns:wpc="http://schemas.microsoft.com/office/word/2010/wordprocessingCanvas" xmlns:cx="http://schemas.microsoft.com/office/drawing/2014/chartex" xmlns:cx1="http://schemas.microsoft.com/office/drawing/2015/9/8/chartex" xmlns:cx2="http://schemas.microsoft.com/office/drawing/2015/10/21/chartex" xmlns:cx3="http://schemas.microsoft.com/office/drawing/2016/5/9/chartex" xmlns:cx4="http://schemas.microsoft.com/office/drawing/2016/5/10/chartex" xmlns:cx5="http://schemas.microsoft.com/office/drawing/2016/5/11/chartex" xmlns:cx6="http://schemas.microsoft.com/office/drawing/2016/5/12/chartex" xmlns:cx7="http://schemas.microsoft.com/office/drawing/2016/5/13/chartex" xmlns:cx8="http://schemas.microsoft.com/office/drawing/2016/5/14/chartex" xmlns:mc="http://schemas.openxmlformats.org/markup-compatibility/2006" xmlns:aink="http://schemas.microsoft.com/office/drawing/2016/ink" xmlns:am3d="http://schemas.microsoft.com/office/drawing/2017/model3d" xmlns:o="urn:schemas-microsoft-com:office:office" xmlns:oel="http://schemas.microsoft.com/office/2019/extlst" xmlns:r="http://schemas.openxmlformats.org/officeDocument/2006/relationships" xmlns:m="http://schemas.openxmlformats.org/officeDocument/2006/math" xmlns:v="urn:schemas-microsoft-com:vml" xmlns:wp14="http://schemas.microsoft.com/office/word/2010/wordprocessingDrawing" xmlns:wp="http://schemas.openxmlformats.org/drawingml/2006/wordprocessingDrawing" xmlns:w10="urn:schemas-microsoft-com:office:word" xmlns:w="http://schemas.openxmlformats.org/wordprocessingml/2006/main" xmlns:w14="http://schemas.microsoft.com/office/word/2010/wordml" xmlns:w15="http://schemas.microsoft.com/office/word/2012/wordml" xmlns:w16cex="http://schemas.microsoft.com/office/word/2018/wordml/cex" xmlns:w16cid="http://schemas.microsoft.com/office/word/2016/wordml/cid" xmlns:w16="http://schemas.microsoft.com/office/word/2018/wordml" xmlns:w16du="http://schemas.microsoft.com/office/word/2023/wordml/word16du" xmlns:w16sdtdh="http://schemas.microsoft.com/office/word/2020/wordml/sdtdatahash" xmlns:w16se="http://schemas.microsoft.com/office/word/2015/wordml/symex" xmlns:wpg="http://schemas.microsoft.com/office/word/2010/wordprocessingGroup" xmlns:wpi="http://schemas.microsoft.com/office/word/2010/wordprocessingInk" xmlns:wne="http://schemas.microsoft.com/office/word/2006/wordml" xmlns:wps="http://schemas.microsoft.com/office/word/2010/wordprocessingShape" mc:Ignorable="w14 w15 w16se w16cid w16 w16cex w16sdtdh w16du wp14">
+  <w16cid:commentId w16cid:paraId="7A6FD0DC" w16cid:durableId="0D098405"/>
+  <w16cid:commentId w16cid:paraId="39AD4D06" w16cid:durableId="59C03562"/>
+</w16cid:commentsIds>
+</file>
+
 <file path=word/numbering.xml><?xml version="1.0" encoding="utf-8"?>
 <w:numbering xmlns:wpc="http://schemas.microsoft.com/office/word/2010/wordprocessingCanvas" xmlns:cx="http://schemas.microsoft.com/office/drawing/2014/chartex" xmlns:cx1="http://schemas.microsoft.com/office/drawing/2015/9/8/chartex" xmlns:cx2="http://schemas.microsoft.com/office/drawing/2015/10/21/chartex" xmlns:cx3="http://schemas.microsoft.com/office/drawing/2016/5/9/chartex" xmlns:cx4="http://schemas.microsoft.com/office/drawing/2016/5/10/chartex" xmlns:cx5="http://schemas.microsoft.com/office/drawing/2016/5/11/chartex" xmlns:cx6="http://schemas.microsoft.com/office/drawing/2016/5/12/chartex" xmlns:cx7="http://schemas.microsoft.com/office/drawing/2016/5/13/chartex" xmlns:cx8="http://schemas.microsoft.com/office/drawing/2016/5/14/chartex" xmlns:mc="http://schemas.openxmlformats.org/markup-compatibility/2006" xmlns:aink="http://schemas.microsoft.com/office/drawing/2016/ink" xmlns:am3d="http://schemas.microsoft.com/office/drawing/2017/model3d" xmlns:o="urn:schemas-microsoft-com:office:office" xmlns:oel="http://schemas.microsoft.com/office/2019/extlst" xmlns:r="http://schemas.openxmlformats.org/officeDocument/2006/relationships" xmlns:m="http://schemas.openxmlformats.org/officeDocument/2006/math" xmlns:v="urn:schemas-microsoft-com:vml" xmlns:wp14="http://schemas.microsoft.com/office/word/2010/wordprocessingDrawing" xmlns:wp="http://schemas.openxmlformats.org/drawingml/2006/wordprocessingDrawing" xmlns:w10="urn:schemas-microsoft-com:office:word" xmlns:w="http://schemas.openxmlformats.org/wordprocessingml/2006/main" xmlns:w14="http://schemas.microsoft.com/office/word/2010/wordml" xmlns:w15="http://schemas.microsoft.com/office/word/2012/wordml" xmlns:w16cex="http://schemas.microsoft.com/office/word/2018/wordml/cex" xmlns:w16cid="http://schemas.microsoft.com/office/word/2016/wordml/cid" xmlns:w16="http://schemas.microsoft.com/office/word/2018/wordml" xmlns:w16du="http://schemas.microsoft.com/office/word/2023/wordml/word16du" xmlns:w16sdtdh="http://schemas.microsoft.com/office/word/2020/wordml/sdtdatahash" xmlns:w16se="http://schemas.microsoft.com/office/word/2015/wordml/symex" xmlns:wpg="http://schemas.microsoft.com/office/word/2010/wordprocessingGroup" xmlns:wpi="http://schemas.microsoft.com/office/word/2010/wordprocessingInk" xmlns:wne="http://schemas.microsoft.com/office/word/2006/wordml" xmlns:wps="http://schemas.microsoft.com/office/word/2010/wordprocessingShape" mc:Ignorable="w14 w15 w16se w16cid w16 w16cex w16sdtdh w16du wp14">
   <w:abstractNum w:abstractNumId="0" w15:restartNumberingAfterBreak="0">
+    <w:nsid w:val="1DDF1BF4"/>
+    <w:multiLevelType w:val="hybridMultilevel"/>
+    <w:tmpl w:val="1C66CDB8"/>
+    <w:lvl w:ilvl="0" w:tplc="04090001">
+      <w:start w:val="1"/>
+      <w:numFmt w:val="bullet"/>
+      <w:lvlText w:val=""/>
+      <w:lvlJc w:val="left"/>
+      <w:pPr>
+        <w:ind w:left="720" w:hanging="360"/>
+      </w:pPr>
+      <w:rPr>
+        <w:rFonts w:ascii="Symbol" w:hAnsi="Symbol" w:hint="default"/>
+      </w:rPr>
+    </w:lvl>
+    <w:lvl w:ilvl="1" w:tplc="04090003">
+      <w:start w:val="1"/>
+      <w:numFmt w:val="bullet"/>
+      <w:lvlText w:val="o"/>
+      <w:lvlJc w:val="left"/>
+      <w:pPr>
+        <w:ind w:left="1440" w:hanging="360"/>
+      </w:pPr>
+      <w:rPr>
+        <w:rFonts w:ascii="Courier New" w:hAnsi="Courier New" w:cs="Courier New" w:hint="default"/>
+      </w:rPr>
+    </w:lvl>
+    <w:lvl w:ilvl="2" w:tplc="04090005" w:tentative="1">
+      <w:start w:val="1"/>
+      <w:numFmt w:val="bullet"/>
+      <w:lvlText w:val=""/>
+      <w:lvlJc w:val="left"/>
+      <w:pPr>
+        <w:ind w:left="2160" w:hanging="360"/>
+      </w:pPr>
+      <w:rPr>
+        <w:rFonts w:ascii="Wingdings" w:hAnsi="Wingdings" w:hint="default"/>
+      </w:rPr>
+    </w:lvl>
+    <w:lvl w:ilvl="3" w:tplc="04090001" w:tentative="1">
+      <w:start w:val="1"/>
+      <w:numFmt w:val="bullet"/>
+      <w:lvlText w:val=""/>
+      <w:lvlJc w:val="left"/>
+      <w:pPr>
+        <w:ind w:left="2880" w:hanging="360"/>
+      </w:pPr>
+      <w:rPr>
+        <w:rFonts w:ascii="Symbol" w:hAnsi="Symbol" w:hint="default"/>
+      </w:rPr>
+    </w:lvl>
+    <w:lvl w:ilvl="4" w:tplc="04090003" w:tentative="1">
+      <w:start w:val="1"/>
+      <w:numFmt w:val="bullet"/>
+      <w:lvlText w:val="o"/>
+      <w:lvlJc w:val="left"/>
+      <w:pPr>
+        <w:ind w:left="3600" w:hanging="360"/>
+      </w:pPr>
+      <w:rPr>
+        <w:rFonts w:ascii="Courier New" w:hAnsi="Courier New" w:cs="Courier New" w:hint="default"/>
+      </w:rPr>
+    </w:lvl>
+    <w:lvl w:ilvl="5" w:tplc="04090005" w:tentative="1">
+      <w:start w:val="1"/>
+      <w:numFmt w:val="bullet"/>
+      <w:lvlText w:val=""/>
+      <w:lvlJc w:val="left"/>
+      <w:pPr>
+        <w:ind w:left="4320" w:hanging="360"/>
+      </w:pPr>
+      <w:rPr>
+        <w:rFonts w:ascii="Wingdings" w:hAnsi="Wingdings" w:hint="default"/>
+      </w:rPr>
+    </w:lvl>
+    <w:lvl w:ilvl="6" w:tplc="04090001" w:tentative="1">
+      <w:start w:val="1"/>
+      <w:numFmt w:val="bullet"/>
+      <w:lvlText w:val=""/>
+      <w:lvlJc w:val="left"/>
+      <w:pPr>
+        <w:ind w:left="5040" w:hanging="360"/>
+      </w:pPr>
+      <w:rPr>
+        <w:rFonts w:ascii="Symbol" w:hAnsi="Symbol" w:hint="default"/>
+      </w:rPr>
+    </w:lvl>
+    <w:lvl w:ilvl="7" w:tplc="04090003" w:tentative="1">
+      <w:start w:val="1"/>
+      <w:numFmt w:val="bullet"/>
+      <w:lvlText w:val="o"/>
+      <w:lvlJc w:val="left"/>
+      <w:pPr>
+        <w:ind w:left="5760" w:hanging="360"/>
+      </w:pPr>
+      <w:rPr>
+        <w:rFonts w:ascii="Courier New" w:hAnsi="Courier New" w:cs="Courier New" w:hint="default"/>
+      </w:rPr>
+    </w:lvl>
+    <w:lvl w:ilvl="8" w:tplc="04090005" w:tentative="1">
+      <w:start w:val="1"/>
+      <w:numFmt w:val="bullet"/>
+      <w:lvlText w:val=""/>
+      <w:lvlJc w:val="left"/>
+      <w:pPr>
+        <w:ind w:left="6480" w:hanging="360"/>
+      </w:pPr>
+      <w:rPr>
+        <w:rFonts w:ascii="Wingdings" w:hAnsi="Wingdings" w:hint="default"/>
+      </w:rPr>
+    </w:lvl>
+  </w:abstractNum>
+  <w:abstractNum w:abstractNumId="1" w15:restartNumberingAfterBreak="0">
     <w:nsid w:val="2F5D2CA7"/>
     <w:multiLevelType w:val="hybridMultilevel"/>
-    <w:tmpl w:val="35BAADC0"/>
+    <w:tmpl w:val="CC288E5E"/>
     <w:lvl w:ilvl="0" w:tplc="0409000F">
       <w:start w:val="1"/>
       <w:numFmt w:val="decimal"/>
@@ -2383,16 +2826,19 @@
         <w:rFonts w:hint="default"/>
       </w:rPr>
     </w:lvl>
-    <w:lvl w:ilvl="1" w:tplc="04090019">
-      <w:start w:val="1"/>
-      <w:numFmt w:val="lowerLetter"/>
-      <w:lvlText w:val="%2."/>
+    <w:lvl w:ilvl="1" w:tplc="04090001">
+      <w:start w:val="1"/>
+      <w:numFmt w:val="bullet"/>
+      <w:lvlText w:val=""/>
       <w:lvlJc w:val="left"/>
       <w:pPr>
         <w:ind w:left="1440" w:hanging="360"/>
       </w:pPr>
-    </w:lvl>
-    <w:lvl w:ilvl="2" w:tplc="0409001B" w:tentative="1">
+      <w:rPr>
+        <w:rFonts w:ascii="Symbol" w:hAnsi="Symbol" w:hint="default"/>
+      </w:rPr>
+    </w:lvl>
+    <w:lvl w:ilvl="2" w:tplc="0409001B">
       <w:start w:val="1"/>
       <w:numFmt w:val="lowerRoman"/>
       <w:lvlText w:val="%3."/>
@@ -2456,7 +2902,7 @@
       </w:pPr>
     </w:lvl>
   </w:abstractNum>
-  <w:abstractNum w:abstractNumId="1" w15:restartNumberingAfterBreak="0">
+  <w:abstractNum w:abstractNumId="2" w15:restartNumberingAfterBreak="0">
     <w:nsid w:val="369A006E"/>
     <w:multiLevelType w:val="hybridMultilevel"/>
     <w:tmpl w:val="C15807F0"/>
@@ -2545,7 +2991,7 @@
       </w:pPr>
     </w:lvl>
   </w:abstractNum>
-  <w:abstractNum w:abstractNumId="2" w15:restartNumberingAfterBreak="0">
+  <w:abstractNum w:abstractNumId="3" w15:restartNumberingAfterBreak="0">
     <w:nsid w:val="394B33D4"/>
     <w:multiLevelType w:val="hybridMultilevel"/>
     <w:tmpl w:val="15B886D8"/>
@@ -2634,16 +3080,259 @@
       </w:pPr>
     </w:lvl>
   </w:abstractNum>
+  <w:abstractNum w:abstractNumId="4" w15:restartNumberingAfterBreak="0">
+    <w:nsid w:val="75A93002"/>
+    <w:multiLevelType w:val="hybridMultilevel"/>
+    <w:tmpl w:val="E890953C"/>
+    <w:lvl w:ilvl="0" w:tplc="04090001">
+      <w:start w:val="1"/>
+      <w:numFmt w:val="bullet"/>
+      <w:lvlText w:val=""/>
+      <w:lvlJc w:val="left"/>
+      <w:pPr>
+        <w:ind w:left="1446" w:hanging="360"/>
+      </w:pPr>
+      <w:rPr>
+        <w:rFonts w:ascii="Symbol" w:hAnsi="Symbol" w:hint="default"/>
+      </w:rPr>
+    </w:lvl>
+    <w:lvl w:ilvl="1" w:tplc="04090003" w:tentative="1">
+      <w:start w:val="1"/>
+      <w:numFmt w:val="bullet"/>
+      <w:lvlText w:val="o"/>
+      <w:lvlJc w:val="left"/>
+      <w:pPr>
+        <w:ind w:left="2166" w:hanging="360"/>
+      </w:pPr>
+      <w:rPr>
+        <w:rFonts w:ascii="Courier New" w:hAnsi="Courier New" w:cs="Courier New" w:hint="default"/>
+      </w:rPr>
+    </w:lvl>
+    <w:lvl w:ilvl="2" w:tplc="04090005" w:tentative="1">
+      <w:start w:val="1"/>
+      <w:numFmt w:val="bullet"/>
+      <w:lvlText w:val=""/>
+      <w:lvlJc w:val="left"/>
+      <w:pPr>
+        <w:ind w:left="2886" w:hanging="360"/>
+      </w:pPr>
+      <w:rPr>
+        <w:rFonts w:ascii="Wingdings" w:hAnsi="Wingdings" w:hint="default"/>
+      </w:rPr>
+    </w:lvl>
+    <w:lvl w:ilvl="3" w:tplc="04090001" w:tentative="1">
+      <w:start w:val="1"/>
+      <w:numFmt w:val="bullet"/>
+      <w:lvlText w:val=""/>
+      <w:lvlJc w:val="left"/>
+      <w:pPr>
+        <w:ind w:left="3606" w:hanging="360"/>
+      </w:pPr>
+      <w:rPr>
+        <w:rFonts w:ascii="Symbol" w:hAnsi="Symbol" w:hint="default"/>
+      </w:rPr>
+    </w:lvl>
+    <w:lvl w:ilvl="4" w:tplc="04090003" w:tentative="1">
+      <w:start w:val="1"/>
+      <w:numFmt w:val="bullet"/>
+      <w:lvlText w:val="o"/>
+      <w:lvlJc w:val="left"/>
+      <w:pPr>
+        <w:ind w:left="4326" w:hanging="360"/>
+      </w:pPr>
+      <w:rPr>
+        <w:rFonts w:ascii="Courier New" w:hAnsi="Courier New" w:cs="Courier New" w:hint="default"/>
+      </w:rPr>
+    </w:lvl>
+    <w:lvl w:ilvl="5" w:tplc="04090005" w:tentative="1">
+      <w:start w:val="1"/>
+      <w:numFmt w:val="bullet"/>
+      <w:lvlText w:val=""/>
+      <w:lvlJc w:val="left"/>
+      <w:pPr>
+        <w:ind w:left="5046" w:hanging="360"/>
+      </w:pPr>
+      <w:rPr>
+        <w:rFonts w:ascii="Wingdings" w:hAnsi="Wingdings" w:hint="default"/>
+      </w:rPr>
+    </w:lvl>
+    <w:lvl w:ilvl="6" w:tplc="04090001" w:tentative="1">
+      <w:start w:val="1"/>
+      <w:numFmt w:val="bullet"/>
+      <w:lvlText w:val=""/>
+      <w:lvlJc w:val="left"/>
+      <w:pPr>
+        <w:ind w:left="5766" w:hanging="360"/>
+      </w:pPr>
+      <w:rPr>
+        <w:rFonts w:ascii="Symbol" w:hAnsi="Symbol" w:hint="default"/>
+      </w:rPr>
+    </w:lvl>
+    <w:lvl w:ilvl="7" w:tplc="04090003" w:tentative="1">
+      <w:start w:val="1"/>
+      <w:numFmt w:val="bullet"/>
+      <w:lvlText w:val="o"/>
+      <w:lvlJc w:val="left"/>
+      <w:pPr>
+        <w:ind w:left="6486" w:hanging="360"/>
+      </w:pPr>
+      <w:rPr>
+        <w:rFonts w:ascii="Courier New" w:hAnsi="Courier New" w:cs="Courier New" w:hint="default"/>
+      </w:rPr>
+    </w:lvl>
+    <w:lvl w:ilvl="8" w:tplc="04090005" w:tentative="1">
+      <w:start w:val="1"/>
+      <w:numFmt w:val="bullet"/>
+      <w:lvlText w:val=""/>
+      <w:lvlJc w:val="left"/>
+      <w:pPr>
+        <w:ind w:left="7206" w:hanging="360"/>
+      </w:pPr>
+      <w:rPr>
+        <w:rFonts w:ascii="Wingdings" w:hAnsi="Wingdings" w:hint="default"/>
+      </w:rPr>
+    </w:lvl>
+  </w:abstractNum>
+  <w:abstractNum w:abstractNumId="5" w15:restartNumberingAfterBreak="0">
+    <w:nsid w:val="788676DB"/>
+    <w:multiLevelType w:val="hybridMultilevel"/>
+    <w:tmpl w:val="FA6CAE92"/>
+    <w:lvl w:ilvl="0" w:tplc="04090001">
+      <w:start w:val="1"/>
+      <w:numFmt w:val="bullet"/>
+      <w:lvlText w:val=""/>
+      <w:lvlJc w:val="left"/>
+      <w:pPr>
+        <w:ind w:left="720" w:hanging="360"/>
+      </w:pPr>
+      <w:rPr>
+        <w:rFonts w:ascii="Symbol" w:hAnsi="Symbol" w:hint="default"/>
+      </w:rPr>
+    </w:lvl>
+    <w:lvl w:ilvl="1" w:tplc="04090003" w:tentative="1">
+      <w:start w:val="1"/>
+      <w:numFmt w:val="bullet"/>
+      <w:lvlText w:val="o"/>
+      <w:lvlJc w:val="left"/>
+      <w:pPr>
+        <w:ind w:left="1440" w:hanging="360"/>
+      </w:pPr>
+      <w:rPr>
+        <w:rFonts w:ascii="Courier New" w:hAnsi="Courier New" w:cs="Courier New" w:hint="default"/>
+      </w:rPr>
+    </w:lvl>
+    <w:lvl w:ilvl="2" w:tplc="04090005" w:tentative="1">
+      <w:start w:val="1"/>
+      <w:numFmt w:val="bullet"/>
+      <w:lvlText w:val=""/>
+      <w:lvlJc w:val="left"/>
+      <w:pPr>
+        <w:ind w:left="2160" w:hanging="360"/>
+      </w:pPr>
+      <w:rPr>
+        <w:rFonts w:ascii="Wingdings" w:hAnsi="Wingdings" w:hint="default"/>
+      </w:rPr>
+    </w:lvl>
+    <w:lvl w:ilvl="3" w:tplc="04090001" w:tentative="1">
+      <w:start w:val="1"/>
+      <w:numFmt w:val="bullet"/>
+      <w:lvlText w:val=""/>
+      <w:lvlJc w:val="left"/>
+      <w:pPr>
+        <w:ind w:left="2880" w:hanging="360"/>
+      </w:pPr>
+      <w:rPr>
+        <w:rFonts w:ascii="Symbol" w:hAnsi="Symbol" w:hint="default"/>
+      </w:rPr>
+    </w:lvl>
+    <w:lvl w:ilvl="4" w:tplc="04090003" w:tentative="1">
+      <w:start w:val="1"/>
+      <w:numFmt w:val="bullet"/>
+      <w:lvlText w:val="o"/>
+      <w:lvlJc w:val="left"/>
+      <w:pPr>
+        <w:ind w:left="3600" w:hanging="360"/>
+      </w:pPr>
+      <w:rPr>
+        <w:rFonts w:ascii="Courier New" w:hAnsi="Courier New" w:cs="Courier New" w:hint="default"/>
+      </w:rPr>
+    </w:lvl>
+    <w:lvl w:ilvl="5" w:tplc="04090005" w:tentative="1">
+      <w:start w:val="1"/>
+      <w:numFmt w:val="bullet"/>
+      <w:lvlText w:val=""/>
+      <w:lvlJc w:val="left"/>
+      <w:pPr>
+        <w:ind w:left="4320" w:hanging="360"/>
+      </w:pPr>
+      <w:rPr>
+        <w:rFonts w:ascii="Wingdings" w:hAnsi="Wingdings" w:hint="default"/>
+      </w:rPr>
+    </w:lvl>
+    <w:lvl w:ilvl="6" w:tplc="04090001" w:tentative="1">
+      <w:start w:val="1"/>
+      <w:numFmt w:val="bullet"/>
+      <w:lvlText w:val=""/>
+      <w:lvlJc w:val="left"/>
+      <w:pPr>
+        <w:ind w:left="5040" w:hanging="360"/>
+      </w:pPr>
+      <w:rPr>
+        <w:rFonts w:ascii="Symbol" w:hAnsi="Symbol" w:hint="default"/>
+      </w:rPr>
+    </w:lvl>
+    <w:lvl w:ilvl="7" w:tplc="04090003" w:tentative="1">
+      <w:start w:val="1"/>
+      <w:numFmt w:val="bullet"/>
+      <w:lvlText w:val="o"/>
+      <w:lvlJc w:val="left"/>
+      <w:pPr>
+        <w:ind w:left="5760" w:hanging="360"/>
+      </w:pPr>
+      <w:rPr>
+        <w:rFonts w:ascii="Courier New" w:hAnsi="Courier New" w:cs="Courier New" w:hint="default"/>
+      </w:rPr>
+    </w:lvl>
+    <w:lvl w:ilvl="8" w:tplc="04090005" w:tentative="1">
+      <w:start w:val="1"/>
+      <w:numFmt w:val="bullet"/>
+      <w:lvlText w:val=""/>
+      <w:lvlJc w:val="left"/>
+      <w:pPr>
+        <w:ind w:left="6480" w:hanging="360"/>
+      </w:pPr>
+      <w:rPr>
+        <w:rFonts w:ascii="Wingdings" w:hAnsi="Wingdings" w:hint="default"/>
+      </w:rPr>
+    </w:lvl>
+  </w:abstractNum>
   <w:num w:numId="1" w16cid:durableId="1660646443">
+    <w:abstractNumId w:val="2"/>
+  </w:num>
+  <w:num w:numId="2" w16cid:durableId="650646282">
     <w:abstractNumId w:val="1"/>
   </w:num>
-  <w:num w:numId="2" w16cid:durableId="650646282">
+  <w:num w:numId="3" w16cid:durableId="1029796945">
+    <w:abstractNumId w:val="3"/>
+  </w:num>
+  <w:num w:numId="4" w16cid:durableId="1992362874">
+    <w:abstractNumId w:val="4"/>
+  </w:num>
+  <w:num w:numId="5" w16cid:durableId="1282037254">
+    <w:abstractNumId w:val="5"/>
+  </w:num>
+  <w:num w:numId="6" w16cid:durableId="809594277">
     <w:abstractNumId w:val="0"/>
   </w:num>
-  <w:num w:numId="3" w16cid:durableId="1029796945">
-    <w:abstractNumId w:val="2"/>
-  </w:num>
 </w:numbering>
+</file>
+
+<file path=word/people.xml><?xml version="1.0" encoding="utf-8"?>
+<w15:people xmlns:wpc="http://schemas.microsoft.com/office/word/2010/wordprocessingCanvas" xmlns:cx="http://schemas.microsoft.com/office/drawing/2014/chartex" xmlns:cx1="http://schemas.microsoft.com/office/drawing/2015/9/8/chartex" xmlns:cx2="http://schemas.microsoft.com/office/drawing/2015/10/21/chartex" xmlns:cx3="http://schemas.microsoft.com/office/drawing/2016/5/9/chartex" xmlns:cx4="http://schemas.microsoft.com/office/drawing/2016/5/10/chartex" xmlns:cx5="http://schemas.microsoft.com/office/drawing/2016/5/11/chartex" xmlns:cx6="http://schemas.microsoft.com/office/drawing/2016/5/12/chartex" xmlns:cx7="http://schemas.microsoft.com/office/drawing/2016/5/13/chartex" xmlns:cx8="http://schemas.microsoft.com/office/drawing/2016/5/14/chartex" xmlns:mc="http://schemas.openxmlformats.org/markup-compatibility/2006" xmlns:aink="http://schemas.microsoft.com/office/drawing/2016/ink" xmlns:am3d="http://schemas.microsoft.com/office/drawing/2017/model3d" xmlns:o="urn:schemas-microsoft-com:office:office" xmlns:oel="http://schemas.microsoft.com/office/2019/extlst" xmlns:r="http://schemas.openxmlformats.org/officeDocument/2006/relationships" xmlns:m="http://schemas.openxmlformats.org/officeDocument/2006/math" xmlns:v="urn:schemas-microsoft-com:vml" xmlns:wp14="http://schemas.microsoft.com/office/word/2010/wordprocessingDrawing" xmlns:wp="http://schemas.openxmlformats.org/drawingml/2006/wordprocessingDrawing" xmlns:w10="urn:schemas-microsoft-com:office:word" xmlns:w="http://schemas.openxmlformats.org/wordprocessingml/2006/main" xmlns:w14="http://schemas.microsoft.com/office/word/2010/wordml" xmlns:w15="http://schemas.microsoft.com/office/word/2012/wordml" xmlns:w16cex="http://schemas.microsoft.com/office/word/2018/wordml/cex" xmlns:w16cid="http://schemas.microsoft.com/office/word/2016/wordml/cid" xmlns:w16="http://schemas.microsoft.com/office/word/2018/wordml" xmlns:w16du="http://schemas.microsoft.com/office/word/2023/wordml/word16du" xmlns:w16sdtdh="http://schemas.microsoft.com/office/word/2020/wordml/sdtdatahash" xmlns:w16se="http://schemas.microsoft.com/office/word/2015/wordml/symex" xmlns:wpg="http://schemas.microsoft.com/office/word/2010/wordprocessingGroup" xmlns:wpi="http://schemas.microsoft.com/office/word/2010/wordprocessingInk" xmlns:wne="http://schemas.microsoft.com/office/word/2006/wordml" xmlns:wps="http://schemas.microsoft.com/office/word/2010/wordprocessingShape" mc:Ignorable="w14 w15 w16se w16cid w16 w16cex w16sdtdh w16du wp14">
+  <w15:person w15:author="Coppinger, Brittany">
+    <w15:presenceInfo w15:providerId="AD" w15:userId="S::copping7@msu.edu::91362ca3-4f6d-449f-8348-5f9a1531276e"/>
+  </w15:person>
+</w15:people>
 </file>
 
 <file path=word/styles.xml><?xml version="1.0" encoding="utf-8"?>
@@ -3600,6 +4289,69 @@
       <w:shd w:val="clear" w:color="auto" w:fill="E1DFDD"/>
     </w:rPr>
   </w:style>
+  <w:style w:type="character" w:styleId="CommentReference">
+    <w:name w:val="annotation reference"/>
+    <w:basedOn w:val="DefaultParagraphFont"/>
+    <w:uiPriority w:val="99"/>
+    <w:semiHidden/>
+    <w:unhideWhenUsed/>
+    <w:rsid w:val="00A931F0"/>
+    <w:rPr>
+      <w:sz w:val="16"/>
+      <w:szCs w:val="16"/>
+    </w:rPr>
+  </w:style>
+  <w:style w:type="paragraph" w:styleId="CommentText">
+    <w:name w:val="annotation text"/>
+    <w:basedOn w:val="Normal"/>
+    <w:link w:val="CommentTextChar"/>
+    <w:uiPriority w:val="99"/>
+    <w:unhideWhenUsed/>
+    <w:rsid w:val="00A931F0"/>
+    <w:rPr>
+      <w:sz w:val="20"/>
+      <w:szCs w:val="20"/>
+    </w:rPr>
+  </w:style>
+  <w:style w:type="character" w:customStyle="1" w:styleId="CommentTextChar">
+    <w:name w:val="Comment Text Char"/>
+    <w:basedOn w:val="DefaultParagraphFont"/>
+    <w:link w:val="CommentText"/>
+    <w:uiPriority w:val="99"/>
+    <w:rsid w:val="00A931F0"/>
+    <w:rPr>
+      <w:sz w:val="20"/>
+      <w:szCs w:val="20"/>
+    </w:rPr>
+  </w:style>
+  <w:style w:type="paragraph" w:styleId="CommentSubject">
+    <w:name w:val="annotation subject"/>
+    <w:basedOn w:val="CommentText"/>
+    <w:next w:val="CommentText"/>
+    <w:link w:val="CommentSubjectChar"/>
+    <w:uiPriority w:val="99"/>
+    <w:semiHidden/>
+    <w:unhideWhenUsed/>
+    <w:rsid w:val="00A931F0"/>
+    <w:rPr>
+      <w:b/>
+      <w:bCs/>
+    </w:rPr>
+  </w:style>
+  <w:style w:type="character" w:customStyle="1" w:styleId="CommentSubjectChar">
+    <w:name w:val="Comment Subject Char"/>
+    <w:basedOn w:val="CommentTextChar"/>
+    <w:link w:val="CommentSubject"/>
+    <w:uiPriority w:val="99"/>
+    <w:semiHidden/>
+    <w:rsid w:val="00A931F0"/>
+    <w:rPr>
+      <w:b/>
+      <w:bCs/>
+      <w:sz w:val="20"/>
+      <w:szCs w:val="20"/>
+    </w:rPr>
+  </w:style>
 </w:styles>
 </file>
 

--- a/paRsynth_methods_draft.docx
+++ b/paRsynth_methods_draft.docx
@@ -1079,6 +1079,488 @@
       <w:r>
         <w:rPr>
           <w:rFonts w:ascii="Arial" w:hAnsi="Arial" w:cs="Arial"/>
+        </w:rPr>
+        <w:t>Intro:</w:t>
+      </w:r>
+      <w:r>
+        <w:rPr>
+          <w:rFonts w:ascii="Arial" w:hAnsi="Arial" w:cs="Arial"/>
+        </w:rPr>
+        <w:t xml:space="preserve"> </w:t>
+      </w:r>
+      <w:r>
+        <w:rPr>
+          <w:rFonts w:ascii="Arial" w:hAnsi="Arial" w:cs="Arial"/>
+        </w:rPr>
+        <w:t xml:space="preserve">Animals can flexibly encode information about individual identities and social affiliations in learned vocal signals, which may be critically important </w:t>
+      </w:r>
+      <w:r>
+        <w:rPr>
+          <w:rFonts w:ascii="Arial" w:hAnsi="Arial" w:cs="Arial"/>
+        </w:rPr>
+        <w:t>for navigating complex social environments</w:t>
+      </w:r>
+      <w:r>
+        <w:rPr>
+          <w:rFonts w:ascii="Arial" w:hAnsi="Arial" w:cs="Arial"/>
+        </w:rPr>
+        <w:t>.</w:t>
+      </w:r>
+    </w:p>
+    <w:p>
+      <w:pPr>
+        <w:rPr>
+          <w:rFonts w:ascii="Arial" w:hAnsi="Arial" w:cs="Arial"/>
+        </w:rPr>
+      </w:pPr>
+    </w:p>
+    <w:p>
+      <w:pPr>
+        <w:rPr>
+          <w:rFonts w:ascii="Arial" w:hAnsi="Arial" w:cs="Arial"/>
+        </w:rPr>
+      </w:pPr>
+      <w:r>
+        <w:rPr>
+          <w:rFonts w:ascii="Arial" w:hAnsi="Arial" w:cs="Arial"/>
+        </w:rPr>
+        <w:t>BABY:</w:t>
+      </w:r>
+      <w:r>
+        <w:rPr>
+          <w:rFonts w:ascii="Arial" w:hAnsi="Arial" w:cs="Arial"/>
+        </w:rPr>
+        <w:t xml:space="preserve"> </w:t>
+      </w:r>
+      <w:r>
+        <w:rPr>
+          <w:rFonts w:ascii="Arial" w:hAnsi="Arial" w:cs="Arial"/>
+        </w:rPr>
+        <w:t xml:space="preserve">The information that animals </w:t>
+      </w:r>
+      <w:r>
+        <w:rPr>
+          <w:rFonts w:ascii="Arial" w:hAnsi="Arial" w:cs="Arial"/>
+        </w:rPr>
+        <w:t>encode in learned vocal signals should scale with the complexity of their social environment</w:t>
+      </w:r>
+      <w:r>
+        <w:rPr>
+          <w:rFonts w:ascii="Arial" w:hAnsi="Arial" w:cs="Arial"/>
+        </w:rPr>
+        <w:t xml:space="preserve">, </w:t>
+      </w:r>
+      <w:r>
+        <w:rPr>
+          <w:rFonts w:ascii="Arial" w:hAnsi="Arial" w:cs="Arial"/>
+        </w:rPr>
+        <w:t>which is a</w:t>
+      </w:r>
+      <w:r>
+        <w:rPr>
+          <w:rFonts w:ascii="Arial" w:hAnsi="Arial" w:cs="Arial"/>
+        </w:rPr>
+        <w:t>n</w:t>
+      </w:r>
+      <w:r>
+        <w:rPr>
+          <w:rFonts w:ascii="Arial" w:hAnsi="Arial" w:cs="Arial"/>
+        </w:rPr>
+        <w:t xml:space="preserve"> idea</w:t>
+      </w:r>
+      <w:r>
+        <w:rPr>
+          <w:rFonts w:ascii="Arial" w:hAnsi="Arial" w:cs="Arial"/>
+        </w:rPr>
+        <w:t xml:space="preserve"> posed across </w:t>
+      </w:r>
+      <w:r>
+        <w:rPr>
+          <w:rFonts w:ascii="Arial" w:hAnsi="Arial" w:cs="Arial"/>
+        </w:rPr>
+        <w:t>longstanding</w:t>
+      </w:r>
+      <w:r>
+        <w:rPr>
+          <w:rFonts w:ascii="Arial" w:hAnsi="Arial" w:cs="Arial"/>
+        </w:rPr>
+        <w:t xml:space="preserve"> hypotheses about how vocal communication systems </w:t>
+      </w:r>
+      <w:r>
+        <w:rPr>
+          <w:rFonts w:ascii="Arial" w:hAnsi="Arial" w:cs="Arial"/>
+        </w:rPr>
+        <w:t>reflect the complexity of animals’ social environments.</w:t>
+      </w:r>
+    </w:p>
+    <w:p>
+      <w:pPr>
+        <w:rPr>
+          <w:rFonts w:ascii="Arial" w:hAnsi="Arial" w:cs="Arial"/>
+        </w:rPr>
+      </w:pPr>
+    </w:p>
+    <w:p>
+      <w:pPr>
+        <w:rPr>
+          <w:rFonts w:ascii="Arial" w:hAnsi="Arial" w:cs="Arial"/>
+        </w:rPr>
+      </w:pPr>
+      <w:r>
+        <w:rPr>
+          <w:rFonts w:ascii="Arial" w:hAnsi="Arial" w:cs="Arial"/>
+        </w:rPr>
+        <w:t>WEREWOLF FOR PAPER 1</w:t>
+      </w:r>
+      <w:r>
+        <w:rPr>
+          <w:rFonts w:ascii="Arial" w:hAnsi="Arial" w:cs="Arial"/>
+        </w:rPr>
+        <w:t xml:space="preserve"> (emphasize </w:t>
+      </w:r>
+      <w:proofErr w:type="spellStart"/>
+      <w:r>
+        <w:rPr>
+          <w:rFonts w:ascii="Arial" w:hAnsi="Arial" w:cs="Arial"/>
+        </w:rPr>
+        <w:t>paRsynth</w:t>
+      </w:r>
+      <w:proofErr w:type="spellEnd"/>
+      <w:r>
+        <w:rPr>
+          <w:rFonts w:ascii="Arial" w:hAnsi="Arial" w:cs="Arial"/>
+        </w:rPr>
+        <w:t xml:space="preserve"> synthetic identity signals </w:t>
+      </w:r>
+      <w:r>
+        <w:rPr>
+          <w:rFonts w:ascii="Arial" w:hAnsi="Arial" w:cs="Arial"/>
+        </w:rPr>
+        <w:t xml:space="preserve">and </w:t>
+      </w:r>
+      <w:r>
+        <w:rPr>
+          <w:rFonts w:ascii="Arial" w:hAnsi="Arial" w:cs="Arial"/>
+        </w:rPr>
+        <w:t xml:space="preserve">bioacoustics pipeline </w:t>
+      </w:r>
+      <w:r>
+        <w:rPr>
+          <w:rFonts w:ascii="Arial" w:hAnsi="Arial" w:cs="Arial"/>
+        </w:rPr>
+        <w:t>to show that we can recover the</w:t>
+      </w:r>
+      <w:r>
+        <w:rPr>
+          <w:rFonts w:ascii="Arial" w:hAnsi="Arial" w:cs="Arial"/>
+        </w:rPr>
+        <w:t xml:space="preserve"> information</w:t>
+      </w:r>
+      <w:r>
+        <w:rPr>
+          <w:rFonts w:ascii="Arial" w:hAnsi="Arial" w:cs="Arial"/>
+        </w:rPr>
+        <w:t xml:space="preserve"> originally encoded</w:t>
+      </w:r>
+      <w:r>
+        <w:rPr>
+          <w:rFonts w:ascii="Arial" w:hAnsi="Arial" w:cs="Arial"/>
+        </w:rPr>
+        <w:t>)</w:t>
+      </w:r>
+      <w:r>
+        <w:rPr>
+          <w:rFonts w:ascii="Arial" w:hAnsi="Arial" w:cs="Arial"/>
+        </w:rPr>
+        <w:t>:</w:t>
+      </w:r>
+      <w:r>
+        <w:rPr>
+          <w:rFonts w:ascii="Arial" w:hAnsi="Arial" w:cs="Arial"/>
+        </w:rPr>
+        <w:t xml:space="preserve"> </w:t>
+      </w:r>
+      <w:r>
+        <w:rPr>
+          <w:rFonts w:ascii="Arial" w:hAnsi="Arial" w:cs="Arial"/>
+        </w:rPr>
+        <w:t>It is very challenging to a</w:t>
+      </w:r>
+      <w:r>
+        <w:rPr>
+          <w:rFonts w:ascii="Arial" w:hAnsi="Arial" w:cs="Arial"/>
+        </w:rPr>
+        <w:t>ddress</w:t>
+      </w:r>
+      <w:r>
+        <w:rPr>
+          <w:rFonts w:ascii="Arial" w:hAnsi="Arial" w:cs="Arial"/>
+        </w:rPr>
+        <w:t xml:space="preserve"> which structural features </w:t>
+      </w:r>
+      <w:r>
+        <w:rPr>
+          <w:rFonts w:ascii="Arial" w:hAnsi="Arial" w:cs="Arial"/>
+        </w:rPr>
+        <w:t xml:space="preserve">animals modify </w:t>
+      </w:r>
+      <w:r>
+        <w:rPr>
+          <w:rFonts w:ascii="Arial" w:hAnsi="Arial" w:cs="Arial"/>
+        </w:rPr>
+        <w:t xml:space="preserve">to </w:t>
+      </w:r>
+      <w:r>
+        <w:rPr>
+          <w:rFonts w:ascii="Arial" w:hAnsi="Arial" w:cs="Arial"/>
+        </w:rPr>
+        <w:t>encode</w:t>
+      </w:r>
+      <w:r>
+        <w:rPr>
+          <w:rFonts w:ascii="Arial" w:hAnsi="Arial" w:cs="Arial"/>
+        </w:rPr>
+        <w:t xml:space="preserve"> information</w:t>
+      </w:r>
+      <w:r>
+        <w:rPr>
+          <w:rFonts w:ascii="Arial" w:hAnsi="Arial" w:cs="Arial"/>
+        </w:rPr>
+        <w:t xml:space="preserve"> about individual identity and social affiliations</w:t>
+      </w:r>
+      <w:r>
+        <w:rPr>
+          <w:rFonts w:ascii="Arial" w:hAnsi="Arial" w:cs="Arial"/>
+        </w:rPr>
+        <w:t xml:space="preserve">. We also do not understand how </w:t>
+      </w:r>
+      <w:r>
+        <w:rPr>
+          <w:rFonts w:ascii="Arial" w:hAnsi="Arial" w:cs="Arial"/>
+        </w:rPr>
+        <w:t>animals vary structural features in response to social complexity…</w:t>
+      </w:r>
+    </w:p>
+    <w:p>
+      <w:pPr>
+        <w:rPr>
+          <w:rFonts w:ascii="Arial" w:hAnsi="Arial" w:cs="Arial"/>
+        </w:rPr>
+      </w:pPr>
+    </w:p>
+    <w:p>
+      <w:pPr>
+        <w:rPr>
+          <w:rFonts w:ascii="Arial" w:hAnsi="Arial" w:cs="Arial"/>
+        </w:rPr>
+      </w:pPr>
+      <w:r>
+        <w:rPr>
+          <w:rFonts w:ascii="Arial" w:hAnsi="Arial" w:cs="Arial"/>
+        </w:rPr>
+        <w:lastRenderedPageBreak/>
+        <w:t>SILVER BULLET: We need to apply and integrate an information theory perspective</w:t>
+      </w:r>
+      <w:r>
+        <w:rPr>
+          <w:rFonts w:ascii="Arial" w:hAnsi="Arial" w:cs="Arial"/>
+        </w:rPr>
+        <w:t xml:space="preserve"> in order to better understand how structural features can be modified</w:t>
+      </w:r>
+      <w:r>
+        <w:rPr>
+          <w:rFonts w:ascii="Arial" w:hAnsi="Arial" w:cs="Arial"/>
+        </w:rPr>
+        <w:t>…plus tools to generate synthetic signals that contain types and amounts of identity information that we can control</w:t>
+      </w:r>
+    </w:p>
+    <w:p>
+      <w:pPr>
+        <w:rPr>
+          <w:rFonts w:ascii="Arial" w:hAnsi="Arial" w:cs="Arial"/>
+        </w:rPr>
+      </w:pPr>
+    </w:p>
+    <w:p>
+      <w:pPr>
+        <w:rPr>
+          <w:rFonts w:ascii="Arial" w:hAnsi="Arial" w:cs="Arial"/>
+        </w:rPr>
+      </w:pPr>
+    </w:p>
+    <w:p>
+      <w:pPr>
+        <w:rPr>
+          <w:rFonts w:ascii="Arial" w:hAnsi="Arial" w:cs="Arial"/>
+        </w:rPr>
+      </w:pPr>
+    </w:p>
+    <w:p>
+      <w:pPr>
+        <w:rPr>
+          <w:rFonts w:ascii="Arial" w:hAnsi="Arial" w:cs="Arial"/>
+        </w:rPr>
+      </w:pPr>
+      <w:r>
+        <w:rPr>
+          <w:rFonts w:ascii="Arial" w:hAnsi="Arial" w:cs="Arial"/>
+        </w:rPr>
+        <w:t>WEREWOLF</w:t>
+      </w:r>
+      <w:r>
+        <w:rPr>
+          <w:rFonts w:ascii="Arial" w:hAnsi="Arial" w:cs="Arial"/>
+        </w:rPr>
+        <w:t xml:space="preserve"> FOR PAPER 2</w:t>
+      </w:r>
+      <w:r>
+        <w:rPr>
+          <w:rFonts w:ascii="Arial" w:hAnsi="Arial" w:cs="Arial"/>
+        </w:rPr>
+        <w:t xml:space="preserve"> (</w:t>
+      </w:r>
+      <w:r>
+        <w:rPr>
+          <w:rFonts w:ascii="Arial" w:hAnsi="Arial" w:cs="Arial"/>
+        </w:rPr>
+        <w:t xml:space="preserve">emphasize </w:t>
+      </w:r>
+      <w:r>
+        <w:rPr>
+          <w:rFonts w:ascii="Arial" w:hAnsi="Arial" w:cs="Arial"/>
+        </w:rPr>
+        <w:t>bioacoustics pipeline and expand to add additional methods</w:t>
+      </w:r>
+      <w:r>
+        <w:rPr>
+          <w:rFonts w:ascii="Arial" w:hAnsi="Arial" w:cs="Arial"/>
+        </w:rPr>
+        <w:t xml:space="preserve"> to quantify acoustic variation </w:t>
+      </w:r>
+      <w:r>
+        <w:rPr>
+          <w:rFonts w:ascii="Arial" w:hAnsi="Arial" w:cs="Arial"/>
+        </w:rPr>
+        <w:t>using synthetic signals as a baseline</w:t>
+      </w:r>
+      <w:r>
+        <w:rPr>
+          <w:rFonts w:ascii="Arial" w:hAnsi="Arial" w:cs="Arial"/>
+        </w:rPr>
+        <w:t>)</w:t>
+      </w:r>
+      <w:r>
+        <w:rPr>
+          <w:rFonts w:ascii="Arial" w:hAnsi="Arial" w:cs="Arial"/>
+        </w:rPr>
+        <w:t>:</w:t>
+      </w:r>
+      <w:r>
+        <w:rPr>
+          <w:rFonts w:ascii="Arial" w:hAnsi="Arial" w:cs="Arial"/>
+        </w:rPr>
+        <w:t xml:space="preserve"> </w:t>
+      </w:r>
+      <w:r>
+        <w:rPr>
+          <w:rFonts w:ascii="Arial" w:hAnsi="Arial" w:cs="Arial"/>
+        </w:rPr>
+        <w:t xml:space="preserve">We often do not know the acoustic structures that animals modify by learning to encode information, </w:t>
+      </w:r>
+      <w:r>
+        <w:rPr>
+          <w:rFonts w:ascii="Arial" w:hAnsi="Arial" w:cs="Arial"/>
+        </w:rPr>
+        <w:t>nor</w:t>
+      </w:r>
+      <w:r>
+        <w:rPr>
+          <w:rFonts w:ascii="Arial" w:hAnsi="Arial" w:cs="Arial"/>
+        </w:rPr>
+        <w:t xml:space="preserve"> the “truth” about the types and amounts of information encoded in biological signals. </w:t>
+      </w:r>
+      <w:r>
+        <w:rPr>
+          <w:rFonts w:ascii="Arial" w:hAnsi="Arial" w:cs="Arial"/>
+        </w:rPr>
+        <w:t>As such,</w:t>
+      </w:r>
+      <w:r>
+        <w:rPr>
+          <w:rFonts w:ascii="Arial" w:hAnsi="Arial" w:cs="Arial"/>
+        </w:rPr>
+        <w:t xml:space="preserve"> our inferences </w:t>
+      </w:r>
+      <w:r>
+        <w:rPr>
+          <w:rFonts w:ascii="Arial" w:hAnsi="Arial" w:cs="Arial"/>
+        </w:rPr>
+        <w:t xml:space="preserve">about </w:t>
+      </w:r>
+      <w:r>
+        <w:rPr>
+          <w:rFonts w:ascii="Arial" w:hAnsi="Arial" w:cs="Arial"/>
+        </w:rPr>
+        <w:t>the information animals encode in learned signals can be biased</w:t>
+      </w:r>
+      <w:r>
+        <w:rPr>
+          <w:rFonts w:ascii="Arial" w:hAnsi="Arial" w:cs="Arial"/>
+        </w:rPr>
+        <w:t xml:space="preserve"> by the methods we use to make biological inferences.</w:t>
+      </w:r>
+    </w:p>
+    <w:p>
+      <w:pPr>
+        <w:rPr>
+          <w:rFonts w:ascii="Arial" w:hAnsi="Arial" w:cs="Arial"/>
+        </w:rPr>
+      </w:pPr>
+    </w:p>
+    <w:p>
+      <w:pPr>
+        <w:rPr>
+          <w:rFonts w:ascii="Arial" w:hAnsi="Arial" w:cs="Arial"/>
+        </w:rPr>
+      </w:pPr>
+    </w:p>
+    <w:p>
+      <w:pPr>
+        <w:rPr>
+          <w:rFonts w:ascii="Arial" w:hAnsi="Arial" w:cs="Arial"/>
+        </w:rPr>
+      </w:pPr>
+    </w:p>
+    <w:p>
+      <w:pPr>
+        <w:rPr>
+          <w:rFonts w:ascii="Arial" w:hAnsi="Arial" w:cs="Arial"/>
+        </w:rPr>
+      </w:pPr>
+    </w:p>
+    <w:p>
+      <w:pPr>
+        <w:rPr>
+          <w:rFonts w:ascii="Arial" w:hAnsi="Arial" w:cs="Arial"/>
+        </w:rPr>
+      </w:pPr>
+    </w:p>
+    <w:p>
+      <w:pPr>
+        <w:rPr>
+          <w:rFonts w:ascii="Arial" w:hAnsi="Arial" w:cs="Arial"/>
+        </w:rPr>
+      </w:pPr>
+    </w:p>
+    <w:p>
+      <w:pPr>
+        <w:rPr>
+          <w:rFonts w:ascii="Arial" w:hAnsi="Arial" w:cs="Arial"/>
+        </w:rPr>
+      </w:pPr>
+      <w:r>
+        <w:rPr>
+          <w:rFonts w:ascii="Arial" w:hAnsi="Arial" w:cs="Arial"/>
           <w:b/>
           <w:bCs/>
         </w:rPr>
@@ -1319,7 +1801,6 @@
         <w:rPr>
           <w:rFonts w:ascii="Arial" w:hAnsi="Arial" w:cs="Arial"/>
         </w:rPr>
-        <w:lastRenderedPageBreak/>
         <w:t xml:space="preserve">Or add a subsampling approach to this paper? Keep thinking about this, because Bayesian modeling of group and individual level variation is </w:t>
       </w:r>
       <w:proofErr w:type="gramStart"/>
@@ -1462,6 +1943,7 @@
         <w:rPr>
           <w:rFonts w:ascii="Arial" w:hAnsi="Arial" w:cs="Arial"/>
         </w:rPr>
+        <w:lastRenderedPageBreak/>
         <w:t>Run SPCC</w:t>
       </w:r>
       <w:r>
@@ -1814,14 +2296,7 @@
         <w:rPr>
           <w:rFonts w:ascii="Arial" w:hAnsi="Arial" w:cs="Arial"/>
         </w:rPr>
-        <w:t xml:space="preserve"> clustering, since the analysis question </w:t>
-      </w:r>
-      <w:r>
-        <w:rPr>
-          <w:rFonts w:ascii="Arial" w:hAnsi="Arial" w:cs="Arial"/>
-        </w:rPr>
-        <w:lastRenderedPageBreak/>
-        <w:t xml:space="preserve">above is directly related to clustering. Use an approach that allows us to measure the posterior (read Ch. 13 in </w:t>
+        <w:t xml:space="preserve"> clustering, since the analysis question above is directly related to clustering. Use an approach that allows us to measure the posterior (read Ch. 13 in </w:t>
       </w:r>
       <w:proofErr w:type="spellStart"/>
       <w:r>
@@ -1881,6 +2356,7 @@
         <w:rPr>
           <w:rFonts w:ascii="Arial" w:hAnsi="Arial" w:cs="Arial"/>
         </w:rPr>
+        <w:lastRenderedPageBreak/>
         <w:t>These models allow us to address the statistical significance of the degree or magnitude of convergence</w:t>
       </w:r>
       <w:r>
@@ -2211,14 +2687,7 @@
         <w:rPr>
           <w:rFonts w:ascii="Arial" w:hAnsi="Arial" w:cs="Arial"/>
         </w:rPr>
-        <w:t xml:space="preserve"> using code that Grace has already to pull out the estimated fundamental frequency contour, </w:t>
-      </w:r>
-      <w:r>
-        <w:rPr>
-          <w:rFonts w:ascii="Arial" w:hAnsi="Arial" w:cs="Arial"/>
-        </w:rPr>
-        <w:lastRenderedPageBreak/>
-        <w:t>create spectrograms again with the frequency contour overlaid to check the accuracy of the tracing</w:t>
+        <w:t xml:space="preserve"> using code that Grace has already to pull out the estimated fundamental frequency contour, create spectrograms again with the frequency contour overlaid to check the accuracy of the tracing</w:t>
       </w:r>
     </w:p>
     <w:p>
@@ -2326,6 +2795,7 @@
         <w:rPr>
           <w:rFonts w:ascii="Arial" w:hAnsi="Arial" w:cs="Arial"/>
         </w:rPr>
+        <w:lastRenderedPageBreak/>
         <w:t>Dynamic time warping</w:t>
       </w:r>
       <w:r>

--- a/paRsynth_methods_draft.docx
+++ b/paRsynth_methods_draft.docx
@@ -557,7 +557,6 @@
         </w:rPr>
         <w:t xml:space="preserve">: </w:t>
       </w:r>
-      <w:proofErr w:type="gramStart"/>
       <w:r>
         <w:rPr>
           <w:rFonts w:ascii="Arial" w:hAnsi="Arial" w:cs="Arial"/>
@@ -574,14 +573,7 @@
         <w:rPr>
           <w:rFonts w:ascii="Arial" w:hAnsi="Arial" w:cs="Arial"/>
         </w:rPr>
-        <w:t>word</w:t>
-      </w:r>
-      <w:proofErr w:type="gramEnd"/>
-      <w:r>
-        <w:rPr>
-          <w:rFonts w:ascii="Arial" w:hAnsi="Arial" w:cs="Arial"/>
-        </w:rPr>
-        <w:t xml:space="preserve"> </w:t>
+        <w:t xml:space="preserve">word </w:t>
       </w:r>
       <w:r>
         <w:rPr>
@@ -767,21 +759,7 @@
         <w:rPr>
           <w:rFonts w:ascii="Arial" w:hAnsi="Arial" w:cs="Arial"/>
         </w:rPr>
-        <w:t xml:space="preserve">Information theory perspective and </w:t>
-      </w:r>
-      <w:proofErr w:type="gramStart"/>
-      <w:r>
-        <w:rPr>
-          <w:rFonts w:ascii="Arial" w:hAnsi="Arial" w:cs="Arial"/>
-        </w:rPr>
-        <w:t>Parsons</w:t>
-      </w:r>
-      <w:proofErr w:type="gramEnd"/>
-      <w:r>
-        <w:rPr>
-          <w:rFonts w:ascii="Arial" w:hAnsi="Arial" w:cs="Arial"/>
-        </w:rPr>
-        <w:t xml:space="preserve"> code</w:t>
+        <w:t>Information theory perspective and Parsons code</w:t>
       </w:r>
       <w:r>
         <w:rPr>
@@ -1169,16 +1147,46 @@
         <w:rPr>
           <w:rFonts w:ascii="Arial" w:hAnsi="Arial" w:cs="Arial"/>
         </w:rPr>
-        <w:t xml:space="preserve"> and base-3 </w:t>
-      </w:r>
-      <w:proofErr w:type="gramStart"/>
-      <w:r>
-        <w:rPr>
-          <w:rFonts w:ascii="Arial" w:hAnsi="Arial" w:cs="Arial"/>
-        </w:rPr>
-        <w:t>Parsons</w:t>
-      </w:r>
-      <w:proofErr w:type="gramEnd"/>
+        <w:t xml:space="preserve"> and base-3 Parsons </w:t>
+      </w:r>
+      <w:r>
+        <w:rPr>
+          <w:rFonts w:ascii="Arial" w:hAnsi="Arial" w:cs="Arial"/>
+        </w:rPr>
+        <w:t>code</w:t>
+      </w:r>
+    </w:p>
+    <w:p>
+      <w:pPr>
+        <w:pStyle w:val="ListParagraph"/>
+        <w:numPr>
+          <w:ilvl w:val="0"/>
+          <w:numId w:val="3"/>
+        </w:numPr>
+        <w:spacing w:after="240"/>
+        <w:contextualSpacing w:val="0"/>
+        <w:rPr>
+          <w:rFonts w:ascii="Arial" w:hAnsi="Arial" w:cs="Arial"/>
+        </w:rPr>
+      </w:pPr>
+      <w:r>
+        <w:rPr>
+          <w:rFonts w:ascii="Arial" w:hAnsi="Arial" w:cs="Arial"/>
+        </w:rPr>
+        <w:t xml:space="preserve">Pseudocode for our </w:t>
+      </w:r>
+      <w:r>
+        <w:rPr>
+          <w:rFonts w:ascii="Arial" w:hAnsi="Arial" w:cs="Arial"/>
+        </w:rPr>
+        <w:t>“Information recovery pipeline”</w:t>
+      </w:r>
+      <w:r>
+        <w:rPr>
+          <w:rFonts w:ascii="Arial" w:hAnsi="Arial" w:cs="Arial"/>
+        </w:rPr>
+        <w:t>.</w:t>
+      </w:r>
       <w:r>
         <w:rPr>
           <w:rFonts w:ascii="Arial" w:hAnsi="Arial" w:cs="Arial"/>
@@ -1189,39 +1197,322 @@
         <w:rPr>
           <w:rFonts w:ascii="Arial" w:hAnsi="Arial" w:cs="Arial"/>
         </w:rPr>
-        <w:t>code</w:t>
-      </w:r>
-    </w:p>
-    <w:p>
-      <w:pPr>
-        <w:pStyle w:val="ListParagraph"/>
-        <w:numPr>
-          <w:ilvl w:val="0"/>
-          <w:numId w:val="3"/>
-        </w:numPr>
-        <w:spacing w:after="240"/>
-        <w:contextualSpacing w:val="0"/>
-        <w:rPr>
-          <w:rFonts w:ascii="Arial" w:hAnsi="Arial" w:cs="Arial"/>
-        </w:rPr>
-      </w:pPr>
-      <w:r>
-        <w:rPr>
-          <w:rFonts w:ascii="Arial" w:hAnsi="Arial" w:cs="Arial"/>
-        </w:rPr>
-        <w:t xml:space="preserve">Pseudocode for our </w:t>
-      </w:r>
-      <w:r>
-        <w:rPr>
-          <w:rFonts w:ascii="Arial" w:hAnsi="Arial" w:cs="Arial"/>
-        </w:rPr>
-        <w:t>“Information recovery pipeline”</w:t>
-      </w:r>
-      <w:r>
-        <w:rPr>
-          <w:rFonts w:ascii="Arial" w:hAnsi="Arial" w:cs="Arial"/>
-        </w:rPr>
-        <w:t>.</w:t>
+        <w:t xml:space="preserve">We have code to do the majority of all of this, and will need to </w:t>
+      </w:r>
+      <w:r>
+        <w:rPr>
+          <w:rFonts w:ascii="Arial" w:hAnsi="Arial" w:cs="Arial"/>
+        </w:rPr>
+        <w:t>put the pieces together</w:t>
+      </w:r>
+    </w:p>
+    <w:p>
+      <w:pPr>
+        <w:pStyle w:val="ListParagraph"/>
+        <w:numPr>
+          <w:ilvl w:val="1"/>
+          <w:numId w:val="3"/>
+        </w:numPr>
+        <w:spacing w:after="240"/>
+        <w:contextualSpacing w:val="0"/>
+        <w:rPr>
+          <w:rFonts w:ascii="Arial" w:hAnsi="Arial" w:cs="Arial"/>
+        </w:rPr>
+      </w:pPr>
+      <w:r>
+        <w:rPr>
+          <w:rFonts w:ascii="Arial" w:hAnsi="Arial" w:cs="Arial"/>
+        </w:rPr>
+        <w:t>Decide on treatments for experiments of information recovery</w:t>
+      </w:r>
+    </w:p>
+    <w:p>
+      <w:pPr>
+        <w:pStyle w:val="ListParagraph"/>
+        <w:numPr>
+          <w:ilvl w:val="2"/>
+          <w:numId w:val="3"/>
+        </w:numPr>
+        <w:spacing w:after="240"/>
+        <w:contextualSpacing w:val="0"/>
+        <w:rPr>
+          <w:rFonts w:ascii="Arial" w:hAnsi="Arial" w:cs="Arial"/>
+        </w:rPr>
+      </w:pPr>
+      <w:r>
+        <w:rPr>
+          <w:rFonts w:ascii="Arial" w:hAnsi="Arial" w:cs="Arial"/>
+        </w:rPr>
+        <w:t xml:space="preserve">Social environment variation (number of groups and individuals), information encoding at two social levels </w:t>
+      </w:r>
+    </w:p>
+    <w:p>
+      <w:pPr>
+        <w:pStyle w:val="ListParagraph"/>
+        <w:numPr>
+          <w:ilvl w:val="2"/>
+          <w:numId w:val="3"/>
+        </w:numPr>
+        <w:spacing w:after="240"/>
+        <w:contextualSpacing w:val="0"/>
+        <w:rPr>
+          <w:rFonts w:ascii="Arial" w:hAnsi="Arial" w:cs="Arial"/>
+        </w:rPr>
+      </w:pPr>
+      <w:r>
+        <w:rPr>
+          <w:rFonts w:ascii="Arial" w:hAnsi="Arial" w:cs="Arial"/>
+        </w:rPr>
+        <w:t>Set some upper maximum for total number of SPCC comparisons, think about this. For some social environment treatments, subsample a single call per individual</w:t>
+      </w:r>
+    </w:p>
+    <w:p>
+      <w:pPr>
+        <w:pStyle w:val="ListParagraph"/>
+        <w:numPr>
+          <w:ilvl w:val="2"/>
+          <w:numId w:val="3"/>
+        </w:numPr>
+        <w:spacing w:after="240"/>
+        <w:contextualSpacing w:val="0"/>
+        <w:rPr>
+          <w:rFonts w:ascii="Arial" w:hAnsi="Arial" w:cs="Arial"/>
+        </w:rPr>
+      </w:pPr>
+      <w:r>
+        <w:rPr>
+          <w:rFonts w:ascii="Arial" w:hAnsi="Arial" w:cs="Arial"/>
+        </w:rPr>
+        <w:lastRenderedPageBreak/>
+        <w:t>Or add a subsampling approach to this paper? Keep thinking about this, because Bayesian modeling of group and individual level variation is really useful and use fewer numbers of groups and individuals in the social environment</w:t>
+      </w:r>
+    </w:p>
+    <w:p>
+      <w:pPr>
+        <w:pStyle w:val="ListParagraph"/>
+        <w:numPr>
+          <w:ilvl w:val="1"/>
+          <w:numId w:val="3"/>
+        </w:numPr>
+        <w:spacing w:after="240"/>
+        <w:contextualSpacing w:val="0"/>
+        <w:rPr>
+          <w:rFonts w:ascii="Arial" w:hAnsi="Arial" w:cs="Arial"/>
+        </w:rPr>
+      </w:pPr>
+      <w:r>
+        <w:rPr>
+          <w:rFonts w:ascii="Arial" w:hAnsi="Arial" w:cs="Arial"/>
+        </w:rPr>
+        <w:t>Pipeline for visuals to go into the manuscript:</w:t>
+      </w:r>
+    </w:p>
+    <w:p>
+      <w:pPr>
+        <w:pStyle w:val="ListParagraph"/>
+        <w:numPr>
+          <w:ilvl w:val="2"/>
+          <w:numId w:val="3"/>
+        </w:numPr>
+        <w:spacing w:after="240"/>
+        <w:contextualSpacing w:val="0"/>
+        <w:rPr>
+          <w:rFonts w:ascii="Arial" w:hAnsi="Arial" w:cs="Arial"/>
+        </w:rPr>
+      </w:pPr>
+      <w:r>
+        <w:rPr>
+          <w:rFonts w:ascii="Arial" w:hAnsi="Arial" w:cs="Arial"/>
+        </w:rPr>
+        <w:t xml:space="preserve">Create synthetic call datasets with </w:t>
+      </w:r>
+      <w:proofErr w:type="spellStart"/>
+      <w:r>
+        <w:rPr>
+          <w:rFonts w:ascii="Arial" w:hAnsi="Arial" w:cs="Arial"/>
+        </w:rPr>
+        <w:t>paRsynth</w:t>
+      </w:r>
+      <w:proofErr w:type="spellEnd"/>
+      <w:r>
+        <w:rPr>
+          <w:rFonts w:ascii="Arial" w:hAnsi="Arial" w:cs="Arial"/>
+        </w:rPr>
+        <w:t xml:space="preserve"> that are individually and group distinctive</w:t>
+      </w:r>
+    </w:p>
+    <w:p>
+      <w:pPr>
+        <w:pStyle w:val="ListParagraph"/>
+        <w:numPr>
+          <w:ilvl w:val="2"/>
+          <w:numId w:val="3"/>
+        </w:numPr>
+        <w:spacing w:after="240"/>
+        <w:contextualSpacing w:val="0"/>
+        <w:rPr>
+          <w:rFonts w:ascii="Arial" w:hAnsi="Arial" w:cs="Arial"/>
+        </w:rPr>
+      </w:pPr>
+      <w:r>
+        <w:rPr>
+          <w:rFonts w:ascii="Arial" w:hAnsi="Arial" w:cs="Arial"/>
+        </w:rPr>
+        <w:t xml:space="preserve">Figure 1: </w:t>
+      </w:r>
+      <w:r>
+        <w:rPr>
+          <w:rFonts w:ascii="Arial" w:hAnsi="Arial" w:cs="Arial"/>
+        </w:rPr>
+        <w:t xml:space="preserve">Lexicon of </w:t>
+      </w:r>
+      <w:r>
+        <w:rPr>
+          <w:rFonts w:ascii="Arial" w:hAnsi="Arial" w:cs="Arial"/>
+        </w:rPr>
+        <w:t>individually distinctive and group-disti</w:t>
+      </w:r>
+      <w:r>
+        <w:rPr>
+          <w:rFonts w:ascii="Arial" w:hAnsi="Arial" w:cs="Arial"/>
+        </w:rPr>
+        <w:t>n</w:t>
+      </w:r>
+      <w:r>
+        <w:rPr>
+          <w:rFonts w:ascii="Arial" w:hAnsi="Arial" w:cs="Arial"/>
+        </w:rPr>
+        <w:t>ctive call</w:t>
+      </w:r>
+      <w:r>
+        <w:rPr>
+          <w:rFonts w:ascii="Arial" w:hAnsi="Arial" w:cs="Arial"/>
+        </w:rPr>
+        <w:t xml:space="preserve"> spectrograms</w:t>
+      </w:r>
+    </w:p>
+    <w:p>
+      <w:pPr>
+        <w:pStyle w:val="ListParagraph"/>
+        <w:numPr>
+          <w:ilvl w:val="2"/>
+          <w:numId w:val="3"/>
+        </w:numPr>
+        <w:spacing w:after="240"/>
+        <w:contextualSpacing w:val="0"/>
+        <w:rPr>
+          <w:rFonts w:ascii="Arial" w:hAnsi="Arial" w:cs="Arial"/>
+        </w:rPr>
+      </w:pPr>
+      <w:r>
+        <w:rPr>
+          <w:rFonts w:ascii="Arial" w:hAnsi="Arial" w:cs="Arial"/>
+        </w:rPr>
+        <w:t xml:space="preserve">Figure 2: </w:t>
+      </w:r>
+      <w:r>
+        <w:rPr>
+          <w:rFonts w:ascii="Arial" w:hAnsi="Arial" w:cs="Arial"/>
+        </w:rPr>
+        <w:t xml:space="preserve">Acoustic space plots of </w:t>
+      </w:r>
+      <w:r>
+        <w:rPr>
+          <w:rFonts w:ascii="Arial" w:hAnsi="Arial" w:cs="Arial"/>
+        </w:rPr>
+        <w:t>individually distinctive and group-distinctive calls</w:t>
+      </w:r>
+      <w:r>
+        <w:rPr>
+          <w:rFonts w:ascii="Arial" w:hAnsi="Arial" w:cs="Arial"/>
+        </w:rPr>
+        <w:t xml:space="preserve"> (or panels in Figure 1)</w:t>
+      </w:r>
+    </w:p>
+    <w:p>
+      <w:pPr>
+        <w:pStyle w:val="ListParagraph"/>
+        <w:numPr>
+          <w:ilvl w:val="1"/>
+          <w:numId w:val="3"/>
+        </w:numPr>
+        <w:spacing w:after="240"/>
+        <w:contextualSpacing w:val="0"/>
+        <w:rPr>
+          <w:rFonts w:ascii="Arial" w:hAnsi="Arial" w:cs="Arial"/>
+        </w:rPr>
+      </w:pPr>
+      <w:r>
+        <w:rPr>
+          <w:rFonts w:ascii="Arial" w:hAnsi="Arial" w:cs="Arial"/>
+        </w:rPr>
+        <w:t>Information recovery pipeline</w:t>
+      </w:r>
+    </w:p>
+    <w:p>
+      <w:pPr>
+        <w:pStyle w:val="ListParagraph"/>
+        <w:numPr>
+          <w:ilvl w:val="2"/>
+          <w:numId w:val="3"/>
+        </w:numPr>
+        <w:spacing w:after="240"/>
+        <w:contextualSpacing w:val="0"/>
+        <w:rPr>
+          <w:rFonts w:ascii="Arial" w:hAnsi="Arial" w:cs="Arial"/>
+        </w:rPr>
+      </w:pPr>
+      <w:r>
+        <w:rPr>
+          <w:rFonts w:ascii="Arial" w:hAnsi="Arial" w:cs="Arial"/>
+        </w:rPr>
+        <w:t xml:space="preserve">Create the synthetic call datasets </w:t>
+      </w:r>
+      <w:r>
+        <w:rPr>
+          <w:rFonts w:ascii="Arial" w:hAnsi="Arial" w:cs="Arial"/>
+        </w:rPr>
+        <w:t xml:space="preserve">with </w:t>
+      </w:r>
+      <w:proofErr w:type="spellStart"/>
+      <w:r>
+        <w:rPr>
+          <w:rFonts w:ascii="Arial" w:hAnsi="Arial" w:cs="Arial"/>
+        </w:rPr>
+        <w:t>paRsynth</w:t>
+      </w:r>
+      <w:proofErr w:type="spellEnd"/>
+      <w:r>
+        <w:rPr>
+          <w:rFonts w:ascii="Arial" w:hAnsi="Arial" w:cs="Arial"/>
+        </w:rPr>
+        <w:t xml:space="preserve"> (character strings and metadata to audio files)</w:t>
+      </w:r>
+    </w:p>
+    <w:p>
+      <w:pPr>
+        <w:pStyle w:val="ListParagraph"/>
+        <w:numPr>
+          <w:ilvl w:val="2"/>
+          <w:numId w:val="3"/>
+        </w:numPr>
+        <w:spacing w:after="240"/>
+        <w:contextualSpacing w:val="0"/>
+        <w:rPr>
+          <w:rFonts w:ascii="Arial" w:hAnsi="Arial" w:cs="Arial"/>
+        </w:rPr>
+      </w:pPr>
+      <w:r>
+        <w:rPr>
+          <w:rFonts w:ascii="Arial" w:hAnsi="Arial" w:cs="Arial"/>
+        </w:rPr>
+        <w:t>SPCC</w:t>
+      </w:r>
+      <w:r>
+        <w:rPr>
+          <w:rFonts w:ascii="Arial" w:hAnsi="Arial" w:cs="Arial"/>
+        </w:rPr>
+        <w:t>-based</w:t>
       </w:r>
       <w:r>
         <w:rPr>
@@ -1233,33 +1524,816 @@
         <w:rPr>
           <w:rFonts w:ascii="Arial" w:hAnsi="Arial" w:cs="Arial"/>
         </w:rPr>
-        <w:t xml:space="preserve">We have code to do the majority of all of this, and will need to </w:t>
-      </w:r>
-      <w:r>
-        <w:rPr>
-          <w:rFonts w:ascii="Arial" w:hAnsi="Arial" w:cs="Arial"/>
-        </w:rPr>
-        <w:t>put the pieces together</w:t>
-      </w:r>
-    </w:p>
-    <w:p>
-      <w:pPr>
-        <w:pStyle w:val="ListParagraph"/>
-        <w:numPr>
-          <w:ilvl w:val="1"/>
-          <w:numId w:val="3"/>
-        </w:numPr>
-        <w:spacing w:after="240"/>
-        <w:contextualSpacing w:val="0"/>
-        <w:rPr>
-          <w:rFonts w:ascii="Arial" w:hAnsi="Arial" w:cs="Arial"/>
-        </w:rPr>
-      </w:pPr>
-      <w:r>
-        <w:rPr>
-          <w:rFonts w:ascii="Arial" w:hAnsi="Arial" w:cs="Arial"/>
-        </w:rPr>
-        <w:t>Decide on treatments for experiments of information recovery</w:t>
+        <w:t>(a mix of traditional bioacoustics tools and information theory perspective</w:t>
+      </w:r>
+      <w:r>
+        <w:rPr>
+          <w:rFonts w:ascii="Arial" w:hAnsi="Arial" w:cs="Arial"/>
+        </w:rPr>
+        <w:t xml:space="preserve">, </w:t>
+      </w:r>
+      <w:r>
+        <w:rPr>
+          <w:rFonts w:ascii="Arial" w:hAnsi="Arial" w:cs="Arial"/>
+        </w:rPr>
+        <w:t>plus newer tools for inferential statistics</w:t>
+      </w:r>
+      <w:r>
+        <w:rPr>
+          <w:rFonts w:ascii="Arial" w:hAnsi="Arial" w:cs="Arial"/>
+        </w:rPr>
+        <w:t>)</w:t>
+      </w:r>
+      <w:r>
+        <w:rPr>
+          <w:rFonts w:ascii="Arial" w:hAnsi="Arial" w:cs="Arial"/>
+        </w:rPr>
+        <w:t>:</w:t>
+      </w:r>
+    </w:p>
+    <w:p>
+      <w:pPr>
+        <w:pStyle w:val="ListParagraph"/>
+        <w:numPr>
+          <w:ilvl w:val="3"/>
+          <w:numId w:val="3"/>
+        </w:numPr>
+        <w:spacing w:after="240"/>
+        <w:contextualSpacing w:val="0"/>
+        <w:rPr>
+          <w:rFonts w:ascii="Arial" w:hAnsi="Arial" w:cs="Arial"/>
+        </w:rPr>
+      </w:pPr>
+      <w:r>
+        <w:rPr>
+          <w:rFonts w:ascii="Arial" w:hAnsi="Arial" w:cs="Arial"/>
+        </w:rPr>
+        <w:t>Run SPCC</w:t>
+      </w:r>
+      <w:r>
+        <w:rPr>
+          <w:rFonts w:ascii="Arial" w:hAnsi="Arial" w:cs="Arial"/>
+        </w:rPr>
+        <w:t xml:space="preserve"> to measure acoustic similarity of all calls in the dataset generated for a given set of experimental treatments</w:t>
+      </w:r>
+    </w:p>
+    <w:p>
+      <w:pPr>
+        <w:pStyle w:val="ListParagraph"/>
+        <w:numPr>
+          <w:ilvl w:val="3"/>
+          <w:numId w:val="3"/>
+        </w:numPr>
+        <w:spacing w:after="240"/>
+        <w:contextualSpacing w:val="0"/>
+        <w:rPr>
+          <w:rFonts w:ascii="Arial" w:hAnsi="Arial" w:cs="Arial"/>
+        </w:rPr>
+      </w:pPr>
+      <w:r>
+        <w:rPr>
+          <w:rFonts w:ascii="Arial" w:hAnsi="Arial" w:cs="Arial"/>
+        </w:rPr>
+        <w:t>Reduce</w:t>
+      </w:r>
+      <w:r>
+        <w:rPr>
+          <w:rFonts w:ascii="Arial" w:hAnsi="Arial" w:cs="Arial"/>
+        </w:rPr>
+        <w:t xml:space="preserve"> dimensionality of the SPCC matrix with </w:t>
+      </w:r>
+      <w:r>
+        <w:rPr>
+          <w:rFonts w:ascii="Arial" w:hAnsi="Arial" w:cs="Arial"/>
+        </w:rPr>
+        <w:t>m</w:t>
+      </w:r>
+      <w:r>
+        <w:rPr>
+          <w:rFonts w:ascii="Arial" w:hAnsi="Arial" w:cs="Arial"/>
+        </w:rPr>
+        <w:t xml:space="preserve">ulti-dimensional scaling </w:t>
+      </w:r>
+      <w:r>
+        <w:rPr>
+          <w:rFonts w:ascii="Arial" w:hAnsi="Arial" w:cs="Arial"/>
+        </w:rPr>
+        <w:t>acoustic space</w:t>
+      </w:r>
+    </w:p>
+    <w:p>
+      <w:pPr>
+        <w:pStyle w:val="ListParagraph"/>
+        <w:numPr>
+          <w:ilvl w:val="4"/>
+          <w:numId w:val="3"/>
+        </w:numPr>
+        <w:spacing w:after="240"/>
+        <w:contextualSpacing w:val="0"/>
+        <w:rPr>
+          <w:rFonts w:ascii="Arial" w:hAnsi="Arial" w:cs="Arial"/>
+        </w:rPr>
+      </w:pPr>
+      <w:r>
+        <w:rPr>
+          <w:rFonts w:ascii="Arial" w:hAnsi="Arial" w:cs="Arial"/>
+        </w:rPr>
+        <w:t>Use a high number of dimensions for the MDS solution that reduces stress to &lt;= 5%</w:t>
+      </w:r>
+    </w:p>
+    <w:p>
+      <w:pPr>
+        <w:pStyle w:val="ListParagraph"/>
+        <w:numPr>
+          <w:ilvl w:val="3"/>
+          <w:numId w:val="3"/>
+        </w:numPr>
+        <w:spacing w:after="240"/>
+        <w:contextualSpacing w:val="0"/>
+        <w:rPr>
+          <w:rFonts w:ascii="Arial" w:hAnsi="Arial" w:cs="Arial"/>
+        </w:rPr>
+      </w:pPr>
+      <w:r>
+        <w:rPr>
+          <w:rFonts w:ascii="Arial" w:hAnsi="Arial" w:cs="Arial"/>
+        </w:rPr>
+        <w:t>Run k-means or other unsupervised c</w:t>
+      </w:r>
+      <w:r>
+        <w:rPr>
+          <w:rFonts w:ascii="Arial" w:hAnsi="Arial" w:cs="Arial"/>
+        </w:rPr>
+        <w:t xml:space="preserve">lustering </w:t>
+      </w:r>
+      <w:r>
+        <w:rPr>
+          <w:rFonts w:ascii="Arial" w:hAnsi="Arial" w:cs="Arial"/>
+        </w:rPr>
+        <w:t xml:space="preserve">on the first </w:t>
+      </w:r>
+      <w:r>
+        <w:rPr>
+          <w:rFonts w:ascii="Arial" w:hAnsi="Arial" w:cs="Arial"/>
+        </w:rPr>
+        <w:t>2 MDS dimensions</w:t>
+      </w:r>
+    </w:p>
+    <w:p>
+      <w:pPr>
+        <w:pStyle w:val="ListParagraph"/>
+        <w:numPr>
+          <w:ilvl w:val="3"/>
+          <w:numId w:val="3"/>
+        </w:numPr>
+        <w:spacing w:after="240"/>
+        <w:contextualSpacing w:val="0"/>
+        <w:rPr>
+          <w:rFonts w:ascii="Arial" w:hAnsi="Arial" w:cs="Arial"/>
+        </w:rPr>
+      </w:pPr>
+      <w:r>
+        <w:rPr>
+          <w:rFonts w:ascii="Arial" w:hAnsi="Arial" w:cs="Arial"/>
+        </w:rPr>
+        <w:t xml:space="preserve">Compute </w:t>
+      </w:r>
+      <w:r>
+        <w:rPr>
+          <w:rFonts w:ascii="Arial" w:hAnsi="Arial" w:cs="Arial"/>
+        </w:rPr>
+        <w:t>Normalized Mutual</w:t>
+      </w:r>
+      <w:r>
+        <w:rPr>
+          <w:rFonts w:ascii="Arial" w:hAnsi="Arial" w:cs="Arial"/>
+        </w:rPr>
+        <w:t xml:space="preserve"> Information </w:t>
+      </w:r>
+      <w:r>
+        <w:rPr>
+          <w:rFonts w:ascii="Arial" w:hAnsi="Arial" w:cs="Arial"/>
+        </w:rPr>
+        <w:t>between the cluster labels</w:t>
+      </w:r>
+      <w:r>
+        <w:rPr>
+          <w:rFonts w:ascii="Arial" w:hAnsi="Arial" w:cs="Arial"/>
+        </w:rPr>
+        <w:t xml:space="preserve"> and the original labels at each social level</w:t>
+      </w:r>
+    </w:p>
+    <w:p>
+      <w:pPr>
+        <w:pStyle w:val="ListParagraph"/>
+        <w:numPr>
+          <w:ilvl w:val="4"/>
+          <w:numId w:val="3"/>
+        </w:numPr>
+        <w:spacing w:after="240"/>
+        <w:contextualSpacing w:val="0"/>
+        <w:rPr>
+          <w:rFonts w:ascii="Arial" w:hAnsi="Arial" w:cs="Arial"/>
+        </w:rPr>
+      </w:pPr>
+      <w:r>
+        <w:rPr>
+          <w:rFonts w:ascii="Arial" w:hAnsi="Arial" w:cs="Arial"/>
+        </w:rPr>
+        <w:t xml:space="preserve">NMI should be calculated </w:t>
+      </w:r>
+      <w:r>
+        <w:rPr>
+          <w:rFonts w:ascii="Arial" w:hAnsi="Arial" w:cs="Arial"/>
+        </w:rPr>
+        <w:t>in 3 ways: group-level (original group IDs)</w:t>
+      </w:r>
+      <w:r>
+        <w:rPr>
+          <w:rFonts w:ascii="Arial" w:hAnsi="Arial" w:cs="Arial"/>
+        </w:rPr>
+        <w:t xml:space="preserve">, individuals within groups </w:t>
+      </w:r>
+      <w:r>
+        <w:rPr>
+          <w:rFonts w:ascii="Arial" w:hAnsi="Arial" w:cs="Arial"/>
+        </w:rPr>
+        <w:t>(</w:t>
+      </w:r>
+      <w:r>
+        <w:rPr>
+          <w:rFonts w:ascii="Arial" w:hAnsi="Arial" w:cs="Arial"/>
+        </w:rPr>
+        <w:t>NMI at the individual level within groups</w:t>
+      </w:r>
+      <w:r>
+        <w:rPr>
+          <w:rFonts w:ascii="Arial" w:hAnsi="Arial" w:cs="Arial"/>
+        </w:rPr>
+        <w:t>)</w:t>
+      </w:r>
+      <w:r>
+        <w:rPr>
+          <w:rFonts w:ascii="Arial" w:hAnsi="Arial" w:cs="Arial"/>
+        </w:rPr>
+        <w:t>, all individuals (group plus individual ID as a unique identifier)</w:t>
+      </w:r>
+      <w:r>
+        <w:rPr>
+          <w:rFonts w:ascii="Arial" w:hAnsi="Arial" w:cs="Arial"/>
+        </w:rPr>
+        <w:t>. Keep thinking about the last calculation, since it doesn’t follow the original information encoding logic in which individuals are unique within groups</w:t>
+      </w:r>
+    </w:p>
+    <w:p>
+      <w:pPr>
+        <w:pStyle w:val="ListParagraph"/>
+        <w:numPr>
+          <w:ilvl w:val="3"/>
+          <w:numId w:val="3"/>
+        </w:numPr>
+        <w:spacing w:after="240"/>
+        <w:contextualSpacing w:val="0"/>
+        <w:rPr>
+          <w:rFonts w:ascii="Arial" w:hAnsi="Arial" w:cs="Arial"/>
+        </w:rPr>
+      </w:pPr>
+      <w:r>
+        <w:rPr>
+          <w:rFonts w:ascii="Arial" w:hAnsi="Arial" w:cs="Arial"/>
+        </w:rPr>
+        <w:t>Bayesian hierarchical models</w:t>
+      </w:r>
+      <w:r>
+        <w:rPr>
+          <w:rFonts w:ascii="Arial" w:hAnsi="Arial" w:cs="Arial"/>
+        </w:rPr>
+        <w:t xml:space="preserve"> for inferential statistics</w:t>
+      </w:r>
+      <w:r>
+        <w:rPr>
+          <w:rFonts w:ascii="Arial" w:hAnsi="Arial" w:cs="Arial"/>
+        </w:rPr>
+        <w:t xml:space="preserve"> (TODO)</w:t>
+      </w:r>
+    </w:p>
+    <w:p>
+      <w:pPr>
+        <w:pStyle w:val="ListParagraph"/>
+        <w:numPr>
+          <w:ilvl w:val="4"/>
+          <w:numId w:val="3"/>
+        </w:numPr>
+        <w:spacing w:after="240"/>
+        <w:contextualSpacing w:val="0"/>
+        <w:rPr>
+          <w:rFonts w:ascii="Arial" w:hAnsi="Arial" w:cs="Arial"/>
+        </w:rPr>
+      </w:pPr>
+      <w:r>
+        <w:rPr>
+          <w:rFonts w:ascii="Arial" w:hAnsi="Arial" w:cs="Arial"/>
+        </w:rPr>
+        <w:lastRenderedPageBreak/>
+        <w:t xml:space="preserve">Ask whether acoustic convergence is statistically significant at each social level </w:t>
+      </w:r>
+      <w:r>
+        <w:rPr>
+          <w:rFonts w:ascii="Arial" w:hAnsi="Arial" w:cs="Arial"/>
+        </w:rPr>
+        <w:t>across experimental treatments</w:t>
+      </w:r>
+    </w:p>
+    <w:p>
+      <w:pPr>
+        <w:pStyle w:val="ListParagraph"/>
+        <w:numPr>
+          <w:ilvl w:val="4"/>
+          <w:numId w:val="3"/>
+        </w:numPr>
+        <w:spacing w:after="240"/>
+        <w:contextualSpacing w:val="0"/>
+        <w:rPr>
+          <w:rFonts w:ascii="Arial" w:hAnsi="Arial" w:cs="Arial"/>
+        </w:rPr>
+      </w:pPr>
+      <w:r>
+        <w:rPr>
+          <w:rFonts w:ascii="Arial" w:hAnsi="Arial" w:cs="Arial"/>
+        </w:rPr>
+        <w:t>Bayesian models should use the SPCC matrix values as input data</w:t>
+      </w:r>
+      <w:r>
+        <w:rPr>
+          <w:rFonts w:ascii="Arial" w:hAnsi="Arial" w:cs="Arial"/>
+        </w:rPr>
+        <w:t>, very similar to Mantel test</w:t>
+      </w:r>
+    </w:p>
+    <w:p>
+      <w:pPr>
+        <w:pStyle w:val="ListParagraph"/>
+        <w:numPr>
+          <w:ilvl w:val="5"/>
+          <w:numId w:val="3"/>
+        </w:numPr>
+        <w:spacing w:after="240"/>
+        <w:contextualSpacing w:val="0"/>
+        <w:rPr>
+          <w:rFonts w:ascii="Arial" w:hAnsi="Arial" w:cs="Arial"/>
+        </w:rPr>
+      </w:pPr>
+      <w:r>
+        <w:rPr>
+          <w:rFonts w:ascii="Arial" w:hAnsi="Arial" w:cs="Arial"/>
+        </w:rPr>
+        <w:t>Analysis questions: How similar are an individual’s calls to its own calls, compared to calls of other individuals? And the same for groups</w:t>
+      </w:r>
+    </w:p>
+    <w:p>
+      <w:pPr>
+        <w:pStyle w:val="ListParagraph"/>
+        <w:numPr>
+          <w:ilvl w:val="5"/>
+          <w:numId w:val="3"/>
+        </w:numPr>
+        <w:spacing w:after="240"/>
+        <w:contextualSpacing w:val="0"/>
+        <w:rPr>
+          <w:rFonts w:ascii="Arial" w:hAnsi="Arial" w:cs="Arial"/>
+        </w:rPr>
+      </w:pPr>
+      <w:r>
+        <w:rPr>
+          <w:rFonts w:ascii="Arial" w:hAnsi="Arial" w:cs="Arial"/>
+        </w:rPr>
+        <w:t xml:space="preserve">Consider using a Bayesian approach to model based clustering, since the analysis question above is directly related to clustering. Use an approach that allows us to measure the posterior (read Ch. 13 in </w:t>
+      </w:r>
+      <w:proofErr w:type="spellStart"/>
+      <w:r>
+        <w:rPr>
+          <w:rFonts w:ascii="Arial" w:hAnsi="Arial" w:cs="Arial"/>
+        </w:rPr>
+        <w:t>McElreath</w:t>
+      </w:r>
+      <w:proofErr w:type="spellEnd"/>
+      <w:r>
+        <w:rPr>
+          <w:rFonts w:ascii="Arial" w:hAnsi="Arial" w:cs="Arial"/>
+        </w:rPr>
+        <w:t xml:space="preserve"> book) as the magnitude of acoustic convergence at each social level</w:t>
+      </w:r>
+      <w:r>
+        <w:rPr>
+          <w:rFonts w:ascii="Arial" w:hAnsi="Arial" w:cs="Arial"/>
+        </w:rPr>
+        <w:t xml:space="preserve"> (possibly the Ch. 14 and 15 as well)</w:t>
+      </w:r>
+    </w:p>
+    <w:p>
+      <w:pPr>
+        <w:pStyle w:val="ListParagraph"/>
+        <w:numPr>
+          <w:ilvl w:val="5"/>
+          <w:numId w:val="3"/>
+        </w:numPr>
+        <w:spacing w:after="240"/>
+        <w:contextualSpacing w:val="0"/>
+        <w:rPr>
+          <w:rFonts w:ascii="Arial" w:hAnsi="Arial" w:cs="Arial"/>
+        </w:rPr>
+      </w:pPr>
+      <w:r>
+        <w:rPr>
+          <w:rFonts w:ascii="Arial" w:hAnsi="Arial" w:cs="Arial"/>
+        </w:rPr>
+        <w:t>How to get SPCC values into non-independent format for multilevel models? Is MDS appropriate? Rather than standard handpicked acoustic measurements and then PCA</w:t>
+      </w:r>
+    </w:p>
+    <w:p>
+      <w:pPr>
+        <w:pStyle w:val="ListParagraph"/>
+        <w:numPr>
+          <w:ilvl w:val="6"/>
+          <w:numId w:val="3"/>
+        </w:numPr>
+        <w:spacing w:after="240"/>
+        <w:contextualSpacing w:val="0"/>
+        <w:rPr>
+          <w:rFonts w:ascii="Arial" w:hAnsi="Arial" w:cs="Arial"/>
+        </w:rPr>
+      </w:pPr>
+      <w:r>
+        <w:rPr>
+          <w:rFonts w:ascii="Arial" w:hAnsi="Arial" w:cs="Arial"/>
+        </w:rPr>
+        <w:t xml:space="preserve">Multi-level model with varying intercepts: lets you model both an intercept per group as well as variation among groups. Ideally we want a model that allows us to do this for both the individual and group level, so we want a </w:t>
+      </w:r>
+      <w:r>
+        <w:rPr>
+          <w:rFonts w:ascii="Arial" w:hAnsi="Arial" w:cs="Arial"/>
+        </w:rPr>
+        <w:t>hierarchical</w:t>
+      </w:r>
+      <w:r>
+        <w:rPr>
+          <w:rFonts w:ascii="Arial" w:hAnsi="Arial" w:cs="Arial"/>
+        </w:rPr>
+        <w:t xml:space="preserve"> multilevel model (see Ch. 13.3 of Statistical Rethinking)</w:t>
+      </w:r>
+    </w:p>
+    <w:p>
+      <w:pPr>
+        <w:pStyle w:val="ListParagraph"/>
+        <w:numPr>
+          <w:ilvl w:val="7"/>
+          <w:numId w:val="3"/>
+        </w:numPr>
+        <w:spacing w:after="240"/>
+        <w:contextualSpacing w:val="0"/>
+        <w:rPr>
+          <w:rFonts w:ascii="Arial" w:hAnsi="Arial" w:cs="Arial"/>
+        </w:rPr>
+      </w:pPr>
+      <w:r>
+        <w:rPr>
+          <w:rFonts w:ascii="Arial" w:hAnsi="Arial" w:cs="Arial"/>
+        </w:rPr>
+        <w:t>Predictor</w:t>
+      </w:r>
+      <w:r>
+        <w:rPr>
+          <w:rFonts w:ascii="Arial" w:hAnsi="Arial" w:cs="Arial"/>
+        </w:rPr>
+        <w:t xml:space="preserve"> variable</w:t>
+      </w:r>
+      <w:r>
+        <w:rPr>
+          <w:rFonts w:ascii="Arial" w:hAnsi="Arial" w:cs="Arial"/>
+        </w:rPr>
+        <w:t>s</w:t>
+      </w:r>
+      <w:r>
+        <w:rPr>
+          <w:rFonts w:ascii="Arial" w:hAnsi="Arial" w:cs="Arial"/>
+        </w:rPr>
+        <w:t>:</w:t>
+      </w:r>
+      <w:r>
+        <w:rPr>
+          <w:rFonts w:ascii="Arial" w:hAnsi="Arial" w:cs="Arial"/>
+        </w:rPr>
+        <w:t xml:space="preserve"> individual identity and group identity</w:t>
+      </w:r>
+    </w:p>
+    <w:p>
+      <w:pPr>
+        <w:pStyle w:val="ListParagraph"/>
+        <w:numPr>
+          <w:ilvl w:val="7"/>
+          <w:numId w:val="3"/>
+        </w:numPr>
+        <w:spacing w:after="240"/>
+        <w:contextualSpacing w:val="0"/>
+        <w:rPr>
+          <w:rFonts w:ascii="Arial" w:hAnsi="Arial" w:cs="Arial"/>
+        </w:rPr>
+      </w:pPr>
+      <w:r>
+        <w:rPr>
+          <w:rFonts w:ascii="Arial" w:hAnsi="Arial" w:cs="Arial"/>
+        </w:rPr>
+        <w:t xml:space="preserve">Outcome to predict: </w:t>
+      </w:r>
+      <w:r>
+        <w:rPr>
+          <w:rFonts w:ascii="Arial" w:hAnsi="Arial" w:cs="Arial"/>
+        </w:rPr>
+        <w:t xml:space="preserve">First MDS dimension. MDS is a way of converting the non-independent SPCC similarity values to tabular format, in which each row represents an independent coordinate for each data point (e.g. call) in a low dimensional </w:t>
+      </w:r>
+      <w:r>
+        <w:rPr>
+          <w:rFonts w:ascii="Arial" w:hAnsi="Arial" w:cs="Arial"/>
+        </w:rPr>
+        <w:lastRenderedPageBreak/>
+        <w:t>space</w:t>
+      </w:r>
+      <w:r>
+        <w:rPr>
+          <w:rFonts w:ascii="Arial" w:hAnsi="Arial" w:cs="Arial"/>
+        </w:rPr>
+        <w:t>. Can also run a model for MDS dimension 2</w:t>
+      </w:r>
+    </w:p>
+    <w:p>
+      <w:pPr>
+        <w:pStyle w:val="ListParagraph"/>
+        <w:numPr>
+          <w:ilvl w:val="7"/>
+          <w:numId w:val="3"/>
+        </w:numPr>
+        <w:spacing w:after="240"/>
+        <w:contextualSpacing w:val="0"/>
+        <w:rPr>
+          <w:rFonts w:ascii="Arial" w:hAnsi="Arial" w:cs="Arial"/>
+        </w:rPr>
+      </w:pPr>
+      <w:r>
+        <w:rPr>
+          <w:rFonts w:ascii="Arial" w:hAnsi="Arial" w:cs="Arial"/>
+        </w:rPr>
+        <w:t xml:space="preserve">Actually reading up on using MDS as a response variable…seems dangerous </w:t>
+      </w:r>
+      <w:r>
+        <w:rPr>
+          <w:rFonts w:ascii="Arial" w:hAnsi="Arial" w:cs="Arial"/>
+        </w:rPr>
+        <w:t xml:space="preserve">to use a single dimension as a response variable, and possibly not meaningful to use MDS dimensions as predictors due to linear assumptions, definitely not ok to treat these dimensions as though they are the same as principal components (see this Stats Exchange </w:t>
+      </w:r>
+      <w:hyperlink r:id="rId6" w:history="1">
+        <w:r>
+          <w:rPr>
+            <w:rStyle w:val="Hyperlink"/>
+            <w:rFonts w:ascii="Arial" w:hAnsi="Arial" w:cs="Arial"/>
+          </w:rPr>
+          <w:t>discussion</w:t>
+        </w:r>
+      </w:hyperlink>
+      <w:r>
+        <w:rPr>
+          <w:rFonts w:ascii="Arial" w:hAnsi="Arial" w:cs="Arial"/>
+        </w:rPr>
+        <w:t>)</w:t>
+      </w:r>
+    </w:p>
+    <w:p>
+      <w:pPr>
+        <w:pStyle w:val="ListParagraph"/>
+        <w:numPr>
+          <w:ilvl w:val="7"/>
+          <w:numId w:val="3"/>
+        </w:numPr>
+        <w:spacing w:after="240"/>
+        <w:contextualSpacing w:val="0"/>
+        <w:rPr>
+          <w:rFonts w:ascii="Arial" w:hAnsi="Arial" w:cs="Arial"/>
+        </w:rPr>
+      </w:pPr>
+      <w:r>
+        <w:rPr>
+          <w:rFonts w:ascii="Arial" w:hAnsi="Arial" w:cs="Arial"/>
+        </w:rPr>
+        <w:t>If we use a model like this, we should stick to hand-picked acoustic measurements and using PCs as response variables</w:t>
+      </w:r>
+    </w:p>
+    <w:p>
+      <w:pPr>
+        <w:pStyle w:val="ListParagraph"/>
+        <w:numPr>
+          <w:ilvl w:val="6"/>
+          <w:numId w:val="3"/>
+        </w:numPr>
+        <w:spacing w:after="240"/>
+        <w:contextualSpacing w:val="0"/>
+        <w:rPr>
+          <w:rFonts w:ascii="Arial" w:hAnsi="Arial" w:cs="Arial"/>
+        </w:rPr>
+      </w:pPr>
+      <w:r>
+        <w:rPr>
+          <w:rFonts w:ascii="Arial" w:hAnsi="Arial" w:cs="Arial"/>
+        </w:rPr>
+        <w:t>Are there Bayesian matrix regression approaches similar to a Mantel test but which let you estimate means and variation at multiple levels?</w:t>
+      </w:r>
+    </w:p>
+    <w:p>
+      <w:pPr>
+        <w:pStyle w:val="ListParagraph"/>
+        <w:numPr>
+          <w:ilvl w:val="7"/>
+          <w:numId w:val="3"/>
+        </w:numPr>
+        <w:spacing w:after="240"/>
+        <w:contextualSpacing w:val="0"/>
+        <w:rPr>
+          <w:rFonts w:ascii="Arial" w:hAnsi="Arial" w:cs="Arial"/>
+        </w:rPr>
+      </w:pPr>
+      <w:r>
+        <w:rPr>
+          <w:rFonts w:ascii="Arial" w:hAnsi="Arial" w:cs="Arial"/>
+        </w:rPr>
+        <w:t xml:space="preserve">See this </w:t>
+      </w:r>
+      <w:hyperlink r:id="rId7" w:anchor="multilevel-correlation" w:history="1">
+        <w:r>
+          <w:rPr>
+            <w:rStyle w:val="Hyperlink"/>
+            <w:rFonts w:ascii="Arial" w:hAnsi="Arial" w:cs="Arial"/>
+          </w:rPr>
+          <w:t>data science post</w:t>
+        </w:r>
+      </w:hyperlink>
+      <w:r>
+        <w:rPr>
+          <w:rFonts w:ascii="Arial" w:hAnsi="Arial" w:cs="Arial"/>
+        </w:rPr>
+        <w:t xml:space="preserve"> on multi-level Bayesian correlation models with Pearson’s rho</w:t>
+      </w:r>
+    </w:p>
+    <w:p>
+      <w:pPr>
+        <w:pStyle w:val="ListParagraph"/>
+        <w:numPr>
+          <w:ilvl w:val="7"/>
+          <w:numId w:val="3"/>
+        </w:numPr>
+        <w:spacing w:after="240"/>
+        <w:contextualSpacing w:val="0"/>
+        <w:rPr>
+          <w:rFonts w:ascii="Arial" w:hAnsi="Arial" w:cs="Arial"/>
+        </w:rPr>
+      </w:pPr>
+      <w:r>
+        <w:rPr>
+          <w:rFonts w:ascii="Arial" w:hAnsi="Arial" w:cs="Arial"/>
+        </w:rPr>
+        <w:t>It might be possible to use these approaches with SPCC similarity matrices and binary identity matrices similar to Mantel tests, but these tests don’t have the permutation component of some Mantel test implementations, so the issue of non-independence remains</w:t>
+      </w:r>
+      <w:r>
+        <w:rPr>
+          <w:rFonts w:ascii="Arial" w:hAnsi="Arial" w:cs="Arial"/>
+        </w:rPr>
+        <w:t>…still looking into whether or not a Bayesian model can be built to predict a similarity score for a given comparison at different levels</w:t>
+      </w:r>
+      <w:r>
+        <w:rPr>
+          <w:rFonts w:ascii="Arial" w:hAnsi="Arial" w:cs="Arial"/>
+        </w:rPr>
+        <w:t xml:space="preserve"> of social organization</w:t>
+      </w:r>
+    </w:p>
+    <w:p>
+      <w:pPr>
+        <w:pStyle w:val="ListParagraph"/>
+        <w:numPr>
+          <w:ilvl w:val="4"/>
+          <w:numId w:val="3"/>
+        </w:numPr>
+        <w:spacing w:after="240"/>
+        <w:contextualSpacing w:val="0"/>
+        <w:rPr>
+          <w:rFonts w:ascii="Arial" w:hAnsi="Arial" w:cs="Arial"/>
+        </w:rPr>
+      </w:pPr>
+      <w:r>
+        <w:rPr>
+          <w:rFonts w:ascii="Arial" w:hAnsi="Arial" w:cs="Arial"/>
+        </w:rPr>
+        <w:t xml:space="preserve">These models allow us to address the statistical significance of the degree or magnitude of </w:t>
+      </w:r>
+      <w:r>
+        <w:rPr>
+          <w:rFonts w:ascii="Arial" w:hAnsi="Arial" w:cs="Arial"/>
+        </w:rPr>
+        <w:lastRenderedPageBreak/>
+        <w:t>convergence</w:t>
+      </w:r>
+      <w:r>
+        <w:rPr>
+          <w:rFonts w:ascii="Arial" w:hAnsi="Arial" w:cs="Arial"/>
+        </w:rPr>
+        <w:t xml:space="preserve"> (which we originally encoded using </w:t>
+      </w:r>
+      <w:proofErr w:type="spellStart"/>
+      <w:r>
+        <w:rPr>
+          <w:rFonts w:ascii="Arial" w:hAnsi="Arial" w:cs="Arial"/>
+        </w:rPr>
+        <w:t>paRsynth</w:t>
+      </w:r>
+      <w:proofErr w:type="spellEnd"/>
+      <w:r>
+        <w:rPr>
+          <w:rFonts w:ascii="Arial" w:hAnsi="Arial" w:cs="Arial"/>
+        </w:rPr>
+        <w:t>)</w:t>
+      </w:r>
+      <w:r>
+        <w:rPr>
+          <w:rFonts w:ascii="Arial" w:hAnsi="Arial" w:cs="Arial"/>
+        </w:rPr>
+        <w:t>. The inferential statistics layer to validate that the information we originally encoded can be recov</w:t>
+      </w:r>
+      <w:r>
+        <w:rPr>
+          <w:rFonts w:ascii="Arial" w:hAnsi="Arial" w:cs="Arial"/>
+        </w:rPr>
+        <w:t>er</w:t>
+      </w:r>
+      <w:r>
+        <w:rPr>
+          <w:rFonts w:ascii="Arial" w:hAnsi="Arial" w:cs="Arial"/>
+        </w:rPr>
+        <w:t>ed</w:t>
+      </w:r>
+    </w:p>
+    <w:p>
+      <w:pPr>
+        <w:pStyle w:val="ListParagraph"/>
+        <w:numPr>
+          <w:ilvl w:val="4"/>
+          <w:numId w:val="3"/>
+        </w:numPr>
+        <w:spacing w:after="240"/>
+        <w:contextualSpacing w:val="0"/>
+        <w:rPr>
+          <w:rFonts w:ascii="Arial" w:hAnsi="Arial" w:cs="Arial"/>
+        </w:rPr>
+      </w:pPr>
+      <w:r>
+        <w:rPr>
+          <w:rFonts w:ascii="Arial" w:hAnsi="Arial" w:cs="Arial"/>
+        </w:rPr>
+        <w:t>A receiver standpoint on information recovery, in which we simulated signaler information encoding</w:t>
+      </w:r>
+      <w:r>
+        <w:rPr>
+          <w:rFonts w:ascii="Arial" w:hAnsi="Arial" w:cs="Arial"/>
+        </w:rPr>
+        <w:t>. Does the variation that we encoded actually matter???</w:t>
+      </w:r>
+    </w:p>
+    <w:p>
+      <w:pPr>
+        <w:pStyle w:val="ListParagraph"/>
+        <w:numPr>
+          <w:ilvl w:val="3"/>
+          <w:numId w:val="3"/>
+        </w:numPr>
+        <w:spacing w:after="240"/>
+        <w:contextualSpacing w:val="0"/>
+        <w:rPr>
+          <w:rFonts w:ascii="Arial" w:hAnsi="Arial" w:cs="Arial"/>
+        </w:rPr>
+      </w:pPr>
+      <w:r>
+        <w:rPr>
+          <w:rFonts w:ascii="Arial" w:hAnsi="Arial" w:cs="Arial"/>
+        </w:rPr>
+        <w:t xml:space="preserve">Because we have repeated sampling at both social levels with known </w:t>
+      </w:r>
+      <w:r>
+        <w:rPr>
+          <w:rFonts w:ascii="Arial" w:hAnsi="Arial" w:cs="Arial"/>
+        </w:rPr>
+        <w:t xml:space="preserve">individuals, we can actually model variation in convergence within and between categories (individuals, groups) </w:t>
+      </w:r>
+      <w:r>
+        <w:rPr>
+          <w:rFonts w:ascii="Arial" w:hAnsi="Arial" w:cs="Arial"/>
+        </w:rPr>
+        <w:t>at each social level</w:t>
       </w:r>
     </w:p>
     <w:p>
@@ -1279,34 +2353,318 @@
         <w:rPr>
           <w:rFonts w:ascii="Arial" w:hAnsi="Arial" w:cs="Arial"/>
         </w:rPr>
-        <w:t xml:space="preserve">Social environment variation (number of groups and individuals), information encoding at two social levels </w:t>
-      </w:r>
-    </w:p>
-    <w:p>
-      <w:pPr>
-        <w:pStyle w:val="ListParagraph"/>
-        <w:numPr>
-          <w:ilvl w:val="2"/>
-          <w:numId w:val="3"/>
-        </w:numPr>
-        <w:spacing w:after="240"/>
-        <w:contextualSpacing w:val="0"/>
-        <w:rPr>
-          <w:rFonts w:ascii="Arial" w:hAnsi="Arial" w:cs="Arial"/>
-        </w:rPr>
-      </w:pPr>
-      <w:r>
-        <w:rPr>
-          <w:rFonts w:ascii="Arial" w:hAnsi="Arial" w:cs="Arial"/>
-        </w:rPr>
-        <w:t>Set some upper maximum for total number of SPCC comparisons, think about this. For some social environment treatments, subsample a single call per individual</w:t>
-      </w:r>
-    </w:p>
-    <w:p>
-      <w:pPr>
-        <w:pStyle w:val="ListParagraph"/>
-        <w:numPr>
-          <w:ilvl w:val="2"/>
+        <w:t>Frequency contour tracing</w:t>
+      </w:r>
+      <w:r>
+        <w:rPr>
+          <w:rFonts w:ascii="Arial" w:hAnsi="Arial" w:cs="Arial"/>
+        </w:rPr>
+        <w:t xml:space="preserve"> based</w:t>
+      </w:r>
+      <w:r>
+        <w:rPr>
+          <w:rFonts w:ascii="Arial" w:hAnsi="Arial" w:cs="Arial"/>
+        </w:rPr>
+        <w:t xml:space="preserve"> (</w:t>
+      </w:r>
+      <w:r>
+        <w:rPr>
+          <w:rFonts w:ascii="Arial" w:hAnsi="Arial" w:cs="Arial"/>
+        </w:rPr>
+        <w:t>b</w:t>
+      </w:r>
+      <w:r>
+        <w:rPr>
+          <w:rFonts w:ascii="Arial" w:hAnsi="Arial" w:cs="Arial"/>
+        </w:rPr>
+        <w:t>ecause we are encoding information in frequency modulation patterns</w:t>
+      </w:r>
+      <w:r>
+        <w:rPr>
+          <w:rFonts w:ascii="Arial" w:hAnsi="Arial" w:cs="Arial"/>
+        </w:rPr>
+        <w:t>)</w:t>
+      </w:r>
+    </w:p>
+    <w:p>
+      <w:pPr>
+        <w:pStyle w:val="ListParagraph"/>
+        <w:numPr>
+          <w:ilvl w:val="3"/>
+          <w:numId w:val="3"/>
+        </w:numPr>
+        <w:spacing w:after="240"/>
+        <w:contextualSpacing w:val="0"/>
+        <w:rPr>
+          <w:rFonts w:ascii="Arial" w:hAnsi="Arial" w:cs="Arial"/>
+        </w:rPr>
+      </w:pPr>
+      <w:r>
+        <w:rPr>
+          <w:rFonts w:ascii="Arial" w:hAnsi="Arial" w:cs="Arial"/>
+        </w:rPr>
+        <w:t>Frequency contour extraction</w:t>
+      </w:r>
+      <w:r>
+        <w:rPr>
+          <w:rFonts w:ascii="Arial" w:hAnsi="Arial" w:cs="Arial"/>
+        </w:rPr>
+        <w:t xml:space="preserve"> with semi-automated approaches</w:t>
+      </w:r>
+      <w:r>
+        <w:rPr>
+          <w:rFonts w:ascii="Arial" w:hAnsi="Arial" w:cs="Arial"/>
+        </w:rPr>
+        <w:t>: easily the hardest part of this pipeline because it can be very time-consuming and subjective</w:t>
+      </w:r>
+    </w:p>
+    <w:p>
+      <w:pPr>
+        <w:pStyle w:val="ListParagraph"/>
+        <w:numPr>
+          <w:ilvl w:val="4"/>
+          <w:numId w:val="3"/>
+        </w:numPr>
+        <w:spacing w:after="240"/>
+        <w:contextualSpacing w:val="0"/>
+        <w:rPr>
+          <w:rFonts w:ascii="Arial" w:hAnsi="Arial" w:cs="Arial"/>
+        </w:rPr>
+      </w:pPr>
+      <w:r>
+        <w:rPr>
+          <w:rFonts w:ascii="Arial" w:hAnsi="Arial" w:cs="Arial"/>
+        </w:rPr>
+        <w:t>We would only run this analysis with a subsample of the audio files and experimental treatments</w:t>
+      </w:r>
+    </w:p>
+    <w:p>
+      <w:pPr>
+        <w:pStyle w:val="ListParagraph"/>
+        <w:numPr>
+          <w:ilvl w:val="4"/>
+          <w:numId w:val="3"/>
+        </w:numPr>
+        <w:spacing w:after="240"/>
+        <w:contextualSpacing w:val="0"/>
+        <w:rPr>
+          <w:rFonts w:ascii="Arial" w:hAnsi="Arial" w:cs="Arial"/>
+        </w:rPr>
+      </w:pPr>
+      <w:r>
+        <w:rPr>
+          <w:rFonts w:ascii="Arial" w:hAnsi="Arial" w:cs="Arial"/>
+        </w:rPr>
+        <w:t>Pilot frequency contour tracing:</w:t>
+      </w:r>
+    </w:p>
+    <w:p>
+      <w:pPr>
+        <w:pStyle w:val="ListParagraph"/>
+        <w:numPr>
+          <w:ilvl w:val="4"/>
+          <w:numId w:val="3"/>
+        </w:numPr>
+        <w:spacing w:after="240"/>
+        <w:contextualSpacing w:val="0"/>
+        <w:rPr>
+          <w:rFonts w:ascii="Arial" w:hAnsi="Arial" w:cs="Arial"/>
+        </w:rPr>
+      </w:pPr>
+      <w:proofErr w:type="spellStart"/>
+      <w:r>
+        <w:rPr>
+          <w:rFonts w:ascii="Arial" w:hAnsi="Arial" w:cs="Arial"/>
+        </w:rPr>
+        <w:t>soundgen</w:t>
+      </w:r>
+      <w:proofErr w:type="spellEnd"/>
+      <w:r>
+        <w:rPr>
+          <w:rFonts w:ascii="Arial" w:hAnsi="Arial" w:cs="Arial"/>
+        </w:rPr>
+        <w:t>::</w:t>
+      </w:r>
+      <w:proofErr w:type="spellStart"/>
+      <w:r>
+        <w:rPr>
+          <w:rFonts w:ascii="Arial" w:hAnsi="Arial" w:cs="Arial"/>
+        </w:rPr>
+        <w:t>soundgen</w:t>
+      </w:r>
+      <w:proofErr w:type="spellEnd"/>
+      <w:r>
+        <w:rPr>
+          <w:rFonts w:ascii="Arial" w:hAnsi="Arial" w:cs="Arial"/>
+        </w:rPr>
+        <w:t>()</w:t>
+      </w:r>
+      <w:r>
+        <w:rPr>
+          <w:rFonts w:ascii="Arial" w:hAnsi="Arial" w:cs="Arial"/>
+        </w:rPr>
+        <w:t>, test whether frequency contours are accurate</w:t>
+      </w:r>
+    </w:p>
+    <w:p>
+      <w:pPr>
+        <w:pStyle w:val="ListParagraph"/>
+        <w:numPr>
+          <w:ilvl w:val="4"/>
+          <w:numId w:val="3"/>
+        </w:numPr>
+        <w:spacing w:after="240"/>
+        <w:contextualSpacing w:val="0"/>
+        <w:rPr>
+          <w:rFonts w:ascii="Arial" w:hAnsi="Arial" w:cs="Arial"/>
+        </w:rPr>
+      </w:pPr>
+      <w:r>
+        <w:rPr>
+          <w:rFonts w:ascii="Arial" w:hAnsi="Arial" w:cs="Arial"/>
+        </w:rPr>
+        <w:t xml:space="preserve">Create spectrograms for 50 audio files, feed them to </w:t>
+      </w:r>
+      <w:proofErr w:type="spellStart"/>
+      <w:r>
+        <w:rPr>
+          <w:rFonts w:ascii="Arial" w:hAnsi="Arial" w:cs="Arial"/>
+        </w:rPr>
+        <w:t>soundgen</w:t>
+      </w:r>
+      <w:proofErr w:type="spellEnd"/>
+      <w:r>
+        <w:rPr>
+          <w:rFonts w:ascii="Arial" w:hAnsi="Arial" w:cs="Arial"/>
+        </w:rPr>
+        <w:t xml:space="preserve"> using code that Grace has already to pull out the estimated fundamental frequency contour, create spectrograms again with the frequency contour overlaid to check the accuracy of the tracing</w:t>
+      </w:r>
+    </w:p>
+    <w:p>
+      <w:pPr>
+        <w:pStyle w:val="ListParagraph"/>
+        <w:numPr>
+          <w:ilvl w:val="5"/>
+          <w:numId w:val="3"/>
+        </w:numPr>
+        <w:spacing w:after="240"/>
+        <w:contextualSpacing w:val="0"/>
+        <w:rPr>
+          <w:rFonts w:ascii="Arial" w:hAnsi="Arial" w:cs="Arial"/>
+        </w:rPr>
+      </w:pPr>
+      <w:r>
+        <w:rPr>
+          <w:rFonts w:ascii="Arial" w:hAnsi="Arial" w:cs="Arial"/>
+        </w:rPr>
+        <w:t>When I’ve done the latter in warbler the frequency contours are always off</w:t>
+      </w:r>
+    </w:p>
+    <w:p>
+      <w:pPr>
+        <w:pStyle w:val="ListParagraph"/>
+        <w:numPr>
+          <w:ilvl w:val="5"/>
+          <w:numId w:val="3"/>
+        </w:numPr>
+        <w:spacing w:after="240"/>
+        <w:contextualSpacing w:val="0"/>
+        <w:rPr>
+          <w:rFonts w:ascii="Arial" w:hAnsi="Arial" w:cs="Arial"/>
+        </w:rPr>
+      </w:pPr>
+      <w:r>
+        <w:rPr>
+          <w:rFonts w:ascii="Arial" w:hAnsi="Arial" w:cs="Arial"/>
+        </w:rPr>
+        <w:t xml:space="preserve">But when I create spectrograms in </w:t>
+      </w:r>
+      <w:proofErr w:type="spellStart"/>
+      <w:r>
+        <w:rPr>
+          <w:rFonts w:ascii="Arial" w:hAnsi="Arial" w:cs="Arial"/>
+        </w:rPr>
+        <w:t>soundgen</w:t>
+      </w:r>
+      <w:proofErr w:type="spellEnd"/>
+      <w:r>
+        <w:rPr>
+          <w:rFonts w:ascii="Arial" w:hAnsi="Arial" w:cs="Arial"/>
+        </w:rPr>
+        <w:t>, the contours look great</w:t>
+      </w:r>
+    </w:p>
+    <w:p>
+      <w:pPr>
+        <w:pStyle w:val="ListParagraph"/>
+        <w:numPr>
+          <w:ilvl w:val="4"/>
+          <w:numId w:val="3"/>
+        </w:numPr>
+        <w:spacing w:after="240"/>
+        <w:contextualSpacing w:val="0"/>
+        <w:rPr>
+          <w:rFonts w:ascii="Arial" w:hAnsi="Arial" w:cs="Arial"/>
+        </w:rPr>
+      </w:pPr>
+      <w:proofErr w:type="spellStart"/>
+      <w:r>
+        <w:rPr>
+          <w:rFonts w:ascii="Arial" w:hAnsi="Arial" w:cs="Arial"/>
+        </w:rPr>
+        <w:t>Soundgen</w:t>
+      </w:r>
+      <w:proofErr w:type="spellEnd"/>
+      <w:r>
+        <w:rPr>
+          <w:rFonts w:ascii="Arial" w:hAnsi="Arial" w:cs="Arial"/>
+        </w:rPr>
+        <w:t xml:space="preserve"> has a Shiny app in which you can upload audio files and do manual correction of the frequency contour online</w:t>
+      </w:r>
+      <w:r>
+        <w:rPr>
+          <w:rFonts w:ascii="Arial" w:hAnsi="Arial" w:cs="Arial"/>
+        </w:rPr>
+        <w:t xml:space="preserve"> (semi-automated)</w:t>
+      </w:r>
+    </w:p>
+    <w:p>
+      <w:pPr>
+        <w:pStyle w:val="ListParagraph"/>
+        <w:numPr>
+          <w:ilvl w:val="3"/>
+          <w:numId w:val="3"/>
+        </w:numPr>
+        <w:spacing w:after="240"/>
+        <w:contextualSpacing w:val="0"/>
+        <w:rPr>
+          <w:rFonts w:ascii="Arial" w:hAnsi="Arial" w:cs="Arial"/>
+        </w:rPr>
+      </w:pPr>
+      <w:r>
+        <w:rPr>
+          <w:rFonts w:ascii="Arial" w:hAnsi="Arial" w:cs="Arial"/>
+        </w:rPr>
+        <w:t>Dynamic time warping</w:t>
+      </w:r>
+      <w:r>
+        <w:rPr>
+          <w:rFonts w:ascii="Arial" w:hAnsi="Arial" w:cs="Arial"/>
+        </w:rPr>
+        <w:t xml:space="preserve"> (DTW)</w:t>
+      </w:r>
+      <w:r>
+        <w:rPr>
+          <w:rFonts w:ascii="Arial" w:hAnsi="Arial" w:cs="Arial"/>
+        </w:rPr>
+        <w:t xml:space="preserve"> to compare the time series of the frequency contours</w:t>
+      </w:r>
+    </w:p>
+    <w:p>
+      <w:pPr>
+        <w:pStyle w:val="ListParagraph"/>
+        <w:numPr>
+          <w:ilvl w:val="3"/>
           <w:numId w:val="3"/>
         </w:numPr>
         <w:spacing w:after="240"/>
@@ -1320,105 +2678,91 @@
           <w:rFonts w:ascii="Arial" w:hAnsi="Arial" w:cs="Arial"/>
         </w:rPr>
         <w:lastRenderedPageBreak/>
-        <w:t xml:space="preserve">Or add a subsampling approach to this paper? Keep thinking about this, because Bayesian modeling of group and individual level variation is </w:t>
-      </w:r>
-      <w:proofErr w:type="gramStart"/>
-      <w:r>
-        <w:rPr>
-          <w:rFonts w:ascii="Arial" w:hAnsi="Arial" w:cs="Arial"/>
-        </w:rPr>
-        <w:t>really useful</w:t>
-      </w:r>
-      <w:proofErr w:type="gramEnd"/>
-      <w:r>
-        <w:rPr>
-          <w:rFonts w:ascii="Arial" w:hAnsi="Arial" w:cs="Arial"/>
-        </w:rPr>
-        <w:t xml:space="preserve"> and use fewer numbers of groups and individuals in the social environment</w:t>
-      </w:r>
-    </w:p>
-    <w:p>
-      <w:pPr>
-        <w:pStyle w:val="ListParagraph"/>
-        <w:numPr>
-          <w:ilvl w:val="1"/>
-          <w:numId w:val="3"/>
-        </w:numPr>
-        <w:spacing w:after="240"/>
-        <w:contextualSpacing w:val="0"/>
-        <w:rPr>
-          <w:rFonts w:ascii="Arial" w:hAnsi="Arial" w:cs="Arial"/>
-        </w:rPr>
-      </w:pPr>
-      <w:r>
-        <w:rPr>
-          <w:rFonts w:ascii="Arial" w:hAnsi="Arial" w:cs="Arial"/>
-        </w:rPr>
-        <w:t>Create the synthetic call datasets</w:t>
-      </w:r>
-      <w:r>
-        <w:rPr>
-          <w:rFonts w:ascii="Arial" w:hAnsi="Arial" w:cs="Arial"/>
-        </w:rPr>
-        <w:t xml:space="preserve"> </w:t>
-      </w:r>
-      <w:r>
-        <w:rPr>
-          <w:rFonts w:ascii="Arial" w:hAnsi="Arial" w:cs="Arial"/>
-        </w:rPr>
-        <w:t xml:space="preserve">with </w:t>
+        <w:t xml:space="preserve">Run </w:t>
+      </w:r>
+      <w:r>
+        <w:rPr>
+          <w:rFonts w:ascii="Arial" w:hAnsi="Arial" w:cs="Arial"/>
+        </w:rPr>
+        <w:t xml:space="preserve">univariate </w:t>
+      </w:r>
+      <w:r>
+        <w:rPr>
+          <w:rFonts w:ascii="Arial" w:hAnsi="Arial" w:cs="Arial"/>
+        </w:rPr>
+        <w:t>DTW</w:t>
+      </w:r>
+      <w:r>
+        <w:rPr>
+          <w:rFonts w:ascii="Arial" w:hAnsi="Arial" w:cs="Arial"/>
+        </w:rPr>
+        <w:t xml:space="preserve"> on the fundamental frequency contours</w:t>
+      </w:r>
+      <w:r>
+        <w:rPr>
+          <w:rFonts w:ascii="Arial" w:hAnsi="Arial" w:cs="Arial"/>
+        </w:rPr>
+        <w:t xml:space="preserve"> using code that Grace has </w:t>
+      </w:r>
+      <w:r>
+        <w:rPr>
+          <w:rFonts w:ascii="Arial" w:hAnsi="Arial" w:cs="Arial"/>
+        </w:rPr>
+        <w:t xml:space="preserve">used with the </w:t>
       </w:r>
       <w:proofErr w:type="spellStart"/>
       <w:r>
         <w:rPr>
           <w:rFonts w:ascii="Arial" w:hAnsi="Arial" w:cs="Arial"/>
         </w:rPr>
-        <w:t>paRsynth</w:t>
+        <w:t>dtw</w:t>
       </w:r>
       <w:proofErr w:type="spellEnd"/>
       <w:r>
         <w:rPr>
           <w:rFonts w:ascii="Arial" w:hAnsi="Arial" w:cs="Arial"/>
         </w:rPr>
-        <w:t xml:space="preserve"> (character strings and metadata to audio files)</w:t>
-      </w:r>
-    </w:p>
-    <w:p>
-      <w:pPr>
-        <w:pStyle w:val="ListParagraph"/>
-        <w:numPr>
-          <w:ilvl w:val="1"/>
-          <w:numId w:val="3"/>
-        </w:numPr>
-        <w:spacing w:after="240"/>
-        <w:contextualSpacing w:val="0"/>
-        <w:rPr>
-          <w:rFonts w:ascii="Arial" w:hAnsi="Arial" w:cs="Arial"/>
-        </w:rPr>
-      </w:pPr>
-      <w:r>
-        <w:rPr>
-          <w:rFonts w:ascii="Arial" w:hAnsi="Arial" w:cs="Arial"/>
-        </w:rPr>
-        <w:t>SPCC</w:t>
-      </w:r>
-      <w:r>
-        <w:rPr>
-          <w:rFonts w:ascii="Arial" w:hAnsi="Arial" w:cs="Arial"/>
-        </w:rPr>
-        <w:t>-based</w:t>
-      </w:r>
-      <w:r>
-        <w:rPr>
-          <w:rFonts w:ascii="Arial" w:hAnsi="Arial" w:cs="Arial"/>
-        </w:rPr>
-        <w:t xml:space="preserve"> </w:t>
-      </w:r>
-      <w:r>
-        <w:rPr>
-          <w:rFonts w:ascii="Arial" w:hAnsi="Arial" w:cs="Arial"/>
-        </w:rPr>
-        <w:t>(a mix of traditional bioacoustics tools and information theory perspective</w:t>
+        <w:t xml:space="preserve"> package in R</w:t>
+      </w:r>
+    </w:p>
+    <w:p>
+      <w:pPr>
+        <w:pStyle w:val="ListParagraph"/>
+        <w:numPr>
+          <w:ilvl w:val="3"/>
+          <w:numId w:val="3"/>
+        </w:numPr>
+        <w:spacing w:after="240"/>
+        <w:contextualSpacing w:val="0"/>
+        <w:rPr>
+          <w:rFonts w:ascii="Arial" w:hAnsi="Arial" w:cs="Arial"/>
+        </w:rPr>
+      </w:pPr>
+      <w:r>
+        <w:rPr>
+          <w:rFonts w:ascii="Arial" w:hAnsi="Arial" w:cs="Arial"/>
+        </w:rPr>
+        <w:t>Returns a distance matrix that can be used in downstream analysis</w:t>
+      </w:r>
+    </w:p>
+    <w:p>
+      <w:pPr>
+        <w:pStyle w:val="ListParagraph"/>
+        <w:numPr>
+          <w:ilvl w:val="3"/>
+          <w:numId w:val="3"/>
+        </w:numPr>
+        <w:spacing w:after="240"/>
+        <w:contextualSpacing w:val="0"/>
+        <w:rPr>
+          <w:rFonts w:ascii="Arial" w:hAnsi="Arial" w:cs="Arial"/>
+        </w:rPr>
+      </w:pPr>
+      <w:r>
+        <w:rPr>
+          <w:rFonts w:ascii="Arial" w:hAnsi="Arial" w:cs="Arial"/>
+        </w:rPr>
+        <w:t>Multi-dimensional scaling acoustic space, clustering and Normalized Mutual Information</w:t>
       </w:r>
       <w:r>
         <w:rPr>
@@ -1430,89 +2774,13 @@
         <w:rPr>
           <w:rFonts w:ascii="Arial" w:hAnsi="Arial" w:cs="Arial"/>
         </w:rPr>
-        <w:t>plus newer tools for inferential statistics</w:t>
-      </w:r>
-      <w:r>
-        <w:rPr>
-          <w:rFonts w:ascii="Arial" w:hAnsi="Arial" w:cs="Arial"/>
-        </w:rPr>
-        <w:t>)</w:t>
-      </w:r>
-      <w:r>
-        <w:rPr>
-          <w:rFonts w:ascii="Arial" w:hAnsi="Arial" w:cs="Arial"/>
-        </w:rPr>
-        <w:t>:</w:t>
-      </w:r>
-    </w:p>
-    <w:p>
-      <w:pPr>
-        <w:pStyle w:val="ListParagraph"/>
-        <w:numPr>
-          <w:ilvl w:val="2"/>
-          <w:numId w:val="3"/>
-        </w:numPr>
-        <w:spacing w:after="240"/>
-        <w:contextualSpacing w:val="0"/>
-        <w:rPr>
-          <w:rFonts w:ascii="Arial" w:hAnsi="Arial" w:cs="Arial"/>
-        </w:rPr>
-      </w:pPr>
-      <w:r>
-        <w:rPr>
-          <w:rFonts w:ascii="Arial" w:hAnsi="Arial" w:cs="Arial"/>
-        </w:rPr>
-        <w:t>Run SPCC</w:t>
-      </w:r>
-      <w:r>
-        <w:rPr>
-          <w:rFonts w:ascii="Arial" w:hAnsi="Arial" w:cs="Arial"/>
-        </w:rPr>
-        <w:t xml:space="preserve"> to measure acoustic similarity of all calls in the dataset generated for a given set of experimental treatments</w:t>
-      </w:r>
-    </w:p>
-    <w:p>
-      <w:pPr>
-        <w:pStyle w:val="ListParagraph"/>
-        <w:numPr>
-          <w:ilvl w:val="2"/>
-          <w:numId w:val="3"/>
-        </w:numPr>
-        <w:spacing w:after="240"/>
-        <w:contextualSpacing w:val="0"/>
-        <w:rPr>
-          <w:rFonts w:ascii="Arial" w:hAnsi="Arial" w:cs="Arial"/>
-        </w:rPr>
-      </w:pPr>
-      <w:r>
-        <w:rPr>
-          <w:rFonts w:ascii="Arial" w:hAnsi="Arial" w:cs="Arial"/>
-        </w:rPr>
-        <w:t>Reduce</w:t>
-      </w:r>
-      <w:r>
-        <w:rPr>
-          <w:rFonts w:ascii="Arial" w:hAnsi="Arial" w:cs="Arial"/>
-        </w:rPr>
-        <w:t xml:space="preserve"> dimensionality of the SPCC matrix with </w:t>
-      </w:r>
-      <w:r>
-        <w:rPr>
-          <w:rFonts w:ascii="Arial" w:hAnsi="Arial" w:cs="Arial"/>
-        </w:rPr>
-        <w:t>m</w:t>
-      </w:r>
-      <w:r>
-        <w:rPr>
-          <w:rFonts w:ascii="Arial" w:hAnsi="Arial" w:cs="Arial"/>
-        </w:rPr>
-        <w:t xml:space="preserve">ulti-dimensional scaling </w:t>
-      </w:r>
-      <w:r>
-        <w:rPr>
-          <w:rFonts w:ascii="Arial" w:hAnsi="Arial" w:cs="Arial"/>
-        </w:rPr>
-        <w:t>acoustic space</w:t>
+        <w:t xml:space="preserve">Bayesian hierarchical </w:t>
+      </w:r>
+      <w:r>
+        <w:rPr>
+          <w:rFonts w:ascii="Arial" w:hAnsi="Arial" w:cs="Arial"/>
+        </w:rPr>
+        <w:t>models</w:t>
       </w:r>
     </w:p>
     <w:p>
@@ -1532,969 +2800,7 @@
         <w:rPr>
           <w:rFonts w:ascii="Arial" w:hAnsi="Arial" w:cs="Arial"/>
         </w:rPr>
-        <w:t>Use a high number of dimensions for the MDS solution that reduces stress to &lt;= 5%</w:t>
-      </w:r>
-    </w:p>
-    <w:p>
-      <w:pPr>
-        <w:pStyle w:val="ListParagraph"/>
-        <w:numPr>
-          <w:ilvl w:val="2"/>
-          <w:numId w:val="3"/>
-        </w:numPr>
-        <w:spacing w:after="240"/>
-        <w:contextualSpacing w:val="0"/>
-        <w:rPr>
-          <w:rFonts w:ascii="Arial" w:hAnsi="Arial" w:cs="Arial"/>
-        </w:rPr>
-      </w:pPr>
-      <w:r>
-        <w:rPr>
-          <w:rFonts w:ascii="Arial" w:hAnsi="Arial" w:cs="Arial"/>
-        </w:rPr>
-        <w:t>Run k-means or other unsupervised c</w:t>
-      </w:r>
-      <w:r>
-        <w:rPr>
-          <w:rFonts w:ascii="Arial" w:hAnsi="Arial" w:cs="Arial"/>
-        </w:rPr>
-        <w:t xml:space="preserve">lustering </w:t>
-      </w:r>
-      <w:r>
-        <w:rPr>
-          <w:rFonts w:ascii="Arial" w:hAnsi="Arial" w:cs="Arial"/>
-        </w:rPr>
-        <w:t xml:space="preserve">on the first </w:t>
-      </w:r>
-      <w:r>
-        <w:rPr>
-          <w:rFonts w:ascii="Arial" w:hAnsi="Arial" w:cs="Arial"/>
-        </w:rPr>
-        <w:t>2 MDS dimensions</w:t>
-      </w:r>
-    </w:p>
-    <w:p>
-      <w:pPr>
-        <w:pStyle w:val="ListParagraph"/>
-        <w:numPr>
-          <w:ilvl w:val="2"/>
-          <w:numId w:val="3"/>
-        </w:numPr>
-        <w:spacing w:after="240"/>
-        <w:contextualSpacing w:val="0"/>
-        <w:rPr>
-          <w:rFonts w:ascii="Arial" w:hAnsi="Arial" w:cs="Arial"/>
-        </w:rPr>
-      </w:pPr>
-      <w:r>
-        <w:rPr>
-          <w:rFonts w:ascii="Arial" w:hAnsi="Arial" w:cs="Arial"/>
-        </w:rPr>
-        <w:t xml:space="preserve">Compute </w:t>
-      </w:r>
-      <w:r>
-        <w:rPr>
-          <w:rFonts w:ascii="Arial" w:hAnsi="Arial" w:cs="Arial"/>
-        </w:rPr>
-        <w:t>Normalized Mutual</w:t>
-      </w:r>
-      <w:r>
-        <w:rPr>
-          <w:rFonts w:ascii="Arial" w:hAnsi="Arial" w:cs="Arial"/>
-        </w:rPr>
-        <w:t xml:space="preserve"> Information </w:t>
-      </w:r>
-      <w:r>
-        <w:rPr>
-          <w:rFonts w:ascii="Arial" w:hAnsi="Arial" w:cs="Arial"/>
-        </w:rPr>
-        <w:t>between the cluster labels</w:t>
-      </w:r>
-      <w:r>
-        <w:rPr>
-          <w:rFonts w:ascii="Arial" w:hAnsi="Arial" w:cs="Arial"/>
-        </w:rPr>
-        <w:t xml:space="preserve"> and the original labels at each social level</w:t>
-      </w:r>
-    </w:p>
-    <w:p>
-      <w:pPr>
-        <w:pStyle w:val="ListParagraph"/>
-        <w:numPr>
-          <w:ilvl w:val="3"/>
-          <w:numId w:val="3"/>
-        </w:numPr>
-        <w:spacing w:after="240"/>
-        <w:contextualSpacing w:val="0"/>
-        <w:rPr>
-          <w:rFonts w:ascii="Arial" w:hAnsi="Arial" w:cs="Arial"/>
-        </w:rPr>
-      </w:pPr>
-      <w:r>
-        <w:rPr>
-          <w:rFonts w:ascii="Arial" w:hAnsi="Arial" w:cs="Arial"/>
-        </w:rPr>
-        <w:t xml:space="preserve">NMI should be calculated </w:t>
-      </w:r>
-      <w:r>
-        <w:rPr>
-          <w:rFonts w:ascii="Arial" w:hAnsi="Arial" w:cs="Arial"/>
-        </w:rPr>
-        <w:t>in 3 ways: group-level (original group IDs)</w:t>
-      </w:r>
-      <w:r>
-        <w:rPr>
-          <w:rFonts w:ascii="Arial" w:hAnsi="Arial" w:cs="Arial"/>
-        </w:rPr>
-        <w:t xml:space="preserve">, individuals within groups </w:t>
-      </w:r>
-      <w:r>
-        <w:rPr>
-          <w:rFonts w:ascii="Arial" w:hAnsi="Arial" w:cs="Arial"/>
-        </w:rPr>
-        <w:t>(</w:t>
-      </w:r>
-      <w:r>
-        <w:rPr>
-          <w:rFonts w:ascii="Arial" w:hAnsi="Arial" w:cs="Arial"/>
-        </w:rPr>
-        <w:t>NMI at the individual level within groups</w:t>
-      </w:r>
-      <w:r>
-        <w:rPr>
-          <w:rFonts w:ascii="Arial" w:hAnsi="Arial" w:cs="Arial"/>
-        </w:rPr>
-        <w:t>)</w:t>
-      </w:r>
-      <w:r>
-        <w:rPr>
-          <w:rFonts w:ascii="Arial" w:hAnsi="Arial" w:cs="Arial"/>
-        </w:rPr>
-        <w:t>, all individuals (group plus individual ID as a unique identifier)</w:t>
-      </w:r>
-      <w:r>
-        <w:rPr>
-          <w:rFonts w:ascii="Arial" w:hAnsi="Arial" w:cs="Arial"/>
-        </w:rPr>
-        <w:t>. Keep thinking about the last calculation, since it doesn’t follow the original information encoding logic in which individuals are unique within groups</w:t>
-      </w:r>
-    </w:p>
-    <w:p>
-      <w:pPr>
-        <w:pStyle w:val="ListParagraph"/>
-        <w:numPr>
-          <w:ilvl w:val="2"/>
-          <w:numId w:val="3"/>
-        </w:numPr>
-        <w:spacing w:after="240"/>
-        <w:contextualSpacing w:val="0"/>
-        <w:rPr>
-          <w:rFonts w:ascii="Arial" w:hAnsi="Arial" w:cs="Arial"/>
-        </w:rPr>
-      </w:pPr>
-      <w:r>
-        <w:rPr>
-          <w:rFonts w:ascii="Arial" w:hAnsi="Arial" w:cs="Arial"/>
-        </w:rPr>
-        <w:t>Bayesian hierarchical models</w:t>
-      </w:r>
-      <w:r>
-        <w:rPr>
-          <w:rFonts w:ascii="Arial" w:hAnsi="Arial" w:cs="Arial"/>
-        </w:rPr>
-        <w:t xml:space="preserve"> for inferential statistics</w:t>
-      </w:r>
-      <w:r>
-        <w:rPr>
-          <w:rFonts w:ascii="Arial" w:hAnsi="Arial" w:cs="Arial"/>
-        </w:rPr>
-        <w:t xml:space="preserve"> (TODO)</w:t>
-      </w:r>
-    </w:p>
-    <w:p>
-      <w:pPr>
-        <w:pStyle w:val="ListParagraph"/>
-        <w:numPr>
-          <w:ilvl w:val="3"/>
-          <w:numId w:val="3"/>
-        </w:numPr>
-        <w:spacing w:after="240"/>
-        <w:contextualSpacing w:val="0"/>
-        <w:rPr>
-          <w:rFonts w:ascii="Arial" w:hAnsi="Arial" w:cs="Arial"/>
-        </w:rPr>
-      </w:pPr>
-      <w:r>
-        <w:rPr>
-          <w:rFonts w:ascii="Arial" w:hAnsi="Arial" w:cs="Arial"/>
-        </w:rPr>
-        <w:t xml:space="preserve">Ask whether acoustic convergence is statistically significant at each social level </w:t>
-      </w:r>
-      <w:r>
-        <w:rPr>
-          <w:rFonts w:ascii="Arial" w:hAnsi="Arial" w:cs="Arial"/>
-        </w:rPr>
-        <w:t>across experimental treatments</w:t>
-      </w:r>
-    </w:p>
-    <w:p>
-      <w:pPr>
-        <w:pStyle w:val="ListParagraph"/>
-        <w:numPr>
-          <w:ilvl w:val="4"/>
-          <w:numId w:val="3"/>
-        </w:numPr>
-        <w:spacing w:after="240"/>
-        <w:contextualSpacing w:val="0"/>
-        <w:rPr>
-          <w:rFonts w:ascii="Arial" w:hAnsi="Arial" w:cs="Arial"/>
-        </w:rPr>
-      </w:pPr>
-      <w:r>
-        <w:rPr>
-          <w:rFonts w:ascii="Arial" w:hAnsi="Arial" w:cs="Arial"/>
-        </w:rPr>
-        <w:t>Bayesian models should use the SPCC matrix values as input data</w:t>
-      </w:r>
-      <w:r>
-        <w:rPr>
-          <w:rFonts w:ascii="Arial" w:hAnsi="Arial" w:cs="Arial"/>
-        </w:rPr>
-        <w:t>, very similar to Mantel test</w:t>
-      </w:r>
-    </w:p>
-    <w:p>
-      <w:pPr>
-        <w:pStyle w:val="ListParagraph"/>
-        <w:numPr>
-          <w:ilvl w:val="5"/>
-          <w:numId w:val="3"/>
-        </w:numPr>
-        <w:spacing w:after="240"/>
-        <w:contextualSpacing w:val="0"/>
-        <w:rPr>
-          <w:rFonts w:ascii="Arial" w:hAnsi="Arial" w:cs="Arial"/>
-        </w:rPr>
-      </w:pPr>
-      <w:r>
-        <w:rPr>
-          <w:rFonts w:ascii="Arial" w:hAnsi="Arial" w:cs="Arial"/>
-        </w:rPr>
-        <w:t>Analysis questions: How similar are an individual’s calls to its own calls, compared to calls of other individuals? And the same for groups</w:t>
-      </w:r>
-    </w:p>
-    <w:p>
-      <w:pPr>
-        <w:pStyle w:val="ListParagraph"/>
-        <w:numPr>
-          <w:ilvl w:val="5"/>
-          <w:numId w:val="3"/>
-        </w:numPr>
-        <w:spacing w:after="240"/>
-        <w:contextualSpacing w:val="0"/>
-        <w:rPr>
-          <w:rFonts w:ascii="Arial" w:hAnsi="Arial" w:cs="Arial"/>
-        </w:rPr>
-      </w:pPr>
-      <w:r>
-        <w:rPr>
-          <w:rFonts w:ascii="Arial" w:hAnsi="Arial" w:cs="Arial"/>
-        </w:rPr>
-        <w:t xml:space="preserve">Consider using a Bayesian approach to </w:t>
-      </w:r>
-      <w:proofErr w:type="gramStart"/>
-      <w:r>
-        <w:rPr>
-          <w:rFonts w:ascii="Arial" w:hAnsi="Arial" w:cs="Arial"/>
-        </w:rPr>
-        <w:t>model based</w:t>
-      </w:r>
-      <w:proofErr w:type="gramEnd"/>
-      <w:r>
-        <w:rPr>
-          <w:rFonts w:ascii="Arial" w:hAnsi="Arial" w:cs="Arial"/>
-        </w:rPr>
-        <w:t xml:space="preserve"> clustering, since the analysis question </w:t>
-      </w:r>
-      <w:r>
-        <w:rPr>
-          <w:rFonts w:ascii="Arial" w:hAnsi="Arial" w:cs="Arial"/>
-        </w:rPr>
-        <w:lastRenderedPageBreak/>
-        <w:t xml:space="preserve">above is directly related to clustering. Use an approach that allows us to measure the posterior (read Ch. 13 in </w:t>
-      </w:r>
-      <w:proofErr w:type="spellStart"/>
-      <w:r>
-        <w:rPr>
-          <w:rFonts w:ascii="Arial" w:hAnsi="Arial" w:cs="Arial"/>
-        </w:rPr>
-        <w:t>McElreath</w:t>
-      </w:r>
-      <w:proofErr w:type="spellEnd"/>
-      <w:r>
-        <w:rPr>
-          <w:rFonts w:ascii="Arial" w:hAnsi="Arial" w:cs="Arial"/>
-        </w:rPr>
-        <w:t xml:space="preserve"> book) as the magnitude of acoustic convergence at each social level</w:t>
-      </w:r>
-      <w:r>
-        <w:rPr>
-          <w:rFonts w:ascii="Arial" w:hAnsi="Arial" w:cs="Arial"/>
-        </w:rPr>
-        <w:t xml:space="preserve"> (possibly the Ch. 14 and 15 as well)</w:t>
-      </w:r>
-    </w:p>
-    <w:p>
-      <w:pPr>
-        <w:pStyle w:val="ListParagraph"/>
-        <w:numPr>
-          <w:ilvl w:val="5"/>
-          <w:numId w:val="3"/>
-        </w:numPr>
-        <w:spacing w:after="240"/>
-        <w:contextualSpacing w:val="0"/>
-        <w:rPr>
-          <w:rFonts w:ascii="Arial" w:hAnsi="Arial" w:cs="Arial"/>
-        </w:rPr>
-      </w:pPr>
-      <w:r>
-        <w:rPr>
-          <w:rFonts w:ascii="Arial" w:hAnsi="Arial" w:cs="Arial"/>
-        </w:rPr>
-        <w:t>How to get SPCC values into non-independent format for multilevel models? Is MDS appropriate? Rather than standard handpicked acoustic ,measurements and then PCA</w:t>
-      </w:r>
-    </w:p>
-    <w:p>
-      <w:pPr>
-        <w:pStyle w:val="ListParagraph"/>
-        <w:numPr>
-          <w:ilvl w:val="4"/>
-          <w:numId w:val="3"/>
-        </w:numPr>
-        <w:spacing w:after="240"/>
-        <w:contextualSpacing w:val="0"/>
-        <w:rPr>
-          <w:rFonts w:ascii="Arial" w:hAnsi="Arial" w:cs="Arial"/>
-        </w:rPr>
-      </w:pPr>
-      <w:r>
-        <w:rPr>
-          <w:rFonts w:ascii="Arial" w:hAnsi="Arial" w:cs="Arial"/>
-        </w:rPr>
-        <w:t>These models allow us to address the statistical significance of the degree or magnitude of convergence</w:t>
-      </w:r>
-      <w:r>
-        <w:rPr>
-          <w:rFonts w:ascii="Arial" w:hAnsi="Arial" w:cs="Arial"/>
-        </w:rPr>
-        <w:t xml:space="preserve"> (which we originally encoded using </w:t>
-      </w:r>
-      <w:proofErr w:type="spellStart"/>
-      <w:r>
-        <w:rPr>
-          <w:rFonts w:ascii="Arial" w:hAnsi="Arial" w:cs="Arial"/>
-        </w:rPr>
-        <w:t>paRsynth</w:t>
-      </w:r>
-      <w:proofErr w:type="spellEnd"/>
-      <w:r>
-        <w:rPr>
-          <w:rFonts w:ascii="Arial" w:hAnsi="Arial" w:cs="Arial"/>
-        </w:rPr>
-        <w:t>)</w:t>
-      </w:r>
-      <w:r>
-        <w:rPr>
-          <w:rFonts w:ascii="Arial" w:hAnsi="Arial" w:cs="Arial"/>
-        </w:rPr>
-        <w:t>. The inferential statistics layer to validate that the information we originally encoded can be recov</w:t>
-      </w:r>
-      <w:r>
-        <w:rPr>
-          <w:rFonts w:ascii="Arial" w:hAnsi="Arial" w:cs="Arial"/>
-        </w:rPr>
-        <w:t>er</w:t>
-      </w:r>
-      <w:r>
-        <w:rPr>
-          <w:rFonts w:ascii="Arial" w:hAnsi="Arial" w:cs="Arial"/>
-        </w:rPr>
-        <w:t>ed</w:t>
-      </w:r>
-    </w:p>
-    <w:p>
-      <w:pPr>
-        <w:pStyle w:val="ListParagraph"/>
-        <w:numPr>
-          <w:ilvl w:val="4"/>
-          <w:numId w:val="3"/>
-        </w:numPr>
-        <w:spacing w:after="240"/>
-        <w:contextualSpacing w:val="0"/>
-        <w:rPr>
-          <w:rFonts w:ascii="Arial" w:hAnsi="Arial" w:cs="Arial"/>
-        </w:rPr>
-      </w:pPr>
-      <w:r>
-        <w:rPr>
-          <w:rFonts w:ascii="Arial" w:hAnsi="Arial" w:cs="Arial"/>
-        </w:rPr>
-        <w:t>A receiver standpoint on information recovery, in which we simulated signaler information encoding</w:t>
-      </w:r>
-      <w:r>
-        <w:rPr>
-          <w:rFonts w:ascii="Arial" w:hAnsi="Arial" w:cs="Arial"/>
-        </w:rPr>
-        <w:t xml:space="preserve">. Does the variation that we encoded </w:t>
-      </w:r>
-      <w:proofErr w:type="gramStart"/>
-      <w:r>
-        <w:rPr>
-          <w:rFonts w:ascii="Arial" w:hAnsi="Arial" w:cs="Arial"/>
-        </w:rPr>
-        <w:t>actually matter</w:t>
-      </w:r>
-      <w:proofErr w:type="gramEnd"/>
-      <w:r>
-        <w:rPr>
-          <w:rFonts w:ascii="Arial" w:hAnsi="Arial" w:cs="Arial"/>
-        </w:rPr>
-        <w:t>???</w:t>
-      </w:r>
-    </w:p>
-    <w:p>
-      <w:pPr>
-        <w:pStyle w:val="ListParagraph"/>
-        <w:numPr>
-          <w:ilvl w:val="3"/>
-          <w:numId w:val="3"/>
-        </w:numPr>
-        <w:spacing w:after="240"/>
-        <w:contextualSpacing w:val="0"/>
-        <w:rPr>
-          <w:rFonts w:ascii="Arial" w:hAnsi="Arial" w:cs="Arial"/>
-        </w:rPr>
-      </w:pPr>
-      <w:r>
-        <w:rPr>
-          <w:rFonts w:ascii="Arial" w:hAnsi="Arial" w:cs="Arial"/>
-        </w:rPr>
-        <w:t xml:space="preserve">Because we have repeated sampling at both social levels with known </w:t>
-      </w:r>
-      <w:r>
-        <w:rPr>
-          <w:rFonts w:ascii="Arial" w:hAnsi="Arial" w:cs="Arial"/>
-        </w:rPr>
-        <w:t xml:space="preserve">individuals, we can </w:t>
-      </w:r>
-      <w:proofErr w:type="gramStart"/>
-      <w:r>
-        <w:rPr>
-          <w:rFonts w:ascii="Arial" w:hAnsi="Arial" w:cs="Arial"/>
-        </w:rPr>
-        <w:t>actually model</w:t>
-      </w:r>
-      <w:proofErr w:type="gramEnd"/>
-      <w:r>
-        <w:rPr>
-          <w:rFonts w:ascii="Arial" w:hAnsi="Arial" w:cs="Arial"/>
-        </w:rPr>
-        <w:t xml:space="preserve"> variation in convergence within and between categories (individuals, groups) </w:t>
-      </w:r>
-      <w:r>
-        <w:rPr>
-          <w:rFonts w:ascii="Arial" w:hAnsi="Arial" w:cs="Arial"/>
-        </w:rPr>
-        <w:t>at each social level</w:t>
-      </w:r>
-    </w:p>
-    <w:p>
-      <w:pPr>
-        <w:pStyle w:val="ListParagraph"/>
-        <w:numPr>
-          <w:ilvl w:val="1"/>
-          <w:numId w:val="3"/>
-        </w:numPr>
-        <w:spacing w:after="240"/>
-        <w:contextualSpacing w:val="0"/>
-        <w:rPr>
-          <w:rFonts w:ascii="Arial" w:hAnsi="Arial" w:cs="Arial"/>
-        </w:rPr>
-      </w:pPr>
-      <w:r>
-        <w:rPr>
-          <w:rFonts w:ascii="Arial" w:hAnsi="Arial" w:cs="Arial"/>
-        </w:rPr>
-        <w:t>Frequency contour tracing</w:t>
-      </w:r>
-      <w:r>
-        <w:rPr>
-          <w:rFonts w:ascii="Arial" w:hAnsi="Arial" w:cs="Arial"/>
-        </w:rPr>
-        <w:t xml:space="preserve"> based</w:t>
-      </w:r>
-      <w:r>
-        <w:rPr>
-          <w:rFonts w:ascii="Arial" w:hAnsi="Arial" w:cs="Arial"/>
-        </w:rPr>
-        <w:t xml:space="preserve"> (</w:t>
-      </w:r>
-      <w:r>
-        <w:rPr>
-          <w:rFonts w:ascii="Arial" w:hAnsi="Arial" w:cs="Arial"/>
-        </w:rPr>
-        <w:t>b</w:t>
-      </w:r>
-      <w:r>
-        <w:rPr>
-          <w:rFonts w:ascii="Arial" w:hAnsi="Arial" w:cs="Arial"/>
-        </w:rPr>
-        <w:t>ecause we are encoding information in frequency modulation patterns</w:t>
-      </w:r>
-      <w:r>
-        <w:rPr>
-          <w:rFonts w:ascii="Arial" w:hAnsi="Arial" w:cs="Arial"/>
-        </w:rPr>
-        <w:t>)</w:t>
-      </w:r>
-    </w:p>
-    <w:p>
-      <w:pPr>
-        <w:pStyle w:val="ListParagraph"/>
-        <w:numPr>
-          <w:ilvl w:val="2"/>
-          <w:numId w:val="3"/>
-        </w:numPr>
-        <w:spacing w:after="240"/>
-        <w:contextualSpacing w:val="0"/>
-        <w:rPr>
-          <w:rFonts w:ascii="Arial" w:hAnsi="Arial" w:cs="Arial"/>
-        </w:rPr>
-      </w:pPr>
-      <w:r>
-        <w:rPr>
-          <w:rFonts w:ascii="Arial" w:hAnsi="Arial" w:cs="Arial"/>
-        </w:rPr>
-        <w:t>Frequency contour extraction</w:t>
-      </w:r>
-      <w:r>
-        <w:rPr>
-          <w:rFonts w:ascii="Arial" w:hAnsi="Arial" w:cs="Arial"/>
-        </w:rPr>
-        <w:t xml:space="preserve"> with semi-automated approaches</w:t>
-      </w:r>
-      <w:r>
-        <w:rPr>
-          <w:rFonts w:ascii="Arial" w:hAnsi="Arial" w:cs="Arial"/>
-        </w:rPr>
-        <w:t>: easily the hardest part of this pipeline because it can be very time-consuming and subjective</w:t>
-      </w:r>
-    </w:p>
-    <w:p>
-      <w:pPr>
-        <w:pStyle w:val="ListParagraph"/>
-        <w:numPr>
-          <w:ilvl w:val="3"/>
-          <w:numId w:val="3"/>
-        </w:numPr>
-        <w:spacing w:after="240"/>
-        <w:contextualSpacing w:val="0"/>
-        <w:rPr>
-          <w:rFonts w:ascii="Arial" w:hAnsi="Arial" w:cs="Arial"/>
-        </w:rPr>
-      </w:pPr>
-      <w:r>
-        <w:rPr>
-          <w:rFonts w:ascii="Arial" w:hAnsi="Arial" w:cs="Arial"/>
-        </w:rPr>
-        <w:t>We would only run this analysis with a subsample of the audio files and experimental treatments</w:t>
-      </w:r>
-    </w:p>
-    <w:p>
-      <w:pPr>
-        <w:pStyle w:val="ListParagraph"/>
-        <w:numPr>
-          <w:ilvl w:val="3"/>
-          <w:numId w:val="3"/>
-        </w:numPr>
-        <w:spacing w:after="240"/>
-        <w:contextualSpacing w:val="0"/>
-        <w:rPr>
-          <w:rFonts w:ascii="Arial" w:hAnsi="Arial" w:cs="Arial"/>
-        </w:rPr>
-      </w:pPr>
-      <w:r>
-        <w:rPr>
-          <w:rFonts w:ascii="Arial" w:hAnsi="Arial" w:cs="Arial"/>
-        </w:rPr>
-        <w:t>Pilot frequency contour tracing:</w:t>
-      </w:r>
-    </w:p>
-    <w:p>
-      <w:pPr>
-        <w:pStyle w:val="ListParagraph"/>
-        <w:numPr>
-          <w:ilvl w:val="4"/>
-          <w:numId w:val="3"/>
-        </w:numPr>
-        <w:spacing w:after="240"/>
-        <w:contextualSpacing w:val="0"/>
-        <w:rPr>
-          <w:rFonts w:ascii="Arial" w:hAnsi="Arial" w:cs="Arial"/>
-        </w:rPr>
-      </w:pPr>
-      <w:proofErr w:type="spellStart"/>
-      <w:proofErr w:type="gramStart"/>
-      <w:r>
-        <w:rPr>
-          <w:rFonts w:ascii="Arial" w:hAnsi="Arial" w:cs="Arial"/>
-        </w:rPr>
-        <w:t>soundgen</w:t>
-      </w:r>
-      <w:proofErr w:type="spellEnd"/>
-      <w:r>
-        <w:rPr>
-          <w:rFonts w:ascii="Arial" w:hAnsi="Arial" w:cs="Arial"/>
-        </w:rPr>
-        <w:t>::</w:t>
-      </w:r>
-      <w:proofErr w:type="spellStart"/>
-      <w:proofErr w:type="gramEnd"/>
-      <w:r>
-        <w:rPr>
-          <w:rFonts w:ascii="Arial" w:hAnsi="Arial" w:cs="Arial"/>
-        </w:rPr>
-        <w:t>soundgen</w:t>
-      </w:r>
-      <w:proofErr w:type="spellEnd"/>
-      <w:r>
-        <w:rPr>
-          <w:rFonts w:ascii="Arial" w:hAnsi="Arial" w:cs="Arial"/>
-        </w:rPr>
-        <w:t>()</w:t>
-      </w:r>
-      <w:r>
-        <w:rPr>
-          <w:rFonts w:ascii="Arial" w:hAnsi="Arial" w:cs="Arial"/>
-        </w:rPr>
-        <w:t>, test whether frequency contours are accurate</w:t>
-      </w:r>
-    </w:p>
-    <w:p>
-      <w:pPr>
-        <w:pStyle w:val="ListParagraph"/>
-        <w:numPr>
-          <w:ilvl w:val="4"/>
-          <w:numId w:val="3"/>
-        </w:numPr>
-        <w:spacing w:after="240"/>
-        <w:contextualSpacing w:val="0"/>
-        <w:rPr>
-          <w:rFonts w:ascii="Arial" w:hAnsi="Arial" w:cs="Arial"/>
-        </w:rPr>
-      </w:pPr>
-      <w:r>
-        <w:rPr>
-          <w:rFonts w:ascii="Arial" w:hAnsi="Arial" w:cs="Arial"/>
-        </w:rPr>
-        <w:t xml:space="preserve">Create spectrograms for 50 audio files, feed them to </w:t>
-      </w:r>
-      <w:proofErr w:type="spellStart"/>
-      <w:r>
-        <w:rPr>
-          <w:rFonts w:ascii="Arial" w:hAnsi="Arial" w:cs="Arial"/>
-        </w:rPr>
-        <w:t>soundgen</w:t>
-      </w:r>
-      <w:proofErr w:type="spellEnd"/>
-      <w:r>
-        <w:rPr>
-          <w:rFonts w:ascii="Arial" w:hAnsi="Arial" w:cs="Arial"/>
-        </w:rPr>
-        <w:t xml:space="preserve"> using code that Grace has already to pull out the estimated fundamental frequency contour, </w:t>
-      </w:r>
-      <w:r>
-        <w:rPr>
-          <w:rFonts w:ascii="Arial" w:hAnsi="Arial" w:cs="Arial"/>
-        </w:rPr>
-        <w:lastRenderedPageBreak/>
-        <w:t>create spectrograms again with the frequency contour overlaid to check the accuracy of the tracing</w:t>
-      </w:r>
-    </w:p>
-    <w:p>
-      <w:pPr>
-        <w:pStyle w:val="ListParagraph"/>
-        <w:numPr>
-          <w:ilvl w:val="5"/>
-          <w:numId w:val="3"/>
-        </w:numPr>
-        <w:spacing w:after="240"/>
-        <w:contextualSpacing w:val="0"/>
-        <w:rPr>
-          <w:rFonts w:ascii="Arial" w:hAnsi="Arial" w:cs="Arial"/>
-        </w:rPr>
-      </w:pPr>
-      <w:r>
-        <w:rPr>
-          <w:rFonts w:ascii="Arial" w:hAnsi="Arial" w:cs="Arial"/>
-        </w:rPr>
-        <w:t>When I’ve done the latter in warbler the frequency contours are always off</w:t>
-      </w:r>
-    </w:p>
-    <w:p>
-      <w:pPr>
-        <w:pStyle w:val="ListParagraph"/>
-        <w:numPr>
-          <w:ilvl w:val="5"/>
-          <w:numId w:val="3"/>
-        </w:numPr>
-        <w:spacing w:after="240"/>
-        <w:contextualSpacing w:val="0"/>
-        <w:rPr>
-          <w:rFonts w:ascii="Arial" w:hAnsi="Arial" w:cs="Arial"/>
-        </w:rPr>
-      </w:pPr>
-      <w:r>
-        <w:rPr>
-          <w:rFonts w:ascii="Arial" w:hAnsi="Arial" w:cs="Arial"/>
-        </w:rPr>
-        <w:t xml:space="preserve">But when I create spectrograms in </w:t>
-      </w:r>
-      <w:proofErr w:type="spellStart"/>
-      <w:r>
-        <w:rPr>
-          <w:rFonts w:ascii="Arial" w:hAnsi="Arial" w:cs="Arial"/>
-        </w:rPr>
-        <w:t>soundgen</w:t>
-      </w:r>
-      <w:proofErr w:type="spellEnd"/>
-      <w:r>
-        <w:rPr>
-          <w:rFonts w:ascii="Arial" w:hAnsi="Arial" w:cs="Arial"/>
-        </w:rPr>
-        <w:t>, the contours look great</w:t>
-      </w:r>
-    </w:p>
-    <w:p>
-      <w:pPr>
-        <w:pStyle w:val="ListParagraph"/>
-        <w:numPr>
-          <w:ilvl w:val="4"/>
-          <w:numId w:val="3"/>
-        </w:numPr>
-        <w:spacing w:after="240"/>
-        <w:contextualSpacing w:val="0"/>
-        <w:rPr>
-          <w:rFonts w:ascii="Arial" w:hAnsi="Arial" w:cs="Arial"/>
-        </w:rPr>
-      </w:pPr>
-      <w:proofErr w:type="spellStart"/>
-      <w:r>
-        <w:rPr>
-          <w:rFonts w:ascii="Arial" w:hAnsi="Arial" w:cs="Arial"/>
-        </w:rPr>
-        <w:t>Soundgen</w:t>
-      </w:r>
-      <w:proofErr w:type="spellEnd"/>
-      <w:r>
-        <w:rPr>
-          <w:rFonts w:ascii="Arial" w:hAnsi="Arial" w:cs="Arial"/>
-        </w:rPr>
-        <w:t xml:space="preserve"> has a Shiny app in which you can upload audio files and do manual correction of the frequency contour online</w:t>
-      </w:r>
-      <w:r>
-        <w:rPr>
-          <w:rFonts w:ascii="Arial" w:hAnsi="Arial" w:cs="Arial"/>
-        </w:rPr>
-        <w:t xml:space="preserve"> (semi-automated)</w:t>
-      </w:r>
-    </w:p>
-    <w:p>
-      <w:pPr>
-        <w:pStyle w:val="ListParagraph"/>
-        <w:numPr>
-          <w:ilvl w:val="2"/>
-          <w:numId w:val="3"/>
-        </w:numPr>
-        <w:spacing w:after="240"/>
-        <w:contextualSpacing w:val="0"/>
-        <w:rPr>
-          <w:rFonts w:ascii="Arial" w:hAnsi="Arial" w:cs="Arial"/>
-        </w:rPr>
-      </w:pPr>
-      <w:r>
-        <w:rPr>
-          <w:rFonts w:ascii="Arial" w:hAnsi="Arial" w:cs="Arial"/>
-        </w:rPr>
-        <w:t>Dynamic time warping</w:t>
-      </w:r>
-      <w:r>
-        <w:rPr>
-          <w:rFonts w:ascii="Arial" w:hAnsi="Arial" w:cs="Arial"/>
-        </w:rPr>
-        <w:t xml:space="preserve"> (DTW)</w:t>
-      </w:r>
-      <w:r>
-        <w:rPr>
-          <w:rFonts w:ascii="Arial" w:hAnsi="Arial" w:cs="Arial"/>
-        </w:rPr>
-        <w:t xml:space="preserve"> to compare the time series of the frequency contours</w:t>
-      </w:r>
-    </w:p>
-    <w:p>
-      <w:pPr>
-        <w:pStyle w:val="ListParagraph"/>
-        <w:numPr>
-          <w:ilvl w:val="3"/>
-          <w:numId w:val="3"/>
-        </w:numPr>
-        <w:spacing w:after="240"/>
-        <w:contextualSpacing w:val="0"/>
-        <w:rPr>
-          <w:rFonts w:ascii="Arial" w:hAnsi="Arial" w:cs="Arial"/>
-        </w:rPr>
-      </w:pPr>
-      <w:r>
-        <w:rPr>
-          <w:rFonts w:ascii="Arial" w:hAnsi="Arial" w:cs="Arial"/>
-        </w:rPr>
-        <w:t xml:space="preserve">Run </w:t>
-      </w:r>
-      <w:r>
-        <w:rPr>
-          <w:rFonts w:ascii="Arial" w:hAnsi="Arial" w:cs="Arial"/>
-        </w:rPr>
-        <w:t xml:space="preserve">univariate </w:t>
-      </w:r>
-      <w:r>
-        <w:rPr>
-          <w:rFonts w:ascii="Arial" w:hAnsi="Arial" w:cs="Arial"/>
-        </w:rPr>
-        <w:t>DTW</w:t>
-      </w:r>
-      <w:r>
-        <w:rPr>
-          <w:rFonts w:ascii="Arial" w:hAnsi="Arial" w:cs="Arial"/>
-        </w:rPr>
-        <w:t xml:space="preserve"> on the fundamental frequency contours</w:t>
-      </w:r>
-      <w:r>
-        <w:rPr>
-          <w:rFonts w:ascii="Arial" w:hAnsi="Arial" w:cs="Arial"/>
-        </w:rPr>
-        <w:t xml:space="preserve"> using code that Grace has </w:t>
-      </w:r>
-      <w:r>
-        <w:rPr>
-          <w:rFonts w:ascii="Arial" w:hAnsi="Arial" w:cs="Arial"/>
-        </w:rPr>
-        <w:t xml:space="preserve">used with the </w:t>
-      </w:r>
-      <w:proofErr w:type="spellStart"/>
-      <w:r>
-        <w:rPr>
-          <w:rFonts w:ascii="Arial" w:hAnsi="Arial" w:cs="Arial"/>
-        </w:rPr>
-        <w:t>dtw</w:t>
-      </w:r>
-      <w:proofErr w:type="spellEnd"/>
-      <w:r>
-        <w:rPr>
-          <w:rFonts w:ascii="Arial" w:hAnsi="Arial" w:cs="Arial"/>
-        </w:rPr>
-        <w:t xml:space="preserve"> package in R</w:t>
-      </w:r>
-    </w:p>
-    <w:p>
-      <w:pPr>
-        <w:pStyle w:val="ListParagraph"/>
-        <w:numPr>
-          <w:ilvl w:val="3"/>
-          <w:numId w:val="3"/>
-        </w:numPr>
-        <w:spacing w:after="240"/>
-        <w:contextualSpacing w:val="0"/>
-        <w:rPr>
-          <w:rFonts w:ascii="Arial" w:hAnsi="Arial" w:cs="Arial"/>
-        </w:rPr>
-      </w:pPr>
-      <w:r>
-        <w:rPr>
-          <w:rFonts w:ascii="Arial" w:hAnsi="Arial" w:cs="Arial"/>
-        </w:rPr>
-        <w:t>Returns a distance matrix that can be used in downstream analysis</w:t>
-      </w:r>
-    </w:p>
-    <w:p>
-      <w:pPr>
-        <w:pStyle w:val="ListParagraph"/>
-        <w:numPr>
-          <w:ilvl w:val="2"/>
-          <w:numId w:val="3"/>
-        </w:numPr>
-        <w:spacing w:after="240"/>
-        <w:contextualSpacing w:val="0"/>
-        <w:rPr>
-          <w:rFonts w:ascii="Arial" w:hAnsi="Arial" w:cs="Arial"/>
-        </w:rPr>
-      </w:pPr>
-      <w:r>
-        <w:rPr>
-          <w:rFonts w:ascii="Arial" w:hAnsi="Arial" w:cs="Arial"/>
-        </w:rPr>
-        <w:t>Multi-dimensional scaling acoustic space, clustering and Normalized Mutual Information</w:t>
-      </w:r>
-      <w:r>
-        <w:rPr>
-          <w:rFonts w:ascii="Arial" w:hAnsi="Arial" w:cs="Arial"/>
-        </w:rPr>
-        <w:t xml:space="preserve">, </w:t>
-      </w:r>
-      <w:r>
-        <w:rPr>
-          <w:rFonts w:ascii="Arial" w:hAnsi="Arial" w:cs="Arial"/>
-        </w:rPr>
-        <w:t xml:space="preserve">Bayesian hierarchical </w:t>
-      </w:r>
-      <w:r>
-        <w:rPr>
-          <w:rFonts w:ascii="Arial" w:hAnsi="Arial" w:cs="Arial"/>
-        </w:rPr>
-        <w:t>models</w:t>
-      </w:r>
-    </w:p>
-    <w:p>
-      <w:pPr>
-        <w:pStyle w:val="ListParagraph"/>
-        <w:numPr>
-          <w:ilvl w:val="3"/>
-          <w:numId w:val="3"/>
-        </w:numPr>
-        <w:spacing w:after="240"/>
-        <w:contextualSpacing w:val="0"/>
-        <w:rPr>
-          <w:rFonts w:ascii="Arial" w:hAnsi="Arial" w:cs="Arial"/>
-        </w:rPr>
-      </w:pPr>
-      <w:r>
-        <w:rPr>
-          <w:rFonts w:ascii="Arial" w:hAnsi="Arial" w:cs="Arial"/>
-        </w:rPr>
-        <w:t xml:space="preserve">This part of the pipeline will be really </w:t>
-      </w:r>
-      <w:proofErr w:type="gramStart"/>
-      <w:r>
-        <w:rPr>
-          <w:rFonts w:ascii="Arial" w:hAnsi="Arial" w:cs="Arial"/>
-        </w:rPr>
-        <w:t>similar to</w:t>
-      </w:r>
-      <w:proofErr w:type="gramEnd"/>
-      <w:r>
-        <w:rPr>
-          <w:rFonts w:ascii="Arial" w:hAnsi="Arial" w:cs="Arial"/>
-        </w:rPr>
-        <w:t xml:space="preserve"> the SPCC pipeline above</w:t>
+        <w:t>This part of the pipeline will be really similar to the SPCC pipeline above</w:t>
       </w:r>
     </w:p>
     <w:p>
@@ -2790,7 +3096,7 @@
         <w:ind w:left="4320" w:hanging="180"/>
       </w:pPr>
     </w:lvl>
-    <w:lvl w:ilvl="6" w:tplc="0409000F" w:tentative="1">
+    <w:lvl w:ilvl="6" w:tplc="0409000F">
       <w:start w:val="1"/>
       <w:numFmt w:val="decimal"/>
       <w:lvlText w:val="%7."/>
@@ -2799,7 +3105,7 @@
         <w:ind w:left="5040" w:hanging="360"/>
       </w:pPr>
     </w:lvl>
-    <w:lvl w:ilvl="7" w:tplc="04090019" w:tentative="1">
+    <w:lvl w:ilvl="7" w:tplc="04090019">
       <w:start w:val="1"/>
       <w:numFmt w:val="lowerLetter"/>
       <w:lvlText w:val="%8."/>
